--- a/Alg/Отчет_шаблон.docx
+++ b/Alg/Отчет_шаблон.docx
@@ -335,15 +335,15 @@
           </mc:Choice>
           <mc:Fallback>
             <w:pict>
-              <v:group id="Группа 2" o:spid="_x0000_s1026" o:spt="203" style="height:3.25pt;width:441.25pt;" coordsize="5603400,40680" o:gfxdata="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">
+              <v:group id="_x0000_s1026" o:spid="_x0000_s1026" o:spt="203" style="height:3.25pt;width:441.25pt;" coordsize="5603400,40680" o:gfxdata="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">
                 <o:lock v:ext="edit" aspectratio="f"/>
-                <v:shape id="Полилиния 3" o:spid="_x0000_s1026" o:spt="100" style="position:absolute;left:0;top:28440;height:12240;width:5603400;" fillcolor="#000000" filled="t" stroked="f" coordsize="5600700,12700" o:gfxdata="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" path="m5600573,0l5600700,12700,0,12700,0,1270,5600573,0xe">
+                <v:shape id="_x0000_s1026" o:spid="_x0000_s1026" o:spt="100" style="position:absolute;left:0;top:28440;height:12240;width:5603400;" fillcolor="#000000" filled="t" stroked="f" coordsize="5600700,12700" o:gfxdata="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" path="m5600573,0l5600700,12700,0,12700,0,1270,5600573,0xe">
                   <v:fill on="t" focussize="0,0"/>
                   <v:stroke on="f"/>
                   <v:imagedata o:title=""/>
                   <o:lock v:ext="edit" aspectratio="f"/>
                 </v:shape>
-                <v:shape id="Полилиния 4" o:spid="_x0000_s1026" o:spt="100" style="position:absolute;left:0;top:0;height:13320;width:5603400;" fillcolor="#000000" filled="t" stroked="f" coordsize="5600700,13970" o:gfxdata="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" path="m5600700,0l5600700,12700,0,13970,0,1270,5600700,0xe">
+                <v:shape id="_x0000_s1026" o:spid="_x0000_s1026" o:spt="100" style="position:absolute;left:0;top:0;height:13320;width:5603400;" fillcolor="#000000" filled="t" stroked="f" coordsize="5600700,13970" o:gfxdata="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" path="m5600700,0l5600700,12700,0,13970,0,1270,5600700,0xe">
                   <v:fill on="t" focussize="0,0"/>
                   <v:stroke on="f"/>
                   <v:imagedata o:title=""/>
@@ -922,7 +922,7 @@
     <w:p>
       <w:pPr>
         <w:rPr>
-          <w:rStyle w:val="12"/>
+          <w:rStyle w:val="13"/>
           <w:rFonts w:ascii="Times New Roman" w:hAnsi="Times New Roman" w:cs="Times New Roman"/>
           <w:b/>
           <w:bCs/>
@@ -939,7 +939,7 @@
       </w:pPr>
       <w:r>
         <w:rPr>
-          <w:rStyle w:val="12"/>
+          <w:rStyle w:val="13"/>
           <w:rFonts w:ascii="Times New Roman" w:hAnsi="Times New Roman" w:cs="Times New Roman"/>
           <w:b/>
           <w:bCs/>
@@ -950,7 +950,7 @@
       </w:r>
       <w:r>
         <w:rPr>
-          <w:rStyle w:val="12"/>
+          <w:rStyle w:val="13"/>
           <w:rFonts w:ascii="Times New Roman" w:hAnsi="Times New Roman" w:cs="Times New Roman"/>
           <w:sz w:val="28"/>
           <w:szCs w:val="28"/>
@@ -959,7 +959,7 @@
       </w:r>
       <w:r>
         <w:rPr>
-          <w:rStyle w:val="12"/>
+          <w:rStyle w:val="13"/>
           <w:rFonts w:hint="default" w:ascii="Times New Roman" w:hAnsi="Times New Roman" w:cs="Times New Roman"/>
           <w:sz w:val="28"/>
           <w:szCs w:val="28"/>
@@ -969,7 +969,7 @@
       </w:r>
       <w:r>
         <w:rPr>
-          <w:rStyle w:val="12"/>
+          <w:rStyle w:val="13"/>
           <w:rFonts w:hint="default" w:ascii="Times New Roman" w:hAnsi="Times New Roman" w:cs="Times New Roman"/>
           <w:sz w:val="28"/>
           <w:szCs w:val="28"/>
@@ -980,7 +980,7 @@
       </w:r>
       <w:r>
         <w:rPr>
-          <w:rStyle w:val="12"/>
+          <w:rStyle w:val="13"/>
           <w:rFonts w:hint="default" w:ascii="Times New Roman" w:hAnsi="Times New Roman" w:cs="Times New Roman"/>
           <w:sz w:val="28"/>
           <w:szCs w:val="28"/>
@@ -990,7 +990,7 @@
       </w:r>
       <w:r>
         <w:rPr>
-          <w:rStyle w:val="12"/>
+          <w:rStyle w:val="13"/>
           <w:rFonts w:hint="default" w:ascii="Times New Roman" w:hAnsi="Times New Roman" w:cs="Times New Roman"/>
           <w:sz w:val="28"/>
           <w:szCs w:val="28"/>
@@ -1001,7 +1001,7 @@
       </w:r>
       <w:r>
         <w:rPr>
-          <w:rStyle w:val="12"/>
+          <w:rStyle w:val="13"/>
           <w:rFonts w:hint="default" w:ascii="Times New Roman" w:hAnsi="Times New Roman" w:cs="Times New Roman"/>
           <w:sz w:val="28"/>
           <w:szCs w:val="28"/>
@@ -1011,7 +1011,7 @@
       </w:r>
       <w:r>
         <w:rPr>
-          <w:rStyle w:val="12"/>
+          <w:rStyle w:val="13"/>
           <w:rFonts w:hint="default" w:ascii="Times New Roman" w:hAnsi="Times New Roman" w:cs="Times New Roman"/>
           <w:sz w:val="28"/>
           <w:szCs w:val="28"/>
@@ -1022,7 +1022,7 @@
       </w:r>
       <w:r>
         <w:rPr>
-          <w:rStyle w:val="12"/>
+          <w:rStyle w:val="13"/>
           <w:rFonts w:hint="default" w:ascii="Times New Roman" w:hAnsi="Times New Roman" w:cs="Times New Roman"/>
           <w:sz w:val="28"/>
           <w:szCs w:val="28"/>
@@ -1032,7 +1032,7 @@
       </w:r>
       <w:r>
         <w:rPr>
-          <w:rStyle w:val="12"/>
+          <w:rStyle w:val="13"/>
           <w:rFonts w:hint="default" w:ascii="Times New Roman" w:hAnsi="Times New Roman" w:cs="Times New Roman"/>
           <w:sz w:val="28"/>
           <w:szCs w:val="28"/>
@@ -1043,7 +1043,7 @@
       </w:r>
       <w:r>
         <w:rPr>
-          <w:rStyle w:val="12"/>
+          <w:rStyle w:val="13"/>
           <w:rFonts w:hint="default" w:ascii="Times New Roman" w:hAnsi="Times New Roman" w:cs="Times New Roman"/>
           <w:sz w:val="28"/>
           <w:szCs w:val="28"/>
@@ -1056,7 +1056,7 @@
       <w:pPr>
         <w:jc w:val="both"/>
         <w:rPr>
-          <w:rStyle w:val="12"/>
+          <w:rStyle w:val="13"/>
           <w:rFonts w:ascii="Times New Roman" w:hAnsi="Times New Roman" w:cs="Times New Roman"/>
           <w:b/>
           <w:bCs/>
@@ -1069,7 +1069,7 @@
       <w:pPr>
         <w:jc w:val="both"/>
         <w:rPr>
-          <w:rStyle w:val="12"/>
+          <w:rStyle w:val="13"/>
           <w:rFonts w:hint="default" w:ascii="Times New Roman" w:hAnsi="Times New Roman" w:cs="Times New Roman"/>
           <w:b/>
           <w:bCs/>
@@ -1080,7 +1080,7 @@
       </w:pPr>
       <w:r>
         <w:rPr>
-          <w:rStyle w:val="12"/>
+          <w:rStyle w:val="13"/>
           <w:rFonts w:ascii="Times New Roman" w:hAnsi="Times New Roman" w:cs="Times New Roman"/>
           <w:b/>
           <w:bCs/>
@@ -1091,7 +1091,7 @@
       </w:r>
       <w:r>
         <w:rPr>
-          <w:rStyle w:val="12"/>
+          <w:rStyle w:val="13"/>
           <w:rFonts w:hint="default" w:ascii="Times New Roman" w:hAnsi="Times New Roman" w:cs="Times New Roman"/>
           <w:b/>
           <w:bCs/>
@@ -1103,7 +1103,7 @@
       </w:r>
       <w:r>
         <w:rPr>
-          <w:rStyle w:val="12"/>
+          <w:rStyle w:val="13"/>
           <w:rFonts w:hint="default" w:ascii="Times New Roman" w:hAnsi="Times New Roman" w:cs="Times New Roman"/>
           <w:b/>
           <w:bCs/>
@@ -1112,6 +1112,17 @@
           <w:lang w:val="ru-RU"/>
         </w:rPr>
         <w:tab/>
+      </w:r>
+      <w:r>
+        <w:rPr>
+          <w:rStyle w:val="13"/>
+          <w:rFonts w:hint="default" w:ascii="Times New Roman" w:hAnsi="Times New Roman" w:cs="Times New Roman"/>
+          <w:b/>
+          <w:bCs/>
+          <w:sz w:val="28"/>
+          <w:szCs w:val="28"/>
+          <w:lang w:val="ru-RU"/>
+        </w:rPr>
         <w:t>Сравнение алгоритмов</w:t>
       </w:r>
     </w:p>
@@ -1166,7 +1177,7 @@
     <w:p>
       <w:pPr>
         <w:rPr>
-          <w:rStyle w:val="12"/>
+          <w:rStyle w:val="13"/>
           <w:rFonts w:hint="default" w:ascii="Times New Roman" w:hAnsi="Times New Roman" w:cs="Times New Roman"/>
           <w:b/>
           <w:bCs/>
@@ -1177,7 +1188,7 @@
       </w:pPr>
       <w:r>
         <w:rPr>
-          <w:rStyle w:val="12"/>
+          <w:rStyle w:val="13"/>
           <w:rFonts w:ascii="Times New Roman" w:hAnsi="Times New Roman" w:cs="Times New Roman"/>
           <w:b/>
           <w:bCs/>
@@ -1188,7 +1199,7 @@
       </w:r>
       <w:r>
         <w:rPr>
-          <w:rStyle w:val="12"/>
+          <w:rStyle w:val="13"/>
           <w:rFonts w:hint="default" w:ascii="Times New Roman" w:hAnsi="Times New Roman" w:cs="Times New Roman"/>
           <w:b/>
           <w:bCs/>
@@ -1202,7 +1213,7 @@
     <w:p>
       <w:pPr>
         <w:rPr>
-          <w:rStyle w:val="12"/>
+          <w:rStyle w:val="13"/>
           <w:rFonts w:hint="default" w:ascii="Times New Roman" w:hAnsi="Times New Roman" w:cs="Times New Roman"/>
           <w:b w:val="0"/>
           <w:bCs w:val="0"/>
@@ -1213,7 +1224,7 @@
       </w:pPr>
       <w:r>
         <w:rPr>
-          <w:rStyle w:val="12"/>
+          <w:rStyle w:val="13"/>
           <w:rFonts w:hint="default" w:ascii="Times New Roman" w:hAnsi="Times New Roman" w:cs="Times New Roman"/>
           <w:b w:val="0"/>
           <w:bCs w:val="0"/>
@@ -1225,7 +1236,7 @@
       </w:r>
       <w:r>
         <w:rPr>
-          <w:rStyle w:val="12"/>
+          <w:rStyle w:val="13"/>
           <w:rFonts w:hint="default" w:ascii="Times New Roman" w:hAnsi="Times New Roman" w:cs="Times New Roman"/>
           <w:b w:val="0"/>
           <w:bCs w:val="0"/>
@@ -1239,7 +1250,7 @@
     <w:p>
       <w:pPr>
         <w:rPr>
-          <w:rStyle w:val="12"/>
+          <w:rStyle w:val="13"/>
           <w:rFonts w:hint="default" w:ascii="Times New Roman" w:hAnsi="Times New Roman" w:cs="Times New Roman"/>
           <w:b w:val="0"/>
           <w:bCs w:val="0"/>
@@ -1291,13 +1302,11 @@
           </wp:inline>
         </w:drawing>
       </w:r>
-      <w:bookmarkStart w:id="0" w:name="_GoBack"/>
-      <w:bookmarkEnd w:id="0"/>
     </w:p>
     <w:p>
       <w:pPr>
         <w:rPr>
-          <w:rStyle w:val="12"/>
+          <w:rStyle w:val="13"/>
           <w:rFonts w:hint="default" w:ascii="Times New Roman" w:hAnsi="Times New Roman" w:cs="Times New Roman"/>
           <w:b w:val="0"/>
           <w:bCs w:val="0"/>
@@ -1308,7 +1317,7 @@
       </w:pPr>
       <w:r>
         <w:rPr>
-          <w:rStyle w:val="12"/>
+          <w:rStyle w:val="13"/>
           <w:rFonts w:hint="default" w:ascii="Times New Roman" w:hAnsi="Times New Roman" w:cs="Times New Roman"/>
           <w:b/>
           <w:bCs/>
@@ -1320,7 +1329,7 @@
       </w:r>
       <w:r>
         <w:rPr>
-          <w:rStyle w:val="12"/>
+          <w:rStyle w:val="13"/>
           <w:rFonts w:hint="default" w:ascii="Times New Roman" w:hAnsi="Times New Roman" w:cs="Times New Roman"/>
           <w:b w:val="0"/>
           <w:bCs w:val="0"/>
@@ -1332,17 +1341,6 @@
       </w:r>
     </w:p>
     <w:p>
-      <w:pPr>
-        <w:rPr>
-          <w:rStyle w:val="12"/>
-          <w:rFonts w:hint="default" w:ascii="Times New Roman" w:hAnsi="Times New Roman" w:cs="Times New Roman"/>
-          <w:b w:val="0"/>
-          <w:bCs w:val="0"/>
-          <w:sz w:val="28"/>
-          <w:szCs w:val="28"/>
-          <w:lang w:val="ru-RU"/>
-        </w:rPr>
-      </w:pPr>
       <w:r>
         <w:drawing>
           <wp:inline distT="0" distB="0" distL="114300" distR="114300">
@@ -1387,222 +1385,6994 @@
         </w:drawing>
       </w:r>
     </w:p>
+    <w:p/>
     <w:p>
-      <w:r>
-        <w:rPr>
-          <w:rStyle w:val="12"/>
+      <w:pPr>
+        <w:rPr>
           <w:rFonts w:ascii="Times New Roman" w:hAnsi="Times New Roman" w:cs="Times New Roman"/>
-          <w:b/>
-          <w:bCs/>
-          <w:sz w:val="28"/>
-          <w:szCs w:val="28"/>
-        </w:rPr>
-        <w:t>Результаты тестирования (скриншоты)</w:t>
+          <w:sz w:val="28"/>
+          <w:szCs w:val="28"/>
+          <w:lang w:val="ru-RU"/>
+        </w:rPr>
+      </w:pPr>
+      <w:r>
+        <w:rPr>
+          <w:rFonts w:ascii="Times New Roman" w:hAnsi="Times New Roman" w:cs="Times New Roman"/>
+          <w:sz w:val="28"/>
+          <w:szCs w:val="28"/>
+          <w:lang w:val="ru-RU"/>
+        </w:rPr>
+        <w:t>Алгоритм 1 (</w:t>
+      </w:r>
+      <w:r>
+        <w:rPr>
+          <w:rFonts w:ascii="Times New Roman" w:hAnsi="Times New Roman" w:cs="Times New Roman"/>
+          <w:sz w:val="28"/>
+          <w:szCs w:val="28"/>
+        </w:rPr>
+        <w:t>delFirstMetod</w:t>
+      </w:r>
+      <w:r>
+        <w:rPr>
+          <w:rFonts w:ascii="Times New Roman" w:hAnsi="Times New Roman" w:cs="Times New Roman"/>
+          <w:sz w:val="28"/>
+          <w:szCs w:val="28"/>
+          <w:lang w:val="ru-RU"/>
+        </w:rPr>
+        <w:t>): Удаление</w:t>
+      </w:r>
+      <w:r>
+        <w:rPr>
+          <w:rFonts w:hint="default" w:ascii="Times New Roman" w:hAnsi="Times New Roman" w:cs="Times New Roman"/>
+          <w:sz w:val="28"/>
+          <w:szCs w:val="28"/>
+          <w:lang w:val="ru-RU"/>
+        </w:rPr>
+        <w:t xml:space="preserve"> со сдвигом, то есть </w:t>
+      </w:r>
+      <w:r>
+        <w:rPr>
+          <w:rFonts w:ascii="Times New Roman" w:hAnsi="Times New Roman" w:cs="Times New Roman"/>
+          <w:sz w:val="28"/>
+          <w:szCs w:val="28"/>
+          <w:lang w:val="ru-RU"/>
+        </w:rPr>
+        <w:t>когда</w:t>
+      </w:r>
+      <w:r>
+        <w:rPr>
+          <w:rFonts w:hint="default" w:ascii="Times New Roman" w:hAnsi="Times New Roman" w:cs="Times New Roman"/>
+          <w:sz w:val="28"/>
+          <w:szCs w:val="28"/>
+          <w:lang w:val="ru-RU"/>
+        </w:rPr>
+        <w:t xml:space="preserve"> найдет ключевой элемент</w:t>
+      </w:r>
+      <w:r>
+        <w:rPr>
+          <w:rFonts w:ascii="Times New Roman" w:hAnsi="Times New Roman" w:cs="Times New Roman"/>
+          <w:sz w:val="28"/>
+          <w:szCs w:val="28"/>
+          <w:lang w:val="ru-RU"/>
+        </w:rPr>
+        <w:t xml:space="preserve"> выполнит сдвиг всех последующих элементов влево. Сложность в худшем случае </w:t>
+      </w:r>
+      <w:r>
+        <w:rPr>
+          <w:rFonts w:ascii="Times New Roman" w:hAnsi="Times New Roman" w:cs="Times New Roman"/>
+          <w:sz w:val="28"/>
+          <w:szCs w:val="28"/>
+        </w:rPr>
+        <w:t>O</w:t>
+      </w:r>
+      <w:r>
+        <w:rPr>
+          <w:rFonts w:ascii="Times New Roman" w:hAnsi="Times New Roman" w:cs="Times New Roman"/>
+          <w:sz w:val="28"/>
+          <w:szCs w:val="28"/>
+          <w:lang w:val="ru-RU"/>
+        </w:rPr>
+        <w:t>(</w:t>
+      </w:r>
+      <w:r>
+        <w:rPr>
+          <w:rFonts w:ascii="Times New Roman" w:hAnsi="Times New Roman" w:cs="Times New Roman"/>
+          <w:sz w:val="28"/>
+          <w:szCs w:val="28"/>
+        </w:rPr>
+        <w:t>n</w:t>
+      </w:r>
+      <w:r>
+        <w:rPr>
+          <w:rFonts w:hint="default" w:ascii="Times New Roman" w:hAnsi="Times New Roman" w:cs="Times New Roman"/>
+          <w:sz w:val="28"/>
+          <w:szCs w:val="28"/>
+          <w:lang w:val="ru-RU"/>
+        </w:rPr>
+        <w:t>**</w:t>
+      </w:r>
+      <w:r>
+        <w:rPr>
+          <w:rFonts w:ascii="Times New Roman" w:hAnsi="Times New Roman" w:cs="Times New Roman"/>
+          <w:sz w:val="28"/>
+          <w:szCs w:val="28"/>
+          <w:lang w:val="ru-RU"/>
+        </w:rPr>
+        <w:t>2).</w:t>
       </w:r>
     </w:p>
     <w:p>
       <w:pPr>
         <w:rPr>
-          <w:rStyle w:val="12"/>
+          <w:rFonts w:hint="eastAsia" w:ascii="Times New Roman" w:hAnsi="Times New Roman" w:eastAsia="MS Mincho" w:cs="Times New Roman"/>
+          <w:sz w:val="28"/>
+          <w:szCs w:val="28"/>
+          <w:lang w:val="ru-RU" w:eastAsia="ja-JP"/>
+        </w:rPr>
+      </w:pPr>
+      <w:r>
+        <w:rPr>
           <w:rFonts w:ascii="Times New Roman" w:hAnsi="Times New Roman" w:cs="Times New Roman"/>
-          <w:b/>
-          <w:bCs/>
+          <w:sz w:val="28"/>
+          <w:szCs w:val="28"/>
+          <w:lang w:val="ru-RU"/>
+        </w:rPr>
+        <w:t>Алгоритм 2 (</w:t>
+      </w:r>
+      <w:r>
+        <w:rPr>
+          <w:rFonts w:ascii="Times New Roman" w:hAnsi="Times New Roman" w:cs="Times New Roman"/>
+          <w:sz w:val="28"/>
+          <w:szCs w:val="28"/>
+        </w:rPr>
+        <w:t>delOtherMetod</w:t>
+      </w:r>
+      <w:r>
+        <w:rPr>
+          <w:rFonts w:ascii="Times New Roman" w:hAnsi="Times New Roman" w:cs="Times New Roman"/>
+          <w:sz w:val="28"/>
+          <w:szCs w:val="28"/>
+          <w:lang w:val="ru-RU"/>
+        </w:rPr>
+        <w:t>): Метод</w:t>
+      </w:r>
+      <w:r>
+        <w:rPr>
+          <w:rFonts w:hint="default" w:ascii="Times New Roman" w:hAnsi="Times New Roman" w:cs="Times New Roman"/>
+          <w:sz w:val="28"/>
+          <w:szCs w:val="28"/>
+          <w:lang w:val="ru-RU"/>
+        </w:rPr>
+        <w:t xml:space="preserve"> двух указателей. И</w:t>
+      </w:r>
+      <w:r>
+        <w:rPr>
+          <w:rFonts w:ascii="Times New Roman" w:hAnsi="Times New Roman" w:cs="Times New Roman"/>
+          <w:sz w:val="28"/>
+          <w:szCs w:val="28"/>
+          <w:lang w:val="ru-RU"/>
+        </w:rPr>
+        <w:t>спользует два указателя</w:t>
+      </w:r>
+      <w:r>
+        <w:rPr>
+          <w:rFonts w:hint="default" w:ascii="Times New Roman" w:hAnsi="Times New Roman" w:cs="Times New Roman"/>
+          <w:sz w:val="28"/>
+          <w:szCs w:val="28"/>
+          <w:lang w:val="ru-RU"/>
+        </w:rPr>
+        <w:t xml:space="preserve">, </w:t>
+      </w:r>
+      <w:r>
+        <w:rPr>
+          <w:rFonts w:hint="default" w:ascii="Times New Roman" w:hAnsi="Times New Roman" w:cs="Times New Roman"/>
           <w:sz w:val="28"/>
           <w:szCs w:val="28"/>
           <w:lang w:val="en-US"/>
+        </w:rPr>
+        <w:t xml:space="preserve">i - </w:t>
+      </w:r>
+      <w:r>
+        <w:rPr>
+          <w:rFonts w:hint="default" w:ascii="Times New Roman" w:hAnsi="Times New Roman" w:cs="Times New Roman"/>
+          <w:sz w:val="28"/>
+          <w:szCs w:val="28"/>
+          <w:lang w:val="ru-RU"/>
+        </w:rPr>
+        <w:t xml:space="preserve">читает массив, </w:t>
+      </w:r>
+      <w:r>
+        <w:rPr>
+          <w:rFonts w:hint="default" w:ascii="Times New Roman" w:hAnsi="Times New Roman" w:cs="Times New Roman"/>
+          <w:sz w:val="28"/>
+          <w:szCs w:val="28"/>
+          <w:lang w:val="en-US"/>
+        </w:rPr>
+        <w:t xml:space="preserve"> j</w:t>
+      </w:r>
+      <w:r>
+        <w:rPr>
+          <w:rFonts w:hint="default" w:ascii="Times New Roman" w:hAnsi="Times New Roman" w:cs="Times New Roman"/>
+          <w:sz w:val="28"/>
+          <w:szCs w:val="28"/>
+          <w:lang w:val="ru-RU"/>
+        </w:rPr>
+        <w:t xml:space="preserve"> - записывает нужные элементы</w:t>
+      </w:r>
+      <w:r>
+        <w:rPr>
+          <w:rFonts w:ascii="Times New Roman" w:hAnsi="Times New Roman" w:cs="Times New Roman"/>
+          <w:sz w:val="28"/>
+          <w:szCs w:val="28"/>
+          <w:lang w:val="ru-RU"/>
+        </w:rPr>
+        <w:t>. У</w:t>
+      </w:r>
+      <w:r>
+        <w:rPr>
+          <w:rFonts w:hint="default" w:ascii="Times New Roman" w:hAnsi="Times New Roman" w:cs="Times New Roman"/>
+          <w:sz w:val="28"/>
+          <w:szCs w:val="28"/>
+          <w:lang w:val="ru-RU"/>
+        </w:rPr>
+        <w:t xml:space="preserve"> этого алгоритма нет худшего случая, потому что для всех случаев сохраняется сложность </w:t>
+      </w:r>
+      <w:r>
+        <w:rPr>
+          <w:rFonts w:ascii="Times New Roman" w:hAnsi="Times New Roman" w:cs="Times New Roman"/>
+          <w:sz w:val="28"/>
+          <w:szCs w:val="28"/>
+        </w:rPr>
+        <w:t>O(n).</w:t>
+      </w:r>
+    </w:p>
+    <w:p>
+      <w:pPr>
+        <w:rPr>
+          <w:rFonts w:hint="default" w:eastAsia="MS Mincho"/>
+          <w:lang w:val="ru-RU" w:eastAsia="ja-JP"/>
         </w:rPr>
       </w:pPr>
     </w:p>
     <w:p>
       <w:pPr>
         <w:rPr>
-          <w:rStyle w:val="12"/>
-          <w:rFonts w:ascii="Times New Roman" w:hAnsi="Times New Roman" w:cs="Times New Roman"/>
-          <w:b/>
-          <w:bCs/>
-          <w:sz w:val="28"/>
-          <w:szCs w:val="28"/>
-        </w:rPr>
-      </w:pPr>
-      <w:r>
-        <w:rPr>
-          <w:rStyle w:val="12"/>
-          <w:rFonts w:ascii="Times New Roman" w:hAnsi="Times New Roman" w:cs="Times New Roman"/>
-          <w:b/>
-          <w:bCs/>
-          <w:sz w:val="28"/>
-          <w:szCs w:val="28"/>
-        </w:rPr>
-        <w:t>Выводы по заданию 1</w:t>
-      </w:r>
-    </w:p>
-    <w:p>
-      <w:pPr>
-        <w:rPr>
-          <w:rStyle w:val="12"/>
-          <w:rFonts w:ascii="Times New Roman" w:hAnsi="Times New Roman" w:cs="Times New Roman"/>
-          <w:b/>
-          <w:bCs/>
-          <w:sz w:val="28"/>
-          <w:szCs w:val="28"/>
-        </w:rPr>
-      </w:pPr>
-    </w:p>
-    <w:p>
-      <w:r>
-        <w:rPr>
-          <w:rStyle w:val="12"/>
-          <w:rFonts w:ascii="Times New Roman" w:hAnsi="Times New Roman" w:cs="Times New Roman"/>
-          <w:b/>
-          <w:bCs/>
-          <w:sz w:val="28"/>
-          <w:szCs w:val="28"/>
-        </w:rPr>
-        <w:t>Задание 2</w:t>
-      </w:r>
-    </w:p>
-    <w:p>
-      <w:r>
-        <w:rPr>
-          <w:rStyle w:val="12"/>
-          <w:rFonts w:ascii="Times New Roman" w:hAnsi="Times New Roman" w:cs="Times New Roman"/>
-          <w:b/>
-          <w:bCs/>
-          <w:sz w:val="28"/>
-          <w:szCs w:val="28"/>
-        </w:rPr>
-        <w:t>...</w:t>
-      </w:r>
-    </w:p>
-    <w:p>
-      <w:pPr>
-        <w:rPr>
-          <w:rStyle w:val="12"/>
-          <w:rFonts w:ascii="Times New Roman" w:hAnsi="Times New Roman" w:cs="Times New Roman"/>
-          <w:sz w:val="28"/>
-          <w:szCs w:val="28"/>
+          <w:rFonts w:hint="default" w:eastAsia="MS Mincho"/>
+          <w:lang w:val="ru-RU" w:eastAsia="ja-JP"/>
         </w:rPr>
       </w:pPr>
     </w:p>
     <w:p>
       <w:pPr>
         <w:rPr>
-          <w:rStyle w:val="12"/>
+          <w:rFonts w:hint="default" w:ascii="Times New Roman" w:hAnsi="Times New Roman" w:eastAsia="MS Mincho" w:cs="Times New Roman"/>
+          <w:b/>
+          <w:bCs/>
+          <w:sz w:val="28"/>
+          <w:szCs w:val="28"/>
+          <w:lang w:val="ru-RU" w:eastAsia="ja-JP"/>
+        </w:rPr>
+      </w:pPr>
+      <w:r>
+        <w:rPr>
+          <w:rFonts w:hint="default" w:ascii="Times New Roman" w:hAnsi="Times New Roman" w:eastAsia="MS Mincho" w:cs="Times New Roman"/>
+          <w:b/>
+          <w:bCs/>
+          <w:sz w:val="28"/>
+          <w:szCs w:val="28"/>
+          <w:lang w:val="ru-RU" w:eastAsia="ja-JP"/>
+        </w:rPr>
+        <w:t>Результаты тестирования для случая «все элементы удаляются»</w:t>
+      </w:r>
+    </w:p>
+    <w:tbl>
+      <w:tblPr>
+        <w:tblStyle w:val="11"/>
+        <w:tblW w:w="9957" w:type="dxa"/>
+        <w:tblInd w:w="0" w:type="dxa"/>
+        <w:tblBorders>
+          <w:top w:val="single" w:color="auto" w:sz="4" w:space="0"/>
+          <w:left w:val="single" w:color="auto" w:sz="4" w:space="0"/>
+          <w:bottom w:val="single" w:color="auto" w:sz="4" w:space="0"/>
+          <w:right w:val="single" w:color="auto" w:sz="4" w:space="0"/>
+          <w:insideH w:val="single" w:color="auto" w:sz="4" w:space="0"/>
+          <w:insideV w:val="single" w:color="auto" w:sz="4" w:space="0"/>
+        </w:tblBorders>
+        <w:tblLayout w:type="fixed"/>
+        <w:tblCellMar>
+          <w:top w:w="0" w:type="dxa"/>
+          <w:left w:w="108" w:type="dxa"/>
+          <w:bottom w:w="0" w:type="dxa"/>
+          <w:right w:w="108" w:type="dxa"/>
+        </w:tblCellMar>
+      </w:tblPr>
+      <w:tblGrid>
+        <w:gridCol w:w="985"/>
+        <w:gridCol w:w="1173"/>
+        <w:gridCol w:w="981"/>
+        <w:gridCol w:w="1350"/>
+        <w:gridCol w:w="1377"/>
+        <w:gridCol w:w="1309"/>
+        <w:gridCol w:w="941"/>
+        <w:gridCol w:w="819"/>
+        <w:gridCol w:w="1022"/>
+      </w:tblGrid>
+      <w:tr>
+        <w:tblPrEx>
+          <w:tblBorders>
+            <w:top w:val="single" w:color="auto" w:sz="4" w:space="0"/>
+            <w:left w:val="single" w:color="auto" w:sz="4" w:space="0"/>
+            <w:bottom w:val="single" w:color="auto" w:sz="4" w:space="0"/>
+            <w:right w:val="single" w:color="auto" w:sz="4" w:space="0"/>
+            <w:insideH w:val="single" w:color="auto" w:sz="4" w:space="0"/>
+            <w:insideV w:val="single" w:color="auto" w:sz="4" w:space="0"/>
+          </w:tblBorders>
+          <w:tblCellMar>
+            <w:top w:w="0" w:type="dxa"/>
+            <w:left w:w="108" w:type="dxa"/>
+            <w:bottom w:w="0" w:type="dxa"/>
+            <w:right w:w="108" w:type="dxa"/>
+          </w:tblCellMar>
+        </w:tblPrEx>
+        <w:tc>
+          <w:tcPr>
+            <w:tcW w:w="985" w:type="dxa"/>
+          </w:tcPr>
+          <w:p>
+            <w:pPr>
+              <w:spacing w:after="0" w:line="240" w:lineRule="auto"/>
+              <w:rPr>
+                <w:rFonts w:hint="default" w:ascii="Times New Roman" w:hAnsi="Times New Roman" w:cs="Times New Roman"/>
+                <w:sz w:val="28"/>
+                <w:szCs w:val="28"/>
+              </w:rPr>
+            </w:pPr>
+            <w:r>
+              <w:rPr>
+                <w:rFonts w:hint="default" w:ascii="Times New Roman" w:hAnsi="Times New Roman" w:cs="Times New Roman"/>
+                <w:sz w:val="28"/>
+                <w:szCs w:val="28"/>
+              </w:rPr>
+              <w:t>n</w:t>
+            </w:r>
+          </w:p>
+        </w:tc>
+        <w:tc>
+          <w:tcPr>
+            <w:tcW w:w="1173" w:type="dxa"/>
+          </w:tcPr>
+          <w:p>
+            <w:pPr>
+              <w:spacing w:after="0" w:line="240" w:lineRule="auto"/>
+              <w:rPr>
+                <w:rFonts w:hint="default" w:ascii="Times New Roman" w:hAnsi="Times New Roman" w:cs="Times New Roman"/>
+                <w:sz w:val="28"/>
+                <w:szCs w:val="28"/>
+              </w:rPr>
+            </w:pPr>
+            <w:r>
+              <w:rPr>
+                <w:rFonts w:hint="default" w:ascii="Times New Roman" w:hAnsi="Times New Roman" w:cs="Times New Roman"/>
+                <w:sz w:val="28"/>
+                <w:szCs w:val="28"/>
+              </w:rPr>
+              <w:t>Время</w:t>
+            </w:r>
+            <w:r>
+              <w:rPr>
+                <w:rFonts w:hint="default" w:ascii="Times New Roman" w:hAnsi="Times New Roman" w:cs="Times New Roman"/>
+                <w:sz w:val="28"/>
+                <w:szCs w:val="28"/>
+                <w:lang w:val="ru-RU"/>
+              </w:rPr>
+              <w:t xml:space="preserve">_1 </w:t>
+            </w:r>
+            <w:r>
+              <w:rPr>
+                <w:rFonts w:hint="default" w:ascii="Times New Roman" w:hAnsi="Times New Roman" w:cs="Times New Roman"/>
+                <w:sz w:val="28"/>
+                <w:szCs w:val="28"/>
+              </w:rPr>
+              <w:t>(мс)</w:t>
+            </w:r>
+          </w:p>
+        </w:tc>
+        <w:tc>
+          <w:tcPr>
+            <w:tcW w:w="981" w:type="dxa"/>
+          </w:tcPr>
+          <w:p>
+            <w:pPr>
+              <w:spacing w:after="0" w:line="240" w:lineRule="auto"/>
+              <w:rPr>
+                <w:rFonts w:hint="default" w:ascii="Times New Roman" w:hAnsi="Times New Roman" w:cs="Times New Roman"/>
+                <w:sz w:val="28"/>
+                <w:szCs w:val="28"/>
+              </w:rPr>
+            </w:pPr>
+            <w:r>
+              <w:rPr>
+                <w:rFonts w:hint="default" w:ascii="Times New Roman" w:hAnsi="Times New Roman" w:cs="Times New Roman"/>
+                <w:sz w:val="28"/>
+                <w:szCs w:val="28"/>
+              </w:rPr>
+              <w:t>Cn1</w:t>
+            </w:r>
+          </w:p>
+        </w:tc>
+        <w:tc>
+          <w:tcPr>
+            <w:tcW w:w="1350" w:type="dxa"/>
+          </w:tcPr>
+          <w:p>
+            <w:pPr>
+              <w:spacing w:after="0" w:line="240" w:lineRule="auto"/>
+              <w:rPr>
+                <w:rFonts w:hint="default" w:ascii="Times New Roman" w:hAnsi="Times New Roman" w:cs="Times New Roman"/>
+                <w:sz w:val="28"/>
+                <w:szCs w:val="28"/>
+              </w:rPr>
+            </w:pPr>
+            <w:r>
+              <w:rPr>
+                <w:rFonts w:hint="default" w:ascii="Times New Roman" w:hAnsi="Times New Roman" w:cs="Times New Roman"/>
+                <w:sz w:val="28"/>
+                <w:szCs w:val="28"/>
+              </w:rPr>
+              <w:t>Mn1</w:t>
+            </w:r>
+          </w:p>
+        </w:tc>
+        <w:tc>
+          <w:tcPr>
+            <w:tcW w:w="1377" w:type="dxa"/>
+          </w:tcPr>
+          <w:p>
+            <w:pPr>
+              <w:spacing w:after="0" w:line="240" w:lineRule="auto"/>
+              <w:rPr>
+                <w:rFonts w:hint="default" w:ascii="Times New Roman" w:hAnsi="Times New Roman" w:cs="Times New Roman"/>
+                <w:sz w:val="28"/>
+                <w:szCs w:val="28"/>
+              </w:rPr>
+            </w:pPr>
+            <w:r>
+              <w:rPr>
+                <w:rFonts w:hint="default" w:ascii="Times New Roman" w:hAnsi="Times New Roman" w:cs="Times New Roman"/>
+                <w:sz w:val="28"/>
+                <w:szCs w:val="28"/>
+              </w:rPr>
+              <w:t>Tn1</w:t>
+            </w:r>
+          </w:p>
+        </w:tc>
+        <w:tc>
+          <w:tcPr>
+            <w:tcW w:w="1309" w:type="dxa"/>
+          </w:tcPr>
+          <w:p>
+            <w:pPr>
+              <w:spacing w:after="0" w:line="240" w:lineRule="auto"/>
+              <w:rPr>
+                <w:rFonts w:hint="default" w:ascii="Times New Roman" w:hAnsi="Times New Roman" w:cs="Times New Roman"/>
+                <w:sz w:val="28"/>
+                <w:szCs w:val="28"/>
+              </w:rPr>
+            </w:pPr>
+            <w:r>
+              <w:rPr>
+                <w:rFonts w:hint="default" w:ascii="Times New Roman" w:hAnsi="Times New Roman" w:cs="Times New Roman"/>
+                <w:sz w:val="28"/>
+                <w:szCs w:val="28"/>
+              </w:rPr>
+              <w:t>Время</w:t>
+            </w:r>
+            <w:r>
+              <w:rPr>
+                <w:rFonts w:hint="default" w:ascii="Times New Roman" w:hAnsi="Times New Roman" w:cs="Times New Roman"/>
+                <w:sz w:val="28"/>
+                <w:szCs w:val="28"/>
+                <w:lang w:val="ru-RU"/>
+              </w:rPr>
+              <w:t>_</w:t>
+            </w:r>
+            <w:r>
+              <w:rPr>
+                <w:rFonts w:hint="default" w:ascii="Times New Roman" w:hAnsi="Times New Roman" w:cs="Times New Roman"/>
+                <w:sz w:val="28"/>
+                <w:szCs w:val="28"/>
+              </w:rPr>
+              <w:t>2</w:t>
+            </w:r>
+            <w:r>
+              <w:rPr>
+                <w:rFonts w:hint="default" w:ascii="Times New Roman" w:hAnsi="Times New Roman" w:cs="Times New Roman"/>
+                <w:sz w:val="28"/>
+                <w:szCs w:val="28"/>
+                <w:lang w:val="ru-RU"/>
+              </w:rPr>
+              <w:t xml:space="preserve"> </w:t>
+            </w:r>
+            <w:r>
+              <w:rPr>
+                <w:rFonts w:hint="default" w:ascii="Times New Roman" w:hAnsi="Times New Roman" w:cs="Times New Roman"/>
+                <w:sz w:val="28"/>
+                <w:szCs w:val="28"/>
+              </w:rPr>
+              <w:t>(мс)</w:t>
+            </w:r>
+          </w:p>
+        </w:tc>
+        <w:tc>
+          <w:tcPr>
+            <w:tcW w:w="941" w:type="dxa"/>
+          </w:tcPr>
+          <w:p>
+            <w:pPr>
+              <w:spacing w:after="0" w:line="240" w:lineRule="auto"/>
+              <w:rPr>
+                <w:rFonts w:hint="default" w:ascii="Times New Roman" w:hAnsi="Times New Roman" w:cs="Times New Roman"/>
+                <w:sz w:val="28"/>
+                <w:szCs w:val="28"/>
+              </w:rPr>
+            </w:pPr>
+            <w:r>
+              <w:rPr>
+                <w:rFonts w:hint="default" w:ascii="Times New Roman" w:hAnsi="Times New Roman" w:cs="Times New Roman"/>
+                <w:sz w:val="28"/>
+                <w:szCs w:val="28"/>
+              </w:rPr>
+              <w:t>Cn2</w:t>
+            </w:r>
+          </w:p>
+        </w:tc>
+        <w:tc>
+          <w:tcPr>
+            <w:tcW w:w="819" w:type="dxa"/>
+          </w:tcPr>
+          <w:p>
+            <w:pPr>
+              <w:spacing w:after="0" w:line="240" w:lineRule="auto"/>
+              <w:rPr>
+                <w:rFonts w:hint="default" w:ascii="Times New Roman" w:hAnsi="Times New Roman" w:cs="Times New Roman"/>
+                <w:sz w:val="28"/>
+                <w:szCs w:val="28"/>
+              </w:rPr>
+            </w:pPr>
+            <w:r>
+              <w:rPr>
+                <w:rFonts w:hint="default" w:ascii="Times New Roman" w:hAnsi="Times New Roman" w:cs="Times New Roman"/>
+                <w:sz w:val="28"/>
+                <w:szCs w:val="28"/>
+              </w:rPr>
+              <w:t>Mn2</w:t>
+            </w:r>
+          </w:p>
+        </w:tc>
+        <w:tc>
+          <w:tcPr>
+            <w:tcW w:w="1022" w:type="dxa"/>
+          </w:tcPr>
+          <w:p>
+            <w:pPr>
+              <w:spacing w:after="0" w:line="240" w:lineRule="auto"/>
+              <w:rPr>
+                <w:rFonts w:hint="default" w:ascii="Times New Roman" w:hAnsi="Times New Roman" w:cs="Times New Roman"/>
+                <w:sz w:val="28"/>
+                <w:szCs w:val="28"/>
+              </w:rPr>
+            </w:pPr>
+            <w:r>
+              <w:rPr>
+                <w:rFonts w:hint="default" w:ascii="Times New Roman" w:hAnsi="Times New Roman" w:cs="Times New Roman"/>
+                <w:sz w:val="28"/>
+                <w:szCs w:val="28"/>
+              </w:rPr>
+              <w:t>Tn2</w:t>
+            </w:r>
+          </w:p>
+        </w:tc>
+      </w:tr>
+      <w:tr>
+        <w:tblPrEx>
+          <w:tblBorders>
+            <w:top w:val="single" w:color="auto" w:sz="4" w:space="0"/>
+            <w:left w:val="single" w:color="auto" w:sz="4" w:space="0"/>
+            <w:bottom w:val="single" w:color="auto" w:sz="4" w:space="0"/>
+            <w:right w:val="single" w:color="auto" w:sz="4" w:space="0"/>
+            <w:insideH w:val="single" w:color="auto" w:sz="4" w:space="0"/>
+            <w:insideV w:val="single" w:color="auto" w:sz="4" w:space="0"/>
+          </w:tblBorders>
+          <w:tblCellMar>
+            <w:top w:w="0" w:type="dxa"/>
+            <w:left w:w="108" w:type="dxa"/>
+            <w:bottom w:w="0" w:type="dxa"/>
+            <w:right w:w="108" w:type="dxa"/>
+          </w:tblCellMar>
+        </w:tblPrEx>
+        <w:tc>
+          <w:tcPr>
+            <w:tcW w:w="985" w:type="dxa"/>
+          </w:tcPr>
+          <w:p>
+            <w:pPr>
+              <w:spacing w:after="0" w:line="240" w:lineRule="auto"/>
+              <w:rPr>
+                <w:rFonts w:hint="default" w:ascii="Times New Roman" w:hAnsi="Times New Roman" w:cs="Times New Roman"/>
+                <w:sz w:val="28"/>
+                <w:szCs w:val="28"/>
+              </w:rPr>
+            </w:pPr>
+            <w:r>
+              <w:rPr>
+                <w:rFonts w:hint="default" w:ascii="Times New Roman" w:hAnsi="Times New Roman" w:cs="Times New Roman"/>
+                <w:sz w:val="28"/>
+                <w:szCs w:val="28"/>
+              </w:rPr>
+              <w:t>100</w:t>
+            </w:r>
+          </w:p>
+        </w:tc>
+        <w:tc>
+          <w:tcPr>
+            <w:tcW w:w="1173" w:type="dxa"/>
+          </w:tcPr>
+          <w:p>
+            <w:pPr>
+              <w:spacing w:after="0" w:line="240" w:lineRule="auto"/>
+              <w:rPr>
+                <w:rFonts w:hint="default" w:ascii="Times New Roman" w:hAnsi="Times New Roman" w:cs="Times New Roman"/>
+                <w:sz w:val="28"/>
+                <w:szCs w:val="28"/>
+                <w:lang w:val="ru-RU"/>
+              </w:rPr>
+            </w:pPr>
+            <w:r>
+              <w:rPr>
+                <w:rFonts w:hint="default" w:ascii="Times New Roman" w:hAnsi="Times New Roman" w:cs="Times New Roman"/>
+                <w:sz w:val="28"/>
+                <w:szCs w:val="28"/>
+              </w:rPr>
+              <w:t>0.001</w:t>
+            </w:r>
+          </w:p>
+        </w:tc>
+        <w:tc>
+          <w:tcPr>
+            <w:tcW w:w="981" w:type="dxa"/>
+          </w:tcPr>
+          <w:p>
+            <w:pPr>
+              <w:spacing w:after="0" w:line="240" w:lineRule="auto"/>
+              <w:rPr>
+                <w:rFonts w:hint="default" w:ascii="Times New Roman" w:hAnsi="Times New Roman" w:cs="Times New Roman"/>
+                <w:sz w:val="28"/>
+                <w:szCs w:val="28"/>
+              </w:rPr>
+            </w:pPr>
+            <w:r>
+              <w:rPr>
+                <w:rFonts w:hint="default" w:ascii="Times New Roman" w:hAnsi="Times New Roman" w:cs="Times New Roman"/>
+                <w:sz w:val="28"/>
+                <w:szCs w:val="28"/>
+              </w:rPr>
+              <w:t>100</w:t>
+            </w:r>
+          </w:p>
+        </w:tc>
+        <w:tc>
+          <w:tcPr>
+            <w:tcW w:w="1350" w:type="dxa"/>
+          </w:tcPr>
+          <w:p>
+            <w:pPr>
+              <w:spacing w:after="0" w:line="240" w:lineRule="auto"/>
+              <w:rPr>
+                <w:rFonts w:hint="default" w:ascii="Times New Roman" w:hAnsi="Times New Roman" w:cs="Times New Roman"/>
+                <w:sz w:val="28"/>
+                <w:szCs w:val="28"/>
+              </w:rPr>
+            </w:pPr>
+            <w:r>
+              <w:rPr>
+                <w:rFonts w:ascii="Times New Roman" w:hAnsi="Times New Roman" w:cs="Times New Roman"/>
+                <w:sz w:val="28"/>
+                <w:szCs w:val="28"/>
+              </w:rPr>
+              <w:t>4950</w:t>
+            </w:r>
+          </w:p>
+        </w:tc>
+        <w:tc>
+          <w:tcPr>
+            <w:tcW w:w="1377" w:type="dxa"/>
+          </w:tcPr>
+          <w:p>
+            <w:pPr>
+              <w:spacing w:after="0" w:line="240" w:lineRule="auto"/>
+              <w:rPr>
+                <w:rFonts w:hint="default" w:ascii="Times New Roman" w:hAnsi="Times New Roman" w:cs="Times New Roman"/>
+                <w:sz w:val="28"/>
+                <w:szCs w:val="28"/>
+                <w:lang w:val="ru-RU"/>
+              </w:rPr>
+            </w:pPr>
+            <w:r>
+              <w:rPr>
+                <w:rFonts w:hint="default" w:ascii="Times New Roman" w:hAnsi="Times New Roman" w:cs="Times New Roman"/>
+                <w:sz w:val="28"/>
+                <w:szCs w:val="28"/>
+                <w:lang w:val="ru-RU"/>
+              </w:rPr>
+              <w:t>5050</w:t>
+            </w:r>
+          </w:p>
+        </w:tc>
+        <w:tc>
+          <w:tcPr>
+            <w:tcW w:w="1309" w:type="dxa"/>
+          </w:tcPr>
+          <w:p>
+            <w:pPr>
+              <w:spacing w:after="0" w:line="240" w:lineRule="auto"/>
+              <w:rPr>
+                <w:rFonts w:hint="default" w:ascii="Times New Roman" w:hAnsi="Times New Roman" w:cs="Times New Roman"/>
+                <w:sz w:val="28"/>
+                <w:szCs w:val="28"/>
+                <w:lang w:val="ru-RU"/>
+              </w:rPr>
+            </w:pPr>
+            <w:r>
+              <w:rPr>
+                <w:rFonts w:hint="default" w:ascii="Times New Roman" w:hAnsi="Times New Roman" w:cs="Times New Roman"/>
+                <w:sz w:val="28"/>
+                <w:szCs w:val="28"/>
+              </w:rPr>
+              <w:t>0.000</w:t>
+            </w:r>
+            <w:r>
+              <w:rPr>
+                <w:rFonts w:hint="default" w:ascii="Times New Roman" w:hAnsi="Times New Roman" w:cs="Times New Roman"/>
+                <w:sz w:val="28"/>
+                <w:szCs w:val="28"/>
+                <w:lang w:val="ru-RU"/>
+              </w:rPr>
+              <w:t>19</w:t>
+            </w:r>
+          </w:p>
+        </w:tc>
+        <w:tc>
+          <w:tcPr>
+            <w:tcW w:w="941" w:type="dxa"/>
+            <w:vAlign w:val="top"/>
+          </w:tcPr>
+          <w:p>
+            <w:pPr>
+              <w:spacing w:after="0" w:line="240" w:lineRule="auto"/>
+              <w:rPr>
+                <w:rFonts w:hint="default" w:ascii="Times New Roman" w:hAnsi="Times New Roman" w:cs="Times New Roman"/>
+                <w:sz w:val="28"/>
+                <w:szCs w:val="28"/>
+                <w:lang w:val="ru-RU"/>
+              </w:rPr>
+            </w:pPr>
+            <w:r>
+              <w:rPr>
+                <w:rFonts w:hint="default" w:ascii="Times New Roman" w:hAnsi="Times New Roman" w:cs="Times New Roman"/>
+                <w:sz w:val="28"/>
+                <w:szCs w:val="28"/>
+              </w:rPr>
+              <w:t>100</w:t>
+            </w:r>
+          </w:p>
+        </w:tc>
+        <w:tc>
+          <w:tcPr>
+            <w:tcW w:w="819" w:type="dxa"/>
+          </w:tcPr>
+          <w:p>
+            <w:pPr>
+              <w:spacing w:after="0" w:line="240" w:lineRule="auto"/>
+              <w:rPr>
+                <w:rFonts w:hint="default" w:ascii="Times New Roman" w:hAnsi="Times New Roman" w:cs="Times New Roman"/>
+                <w:sz w:val="28"/>
+                <w:szCs w:val="28"/>
+                <w:lang w:val="ru-RU"/>
+              </w:rPr>
+            </w:pPr>
+            <w:r>
+              <w:rPr>
+                <w:rFonts w:hint="default" w:ascii="Times New Roman" w:hAnsi="Times New Roman" w:cs="Times New Roman"/>
+                <w:sz w:val="28"/>
+                <w:szCs w:val="28"/>
+                <w:lang w:val="ru-RU"/>
+              </w:rPr>
+              <w:t>0</w:t>
+            </w:r>
+          </w:p>
+        </w:tc>
+        <w:tc>
+          <w:tcPr>
+            <w:tcW w:w="1022" w:type="dxa"/>
+          </w:tcPr>
+          <w:p>
+            <w:pPr>
+              <w:spacing w:after="0" w:line="240" w:lineRule="auto"/>
+              <w:rPr>
+                <w:rFonts w:hint="default" w:ascii="Times New Roman" w:hAnsi="Times New Roman" w:cs="Times New Roman"/>
+                <w:sz w:val="28"/>
+                <w:szCs w:val="28"/>
+              </w:rPr>
+            </w:pPr>
+            <w:r>
+              <w:rPr>
+                <w:rFonts w:hint="default" w:ascii="Times New Roman" w:hAnsi="Times New Roman" w:cs="Times New Roman"/>
+                <w:sz w:val="28"/>
+                <w:szCs w:val="28"/>
+              </w:rPr>
+              <w:t>100</w:t>
+            </w:r>
+          </w:p>
+        </w:tc>
+      </w:tr>
+      <w:tr>
+        <w:tblPrEx>
+          <w:tblBorders>
+            <w:top w:val="single" w:color="auto" w:sz="4" w:space="0"/>
+            <w:left w:val="single" w:color="auto" w:sz="4" w:space="0"/>
+            <w:bottom w:val="single" w:color="auto" w:sz="4" w:space="0"/>
+            <w:right w:val="single" w:color="auto" w:sz="4" w:space="0"/>
+            <w:insideH w:val="single" w:color="auto" w:sz="4" w:space="0"/>
+            <w:insideV w:val="single" w:color="auto" w:sz="4" w:space="0"/>
+          </w:tblBorders>
+          <w:tblCellMar>
+            <w:top w:w="0" w:type="dxa"/>
+            <w:left w:w="108" w:type="dxa"/>
+            <w:bottom w:w="0" w:type="dxa"/>
+            <w:right w:w="108" w:type="dxa"/>
+          </w:tblCellMar>
+        </w:tblPrEx>
+        <w:tc>
+          <w:tcPr>
+            <w:tcW w:w="985" w:type="dxa"/>
+          </w:tcPr>
+          <w:p>
+            <w:pPr>
+              <w:spacing w:after="0" w:line="240" w:lineRule="auto"/>
+              <w:rPr>
+                <w:rFonts w:hint="default" w:ascii="Times New Roman" w:hAnsi="Times New Roman" w:cs="Times New Roman"/>
+                <w:sz w:val="28"/>
+                <w:szCs w:val="28"/>
+              </w:rPr>
+            </w:pPr>
+            <w:r>
+              <w:rPr>
+                <w:rFonts w:hint="default" w:ascii="Times New Roman" w:hAnsi="Times New Roman" w:cs="Times New Roman"/>
+                <w:sz w:val="28"/>
+                <w:szCs w:val="28"/>
+              </w:rPr>
+              <w:t>200</w:t>
+            </w:r>
+          </w:p>
+        </w:tc>
+        <w:tc>
+          <w:tcPr>
+            <w:tcW w:w="1173" w:type="dxa"/>
+          </w:tcPr>
+          <w:p>
+            <w:pPr>
+              <w:spacing w:after="0" w:line="240" w:lineRule="auto"/>
+              <w:rPr>
+                <w:rFonts w:hint="default" w:ascii="Times New Roman" w:hAnsi="Times New Roman" w:cs="Times New Roman"/>
+                <w:sz w:val="28"/>
+                <w:szCs w:val="28"/>
+                <w:lang w:val="ru-RU"/>
+              </w:rPr>
+            </w:pPr>
+            <w:r>
+              <w:rPr>
+                <w:rFonts w:hint="default" w:ascii="Times New Roman" w:hAnsi="Times New Roman" w:cs="Times New Roman"/>
+                <w:sz w:val="28"/>
+                <w:szCs w:val="28"/>
+              </w:rPr>
+              <w:t>0.001</w:t>
+            </w:r>
+            <w:r>
+              <w:rPr>
+                <w:rFonts w:hint="default" w:ascii="Times New Roman" w:hAnsi="Times New Roman" w:cs="Times New Roman"/>
+                <w:sz w:val="28"/>
+                <w:szCs w:val="28"/>
+                <w:lang w:val="ru-RU"/>
+              </w:rPr>
+              <w:t>2</w:t>
+            </w:r>
+          </w:p>
+        </w:tc>
+        <w:tc>
+          <w:tcPr>
+            <w:tcW w:w="981" w:type="dxa"/>
+          </w:tcPr>
+          <w:p>
+            <w:pPr>
+              <w:spacing w:after="0" w:line="240" w:lineRule="auto"/>
+              <w:rPr>
+                <w:rFonts w:hint="default" w:ascii="Times New Roman" w:hAnsi="Times New Roman" w:cs="Times New Roman"/>
+                <w:sz w:val="28"/>
+                <w:szCs w:val="28"/>
+              </w:rPr>
+            </w:pPr>
+            <w:r>
+              <w:rPr>
+                <w:rFonts w:hint="default" w:ascii="Times New Roman" w:hAnsi="Times New Roman" w:cs="Times New Roman"/>
+                <w:sz w:val="28"/>
+                <w:szCs w:val="28"/>
+              </w:rPr>
+              <w:t>200</w:t>
+            </w:r>
+          </w:p>
+        </w:tc>
+        <w:tc>
+          <w:tcPr>
+            <w:tcW w:w="1350" w:type="dxa"/>
+          </w:tcPr>
+          <w:p>
+            <w:pPr>
+              <w:spacing w:after="0" w:line="240" w:lineRule="auto"/>
+              <w:rPr>
+                <w:rFonts w:hint="default" w:ascii="Times New Roman" w:hAnsi="Times New Roman" w:cs="Times New Roman"/>
+                <w:sz w:val="28"/>
+                <w:szCs w:val="28"/>
+                <w:lang w:val="ru-RU"/>
+              </w:rPr>
+            </w:pPr>
+            <w:r>
+              <w:rPr>
+                <w:rFonts w:hint="default" w:ascii="Times New Roman" w:hAnsi="Times New Roman" w:cs="Times New Roman"/>
+                <w:sz w:val="28"/>
+                <w:szCs w:val="28"/>
+                <w:lang w:val="ru-RU"/>
+              </w:rPr>
+              <w:t>19900</w:t>
+            </w:r>
+          </w:p>
+        </w:tc>
+        <w:tc>
+          <w:tcPr>
+            <w:tcW w:w="1377" w:type="dxa"/>
+          </w:tcPr>
+          <w:p>
+            <w:pPr>
+              <w:spacing w:after="0" w:line="240" w:lineRule="auto"/>
+              <w:rPr>
+                <w:rFonts w:hint="default" w:ascii="Times New Roman" w:hAnsi="Times New Roman" w:cs="Times New Roman"/>
+                <w:sz w:val="28"/>
+                <w:szCs w:val="28"/>
+                <w:lang w:val="ru-RU"/>
+              </w:rPr>
+            </w:pPr>
+            <w:r>
+              <w:rPr>
+                <w:rFonts w:hint="default" w:ascii="Times New Roman" w:hAnsi="Times New Roman" w:cs="Times New Roman"/>
+                <w:sz w:val="28"/>
+                <w:szCs w:val="28"/>
+                <w:lang w:val="ru-RU"/>
+              </w:rPr>
+              <w:t>20100</w:t>
+            </w:r>
+          </w:p>
+        </w:tc>
+        <w:tc>
+          <w:tcPr>
+            <w:tcW w:w="1309" w:type="dxa"/>
+          </w:tcPr>
+          <w:p>
+            <w:pPr>
+              <w:spacing w:after="0" w:line="240" w:lineRule="auto"/>
+              <w:rPr>
+                <w:rFonts w:hint="default" w:ascii="Times New Roman" w:hAnsi="Times New Roman" w:cs="Times New Roman"/>
+                <w:sz w:val="28"/>
+                <w:szCs w:val="28"/>
+                <w:lang w:val="ru-RU"/>
+              </w:rPr>
+            </w:pPr>
+            <w:r>
+              <w:rPr>
+                <w:rFonts w:hint="default" w:ascii="Times New Roman" w:hAnsi="Times New Roman" w:cs="Times New Roman"/>
+                <w:sz w:val="28"/>
+                <w:szCs w:val="28"/>
+              </w:rPr>
+              <w:t>0.001</w:t>
+            </w:r>
+            <w:r>
+              <w:rPr>
+                <w:rFonts w:hint="default" w:ascii="Times New Roman" w:hAnsi="Times New Roman" w:cs="Times New Roman"/>
+                <w:sz w:val="28"/>
+                <w:szCs w:val="28"/>
+                <w:lang w:val="ru-RU"/>
+              </w:rPr>
+              <w:t>5</w:t>
+            </w:r>
+          </w:p>
+        </w:tc>
+        <w:tc>
+          <w:tcPr>
+            <w:tcW w:w="941" w:type="dxa"/>
+            <w:shd w:val="clear" w:color="auto" w:fill="auto"/>
+            <w:vAlign w:val="top"/>
+          </w:tcPr>
+          <w:p>
+            <w:pPr>
+              <w:spacing w:after="0" w:line="240" w:lineRule="auto"/>
+              <w:rPr>
+                <w:rFonts w:hint="default" w:ascii="Times New Roman" w:hAnsi="Times New Roman" w:cs="Times New Roman" w:eastAsiaTheme="minorHAnsi"/>
+                <w:sz w:val="28"/>
+                <w:szCs w:val="28"/>
+                <w:lang w:val="ru-RU" w:eastAsia="ru-RU" w:bidi="ar-SA"/>
+              </w:rPr>
+            </w:pPr>
+            <w:r>
+              <w:rPr>
+                <w:rFonts w:hint="default" w:ascii="Times New Roman" w:hAnsi="Times New Roman" w:cs="Times New Roman"/>
+                <w:sz w:val="28"/>
+                <w:szCs w:val="28"/>
+              </w:rPr>
+              <w:t>200</w:t>
+            </w:r>
+          </w:p>
+        </w:tc>
+        <w:tc>
+          <w:tcPr>
+            <w:tcW w:w="819" w:type="dxa"/>
+            <w:shd w:val="clear" w:color="auto" w:fill="auto"/>
+            <w:vAlign w:val="top"/>
+          </w:tcPr>
+          <w:p>
+            <w:pPr>
+              <w:spacing w:after="0" w:line="240" w:lineRule="auto"/>
+              <w:rPr>
+                <w:rFonts w:hint="default" w:ascii="Times New Roman" w:hAnsi="Times New Roman" w:cs="Times New Roman" w:eastAsiaTheme="minorHAnsi"/>
+                <w:sz w:val="28"/>
+                <w:szCs w:val="28"/>
+                <w:lang w:val="ru-RU" w:eastAsia="ru-RU" w:bidi="ar-SA"/>
+              </w:rPr>
+            </w:pPr>
+            <w:r>
+              <w:rPr>
+                <w:rFonts w:hint="default" w:ascii="Times New Roman" w:hAnsi="Times New Roman" w:cs="Times New Roman"/>
+                <w:sz w:val="28"/>
+                <w:szCs w:val="28"/>
+                <w:lang w:val="ru-RU"/>
+              </w:rPr>
+              <w:t>0</w:t>
+            </w:r>
+          </w:p>
+        </w:tc>
+        <w:tc>
+          <w:tcPr>
+            <w:tcW w:w="1022" w:type="dxa"/>
+          </w:tcPr>
+          <w:p>
+            <w:pPr>
+              <w:spacing w:after="0" w:line="240" w:lineRule="auto"/>
+              <w:rPr>
+                <w:rFonts w:hint="default" w:ascii="Times New Roman" w:hAnsi="Times New Roman" w:cs="Times New Roman"/>
+                <w:sz w:val="28"/>
+                <w:szCs w:val="28"/>
+              </w:rPr>
+            </w:pPr>
+            <w:r>
+              <w:rPr>
+                <w:rFonts w:hint="default" w:ascii="Times New Roman" w:hAnsi="Times New Roman" w:cs="Times New Roman"/>
+                <w:sz w:val="28"/>
+                <w:szCs w:val="28"/>
+              </w:rPr>
+              <w:t>200</w:t>
+            </w:r>
+          </w:p>
+        </w:tc>
+      </w:tr>
+      <w:tr>
+        <w:tblPrEx>
+          <w:tblBorders>
+            <w:top w:val="single" w:color="auto" w:sz="4" w:space="0"/>
+            <w:left w:val="single" w:color="auto" w:sz="4" w:space="0"/>
+            <w:bottom w:val="single" w:color="auto" w:sz="4" w:space="0"/>
+            <w:right w:val="single" w:color="auto" w:sz="4" w:space="0"/>
+            <w:insideH w:val="single" w:color="auto" w:sz="4" w:space="0"/>
+            <w:insideV w:val="single" w:color="auto" w:sz="4" w:space="0"/>
+          </w:tblBorders>
+          <w:tblCellMar>
+            <w:top w:w="0" w:type="dxa"/>
+            <w:left w:w="108" w:type="dxa"/>
+            <w:bottom w:w="0" w:type="dxa"/>
+            <w:right w:w="108" w:type="dxa"/>
+          </w:tblCellMar>
+        </w:tblPrEx>
+        <w:tc>
+          <w:tcPr>
+            <w:tcW w:w="985" w:type="dxa"/>
+          </w:tcPr>
+          <w:p>
+            <w:pPr>
+              <w:spacing w:after="0" w:line="240" w:lineRule="auto"/>
+              <w:rPr>
+                <w:rFonts w:hint="default" w:ascii="Times New Roman" w:hAnsi="Times New Roman" w:cs="Times New Roman"/>
+                <w:sz w:val="28"/>
+                <w:szCs w:val="28"/>
+              </w:rPr>
+            </w:pPr>
+            <w:r>
+              <w:rPr>
+                <w:rFonts w:hint="default" w:ascii="Times New Roman" w:hAnsi="Times New Roman" w:cs="Times New Roman"/>
+                <w:sz w:val="28"/>
+                <w:szCs w:val="28"/>
+              </w:rPr>
+              <w:t>500</w:t>
+            </w:r>
+          </w:p>
+        </w:tc>
+        <w:tc>
+          <w:tcPr>
+            <w:tcW w:w="1173" w:type="dxa"/>
+          </w:tcPr>
+          <w:p>
+            <w:pPr>
+              <w:spacing w:after="0" w:line="240" w:lineRule="auto"/>
+              <w:rPr>
+                <w:rFonts w:hint="default" w:ascii="Times New Roman" w:hAnsi="Times New Roman" w:cs="Times New Roman"/>
+                <w:sz w:val="28"/>
+                <w:szCs w:val="28"/>
+                <w:lang w:val="ru-RU"/>
+              </w:rPr>
+            </w:pPr>
+            <w:r>
+              <w:rPr>
+                <w:rFonts w:hint="default" w:ascii="Times New Roman" w:hAnsi="Times New Roman" w:cs="Times New Roman"/>
+                <w:sz w:val="28"/>
+                <w:szCs w:val="28"/>
+              </w:rPr>
+              <w:t>0.00</w:t>
+            </w:r>
+            <w:r>
+              <w:rPr>
+                <w:rFonts w:hint="default" w:ascii="Times New Roman" w:hAnsi="Times New Roman" w:cs="Times New Roman"/>
+                <w:sz w:val="28"/>
+                <w:szCs w:val="28"/>
+                <w:lang w:val="ru-RU"/>
+              </w:rPr>
+              <w:t>39</w:t>
+            </w:r>
+          </w:p>
+        </w:tc>
+        <w:tc>
+          <w:tcPr>
+            <w:tcW w:w="981" w:type="dxa"/>
+          </w:tcPr>
+          <w:p>
+            <w:pPr>
+              <w:spacing w:after="0" w:line="240" w:lineRule="auto"/>
+              <w:rPr>
+                <w:rFonts w:hint="default" w:ascii="Times New Roman" w:hAnsi="Times New Roman" w:cs="Times New Roman"/>
+                <w:sz w:val="28"/>
+                <w:szCs w:val="28"/>
+              </w:rPr>
+            </w:pPr>
+            <w:r>
+              <w:rPr>
+                <w:rFonts w:hint="default" w:ascii="Times New Roman" w:hAnsi="Times New Roman" w:cs="Times New Roman"/>
+                <w:sz w:val="28"/>
+                <w:szCs w:val="28"/>
+              </w:rPr>
+              <w:t>500</w:t>
+            </w:r>
+          </w:p>
+        </w:tc>
+        <w:tc>
+          <w:tcPr>
+            <w:tcW w:w="1350" w:type="dxa"/>
+          </w:tcPr>
+          <w:p>
+            <w:pPr>
+              <w:spacing w:after="0" w:line="240" w:lineRule="auto"/>
+              <w:rPr>
+                <w:rFonts w:hint="default" w:ascii="Times New Roman" w:hAnsi="Times New Roman" w:cs="Times New Roman"/>
+                <w:sz w:val="28"/>
+                <w:szCs w:val="28"/>
+                <w:lang w:val="ru-RU"/>
+              </w:rPr>
+            </w:pPr>
+            <w:r>
+              <w:rPr>
+                <w:rFonts w:hint="default" w:ascii="Times New Roman" w:hAnsi="Times New Roman" w:cs="Times New Roman"/>
+                <w:sz w:val="28"/>
+                <w:szCs w:val="28"/>
+                <w:lang w:val="ru-RU"/>
+              </w:rPr>
+              <w:t>124750</w:t>
+            </w:r>
+          </w:p>
+        </w:tc>
+        <w:tc>
+          <w:tcPr>
+            <w:tcW w:w="1377" w:type="dxa"/>
+          </w:tcPr>
+          <w:p>
+            <w:pPr>
+              <w:spacing w:after="0" w:line="240" w:lineRule="auto"/>
+              <w:rPr>
+                <w:rFonts w:hint="default" w:ascii="Times New Roman" w:hAnsi="Times New Roman" w:cs="Times New Roman"/>
+                <w:sz w:val="28"/>
+                <w:szCs w:val="28"/>
+                <w:lang w:val="ru-RU"/>
+              </w:rPr>
+            </w:pPr>
+            <w:r>
+              <w:rPr>
+                <w:rFonts w:hint="default" w:ascii="Times New Roman" w:hAnsi="Times New Roman" w:cs="Times New Roman"/>
+                <w:sz w:val="28"/>
+                <w:szCs w:val="28"/>
+                <w:lang w:val="ru-RU"/>
+              </w:rPr>
+              <w:t>125250</w:t>
+            </w:r>
+          </w:p>
+        </w:tc>
+        <w:tc>
+          <w:tcPr>
+            <w:tcW w:w="1309" w:type="dxa"/>
+          </w:tcPr>
+          <w:p>
+            <w:pPr>
+              <w:spacing w:after="0" w:line="240" w:lineRule="auto"/>
+              <w:rPr>
+                <w:rFonts w:hint="default" w:ascii="Times New Roman" w:hAnsi="Times New Roman" w:cs="Times New Roman"/>
+                <w:sz w:val="28"/>
+                <w:szCs w:val="28"/>
+                <w:lang w:val="ru-RU"/>
+              </w:rPr>
+            </w:pPr>
+            <w:r>
+              <w:rPr>
+                <w:rFonts w:hint="default" w:ascii="Times New Roman" w:hAnsi="Times New Roman" w:cs="Times New Roman"/>
+                <w:sz w:val="28"/>
+                <w:szCs w:val="28"/>
+              </w:rPr>
+              <w:t>0.00</w:t>
+            </w:r>
+            <w:r>
+              <w:rPr>
+                <w:rFonts w:hint="default" w:ascii="Times New Roman" w:hAnsi="Times New Roman" w:cs="Times New Roman"/>
+                <w:sz w:val="28"/>
+                <w:szCs w:val="28"/>
+                <w:lang w:val="ru-RU"/>
+              </w:rPr>
+              <w:t>3</w:t>
+            </w:r>
+          </w:p>
+        </w:tc>
+        <w:tc>
+          <w:tcPr>
+            <w:tcW w:w="941" w:type="dxa"/>
+            <w:shd w:val="clear" w:color="auto" w:fill="auto"/>
+            <w:vAlign w:val="top"/>
+          </w:tcPr>
+          <w:p>
+            <w:pPr>
+              <w:spacing w:after="0" w:line="240" w:lineRule="auto"/>
+              <w:rPr>
+                <w:rFonts w:hint="default" w:ascii="Times New Roman" w:hAnsi="Times New Roman" w:cs="Times New Roman" w:eastAsiaTheme="minorHAnsi"/>
+                <w:sz w:val="28"/>
+                <w:szCs w:val="28"/>
+                <w:lang w:val="ru-RU" w:eastAsia="ru-RU" w:bidi="ar-SA"/>
+              </w:rPr>
+            </w:pPr>
+            <w:r>
+              <w:rPr>
+                <w:rFonts w:hint="default" w:ascii="Times New Roman" w:hAnsi="Times New Roman" w:cs="Times New Roman"/>
+                <w:sz w:val="28"/>
+                <w:szCs w:val="28"/>
+              </w:rPr>
+              <w:t>500</w:t>
+            </w:r>
+          </w:p>
+        </w:tc>
+        <w:tc>
+          <w:tcPr>
+            <w:tcW w:w="819" w:type="dxa"/>
+            <w:shd w:val="clear" w:color="auto" w:fill="auto"/>
+            <w:vAlign w:val="top"/>
+          </w:tcPr>
+          <w:p>
+            <w:pPr>
+              <w:spacing w:after="0" w:line="240" w:lineRule="auto"/>
+              <w:rPr>
+                <w:rFonts w:hint="default" w:ascii="Times New Roman" w:hAnsi="Times New Roman" w:cs="Times New Roman" w:eastAsiaTheme="minorHAnsi"/>
+                <w:sz w:val="28"/>
+                <w:szCs w:val="28"/>
+                <w:lang w:val="ru-RU" w:eastAsia="ru-RU" w:bidi="ar-SA"/>
+              </w:rPr>
+            </w:pPr>
+            <w:r>
+              <w:rPr>
+                <w:rFonts w:hint="default" w:ascii="Times New Roman" w:hAnsi="Times New Roman" w:cs="Times New Roman"/>
+                <w:sz w:val="28"/>
+                <w:szCs w:val="28"/>
+                <w:lang w:val="ru-RU"/>
+              </w:rPr>
+              <w:t>0</w:t>
+            </w:r>
+          </w:p>
+        </w:tc>
+        <w:tc>
+          <w:tcPr>
+            <w:tcW w:w="1022" w:type="dxa"/>
+            <w:shd w:val="clear" w:color="auto" w:fill="auto"/>
+            <w:vAlign w:val="top"/>
+          </w:tcPr>
+          <w:p>
+            <w:pPr>
+              <w:spacing w:after="0" w:line="240" w:lineRule="auto"/>
+              <w:rPr>
+                <w:rFonts w:hint="default" w:ascii="Times New Roman" w:hAnsi="Times New Roman" w:cs="Times New Roman" w:eastAsiaTheme="minorHAnsi"/>
+                <w:sz w:val="28"/>
+                <w:szCs w:val="28"/>
+                <w:lang w:val="ru-RU" w:eastAsia="ru-RU" w:bidi="ar-SA"/>
+              </w:rPr>
+            </w:pPr>
+            <w:r>
+              <w:rPr>
+                <w:rFonts w:hint="default" w:ascii="Times New Roman" w:hAnsi="Times New Roman" w:cs="Times New Roman"/>
+                <w:sz w:val="28"/>
+                <w:szCs w:val="28"/>
+              </w:rPr>
+              <w:t>500</w:t>
+            </w:r>
+          </w:p>
+        </w:tc>
+      </w:tr>
+      <w:tr>
+        <w:tblPrEx>
+          <w:tblBorders>
+            <w:top w:val="single" w:color="auto" w:sz="4" w:space="0"/>
+            <w:left w:val="single" w:color="auto" w:sz="4" w:space="0"/>
+            <w:bottom w:val="single" w:color="auto" w:sz="4" w:space="0"/>
+            <w:right w:val="single" w:color="auto" w:sz="4" w:space="0"/>
+            <w:insideH w:val="single" w:color="auto" w:sz="4" w:space="0"/>
+            <w:insideV w:val="single" w:color="auto" w:sz="4" w:space="0"/>
+          </w:tblBorders>
+          <w:tblCellMar>
+            <w:top w:w="0" w:type="dxa"/>
+            <w:left w:w="108" w:type="dxa"/>
+            <w:bottom w:w="0" w:type="dxa"/>
+            <w:right w:w="108" w:type="dxa"/>
+          </w:tblCellMar>
+        </w:tblPrEx>
+        <w:tc>
+          <w:tcPr>
+            <w:tcW w:w="985" w:type="dxa"/>
+          </w:tcPr>
+          <w:p>
+            <w:pPr>
+              <w:spacing w:after="0" w:line="240" w:lineRule="auto"/>
+              <w:rPr>
+                <w:rFonts w:hint="default" w:ascii="Times New Roman" w:hAnsi="Times New Roman" w:cs="Times New Roman"/>
+                <w:sz w:val="28"/>
+                <w:szCs w:val="28"/>
+              </w:rPr>
+            </w:pPr>
+            <w:r>
+              <w:rPr>
+                <w:rFonts w:hint="default" w:ascii="Times New Roman" w:hAnsi="Times New Roman" w:cs="Times New Roman"/>
+                <w:sz w:val="28"/>
+                <w:szCs w:val="28"/>
+              </w:rPr>
+              <w:t>1000</w:t>
+            </w:r>
+          </w:p>
+        </w:tc>
+        <w:tc>
+          <w:tcPr>
+            <w:tcW w:w="1173" w:type="dxa"/>
+          </w:tcPr>
+          <w:p>
+            <w:pPr>
+              <w:spacing w:after="0" w:line="240" w:lineRule="auto"/>
+              <w:rPr>
+                <w:rFonts w:hint="default" w:ascii="Times New Roman" w:hAnsi="Times New Roman" w:cs="Times New Roman"/>
+                <w:sz w:val="28"/>
+                <w:szCs w:val="28"/>
+                <w:lang w:val="ru-RU"/>
+              </w:rPr>
+            </w:pPr>
+            <w:r>
+              <w:rPr>
+                <w:rFonts w:hint="default" w:ascii="Times New Roman" w:hAnsi="Times New Roman" w:cs="Times New Roman"/>
+                <w:sz w:val="28"/>
+                <w:szCs w:val="28"/>
+              </w:rPr>
+              <w:t>0.0</w:t>
+            </w:r>
+            <w:r>
+              <w:rPr>
+                <w:rFonts w:hint="default" w:ascii="Times New Roman" w:hAnsi="Times New Roman" w:cs="Times New Roman"/>
+                <w:sz w:val="28"/>
+                <w:szCs w:val="28"/>
+                <w:lang w:val="ru-RU"/>
+              </w:rPr>
+              <w:t>274</w:t>
+            </w:r>
+          </w:p>
+        </w:tc>
+        <w:tc>
+          <w:tcPr>
+            <w:tcW w:w="981" w:type="dxa"/>
+          </w:tcPr>
+          <w:p>
+            <w:pPr>
+              <w:spacing w:after="0" w:line="240" w:lineRule="auto"/>
+              <w:rPr>
+                <w:rFonts w:hint="default" w:ascii="Times New Roman" w:hAnsi="Times New Roman" w:cs="Times New Roman"/>
+                <w:sz w:val="28"/>
+                <w:szCs w:val="28"/>
+              </w:rPr>
+            </w:pPr>
+            <w:r>
+              <w:rPr>
+                <w:rFonts w:hint="default" w:ascii="Times New Roman" w:hAnsi="Times New Roman" w:cs="Times New Roman"/>
+                <w:sz w:val="28"/>
+                <w:szCs w:val="28"/>
+              </w:rPr>
+              <w:t>1000</w:t>
+            </w:r>
+          </w:p>
+        </w:tc>
+        <w:tc>
+          <w:tcPr>
+            <w:tcW w:w="1350" w:type="dxa"/>
+          </w:tcPr>
+          <w:p>
+            <w:pPr>
+              <w:spacing w:after="0" w:line="240" w:lineRule="auto"/>
+              <w:rPr>
+                <w:rFonts w:hint="default" w:ascii="Times New Roman" w:hAnsi="Times New Roman" w:cs="Times New Roman"/>
+                <w:sz w:val="28"/>
+                <w:szCs w:val="28"/>
+                <w:lang w:val="ru-RU"/>
+              </w:rPr>
+            </w:pPr>
+            <w:r>
+              <w:rPr>
+                <w:rFonts w:hint="default" w:ascii="Times New Roman" w:hAnsi="Times New Roman" w:cs="Times New Roman"/>
+                <w:sz w:val="28"/>
+                <w:szCs w:val="28"/>
+                <w:lang w:val="ru-RU"/>
+              </w:rPr>
+              <w:t>499500</w:t>
+            </w:r>
+          </w:p>
+        </w:tc>
+        <w:tc>
+          <w:tcPr>
+            <w:tcW w:w="1377" w:type="dxa"/>
+          </w:tcPr>
+          <w:p>
+            <w:pPr>
+              <w:spacing w:after="0" w:line="240" w:lineRule="auto"/>
+              <w:rPr>
+                <w:rFonts w:hint="default" w:ascii="Times New Roman" w:hAnsi="Times New Roman" w:cs="Times New Roman"/>
+                <w:sz w:val="28"/>
+                <w:szCs w:val="28"/>
+                <w:lang w:val="ru-RU"/>
+              </w:rPr>
+            </w:pPr>
+            <w:r>
+              <w:rPr>
+                <w:rFonts w:hint="default" w:ascii="Times New Roman" w:hAnsi="Times New Roman" w:cs="Times New Roman"/>
+                <w:sz w:val="28"/>
+                <w:szCs w:val="28"/>
+                <w:lang w:val="ru-RU"/>
+              </w:rPr>
+              <w:t>500500</w:t>
+            </w:r>
+          </w:p>
+        </w:tc>
+        <w:tc>
+          <w:tcPr>
+            <w:tcW w:w="1309" w:type="dxa"/>
+          </w:tcPr>
+          <w:p>
+            <w:pPr>
+              <w:spacing w:after="0" w:line="240" w:lineRule="auto"/>
+              <w:rPr>
+                <w:rFonts w:hint="default" w:ascii="Times New Roman" w:hAnsi="Times New Roman" w:cs="Times New Roman"/>
+                <w:sz w:val="28"/>
+                <w:szCs w:val="28"/>
+                <w:lang w:val="ru-RU"/>
+              </w:rPr>
+            </w:pPr>
+            <w:r>
+              <w:rPr>
+                <w:rFonts w:hint="default" w:ascii="Times New Roman" w:hAnsi="Times New Roman" w:cs="Times New Roman"/>
+                <w:sz w:val="28"/>
+                <w:szCs w:val="28"/>
+              </w:rPr>
+              <w:t>0.00</w:t>
+            </w:r>
+            <w:r>
+              <w:rPr>
+                <w:rFonts w:hint="default" w:ascii="Times New Roman" w:hAnsi="Times New Roman" w:cs="Times New Roman"/>
+                <w:sz w:val="28"/>
+                <w:szCs w:val="28"/>
+                <w:lang w:val="ru-RU"/>
+              </w:rPr>
+              <w:t>10</w:t>
+            </w:r>
+          </w:p>
+        </w:tc>
+        <w:tc>
+          <w:tcPr>
+            <w:tcW w:w="941" w:type="dxa"/>
+            <w:shd w:val="clear" w:color="auto" w:fill="auto"/>
+            <w:vAlign w:val="top"/>
+          </w:tcPr>
+          <w:p>
+            <w:pPr>
+              <w:spacing w:after="0" w:line="240" w:lineRule="auto"/>
+              <w:rPr>
+                <w:rFonts w:hint="default" w:ascii="Times New Roman" w:hAnsi="Times New Roman" w:cs="Times New Roman" w:eastAsiaTheme="minorHAnsi"/>
+                <w:sz w:val="28"/>
+                <w:szCs w:val="28"/>
+                <w:lang w:val="ru-RU" w:eastAsia="ru-RU" w:bidi="ar-SA"/>
+              </w:rPr>
+            </w:pPr>
+            <w:r>
+              <w:rPr>
+                <w:rFonts w:hint="default" w:ascii="Times New Roman" w:hAnsi="Times New Roman" w:cs="Times New Roman"/>
+                <w:sz w:val="28"/>
+                <w:szCs w:val="28"/>
+              </w:rPr>
+              <w:t>1000</w:t>
+            </w:r>
+          </w:p>
+        </w:tc>
+        <w:tc>
+          <w:tcPr>
+            <w:tcW w:w="819" w:type="dxa"/>
+            <w:shd w:val="clear" w:color="auto" w:fill="auto"/>
+            <w:vAlign w:val="top"/>
+          </w:tcPr>
+          <w:p>
+            <w:pPr>
+              <w:spacing w:after="0" w:line="240" w:lineRule="auto"/>
+              <w:rPr>
+                <w:rFonts w:hint="default" w:ascii="Times New Roman" w:hAnsi="Times New Roman" w:cs="Times New Roman" w:eastAsiaTheme="minorHAnsi"/>
+                <w:sz w:val="28"/>
+                <w:szCs w:val="28"/>
+                <w:lang w:val="ru-RU" w:eastAsia="ru-RU" w:bidi="ar-SA"/>
+              </w:rPr>
+            </w:pPr>
+            <w:r>
+              <w:rPr>
+                <w:rFonts w:hint="default" w:ascii="Times New Roman" w:hAnsi="Times New Roman" w:cs="Times New Roman"/>
+                <w:sz w:val="28"/>
+                <w:szCs w:val="28"/>
+                <w:lang w:val="ru-RU"/>
+              </w:rPr>
+              <w:t>0</w:t>
+            </w:r>
+          </w:p>
+        </w:tc>
+        <w:tc>
+          <w:tcPr>
+            <w:tcW w:w="1022" w:type="dxa"/>
+          </w:tcPr>
+          <w:p>
+            <w:pPr>
+              <w:spacing w:after="0" w:line="240" w:lineRule="auto"/>
+              <w:rPr>
+                <w:rFonts w:hint="default" w:ascii="Times New Roman" w:hAnsi="Times New Roman" w:cs="Times New Roman"/>
+                <w:sz w:val="28"/>
+                <w:szCs w:val="28"/>
+              </w:rPr>
+            </w:pPr>
+            <w:r>
+              <w:rPr>
+                <w:rFonts w:hint="default" w:ascii="Times New Roman" w:hAnsi="Times New Roman" w:cs="Times New Roman"/>
+                <w:sz w:val="28"/>
+                <w:szCs w:val="28"/>
+              </w:rPr>
+              <w:t>1000</w:t>
+            </w:r>
+          </w:p>
+        </w:tc>
+      </w:tr>
+      <w:tr>
+        <w:tblPrEx>
+          <w:tblBorders>
+            <w:top w:val="single" w:color="auto" w:sz="4" w:space="0"/>
+            <w:left w:val="single" w:color="auto" w:sz="4" w:space="0"/>
+            <w:bottom w:val="single" w:color="auto" w:sz="4" w:space="0"/>
+            <w:right w:val="single" w:color="auto" w:sz="4" w:space="0"/>
+            <w:insideH w:val="single" w:color="auto" w:sz="4" w:space="0"/>
+            <w:insideV w:val="single" w:color="auto" w:sz="4" w:space="0"/>
+          </w:tblBorders>
+          <w:tblCellMar>
+            <w:top w:w="0" w:type="dxa"/>
+            <w:left w:w="108" w:type="dxa"/>
+            <w:bottom w:w="0" w:type="dxa"/>
+            <w:right w:w="108" w:type="dxa"/>
+          </w:tblCellMar>
+        </w:tblPrEx>
+        <w:tc>
+          <w:tcPr>
+            <w:tcW w:w="985" w:type="dxa"/>
+          </w:tcPr>
+          <w:p>
+            <w:pPr>
+              <w:spacing w:after="0" w:line="240" w:lineRule="auto"/>
+              <w:rPr>
+                <w:rFonts w:hint="default" w:ascii="Times New Roman" w:hAnsi="Times New Roman" w:cs="Times New Roman"/>
+                <w:sz w:val="28"/>
+                <w:szCs w:val="28"/>
+              </w:rPr>
+            </w:pPr>
+            <w:r>
+              <w:rPr>
+                <w:rFonts w:hint="default" w:ascii="Times New Roman" w:hAnsi="Times New Roman" w:cs="Times New Roman"/>
+                <w:sz w:val="28"/>
+                <w:szCs w:val="28"/>
+              </w:rPr>
+              <w:t>2000</w:t>
+            </w:r>
+          </w:p>
+        </w:tc>
+        <w:tc>
+          <w:tcPr>
+            <w:tcW w:w="1173" w:type="dxa"/>
+          </w:tcPr>
+          <w:p>
+            <w:pPr>
+              <w:spacing w:after="0" w:line="240" w:lineRule="auto"/>
+              <w:rPr>
+                <w:rFonts w:hint="default" w:ascii="Times New Roman" w:hAnsi="Times New Roman" w:cs="Times New Roman"/>
+                <w:sz w:val="28"/>
+                <w:szCs w:val="28"/>
+                <w:lang w:val="ru-RU"/>
+              </w:rPr>
+            </w:pPr>
+            <w:r>
+              <w:rPr>
+                <w:rFonts w:hint="default" w:ascii="Times New Roman" w:hAnsi="Times New Roman" w:cs="Times New Roman"/>
+                <w:sz w:val="28"/>
+                <w:szCs w:val="28"/>
+              </w:rPr>
+              <w:t>0.0</w:t>
+            </w:r>
+            <w:r>
+              <w:rPr>
+                <w:rFonts w:hint="default" w:ascii="Times New Roman" w:hAnsi="Times New Roman" w:cs="Times New Roman"/>
+                <w:sz w:val="28"/>
+                <w:szCs w:val="28"/>
+                <w:lang w:val="ru-RU"/>
+              </w:rPr>
+              <w:t>326</w:t>
+            </w:r>
+          </w:p>
+        </w:tc>
+        <w:tc>
+          <w:tcPr>
+            <w:tcW w:w="981" w:type="dxa"/>
+          </w:tcPr>
+          <w:p>
+            <w:pPr>
+              <w:spacing w:after="0" w:line="240" w:lineRule="auto"/>
+              <w:rPr>
+                <w:rFonts w:hint="default" w:ascii="Times New Roman" w:hAnsi="Times New Roman" w:cs="Times New Roman"/>
+                <w:sz w:val="28"/>
+                <w:szCs w:val="28"/>
+              </w:rPr>
+            </w:pPr>
+            <w:r>
+              <w:rPr>
+                <w:rFonts w:hint="default" w:ascii="Times New Roman" w:hAnsi="Times New Roman" w:cs="Times New Roman"/>
+                <w:sz w:val="28"/>
+                <w:szCs w:val="28"/>
+              </w:rPr>
+              <w:t>2000</w:t>
+            </w:r>
+          </w:p>
+        </w:tc>
+        <w:tc>
+          <w:tcPr>
+            <w:tcW w:w="1350" w:type="dxa"/>
+          </w:tcPr>
+          <w:p>
+            <w:pPr>
+              <w:spacing w:after="0" w:line="240" w:lineRule="auto"/>
+              <w:rPr>
+                <w:rFonts w:hint="default" w:ascii="Times New Roman" w:hAnsi="Times New Roman" w:cs="Times New Roman"/>
+                <w:sz w:val="28"/>
+                <w:szCs w:val="28"/>
+                <w:lang w:val="ru-RU"/>
+              </w:rPr>
+            </w:pPr>
+            <w:r>
+              <w:rPr>
+                <w:rFonts w:hint="default" w:ascii="Times New Roman" w:hAnsi="Times New Roman" w:cs="Times New Roman"/>
+                <w:sz w:val="28"/>
+                <w:szCs w:val="28"/>
+                <w:lang w:val="ru-RU"/>
+              </w:rPr>
+              <w:t>1999000</w:t>
+            </w:r>
+          </w:p>
+        </w:tc>
+        <w:tc>
+          <w:tcPr>
+            <w:tcW w:w="1377" w:type="dxa"/>
+          </w:tcPr>
+          <w:p>
+            <w:pPr>
+              <w:spacing w:after="0" w:line="240" w:lineRule="auto"/>
+              <w:rPr>
+                <w:rFonts w:hint="default" w:ascii="Times New Roman" w:hAnsi="Times New Roman" w:cs="Times New Roman"/>
+                <w:sz w:val="28"/>
+                <w:szCs w:val="28"/>
+                <w:lang w:val="ru-RU"/>
+              </w:rPr>
+            </w:pPr>
+            <w:r>
+              <w:rPr>
+                <w:rFonts w:hint="default" w:ascii="Times New Roman" w:hAnsi="Times New Roman" w:cs="Times New Roman"/>
+                <w:sz w:val="28"/>
+                <w:szCs w:val="28"/>
+                <w:lang w:val="ru-RU"/>
+              </w:rPr>
+              <w:t>2001000</w:t>
+            </w:r>
+          </w:p>
+        </w:tc>
+        <w:tc>
+          <w:tcPr>
+            <w:tcW w:w="1309" w:type="dxa"/>
+          </w:tcPr>
+          <w:p>
+            <w:pPr>
+              <w:spacing w:after="0" w:line="240" w:lineRule="auto"/>
+              <w:rPr>
+                <w:rFonts w:hint="default" w:ascii="Times New Roman" w:hAnsi="Times New Roman" w:cs="Times New Roman"/>
+                <w:sz w:val="28"/>
+                <w:szCs w:val="28"/>
+                <w:lang w:val="ru-RU"/>
+              </w:rPr>
+            </w:pPr>
+            <w:r>
+              <w:rPr>
+                <w:rFonts w:hint="default" w:ascii="Times New Roman" w:hAnsi="Times New Roman" w:cs="Times New Roman"/>
+                <w:sz w:val="28"/>
+                <w:szCs w:val="28"/>
+              </w:rPr>
+              <w:t>0.00</w:t>
+            </w:r>
+            <w:r>
+              <w:rPr>
+                <w:rFonts w:hint="default" w:ascii="Times New Roman" w:hAnsi="Times New Roman" w:cs="Times New Roman"/>
+                <w:sz w:val="28"/>
+                <w:szCs w:val="28"/>
+                <w:lang w:val="ru-RU"/>
+              </w:rPr>
+              <w:t>11</w:t>
+            </w:r>
+          </w:p>
+        </w:tc>
+        <w:tc>
+          <w:tcPr>
+            <w:tcW w:w="941" w:type="dxa"/>
+            <w:shd w:val="clear" w:color="auto" w:fill="auto"/>
+            <w:vAlign w:val="top"/>
+          </w:tcPr>
+          <w:p>
+            <w:pPr>
+              <w:spacing w:after="0" w:line="240" w:lineRule="auto"/>
+              <w:rPr>
+                <w:rFonts w:hint="default" w:ascii="Times New Roman" w:hAnsi="Times New Roman" w:cs="Times New Roman" w:eastAsiaTheme="minorHAnsi"/>
+                <w:sz w:val="28"/>
+                <w:szCs w:val="28"/>
+                <w:lang w:val="ru-RU" w:eastAsia="ru-RU" w:bidi="ar-SA"/>
+              </w:rPr>
+            </w:pPr>
+            <w:r>
+              <w:rPr>
+                <w:rFonts w:hint="default" w:ascii="Times New Roman" w:hAnsi="Times New Roman" w:cs="Times New Roman"/>
+                <w:sz w:val="28"/>
+                <w:szCs w:val="28"/>
+              </w:rPr>
+              <w:t>2000</w:t>
+            </w:r>
+          </w:p>
+        </w:tc>
+        <w:tc>
+          <w:tcPr>
+            <w:tcW w:w="819" w:type="dxa"/>
+            <w:shd w:val="clear" w:color="auto" w:fill="auto"/>
+            <w:vAlign w:val="top"/>
+          </w:tcPr>
+          <w:p>
+            <w:pPr>
+              <w:spacing w:after="0" w:line="240" w:lineRule="auto"/>
+              <w:rPr>
+                <w:rFonts w:hint="default" w:ascii="Times New Roman" w:hAnsi="Times New Roman" w:cs="Times New Roman" w:eastAsiaTheme="minorHAnsi"/>
+                <w:sz w:val="28"/>
+                <w:szCs w:val="28"/>
+                <w:lang w:val="ru-RU" w:eastAsia="ru-RU" w:bidi="ar-SA"/>
+              </w:rPr>
+            </w:pPr>
+            <w:r>
+              <w:rPr>
+                <w:rFonts w:hint="default" w:ascii="Times New Roman" w:hAnsi="Times New Roman" w:cs="Times New Roman"/>
+                <w:sz w:val="28"/>
+                <w:szCs w:val="28"/>
+                <w:lang w:val="ru-RU"/>
+              </w:rPr>
+              <w:t>0</w:t>
+            </w:r>
+          </w:p>
+        </w:tc>
+        <w:tc>
+          <w:tcPr>
+            <w:tcW w:w="1022" w:type="dxa"/>
+          </w:tcPr>
+          <w:p>
+            <w:pPr>
+              <w:spacing w:after="0" w:line="240" w:lineRule="auto"/>
+              <w:rPr>
+                <w:rFonts w:hint="default" w:ascii="Times New Roman" w:hAnsi="Times New Roman" w:cs="Times New Roman"/>
+                <w:sz w:val="28"/>
+                <w:szCs w:val="28"/>
+              </w:rPr>
+            </w:pPr>
+            <w:r>
+              <w:rPr>
+                <w:rFonts w:hint="default" w:ascii="Times New Roman" w:hAnsi="Times New Roman" w:cs="Times New Roman"/>
+                <w:sz w:val="28"/>
+                <w:szCs w:val="28"/>
+              </w:rPr>
+              <w:t>2000</w:t>
+            </w:r>
+          </w:p>
+        </w:tc>
+      </w:tr>
+      <w:tr>
+        <w:tblPrEx>
+          <w:tblBorders>
+            <w:top w:val="single" w:color="auto" w:sz="4" w:space="0"/>
+            <w:left w:val="single" w:color="auto" w:sz="4" w:space="0"/>
+            <w:bottom w:val="single" w:color="auto" w:sz="4" w:space="0"/>
+            <w:right w:val="single" w:color="auto" w:sz="4" w:space="0"/>
+            <w:insideH w:val="single" w:color="auto" w:sz="4" w:space="0"/>
+            <w:insideV w:val="single" w:color="auto" w:sz="4" w:space="0"/>
+          </w:tblBorders>
+          <w:tblCellMar>
+            <w:top w:w="0" w:type="dxa"/>
+            <w:left w:w="108" w:type="dxa"/>
+            <w:bottom w:w="0" w:type="dxa"/>
+            <w:right w:w="108" w:type="dxa"/>
+          </w:tblCellMar>
+        </w:tblPrEx>
+        <w:tc>
+          <w:tcPr>
+            <w:tcW w:w="985" w:type="dxa"/>
+          </w:tcPr>
+          <w:p>
+            <w:pPr>
+              <w:spacing w:after="0" w:line="240" w:lineRule="auto"/>
+              <w:rPr>
+                <w:rFonts w:hint="default" w:ascii="Times New Roman" w:hAnsi="Times New Roman" w:cs="Times New Roman"/>
+                <w:sz w:val="28"/>
+                <w:szCs w:val="28"/>
+              </w:rPr>
+            </w:pPr>
+            <w:r>
+              <w:rPr>
+                <w:rFonts w:hint="default" w:ascii="Times New Roman" w:hAnsi="Times New Roman" w:cs="Times New Roman"/>
+                <w:sz w:val="28"/>
+                <w:szCs w:val="28"/>
+              </w:rPr>
+              <w:t>5000</w:t>
+            </w:r>
+          </w:p>
+        </w:tc>
+        <w:tc>
+          <w:tcPr>
+            <w:tcW w:w="1173" w:type="dxa"/>
+          </w:tcPr>
+          <w:p>
+            <w:pPr>
+              <w:spacing w:after="0" w:line="240" w:lineRule="auto"/>
+              <w:rPr>
+                <w:rFonts w:hint="default" w:ascii="Times New Roman" w:hAnsi="Times New Roman" w:cs="Times New Roman"/>
+                <w:sz w:val="28"/>
+                <w:szCs w:val="28"/>
+                <w:lang w:val="ru-RU"/>
+              </w:rPr>
+            </w:pPr>
+            <w:r>
+              <w:rPr>
+                <w:rFonts w:hint="default" w:ascii="Times New Roman" w:hAnsi="Times New Roman" w:cs="Times New Roman"/>
+                <w:sz w:val="28"/>
+                <w:szCs w:val="28"/>
+              </w:rPr>
+              <w:t>0.</w:t>
+            </w:r>
+            <w:r>
+              <w:rPr>
+                <w:rFonts w:hint="default" w:ascii="Times New Roman" w:hAnsi="Times New Roman" w:cs="Times New Roman"/>
+                <w:sz w:val="28"/>
+                <w:szCs w:val="28"/>
+                <w:lang w:val="ru-RU"/>
+              </w:rPr>
+              <w:t>1566</w:t>
+            </w:r>
+          </w:p>
+        </w:tc>
+        <w:tc>
+          <w:tcPr>
+            <w:tcW w:w="981" w:type="dxa"/>
+          </w:tcPr>
+          <w:p>
+            <w:pPr>
+              <w:spacing w:after="0" w:line="240" w:lineRule="auto"/>
+              <w:rPr>
+                <w:rFonts w:hint="default" w:ascii="Times New Roman" w:hAnsi="Times New Roman" w:cs="Times New Roman"/>
+                <w:sz w:val="28"/>
+                <w:szCs w:val="28"/>
+              </w:rPr>
+            </w:pPr>
+            <w:r>
+              <w:rPr>
+                <w:rFonts w:hint="default" w:ascii="Times New Roman" w:hAnsi="Times New Roman" w:cs="Times New Roman"/>
+                <w:sz w:val="28"/>
+                <w:szCs w:val="28"/>
+              </w:rPr>
+              <w:t>5000</w:t>
+            </w:r>
+          </w:p>
+        </w:tc>
+        <w:tc>
+          <w:tcPr>
+            <w:tcW w:w="1350" w:type="dxa"/>
+          </w:tcPr>
+          <w:p>
+            <w:pPr>
+              <w:spacing w:after="0" w:line="240" w:lineRule="auto"/>
+              <w:rPr>
+                <w:rFonts w:hint="default" w:ascii="Times New Roman" w:hAnsi="Times New Roman" w:cs="Times New Roman"/>
+                <w:sz w:val="28"/>
+                <w:szCs w:val="28"/>
+                <w:lang w:val="ru-RU"/>
+              </w:rPr>
+            </w:pPr>
+            <w:r>
+              <w:rPr>
+                <w:rFonts w:hint="default" w:ascii="Times New Roman" w:hAnsi="Times New Roman" w:cs="Times New Roman"/>
+                <w:sz w:val="28"/>
+                <w:szCs w:val="28"/>
+                <w:lang w:val="ru-RU"/>
+              </w:rPr>
+              <w:t>12497500</w:t>
+            </w:r>
+          </w:p>
+        </w:tc>
+        <w:tc>
+          <w:tcPr>
+            <w:tcW w:w="1377" w:type="dxa"/>
+          </w:tcPr>
+          <w:p>
+            <w:pPr>
+              <w:spacing w:after="0" w:line="240" w:lineRule="auto"/>
+              <w:rPr>
+                <w:rFonts w:hint="default" w:ascii="Times New Roman" w:hAnsi="Times New Roman" w:cs="Times New Roman"/>
+                <w:sz w:val="28"/>
+                <w:szCs w:val="28"/>
+                <w:lang w:val="ru-RU"/>
+              </w:rPr>
+            </w:pPr>
+            <w:r>
+              <w:rPr>
+                <w:rFonts w:hint="default" w:ascii="Times New Roman" w:hAnsi="Times New Roman" w:cs="Times New Roman"/>
+                <w:sz w:val="28"/>
+                <w:szCs w:val="28"/>
+                <w:lang w:val="ru-RU"/>
+              </w:rPr>
+              <w:t>12502500</w:t>
+            </w:r>
+          </w:p>
+        </w:tc>
+        <w:tc>
+          <w:tcPr>
+            <w:tcW w:w="1309" w:type="dxa"/>
+          </w:tcPr>
+          <w:p>
+            <w:pPr>
+              <w:spacing w:after="0" w:line="240" w:lineRule="auto"/>
+              <w:rPr>
+                <w:rFonts w:hint="default" w:ascii="Times New Roman" w:hAnsi="Times New Roman" w:cs="Times New Roman"/>
+                <w:sz w:val="28"/>
+                <w:szCs w:val="28"/>
+                <w:lang w:val="ru-RU"/>
+              </w:rPr>
+            </w:pPr>
+            <w:r>
+              <w:rPr>
+                <w:rFonts w:hint="default" w:ascii="Times New Roman" w:hAnsi="Times New Roman" w:cs="Times New Roman"/>
+                <w:sz w:val="28"/>
+                <w:szCs w:val="28"/>
+              </w:rPr>
+              <w:t>0.0</w:t>
+            </w:r>
+            <w:r>
+              <w:rPr>
+                <w:rFonts w:hint="default" w:ascii="Times New Roman" w:hAnsi="Times New Roman" w:cs="Times New Roman"/>
+                <w:sz w:val="28"/>
+                <w:szCs w:val="28"/>
+                <w:lang w:val="ru-RU"/>
+              </w:rPr>
+              <w:t>052</w:t>
+            </w:r>
+          </w:p>
+        </w:tc>
+        <w:tc>
+          <w:tcPr>
+            <w:tcW w:w="941" w:type="dxa"/>
+            <w:shd w:val="clear" w:color="auto" w:fill="auto"/>
+            <w:vAlign w:val="top"/>
+          </w:tcPr>
+          <w:p>
+            <w:pPr>
+              <w:spacing w:after="0" w:line="240" w:lineRule="auto"/>
+              <w:rPr>
+                <w:rFonts w:hint="default" w:ascii="Times New Roman" w:hAnsi="Times New Roman" w:cs="Times New Roman" w:eastAsiaTheme="minorHAnsi"/>
+                <w:sz w:val="28"/>
+                <w:szCs w:val="28"/>
+                <w:lang w:val="ru-RU" w:eastAsia="ru-RU" w:bidi="ar-SA"/>
+              </w:rPr>
+            </w:pPr>
+            <w:r>
+              <w:rPr>
+                <w:rFonts w:hint="default" w:ascii="Times New Roman" w:hAnsi="Times New Roman" w:cs="Times New Roman"/>
+                <w:sz w:val="28"/>
+                <w:szCs w:val="28"/>
+              </w:rPr>
+              <w:t>5000</w:t>
+            </w:r>
+          </w:p>
+        </w:tc>
+        <w:tc>
+          <w:tcPr>
+            <w:tcW w:w="819" w:type="dxa"/>
+            <w:shd w:val="clear" w:color="auto" w:fill="auto"/>
+            <w:vAlign w:val="top"/>
+          </w:tcPr>
+          <w:p>
+            <w:pPr>
+              <w:spacing w:after="0" w:line="240" w:lineRule="auto"/>
+              <w:rPr>
+                <w:rFonts w:hint="default" w:ascii="Times New Roman" w:hAnsi="Times New Roman" w:cs="Times New Roman" w:eastAsiaTheme="minorHAnsi"/>
+                <w:sz w:val="28"/>
+                <w:szCs w:val="28"/>
+                <w:lang w:val="ru-RU" w:eastAsia="ru-RU" w:bidi="ar-SA"/>
+              </w:rPr>
+            </w:pPr>
+            <w:r>
+              <w:rPr>
+                <w:rFonts w:hint="default" w:ascii="Times New Roman" w:hAnsi="Times New Roman" w:cs="Times New Roman"/>
+                <w:sz w:val="28"/>
+                <w:szCs w:val="28"/>
+                <w:lang w:val="ru-RU"/>
+              </w:rPr>
+              <w:t>0</w:t>
+            </w:r>
+          </w:p>
+        </w:tc>
+        <w:tc>
+          <w:tcPr>
+            <w:tcW w:w="1022" w:type="dxa"/>
+          </w:tcPr>
+          <w:p>
+            <w:pPr>
+              <w:spacing w:after="0" w:line="240" w:lineRule="auto"/>
+              <w:rPr>
+                <w:rFonts w:hint="default" w:ascii="Times New Roman" w:hAnsi="Times New Roman" w:cs="Times New Roman"/>
+                <w:sz w:val="28"/>
+                <w:szCs w:val="28"/>
+              </w:rPr>
+            </w:pPr>
+            <w:r>
+              <w:rPr>
+                <w:rFonts w:hint="default" w:ascii="Times New Roman" w:hAnsi="Times New Roman" w:cs="Times New Roman"/>
+                <w:sz w:val="28"/>
+                <w:szCs w:val="28"/>
+              </w:rPr>
+              <w:t>5000</w:t>
+            </w:r>
+          </w:p>
+        </w:tc>
+      </w:tr>
+      <w:tr>
+        <w:tblPrEx>
+          <w:tblBorders>
+            <w:top w:val="single" w:color="auto" w:sz="4" w:space="0"/>
+            <w:left w:val="single" w:color="auto" w:sz="4" w:space="0"/>
+            <w:bottom w:val="single" w:color="auto" w:sz="4" w:space="0"/>
+            <w:right w:val="single" w:color="auto" w:sz="4" w:space="0"/>
+            <w:insideH w:val="single" w:color="auto" w:sz="4" w:space="0"/>
+            <w:insideV w:val="single" w:color="auto" w:sz="4" w:space="0"/>
+          </w:tblBorders>
+          <w:tblCellMar>
+            <w:top w:w="0" w:type="dxa"/>
+            <w:left w:w="108" w:type="dxa"/>
+            <w:bottom w:w="0" w:type="dxa"/>
+            <w:right w:w="108" w:type="dxa"/>
+          </w:tblCellMar>
+        </w:tblPrEx>
+        <w:tc>
+          <w:tcPr>
+            <w:tcW w:w="985" w:type="dxa"/>
+          </w:tcPr>
+          <w:p>
+            <w:pPr>
+              <w:spacing w:after="0" w:line="240" w:lineRule="auto"/>
+              <w:rPr>
+                <w:rFonts w:hint="default" w:ascii="Times New Roman" w:hAnsi="Times New Roman" w:cs="Times New Roman"/>
+                <w:sz w:val="28"/>
+                <w:szCs w:val="28"/>
+              </w:rPr>
+            </w:pPr>
+            <w:r>
+              <w:rPr>
+                <w:rFonts w:hint="default" w:ascii="Times New Roman" w:hAnsi="Times New Roman" w:cs="Times New Roman"/>
+                <w:sz w:val="28"/>
+                <w:szCs w:val="28"/>
+              </w:rPr>
+              <w:t>10000</w:t>
+            </w:r>
+          </w:p>
+        </w:tc>
+        <w:tc>
+          <w:tcPr>
+            <w:tcW w:w="1173" w:type="dxa"/>
+          </w:tcPr>
+          <w:p>
+            <w:pPr>
+              <w:spacing w:after="0" w:line="240" w:lineRule="auto"/>
+              <w:rPr>
+                <w:rFonts w:hint="default" w:ascii="Times New Roman" w:hAnsi="Times New Roman" w:cs="Times New Roman"/>
+                <w:sz w:val="28"/>
+                <w:szCs w:val="28"/>
+                <w:lang w:val="ru-RU"/>
+              </w:rPr>
+            </w:pPr>
+            <w:r>
+              <w:rPr>
+                <w:rFonts w:hint="default" w:ascii="Times New Roman" w:hAnsi="Times New Roman" w:cs="Times New Roman"/>
+                <w:sz w:val="28"/>
+                <w:szCs w:val="28"/>
+              </w:rPr>
+              <w:t>0.</w:t>
+            </w:r>
+            <w:r>
+              <w:rPr>
+                <w:rFonts w:hint="default" w:ascii="Times New Roman" w:hAnsi="Times New Roman" w:cs="Times New Roman"/>
+                <w:sz w:val="28"/>
+                <w:szCs w:val="28"/>
+                <w:lang w:val="ru-RU"/>
+              </w:rPr>
+              <w:t>4888</w:t>
+            </w:r>
+          </w:p>
+        </w:tc>
+        <w:tc>
+          <w:tcPr>
+            <w:tcW w:w="981" w:type="dxa"/>
+          </w:tcPr>
+          <w:p>
+            <w:pPr>
+              <w:spacing w:after="0" w:line="240" w:lineRule="auto"/>
+              <w:rPr>
+                <w:rFonts w:hint="default" w:ascii="Times New Roman" w:hAnsi="Times New Roman" w:cs="Times New Roman"/>
+                <w:sz w:val="28"/>
+                <w:szCs w:val="28"/>
+              </w:rPr>
+            </w:pPr>
+            <w:r>
+              <w:rPr>
+                <w:rFonts w:hint="default" w:ascii="Times New Roman" w:hAnsi="Times New Roman" w:cs="Times New Roman"/>
+                <w:sz w:val="28"/>
+                <w:szCs w:val="28"/>
+              </w:rPr>
+              <w:t>10000</w:t>
+            </w:r>
+          </w:p>
+        </w:tc>
+        <w:tc>
+          <w:tcPr>
+            <w:tcW w:w="1350" w:type="dxa"/>
+          </w:tcPr>
+          <w:p>
+            <w:pPr>
+              <w:spacing w:after="0" w:line="240" w:lineRule="auto"/>
+              <w:rPr>
+                <w:rFonts w:hint="default" w:ascii="Times New Roman" w:hAnsi="Times New Roman" w:cs="Times New Roman"/>
+                <w:sz w:val="28"/>
+                <w:szCs w:val="28"/>
+                <w:lang w:val="ru-RU"/>
+              </w:rPr>
+            </w:pPr>
+            <w:r>
+              <w:rPr>
+                <w:rFonts w:hint="default" w:ascii="Times New Roman" w:hAnsi="Times New Roman" w:cs="Times New Roman"/>
+                <w:sz w:val="28"/>
+                <w:szCs w:val="28"/>
+                <w:lang w:val="ru-RU"/>
+              </w:rPr>
+              <w:t>49995000</w:t>
+            </w:r>
+          </w:p>
+        </w:tc>
+        <w:tc>
+          <w:tcPr>
+            <w:tcW w:w="1377" w:type="dxa"/>
+          </w:tcPr>
+          <w:p>
+            <w:pPr>
+              <w:spacing w:after="0" w:line="240" w:lineRule="auto"/>
+              <w:rPr>
+                <w:rFonts w:hint="default" w:ascii="Times New Roman" w:hAnsi="Times New Roman" w:cs="Times New Roman"/>
+                <w:sz w:val="28"/>
+                <w:szCs w:val="28"/>
+                <w:lang w:val="ru-RU"/>
+              </w:rPr>
+            </w:pPr>
+            <w:r>
+              <w:rPr>
+                <w:rFonts w:hint="default" w:ascii="Times New Roman" w:hAnsi="Times New Roman" w:cs="Times New Roman"/>
+                <w:sz w:val="28"/>
+                <w:szCs w:val="28"/>
+                <w:lang w:val="ru-RU"/>
+              </w:rPr>
+              <w:t>50005000</w:t>
+            </w:r>
+          </w:p>
+        </w:tc>
+        <w:tc>
+          <w:tcPr>
+            <w:tcW w:w="1309" w:type="dxa"/>
+          </w:tcPr>
+          <w:p>
+            <w:pPr>
+              <w:spacing w:after="0" w:line="240" w:lineRule="auto"/>
+              <w:rPr>
+                <w:rFonts w:hint="default" w:ascii="Times New Roman" w:hAnsi="Times New Roman" w:cs="Times New Roman"/>
+                <w:sz w:val="28"/>
+                <w:szCs w:val="28"/>
+                <w:lang w:val="ru-RU"/>
+              </w:rPr>
+            </w:pPr>
+            <w:r>
+              <w:rPr>
+                <w:rFonts w:hint="default" w:ascii="Times New Roman" w:hAnsi="Times New Roman" w:cs="Times New Roman"/>
+                <w:sz w:val="28"/>
+                <w:szCs w:val="28"/>
+              </w:rPr>
+              <w:t>0.0</w:t>
+            </w:r>
+            <w:r>
+              <w:rPr>
+                <w:rFonts w:hint="default" w:ascii="Times New Roman" w:hAnsi="Times New Roman" w:cs="Times New Roman"/>
+                <w:sz w:val="28"/>
+                <w:szCs w:val="28"/>
+                <w:lang w:val="ru-RU"/>
+              </w:rPr>
+              <w:t>049</w:t>
+            </w:r>
+          </w:p>
+        </w:tc>
+        <w:tc>
+          <w:tcPr>
+            <w:tcW w:w="941" w:type="dxa"/>
+            <w:shd w:val="clear" w:color="auto" w:fill="auto"/>
+            <w:vAlign w:val="top"/>
+          </w:tcPr>
+          <w:p>
+            <w:pPr>
+              <w:spacing w:after="0" w:line="240" w:lineRule="auto"/>
+              <w:rPr>
+                <w:rFonts w:hint="default" w:ascii="Times New Roman" w:hAnsi="Times New Roman" w:cs="Times New Roman" w:eastAsiaTheme="minorHAnsi"/>
+                <w:sz w:val="28"/>
+                <w:szCs w:val="28"/>
+                <w:lang w:val="ru-RU" w:eastAsia="ru-RU" w:bidi="ar-SA"/>
+              </w:rPr>
+            </w:pPr>
+            <w:r>
+              <w:rPr>
+                <w:rFonts w:hint="default" w:ascii="Times New Roman" w:hAnsi="Times New Roman" w:cs="Times New Roman"/>
+                <w:sz w:val="28"/>
+                <w:szCs w:val="28"/>
+              </w:rPr>
+              <w:t>10000</w:t>
+            </w:r>
+          </w:p>
+        </w:tc>
+        <w:tc>
+          <w:tcPr>
+            <w:tcW w:w="819" w:type="dxa"/>
+            <w:shd w:val="clear" w:color="auto" w:fill="auto"/>
+            <w:vAlign w:val="top"/>
+          </w:tcPr>
+          <w:p>
+            <w:pPr>
+              <w:spacing w:after="0" w:line="240" w:lineRule="auto"/>
+              <w:rPr>
+                <w:rFonts w:hint="default" w:ascii="Times New Roman" w:hAnsi="Times New Roman" w:cs="Times New Roman" w:eastAsiaTheme="minorHAnsi"/>
+                <w:sz w:val="28"/>
+                <w:szCs w:val="28"/>
+                <w:lang w:val="ru-RU" w:eastAsia="ru-RU" w:bidi="ar-SA"/>
+              </w:rPr>
+            </w:pPr>
+            <w:r>
+              <w:rPr>
+                <w:rFonts w:hint="default" w:ascii="Times New Roman" w:hAnsi="Times New Roman" w:cs="Times New Roman"/>
+                <w:sz w:val="28"/>
+                <w:szCs w:val="28"/>
+                <w:lang w:val="ru-RU"/>
+              </w:rPr>
+              <w:t>0</w:t>
+            </w:r>
+          </w:p>
+        </w:tc>
+        <w:tc>
+          <w:tcPr>
+            <w:tcW w:w="1022" w:type="dxa"/>
+          </w:tcPr>
+          <w:p>
+            <w:pPr>
+              <w:spacing w:after="0" w:line="240" w:lineRule="auto"/>
+              <w:rPr>
+                <w:rFonts w:hint="default" w:ascii="Times New Roman" w:hAnsi="Times New Roman" w:cs="Times New Roman"/>
+                <w:sz w:val="28"/>
+                <w:szCs w:val="28"/>
+              </w:rPr>
+            </w:pPr>
+            <w:r>
+              <w:rPr>
+                <w:rFonts w:hint="default" w:ascii="Times New Roman" w:hAnsi="Times New Roman" w:cs="Times New Roman"/>
+                <w:sz w:val="28"/>
+                <w:szCs w:val="28"/>
+              </w:rPr>
+              <w:t>10000</w:t>
+            </w:r>
+          </w:p>
+        </w:tc>
+      </w:tr>
+    </w:tbl>
+    <w:p>
+      <w:pPr>
+        <w:rPr>
           <w:rFonts w:ascii="Times New Roman" w:hAnsi="Times New Roman" w:cs="Times New Roman"/>
           <w:b/>
           <w:bCs/>
           <w:sz w:val="28"/>
           <w:szCs w:val="28"/>
+          <w:lang w:val="en-US"/>
         </w:rPr>
       </w:pPr>
     </w:p>
     <w:p>
       <w:pPr>
         <w:rPr>
-          <w:rStyle w:val="12"/>
-          <w:rFonts w:ascii="Times New Roman" w:hAnsi="Times New Roman" w:cs="Times New Roman"/>
+          <w:rFonts w:hint="default" w:ascii="Times New Roman" w:hAnsi="Times New Roman" w:eastAsia="SimSun" w:cs="Times New Roman"/>
+          <w:sz w:val="28"/>
+          <w:szCs w:val="28"/>
+          <w:lang w:val="ru-RU"/>
+        </w:rPr>
+      </w:pPr>
+      <w:r>
+        <w:rPr>
+          <w:rFonts w:hint="default" w:ascii="Times New Roman" w:hAnsi="Times New Roman" w:eastAsia="SimSun" w:cs="Times New Roman"/>
+          <w:sz w:val="28"/>
+          <w:szCs w:val="28"/>
+          <w:lang w:val="ru-RU"/>
+        </w:rPr>
+        <w:t>Е</w:t>
+      </w:r>
+      <w:r>
+        <w:rPr>
+          <w:rFonts w:hint="default" w:ascii="Times New Roman" w:hAnsi="Times New Roman" w:eastAsia="SimSun" w:cs="Times New Roman"/>
+          <w:sz w:val="28"/>
+          <w:szCs w:val="28"/>
+        </w:rPr>
+        <w:t>мкостная сложность обоих алгоритмов:</w:t>
+      </w:r>
+      <w:r>
+        <w:rPr>
+          <w:rFonts w:hint="default" w:ascii="Times New Roman" w:hAnsi="Times New Roman" w:eastAsia="SimSun" w:cs="Times New Roman"/>
+          <w:sz w:val="28"/>
+          <w:szCs w:val="28"/>
+          <w:lang w:val="ru-RU"/>
+        </w:rPr>
+        <w:t xml:space="preserve"> О(1), так как оба алгоритма не создают доп массивов.</w:t>
+      </w:r>
+    </w:p>
+    <w:p>
+      <w:r>
+        <w:drawing>
+          <wp:inline distT="0" distB="0" distL="114300" distR="114300">
+            <wp:extent cx="5935345" cy="3714115"/>
+            <wp:effectExtent l="0" t="0" r="8255" b="635"/>
+            <wp:docPr id="9" name="Изображение 2"/>
+            <wp:cNvGraphicFramePr>
+              <a:graphicFrameLocks xmlns:a="http://schemas.openxmlformats.org/drawingml/2006/main" noChangeAspect="1"/>
+            </wp:cNvGraphicFramePr>
+            <a:graphic xmlns:a="http://schemas.openxmlformats.org/drawingml/2006/main">
+              <a:graphicData uri="http://schemas.openxmlformats.org/drawingml/2006/picture">
+                <pic:pic xmlns:pic="http://schemas.openxmlformats.org/drawingml/2006/picture">
+                  <pic:nvPicPr>
+                    <pic:cNvPr id="9" name="Изображение 2"/>
+                    <pic:cNvPicPr>
+                      <a:picLocks noChangeAspect="1"/>
+                    </pic:cNvPicPr>
+                  </pic:nvPicPr>
+                  <pic:blipFill>
+                    <a:blip r:embed="rId10"/>
+                    <a:stretch>
+                      <a:fillRect/>
+                    </a:stretch>
+                  </pic:blipFill>
+                  <pic:spPr>
+                    <a:xfrm>
+                      <a:off x="0" y="0"/>
+                      <a:ext cx="5935345" cy="3714115"/>
+                    </a:xfrm>
+                    <a:prstGeom prst="rect">
+                      <a:avLst/>
+                    </a:prstGeom>
+                    <a:noFill/>
+                    <a:ln>
+                      <a:noFill/>
+                    </a:ln>
+                  </pic:spPr>
+                </pic:pic>
+              </a:graphicData>
+            </a:graphic>
+          </wp:inline>
+        </w:drawing>
+      </w:r>
+    </w:p>
+    <w:p/>
+    <w:p>
+      <w:pPr>
+        <w:rPr>
+          <w:rFonts w:hint="default" w:ascii="Times New Roman" w:hAnsi="Times New Roman" w:eastAsia="MS Mincho" w:cs="Times New Roman"/>
           <w:b/>
           <w:bCs/>
           <w:sz w:val="28"/>
           <w:szCs w:val="28"/>
+          <w:lang w:val="ru-RU" w:eastAsia="ja-JP"/>
         </w:rPr>
       </w:pPr>
       <w:r>
         <w:rPr>
-          <w:rStyle w:val="12"/>
-          <w:rFonts w:ascii="Times New Roman" w:hAnsi="Times New Roman" w:cs="Times New Roman"/>
+          <w:rFonts w:hint="default" w:ascii="Times New Roman" w:hAnsi="Times New Roman" w:eastAsia="MS Mincho" w:cs="Times New Roman"/>
           <w:b/>
           <w:bCs/>
           <w:sz w:val="28"/>
           <w:szCs w:val="28"/>
-        </w:rPr>
-        <w:t>ВЫВОДЫ ПО РАБОТЕ</w:t>
+          <w:lang w:val="ru-RU" w:eastAsia="ja-JP"/>
+        </w:rPr>
+        <w:t>Результаты тестирования для случая «случайное заполнение»</w:t>
       </w:r>
     </w:p>
+    <w:tbl>
+      <w:tblPr>
+        <w:tblStyle w:val="11"/>
+        <w:tblW w:w="9957" w:type="dxa"/>
+        <w:tblInd w:w="0" w:type="dxa"/>
+        <w:tblBorders>
+          <w:top w:val="single" w:color="auto" w:sz="4" w:space="0"/>
+          <w:left w:val="single" w:color="auto" w:sz="4" w:space="0"/>
+          <w:bottom w:val="single" w:color="auto" w:sz="4" w:space="0"/>
+          <w:right w:val="single" w:color="auto" w:sz="4" w:space="0"/>
+          <w:insideH w:val="single" w:color="auto" w:sz="4" w:space="0"/>
+          <w:insideV w:val="single" w:color="auto" w:sz="4" w:space="0"/>
+        </w:tblBorders>
+        <w:tblLayout w:type="fixed"/>
+        <w:tblCellMar>
+          <w:top w:w="0" w:type="dxa"/>
+          <w:left w:w="108" w:type="dxa"/>
+          <w:bottom w:w="0" w:type="dxa"/>
+          <w:right w:w="108" w:type="dxa"/>
+        </w:tblCellMar>
+      </w:tblPr>
+      <w:tblGrid>
+        <w:gridCol w:w="985"/>
+        <w:gridCol w:w="1173"/>
+        <w:gridCol w:w="981"/>
+        <w:gridCol w:w="1350"/>
+        <w:gridCol w:w="1377"/>
+        <w:gridCol w:w="1309"/>
+        <w:gridCol w:w="941"/>
+        <w:gridCol w:w="819"/>
+        <w:gridCol w:w="1022"/>
+      </w:tblGrid>
+      <w:tr>
+        <w:tblPrEx>
+          <w:tblBorders>
+            <w:top w:val="single" w:color="auto" w:sz="4" w:space="0"/>
+            <w:left w:val="single" w:color="auto" w:sz="4" w:space="0"/>
+            <w:bottom w:val="single" w:color="auto" w:sz="4" w:space="0"/>
+            <w:right w:val="single" w:color="auto" w:sz="4" w:space="0"/>
+            <w:insideH w:val="single" w:color="auto" w:sz="4" w:space="0"/>
+            <w:insideV w:val="single" w:color="auto" w:sz="4" w:space="0"/>
+          </w:tblBorders>
+          <w:tblCellMar>
+            <w:top w:w="0" w:type="dxa"/>
+            <w:left w:w="108" w:type="dxa"/>
+            <w:bottom w:w="0" w:type="dxa"/>
+            <w:right w:w="108" w:type="dxa"/>
+          </w:tblCellMar>
+        </w:tblPrEx>
+        <w:tc>
+          <w:tcPr>
+            <w:tcW w:w="985" w:type="dxa"/>
+          </w:tcPr>
+          <w:p>
+            <w:pPr>
+              <w:spacing w:after="0" w:line="240" w:lineRule="auto"/>
+              <w:rPr>
+                <w:rFonts w:hint="default" w:ascii="Times New Roman" w:hAnsi="Times New Roman" w:cs="Times New Roman"/>
+                <w:sz w:val="28"/>
+                <w:szCs w:val="28"/>
+              </w:rPr>
+            </w:pPr>
+            <w:r>
+              <w:rPr>
+                <w:rFonts w:hint="default" w:ascii="Times New Roman" w:hAnsi="Times New Roman" w:cs="Times New Roman"/>
+                <w:sz w:val="28"/>
+                <w:szCs w:val="28"/>
+              </w:rPr>
+              <w:t>n</w:t>
+            </w:r>
+          </w:p>
+        </w:tc>
+        <w:tc>
+          <w:tcPr>
+            <w:tcW w:w="1173" w:type="dxa"/>
+          </w:tcPr>
+          <w:p>
+            <w:pPr>
+              <w:spacing w:after="0" w:line="240" w:lineRule="auto"/>
+              <w:rPr>
+                <w:rFonts w:hint="default" w:ascii="Times New Roman" w:hAnsi="Times New Roman" w:cs="Times New Roman"/>
+                <w:sz w:val="28"/>
+                <w:szCs w:val="28"/>
+              </w:rPr>
+            </w:pPr>
+            <w:r>
+              <w:rPr>
+                <w:rFonts w:hint="default" w:ascii="Times New Roman" w:hAnsi="Times New Roman" w:cs="Times New Roman"/>
+                <w:sz w:val="28"/>
+                <w:szCs w:val="28"/>
+              </w:rPr>
+              <w:t>Время</w:t>
+            </w:r>
+            <w:r>
+              <w:rPr>
+                <w:rFonts w:hint="default" w:ascii="Times New Roman" w:hAnsi="Times New Roman" w:cs="Times New Roman"/>
+                <w:sz w:val="28"/>
+                <w:szCs w:val="28"/>
+                <w:lang w:val="ru-RU"/>
+              </w:rPr>
+              <w:t xml:space="preserve">_1 </w:t>
+            </w:r>
+            <w:r>
+              <w:rPr>
+                <w:rFonts w:hint="default" w:ascii="Times New Roman" w:hAnsi="Times New Roman" w:cs="Times New Roman"/>
+                <w:sz w:val="28"/>
+                <w:szCs w:val="28"/>
+              </w:rPr>
+              <w:t>(мс)</w:t>
+            </w:r>
+          </w:p>
+        </w:tc>
+        <w:tc>
+          <w:tcPr>
+            <w:tcW w:w="981" w:type="dxa"/>
+          </w:tcPr>
+          <w:p>
+            <w:pPr>
+              <w:spacing w:after="0" w:line="240" w:lineRule="auto"/>
+              <w:rPr>
+                <w:rFonts w:hint="default" w:ascii="Times New Roman" w:hAnsi="Times New Roman" w:cs="Times New Roman"/>
+                <w:sz w:val="28"/>
+                <w:szCs w:val="28"/>
+              </w:rPr>
+            </w:pPr>
+            <w:r>
+              <w:rPr>
+                <w:rFonts w:hint="default" w:ascii="Times New Roman" w:hAnsi="Times New Roman" w:cs="Times New Roman"/>
+                <w:sz w:val="28"/>
+                <w:szCs w:val="28"/>
+              </w:rPr>
+              <w:t>Cn1</w:t>
+            </w:r>
+          </w:p>
+        </w:tc>
+        <w:tc>
+          <w:tcPr>
+            <w:tcW w:w="1350" w:type="dxa"/>
+          </w:tcPr>
+          <w:p>
+            <w:pPr>
+              <w:spacing w:after="0" w:line="240" w:lineRule="auto"/>
+              <w:rPr>
+                <w:rFonts w:hint="default" w:ascii="Times New Roman" w:hAnsi="Times New Roman" w:cs="Times New Roman"/>
+                <w:sz w:val="28"/>
+                <w:szCs w:val="28"/>
+              </w:rPr>
+            </w:pPr>
+            <w:r>
+              <w:rPr>
+                <w:rFonts w:hint="default" w:ascii="Times New Roman" w:hAnsi="Times New Roman" w:cs="Times New Roman"/>
+                <w:sz w:val="28"/>
+                <w:szCs w:val="28"/>
+              </w:rPr>
+              <w:t>Mn1</w:t>
+            </w:r>
+          </w:p>
+        </w:tc>
+        <w:tc>
+          <w:tcPr>
+            <w:tcW w:w="1377" w:type="dxa"/>
+          </w:tcPr>
+          <w:p>
+            <w:pPr>
+              <w:spacing w:after="0" w:line="240" w:lineRule="auto"/>
+              <w:rPr>
+                <w:rFonts w:hint="default" w:ascii="Times New Roman" w:hAnsi="Times New Roman" w:cs="Times New Roman"/>
+                <w:sz w:val="28"/>
+                <w:szCs w:val="28"/>
+              </w:rPr>
+            </w:pPr>
+            <w:r>
+              <w:rPr>
+                <w:rFonts w:hint="default" w:ascii="Times New Roman" w:hAnsi="Times New Roman" w:cs="Times New Roman"/>
+                <w:sz w:val="28"/>
+                <w:szCs w:val="28"/>
+              </w:rPr>
+              <w:t>Tn1</w:t>
+            </w:r>
+          </w:p>
+        </w:tc>
+        <w:tc>
+          <w:tcPr>
+            <w:tcW w:w="1309" w:type="dxa"/>
+          </w:tcPr>
+          <w:p>
+            <w:pPr>
+              <w:spacing w:after="0" w:line="240" w:lineRule="auto"/>
+              <w:rPr>
+                <w:rFonts w:hint="default" w:ascii="Times New Roman" w:hAnsi="Times New Roman" w:cs="Times New Roman"/>
+                <w:sz w:val="28"/>
+                <w:szCs w:val="28"/>
+              </w:rPr>
+            </w:pPr>
+            <w:r>
+              <w:rPr>
+                <w:rFonts w:hint="default" w:ascii="Times New Roman" w:hAnsi="Times New Roman" w:cs="Times New Roman"/>
+                <w:sz w:val="28"/>
+                <w:szCs w:val="28"/>
+              </w:rPr>
+              <w:t>Время</w:t>
+            </w:r>
+            <w:r>
+              <w:rPr>
+                <w:rFonts w:hint="default" w:ascii="Times New Roman" w:hAnsi="Times New Roman" w:cs="Times New Roman"/>
+                <w:sz w:val="28"/>
+                <w:szCs w:val="28"/>
+                <w:lang w:val="ru-RU"/>
+              </w:rPr>
+              <w:t>_</w:t>
+            </w:r>
+            <w:r>
+              <w:rPr>
+                <w:rFonts w:hint="default" w:ascii="Times New Roman" w:hAnsi="Times New Roman" w:cs="Times New Roman"/>
+                <w:sz w:val="28"/>
+                <w:szCs w:val="28"/>
+              </w:rPr>
+              <w:t>2</w:t>
+            </w:r>
+            <w:r>
+              <w:rPr>
+                <w:rFonts w:hint="default" w:ascii="Times New Roman" w:hAnsi="Times New Roman" w:cs="Times New Roman"/>
+                <w:sz w:val="28"/>
+                <w:szCs w:val="28"/>
+                <w:lang w:val="ru-RU"/>
+              </w:rPr>
+              <w:t xml:space="preserve"> </w:t>
+            </w:r>
+            <w:r>
+              <w:rPr>
+                <w:rFonts w:hint="default" w:ascii="Times New Roman" w:hAnsi="Times New Roman" w:cs="Times New Roman"/>
+                <w:sz w:val="28"/>
+                <w:szCs w:val="28"/>
+              </w:rPr>
+              <w:t>(мс)</w:t>
+            </w:r>
+          </w:p>
+        </w:tc>
+        <w:tc>
+          <w:tcPr>
+            <w:tcW w:w="941" w:type="dxa"/>
+          </w:tcPr>
+          <w:p>
+            <w:pPr>
+              <w:spacing w:after="0" w:line="240" w:lineRule="auto"/>
+              <w:rPr>
+                <w:rFonts w:hint="default" w:ascii="Times New Roman" w:hAnsi="Times New Roman" w:cs="Times New Roman"/>
+                <w:sz w:val="28"/>
+                <w:szCs w:val="28"/>
+              </w:rPr>
+            </w:pPr>
+            <w:r>
+              <w:rPr>
+                <w:rFonts w:hint="default" w:ascii="Times New Roman" w:hAnsi="Times New Roman" w:cs="Times New Roman"/>
+                <w:sz w:val="28"/>
+                <w:szCs w:val="28"/>
+              </w:rPr>
+              <w:t>Cn2</w:t>
+            </w:r>
+          </w:p>
+        </w:tc>
+        <w:tc>
+          <w:tcPr>
+            <w:tcW w:w="819" w:type="dxa"/>
+          </w:tcPr>
+          <w:p>
+            <w:pPr>
+              <w:spacing w:after="0" w:line="240" w:lineRule="auto"/>
+              <w:rPr>
+                <w:rFonts w:hint="default" w:ascii="Times New Roman" w:hAnsi="Times New Roman" w:cs="Times New Roman"/>
+                <w:sz w:val="28"/>
+                <w:szCs w:val="28"/>
+              </w:rPr>
+            </w:pPr>
+            <w:r>
+              <w:rPr>
+                <w:rFonts w:hint="default" w:ascii="Times New Roman" w:hAnsi="Times New Roman" w:cs="Times New Roman"/>
+                <w:sz w:val="28"/>
+                <w:szCs w:val="28"/>
+              </w:rPr>
+              <w:t>Mn2</w:t>
+            </w:r>
+          </w:p>
+        </w:tc>
+        <w:tc>
+          <w:tcPr>
+            <w:tcW w:w="1022" w:type="dxa"/>
+          </w:tcPr>
+          <w:p>
+            <w:pPr>
+              <w:spacing w:after="0" w:line="240" w:lineRule="auto"/>
+              <w:rPr>
+                <w:rFonts w:hint="default" w:ascii="Times New Roman" w:hAnsi="Times New Roman" w:cs="Times New Roman"/>
+                <w:sz w:val="28"/>
+                <w:szCs w:val="28"/>
+              </w:rPr>
+            </w:pPr>
+            <w:r>
+              <w:rPr>
+                <w:rFonts w:hint="default" w:ascii="Times New Roman" w:hAnsi="Times New Roman" w:cs="Times New Roman"/>
+                <w:sz w:val="28"/>
+                <w:szCs w:val="28"/>
+              </w:rPr>
+              <w:t>Tn2</w:t>
+            </w:r>
+          </w:p>
+        </w:tc>
+      </w:tr>
+      <w:tr>
+        <w:tblPrEx>
+          <w:tblBorders>
+            <w:top w:val="single" w:color="auto" w:sz="4" w:space="0"/>
+            <w:left w:val="single" w:color="auto" w:sz="4" w:space="0"/>
+            <w:bottom w:val="single" w:color="auto" w:sz="4" w:space="0"/>
+            <w:right w:val="single" w:color="auto" w:sz="4" w:space="0"/>
+            <w:insideH w:val="single" w:color="auto" w:sz="4" w:space="0"/>
+            <w:insideV w:val="single" w:color="auto" w:sz="4" w:space="0"/>
+          </w:tblBorders>
+          <w:tblCellMar>
+            <w:top w:w="0" w:type="dxa"/>
+            <w:left w:w="108" w:type="dxa"/>
+            <w:bottom w:w="0" w:type="dxa"/>
+            <w:right w:w="108" w:type="dxa"/>
+          </w:tblCellMar>
+        </w:tblPrEx>
+        <w:tc>
+          <w:tcPr>
+            <w:tcW w:w="985" w:type="dxa"/>
+          </w:tcPr>
+          <w:p>
+            <w:pPr>
+              <w:spacing w:after="0" w:line="240" w:lineRule="auto"/>
+              <w:rPr>
+                <w:rFonts w:hint="default" w:ascii="Times New Roman" w:hAnsi="Times New Roman" w:cs="Times New Roman"/>
+                <w:sz w:val="28"/>
+                <w:szCs w:val="28"/>
+              </w:rPr>
+            </w:pPr>
+            <w:r>
+              <w:rPr>
+                <w:rFonts w:hint="default" w:ascii="Times New Roman" w:hAnsi="Times New Roman" w:cs="Times New Roman"/>
+                <w:sz w:val="28"/>
+                <w:szCs w:val="28"/>
+              </w:rPr>
+              <w:t>100</w:t>
+            </w:r>
+          </w:p>
+        </w:tc>
+        <w:tc>
+          <w:tcPr>
+            <w:tcW w:w="1173" w:type="dxa"/>
+          </w:tcPr>
+          <w:p>
+            <w:pPr>
+              <w:spacing w:after="0" w:line="240" w:lineRule="auto"/>
+              <w:rPr>
+                <w:rFonts w:hint="default" w:ascii="Times New Roman" w:hAnsi="Times New Roman" w:cs="Times New Roman"/>
+                <w:sz w:val="28"/>
+                <w:szCs w:val="28"/>
+                <w:lang w:val="ru-RU"/>
+              </w:rPr>
+            </w:pPr>
+            <w:r>
+              <w:rPr>
+                <w:rFonts w:hint="default" w:ascii="Times New Roman" w:hAnsi="Times New Roman" w:cs="Times New Roman"/>
+                <w:sz w:val="28"/>
+                <w:szCs w:val="28"/>
+              </w:rPr>
+              <w:t>0.00</w:t>
+            </w:r>
+            <w:r>
+              <w:rPr>
+                <w:rFonts w:hint="default" w:ascii="Times New Roman" w:hAnsi="Times New Roman" w:cs="Times New Roman"/>
+                <w:sz w:val="28"/>
+                <w:szCs w:val="28"/>
+                <w:lang w:val="ru-RU"/>
+              </w:rPr>
+              <w:t>027</w:t>
+            </w:r>
+          </w:p>
+        </w:tc>
+        <w:tc>
+          <w:tcPr>
+            <w:tcW w:w="981" w:type="dxa"/>
+          </w:tcPr>
+          <w:p>
+            <w:pPr>
+              <w:spacing w:after="0" w:line="240" w:lineRule="auto"/>
+              <w:rPr>
+                <w:rFonts w:hint="default" w:ascii="Times New Roman" w:hAnsi="Times New Roman" w:cs="Times New Roman"/>
+                <w:sz w:val="28"/>
+                <w:szCs w:val="28"/>
+              </w:rPr>
+            </w:pPr>
+            <w:r>
+              <w:rPr>
+                <w:rFonts w:hint="default" w:ascii="Times New Roman" w:hAnsi="Times New Roman" w:cs="Times New Roman"/>
+                <w:sz w:val="28"/>
+                <w:szCs w:val="28"/>
+              </w:rPr>
+              <w:t>100</w:t>
+            </w:r>
+          </w:p>
+        </w:tc>
+        <w:tc>
+          <w:tcPr>
+            <w:tcW w:w="1350" w:type="dxa"/>
+          </w:tcPr>
+          <w:p>
+            <w:pPr>
+              <w:spacing w:after="0" w:line="240" w:lineRule="auto"/>
+              <w:rPr>
+                <w:rFonts w:hint="default" w:ascii="Times New Roman" w:hAnsi="Times New Roman" w:cs="Times New Roman"/>
+                <w:sz w:val="28"/>
+                <w:szCs w:val="28"/>
+                <w:lang w:val="ru-RU"/>
+              </w:rPr>
+            </w:pPr>
+            <w:r>
+              <w:rPr>
+                <w:rFonts w:hint="default" w:ascii="Times New Roman" w:hAnsi="Times New Roman" w:cs="Times New Roman"/>
+                <w:sz w:val="28"/>
+                <w:szCs w:val="28"/>
+                <w:lang w:val="ru-RU"/>
+              </w:rPr>
+              <w:t>138</w:t>
+            </w:r>
+          </w:p>
+        </w:tc>
+        <w:tc>
+          <w:tcPr>
+            <w:tcW w:w="1377" w:type="dxa"/>
+          </w:tcPr>
+          <w:p>
+            <w:pPr>
+              <w:spacing w:after="0" w:line="240" w:lineRule="auto"/>
+              <w:rPr>
+                <w:rFonts w:hint="default" w:ascii="Times New Roman" w:hAnsi="Times New Roman" w:cs="Times New Roman"/>
+                <w:sz w:val="28"/>
+                <w:szCs w:val="28"/>
+                <w:lang w:val="ru-RU"/>
+              </w:rPr>
+            </w:pPr>
+            <w:r>
+              <w:rPr>
+                <w:rFonts w:hint="default" w:ascii="Times New Roman" w:hAnsi="Times New Roman" w:cs="Times New Roman"/>
+                <w:sz w:val="28"/>
+                <w:szCs w:val="28"/>
+                <w:lang w:val="ru-RU"/>
+              </w:rPr>
+              <w:t>238</w:t>
+            </w:r>
+          </w:p>
+        </w:tc>
+        <w:tc>
+          <w:tcPr>
+            <w:tcW w:w="1309" w:type="dxa"/>
+          </w:tcPr>
+          <w:p>
+            <w:pPr>
+              <w:spacing w:after="0" w:line="240" w:lineRule="auto"/>
+              <w:rPr>
+                <w:rFonts w:hint="default" w:ascii="Times New Roman" w:hAnsi="Times New Roman" w:cs="Times New Roman"/>
+                <w:sz w:val="28"/>
+                <w:szCs w:val="28"/>
+                <w:lang w:val="ru-RU"/>
+              </w:rPr>
+            </w:pPr>
+            <w:r>
+              <w:rPr>
+                <w:rFonts w:hint="default" w:ascii="Times New Roman" w:hAnsi="Times New Roman" w:cs="Times New Roman"/>
+                <w:sz w:val="28"/>
+                <w:szCs w:val="28"/>
+              </w:rPr>
+              <w:t>0.000</w:t>
+            </w:r>
+            <w:r>
+              <w:rPr>
+                <w:rFonts w:hint="default" w:ascii="Times New Roman" w:hAnsi="Times New Roman" w:cs="Times New Roman"/>
+                <w:sz w:val="28"/>
+                <w:szCs w:val="28"/>
+                <w:lang w:val="ru-RU"/>
+              </w:rPr>
+              <w:t>14</w:t>
+            </w:r>
+          </w:p>
+        </w:tc>
+        <w:tc>
+          <w:tcPr>
+            <w:tcW w:w="941" w:type="dxa"/>
+            <w:vAlign w:val="top"/>
+          </w:tcPr>
+          <w:p>
+            <w:pPr>
+              <w:spacing w:after="0" w:line="240" w:lineRule="auto"/>
+              <w:rPr>
+                <w:rFonts w:hint="default" w:ascii="Times New Roman" w:hAnsi="Times New Roman" w:cs="Times New Roman"/>
+                <w:sz w:val="28"/>
+                <w:szCs w:val="28"/>
+                <w:lang w:val="ru-RU"/>
+              </w:rPr>
+            </w:pPr>
+            <w:r>
+              <w:rPr>
+                <w:rFonts w:hint="default" w:ascii="Times New Roman" w:hAnsi="Times New Roman" w:cs="Times New Roman"/>
+                <w:sz w:val="28"/>
+                <w:szCs w:val="28"/>
+              </w:rPr>
+              <w:t>100</w:t>
+            </w:r>
+          </w:p>
+        </w:tc>
+        <w:tc>
+          <w:tcPr>
+            <w:tcW w:w="819" w:type="dxa"/>
+          </w:tcPr>
+          <w:p>
+            <w:pPr>
+              <w:spacing w:after="0" w:line="240" w:lineRule="auto"/>
+              <w:rPr>
+                <w:rFonts w:hint="default" w:ascii="Times New Roman" w:hAnsi="Times New Roman" w:cs="Times New Roman"/>
+                <w:sz w:val="28"/>
+                <w:szCs w:val="28"/>
+                <w:lang w:val="ru-RU"/>
+              </w:rPr>
+            </w:pPr>
+            <w:r>
+              <w:rPr>
+                <w:rFonts w:hint="default" w:ascii="Times New Roman" w:hAnsi="Times New Roman" w:cs="Times New Roman"/>
+                <w:sz w:val="28"/>
+                <w:szCs w:val="28"/>
+                <w:lang w:val="ru-RU"/>
+              </w:rPr>
+              <w:t>97</w:t>
+            </w:r>
+          </w:p>
+        </w:tc>
+        <w:tc>
+          <w:tcPr>
+            <w:tcW w:w="1022" w:type="dxa"/>
+          </w:tcPr>
+          <w:p>
+            <w:pPr>
+              <w:spacing w:after="0" w:line="240" w:lineRule="auto"/>
+              <w:rPr>
+                <w:rFonts w:hint="default" w:ascii="Times New Roman" w:hAnsi="Times New Roman" w:cs="Times New Roman"/>
+                <w:sz w:val="28"/>
+                <w:szCs w:val="28"/>
+                <w:lang w:val="ru-RU"/>
+              </w:rPr>
+            </w:pPr>
+            <w:r>
+              <w:rPr>
+                <w:rFonts w:hint="default" w:ascii="Times New Roman" w:hAnsi="Times New Roman" w:cs="Times New Roman"/>
+                <w:sz w:val="28"/>
+                <w:szCs w:val="28"/>
+                <w:lang w:val="ru-RU"/>
+              </w:rPr>
+              <w:t>197</w:t>
+            </w:r>
+          </w:p>
+        </w:tc>
+      </w:tr>
+      <w:tr>
+        <w:tblPrEx>
+          <w:tblBorders>
+            <w:top w:val="single" w:color="auto" w:sz="4" w:space="0"/>
+            <w:left w:val="single" w:color="auto" w:sz="4" w:space="0"/>
+            <w:bottom w:val="single" w:color="auto" w:sz="4" w:space="0"/>
+            <w:right w:val="single" w:color="auto" w:sz="4" w:space="0"/>
+            <w:insideH w:val="single" w:color="auto" w:sz="4" w:space="0"/>
+            <w:insideV w:val="single" w:color="auto" w:sz="4" w:space="0"/>
+          </w:tblBorders>
+          <w:tblCellMar>
+            <w:top w:w="0" w:type="dxa"/>
+            <w:left w:w="108" w:type="dxa"/>
+            <w:bottom w:w="0" w:type="dxa"/>
+            <w:right w:w="108" w:type="dxa"/>
+          </w:tblCellMar>
+        </w:tblPrEx>
+        <w:tc>
+          <w:tcPr>
+            <w:tcW w:w="985" w:type="dxa"/>
+          </w:tcPr>
+          <w:p>
+            <w:pPr>
+              <w:spacing w:after="0" w:line="240" w:lineRule="auto"/>
+              <w:rPr>
+                <w:rFonts w:hint="default" w:ascii="Times New Roman" w:hAnsi="Times New Roman" w:cs="Times New Roman"/>
+                <w:sz w:val="28"/>
+                <w:szCs w:val="28"/>
+              </w:rPr>
+            </w:pPr>
+            <w:r>
+              <w:rPr>
+                <w:rFonts w:hint="default" w:ascii="Times New Roman" w:hAnsi="Times New Roman" w:cs="Times New Roman"/>
+                <w:sz w:val="28"/>
+                <w:szCs w:val="28"/>
+              </w:rPr>
+              <w:t>200</w:t>
+            </w:r>
+          </w:p>
+        </w:tc>
+        <w:tc>
+          <w:tcPr>
+            <w:tcW w:w="1173" w:type="dxa"/>
+          </w:tcPr>
+          <w:p>
+            <w:pPr>
+              <w:spacing w:after="0" w:line="240" w:lineRule="auto"/>
+              <w:rPr>
+                <w:rFonts w:hint="default" w:ascii="Times New Roman" w:hAnsi="Times New Roman" w:cs="Times New Roman"/>
+                <w:sz w:val="28"/>
+                <w:szCs w:val="28"/>
+                <w:lang w:val="ru-RU"/>
+              </w:rPr>
+            </w:pPr>
+            <w:r>
+              <w:rPr>
+                <w:rFonts w:hint="default" w:ascii="Times New Roman" w:hAnsi="Times New Roman" w:cs="Times New Roman"/>
+                <w:sz w:val="28"/>
+                <w:szCs w:val="28"/>
+              </w:rPr>
+              <w:t>0.00</w:t>
+            </w:r>
+            <w:r>
+              <w:rPr>
+                <w:rFonts w:hint="default" w:ascii="Times New Roman" w:hAnsi="Times New Roman" w:cs="Times New Roman"/>
+                <w:sz w:val="28"/>
+                <w:szCs w:val="28"/>
+                <w:lang w:val="ru-RU"/>
+              </w:rPr>
+              <w:t>036</w:t>
+            </w:r>
+          </w:p>
+        </w:tc>
+        <w:tc>
+          <w:tcPr>
+            <w:tcW w:w="981" w:type="dxa"/>
+          </w:tcPr>
+          <w:p>
+            <w:pPr>
+              <w:spacing w:after="0" w:line="240" w:lineRule="auto"/>
+              <w:rPr>
+                <w:rFonts w:hint="default" w:ascii="Times New Roman" w:hAnsi="Times New Roman" w:cs="Times New Roman"/>
+                <w:sz w:val="28"/>
+                <w:szCs w:val="28"/>
+              </w:rPr>
+            </w:pPr>
+            <w:r>
+              <w:rPr>
+                <w:rFonts w:hint="default" w:ascii="Times New Roman" w:hAnsi="Times New Roman" w:cs="Times New Roman"/>
+                <w:sz w:val="28"/>
+                <w:szCs w:val="28"/>
+              </w:rPr>
+              <w:t>200</w:t>
+            </w:r>
+          </w:p>
+        </w:tc>
+        <w:tc>
+          <w:tcPr>
+            <w:tcW w:w="1350" w:type="dxa"/>
+          </w:tcPr>
+          <w:p>
+            <w:pPr>
+              <w:spacing w:after="0" w:line="240" w:lineRule="auto"/>
+              <w:rPr>
+                <w:rFonts w:hint="default" w:ascii="Times New Roman" w:hAnsi="Times New Roman" w:cs="Times New Roman"/>
+                <w:sz w:val="28"/>
+                <w:szCs w:val="28"/>
+                <w:lang w:val="ru-RU"/>
+              </w:rPr>
+            </w:pPr>
+            <w:r>
+              <w:rPr>
+                <w:rFonts w:hint="default" w:ascii="Times New Roman" w:hAnsi="Times New Roman" w:cs="Times New Roman"/>
+                <w:sz w:val="28"/>
+                <w:szCs w:val="28"/>
+                <w:lang w:val="ru-RU"/>
+              </w:rPr>
+              <w:t>1029</w:t>
+            </w:r>
+          </w:p>
+        </w:tc>
+        <w:tc>
+          <w:tcPr>
+            <w:tcW w:w="1377" w:type="dxa"/>
+          </w:tcPr>
+          <w:p>
+            <w:pPr>
+              <w:spacing w:after="0" w:line="240" w:lineRule="auto"/>
+              <w:rPr>
+                <w:rFonts w:hint="default" w:ascii="Times New Roman" w:hAnsi="Times New Roman" w:cs="Times New Roman"/>
+                <w:sz w:val="28"/>
+                <w:szCs w:val="28"/>
+                <w:lang w:val="ru-RU"/>
+              </w:rPr>
+            </w:pPr>
+            <w:r>
+              <w:rPr>
+                <w:rFonts w:hint="default" w:ascii="Times New Roman" w:hAnsi="Times New Roman" w:cs="Times New Roman"/>
+                <w:sz w:val="28"/>
+                <w:szCs w:val="28"/>
+                <w:lang w:val="ru-RU"/>
+              </w:rPr>
+              <w:t>1229</w:t>
+            </w:r>
+          </w:p>
+        </w:tc>
+        <w:tc>
+          <w:tcPr>
+            <w:tcW w:w="1309" w:type="dxa"/>
+          </w:tcPr>
+          <w:p>
+            <w:pPr>
+              <w:spacing w:after="0" w:line="240" w:lineRule="auto"/>
+              <w:rPr>
+                <w:rFonts w:hint="default" w:ascii="Times New Roman" w:hAnsi="Times New Roman" w:cs="Times New Roman"/>
+                <w:sz w:val="28"/>
+                <w:szCs w:val="28"/>
+                <w:lang w:val="ru-RU"/>
+              </w:rPr>
+            </w:pPr>
+            <w:r>
+              <w:rPr>
+                <w:rFonts w:hint="default" w:ascii="Times New Roman" w:hAnsi="Times New Roman" w:cs="Times New Roman"/>
+                <w:sz w:val="28"/>
+                <w:szCs w:val="28"/>
+              </w:rPr>
+              <w:t>0.00</w:t>
+            </w:r>
+            <w:r>
+              <w:rPr>
+                <w:rFonts w:hint="default" w:ascii="Times New Roman" w:hAnsi="Times New Roman" w:cs="Times New Roman"/>
+                <w:sz w:val="28"/>
+                <w:szCs w:val="28"/>
+                <w:lang w:val="ru-RU"/>
+              </w:rPr>
+              <w:t>025</w:t>
+            </w:r>
+          </w:p>
+        </w:tc>
+        <w:tc>
+          <w:tcPr>
+            <w:tcW w:w="941" w:type="dxa"/>
+            <w:shd w:val="clear" w:color="auto" w:fill="auto"/>
+            <w:vAlign w:val="top"/>
+          </w:tcPr>
+          <w:p>
+            <w:pPr>
+              <w:spacing w:after="0" w:line="240" w:lineRule="auto"/>
+              <w:rPr>
+                <w:rFonts w:hint="default" w:ascii="Times New Roman" w:hAnsi="Times New Roman" w:cs="Times New Roman" w:eastAsiaTheme="minorHAnsi"/>
+                <w:sz w:val="28"/>
+                <w:szCs w:val="28"/>
+                <w:lang w:val="ru-RU" w:eastAsia="ru-RU" w:bidi="ar-SA"/>
+              </w:rPr>
+            </w:pPr>
+            <w:r>
+              <w:rPr>
+                <w:rFonts w:hint="default" w:ascii="Times New Roman" w:hAnsi="Times New Roman" w:cs="Times New Roman"/>
+                <w:sz w:val="28"/>
+                <w:szCs w:val="28"/>
+              </w:rPr>
+              <w:t>200</w:t>
+            </w:r>
+          </w:p>
+        </w:tc>
+        <w:tc>
+          <w:tcPr>
+            <w:tcW w:w="819" w:type="dxa"/>
+            <w:shd w:val="clear" w:color="auto" w:fill="auto"/>
+            <w:vAlign w:val="top"/>
+          </w:tcPr>
+          <w:p>
+            <w:pPr>
+              <w:spacing w:after="0" w:line="240" w:lineRule="auto"/>
+              <w:rPr>
+                <w:rFonts w:hint="default" w:ascii="Times New Roman" w:hAnsi="Times New Roman" w:cs="Times New Roman" w:eastAsiaTheme="minorHAnsi"/>
+                <w:sz w:val="28"/>
+                <w:szCs w:val="28"/>
+                <w:lang w:val="ru-RU" w:eastAsia="ru-RU" w:bidi="ar-SA"/>
+              </w:rPr>
+            </w:pPr>
+            <w:r>
+              <w:rPr>
+                <w:rFonts w:hint="default" w:ascii="Times New Roman" w:hAnsi="Times New Roman" w:cs="Times New Roman"/>
+                <w:sz w:val="28"/>
+                <w:szCs w:val="28"/>
+                <w:lang w:val="ru-RU"/>
+              </w:rPr>
+              <w:t>191</w:t>
+            </w:r>
+          </w:p>
+        </w:tc>
+        <w:tc>
+          <w:tcPr>
+            <w:tcW w:w="1022" w:type="dxa"/>
+          </w:tcPr>
+          <w:p>
+            <w:pPr>
+              <w:spacing w:after="0" w:line="240" w:lineRule="auto"/>
+              <w:rPr>
+                <w:rFonts w:hint="default" w:ascii="Times New Roman" w:hAnsi="Times New Roman" w:cs="Times New Roman"/>
+                <w:sz w:val="28"/>
+                <w:szCs w:val="28"/>
+                <w:lang w:val="ru-RU"/>
+              </w:rPr>
+            </w:pPr>
+            <w:r>
+              <w:rPr>
+                <w:rFonts w:hint="default" w:ascii="Times New Roman" w:hAnsi="Times New Roman" w:cs="Times New Roman"/>
+                <w:sz w:val="28"/>
+                <w:szCs w:val="28"/>
+                <w:lang w:val="ru-RU"/>
+              </w:rPr>
+              <w:t>391</w:t>
+            </w:r>
+          </w:p>
+        </w:tc>
+      </w:tr>
+      <w:tr>
+        <w:tblPrEx>
+          <w:tblBorders>
+            <w:top w:val="single" w:color="auto" w:sz="4" w:space="0"/>
+            <w:left w:val="single" w:color="auto" w:sz="4" w:space="0"/>
+            <w:bottom w:val="single" w:color="auto" w:sz="4" w:space="0"/>
+            <w:right w:val="single" w:color="auto" w:sz="4" w:space="0"/>
+            <w:insideH w:val="single" w:color="auto" w:sz="4" w:space="0"/>
+            <w:insideV w:val="single" w:color="auto" w:sz="4" w:space="0"/>
+          </w:tblBorders>
+          <w:tblCellMar>
+            <w:top w:w="0" w:type="dxa"/>
+            <w:left w:w="108" w:type="dxa"/>
+            <w:bottom w:w="0" w:type="dxa"/>
+            <w:right w:w="108" w:type="dxa"/>
+          </w:tblCellMar>
+        </w:tblPrEx>
+        <w:tc>
+          <w:tcPr>
+            <w:tcW w:w="985" w:type="dxa"/>
+          </w:tcPr>
+          <w:p>
+            <w:pPr>
+              <w:spacing w:after="0" w:line="240" w:lineRule="auto"/>
+              <w:rPr>
+                <w:rFonts w:hint="default" w:ascii="Times New Roman" w:hAnsi="Times New Roman" w:cs="Times New Roman"/>
+                <w:sz w:val="28"/>
+                <w:szCs w:val="28"/>
+              </w:rPr>
+            </w:pPr>
+            <w:r>
+              <w:rPr>
+                <w:rFonts w:hint="default" w:ascii="Times New Roman" w:hAnsi="Times New Roman" w:cs="Times New Roman"/>
+                <w:sz w:val="28"/>
+                <w:szCs w:val="28"/>
+              </w:rPr>
+              <w:t>500</w:t>
+            </w:r>
+          </w:p>
+        </w:tc>
+        <w:tc>
+          <w:tcPr>
+            <w:tcW w:w="1173" w:type="dxa"/>
+          </w:tcPr>
+          <w:p>
+            <w:pPr>
+              <w:spacing w:after="0" w:line="240" w:lineRule="auto"/>
+              <w:rPr>
+                <w:rFonts w:hint="default" w:ascii="Times New Roman" w:hAnsi="Times New Roman" w:cs="Times New Roman"/>
+                <w:sz w:val="28"/>
+                <w:szCs w:val="28"/>
+                <w:lang w:val="ru-RU"/>
+              </w:rPr>
+            </w:pPr>
+            <w:r>
+              <w:rPr>
+                <w:rFonts w:hint="default" w:ascii="Times New Roman" w:hAnsi="Times New Roman" w:cs="Times New Roman"/>
+                <w:sz w:val="28"/>
+                <w:szCs w:val="28"/>
+              </w:rPr>
+              <w:t>0.00</w:t>
+            </w:r>
+            <w:r>
+              <w:rPr>
+                <w:rFonts w:hint="default" w:ascii="Times New Roman" w:hAnsi="Times New Roman" w:cs="Times New Roman"/>
+                <w:sz w:val="28"/>
+                <w:szCs w:val="28"/>
+                <w:lang w:val="ru-RU"/>
+              </w:rPr>
+              <w:t>082</w:t>
+            </w:r>
+          </w:p>
+        </w:tc>
+        <w:tc>
+          <w:tcPr>
+            <w:tcW w:w="981" w:type="dxa"/>
+          </w:tcPr>
+          <w:p>
+            <w:pPr>
+              <w:spacing w:after="0" w:line="240" w:lineRule="auto"/>
+              <w:rPr>
+                <w:rFonts w:hint="default" w:ascii="Times New Roman" w:hAnsi="Times New Roman" w:cs="Times New Roman"/>
+                <w:sz w:val="28"/>
+                <w:szCs w:val="28"/>
+              </w:rPr>
+            </w:pPr>
+            <w:r>
+              <w:rPr>
+                <w:rFonts w:hint="default" w:ascii="Times New Roman" w:hAnsi="Times New Roman" w:cs="Times New Roman"/>
+                <w:sz w:val="28"/>
+                <w:szCs w:val="28"/>
+              </w:rPr>
+              <w:t>500</w:t>
+            </w:r>
+          </w:p>
+        </w:tc>
+        <w:tc>
+          <w:tcPr>
+            <w:tcW w:w="1350" w:type="dxa"/>
+          </w:tcPr>
+          <w:p>
+            <w:pPr>
+              <w:spacing w:after="0" w:line="240" w:lineRule="auto"/>
+              <w:rPr>
+                <w:rFonts w:hint="default" w:ascii="Times New Roman" w:hAnsi="Times New Roman" w:cs="Times New Roman"/>
+                <w:sz w:val="28"/>
+                <w:szCs w:val="28"/>
+                <w:lang w:val="ru-RU"/>
+              </w:rPr>
+            </w:pPr>
+            <w:r>
+              <w:rPr>
+                <w:rFonts w:hint="default" w:ascii="Times New Roman" w:hAnsi="Times New Roman" w:cs="Times New Roman"/>
+                <w:sz w:val="28"/>
+                <w:szCs w:val="28"/>
+                <w:lang w:val="ru-RU"/>
+              </w:rPr>
+              <w:t>5107</w:t>
+            </w:r>
+          </w:p>
+        </w:tc>
+        <w:tc>
+          <w:tcPr>
+            <w:tcW w:w="1377" w:type="dxa"/>
+          </w:tcPr>
+          <w:p>
+            <w:pPr>
+              <w:spacing w:after="0" w:line="240" w:lineRule="auto"/>
+              <w:rPr>
+                <w:rFonts w:hint="default" w:ascii="Times New Roman" w:hAnsi="Times New Roman" w:cs="Times New Roman"/>
+                <w:sz w:val="28"/>
+                <w:szCs w:val="28"/>
+                <w:lang w:val="ru-RU"/>
+              </w:rPr>
+            </w:pPr>
+            <w:r>
+              <w:rPr>
+                <w:rFonts w:hint="default" w:ascii="Times New Roman" w:hAnsi="Times New Roman" w:cs="Times New Roman"/>
+                <w:sz w:val="28"/>
+                <w:szCs w:val="28"/>
+                <w:lang w:val="ru-RU"/>
+              </w:rPr>
+              <w:t>5607</w:t>
+            </w:r>
+          </w:p>
+        </w:tc>
+        <w:tc>
+          <w:tcPr>
+            <w:tcW w:w="1309" w:type="dxa"/>
+          </w:tcPr>
+          <w:p>
+            <w:pPr>
+              <w:spacing w:after="0" w:line="240" w:lineRule="auto"/>
+              <w:rPr>
+                <w:rFonts w:hint="default" w:ascii="Times New Roman" w:hAnsi="Times New Roman" w:cs="Times New Roman"/>
+                <w:sz w:val="28"/>
+                <w:szCs w:val="28"/>
+                <w:lang w:val="ru-RU"/>
+              </w:rPr>
+            </w:pPr>
+            <w:r>
+              <w:rPr>
+                <w:rFonts w:hint="default" w:ascii="Times New Roman" w:hAnsi="Times New Roman" w:cs="Times New Roman"/>
+                <w:sz w:val="28"/>
+                <w:szCs w:val="28"/>
+              </w:rPr>
+              <w:t>0.00</w:t>
+            </w:r>
+            <w:r>
+              <w:rPr>
+                <w:rFonts w:hint="default" w:ascii="Times New Roman" w:hAnsi="Times New Roman" w:cs="Times New Roman"/>
+                <w:sz w:val="28"/>
+                <w:szCs w:val="28"/>
+                <w:lang w:val="ru-RU"/>
+              </w:rPr>
+              <w:t>048</w:t>
+            </w:r>
+          </w:p>
+        </w:tc>
+        <w:tc>
+          <w:tcPr>
+            <w:tcW w:w="941" w:type="dxa"/>
+            <w:shd w:val="clear" w:color="auto" w:fill="auto"/>
+            <w:vAlign w:val="top"/>
+          </w:tcPr>
+          <w:p>
+            <w:pPr>
+              <w:spacing w:after="0" w:line="240" w:lineRule="auto"/>
+              <w:rPr>
+                <w:rFonts w:hint="default" w:ascii="Times New Roman" w:hAnsi="Times New Roman" w:cs="Times New Roman" w:eastAsiaTheme="minorHAnsi"/>
+                <w:sz w:val="28"/>
+                <w:szCs w:val="28"/>
+                <w:lang w:val="ru-RU" w:eastAsia="ru-RU" w:bidi="ar-SA"/>
+              </w:rPr>
+            </w:pPr>
+            <w:r>
+              <w:rPr>
+                <w:rFonts w:hint="default" w:ascii="Times New Roman" w:hAnsi="Times New Roman" w:cs="Times New Roman"/>
+                <w:sz w:val="28"/>
+                <w:szCs w:val="28"/>
+              </w:rPr>
+              <w:t>500</w:t>
+            </w:r>
+          </w:p>
+        </w:tc>
+        <w:tc>
+          <w:tcPr>
+            <w:tcW w:w="819" w:type="dxa"/>
+            <w:shd w:val="clear" w:color="auto" w:fill="auto"/>
+            <w:vAlign w:val="top"/>
+          </w:tcPr>
+          <w:p>
+            <w:pPr>
+              <w:spacing w:after="0" w:line="240" w:lineRule="auto"/>
+              <w:rPr>
+                <w:rFonts w:hint="default" w:ascii="Times New Roman" w:hAnsi="Times New Roman" w:cs="Times New Roman" w:eastAsiaTheme="minorHAnsi"/>
+                <w:sz w:val="28"/>
+                <w:szCs w:val="28"/>
+                <w:lang w:val="ru-RU" w:eastAsia="ru-RU" w:bidi="ar-SA"/>
+              </w:rPr>
+            </w:pPr>
+            <w:r>
+              <w:rPr>
+                <w:rFonts w:hint="default" w:ascii="Times New Roman" w:hAnsi="Times New Roman" w:cs="Times New Roman"/>
+                <w:sz w:val="28"/>
+                <w:szCs w:val="28"/>
+                <w:lang w:val="ru-RU"/>
+              </w:rPr>
+              <w:t>483</w:t>
+            </w:r>
+          </w:p>
+        </w:tc>
+        <w:tc>
+          <w:tcPr>
+            <w:tcW w:w="1022" w:type="dxa"/>
+            <w:shd w:val="clear" w:color="auto" w:fill="auto"/>
+            <w:vAlign w:val="top"/>
+          </w:tcPr>
+          <w:p>
+            <w:pPr>
+              <w:spacing w:after="0" w:line="240" w:lineRule="auto"/>
+              <w:rPr>
+                <w:rFonts w:hint="default" w:ascii="Times New Roman" w:hAnsi="Times New Roman" w:cs="Times New Roman" w:eastAsiaTheme="minorHAnsi"/>
+                <w:sz w:val="28"/>
+                <w:szCs w:val="28"/>
+                <w:lang w:val="ru-RU" w:eastAsia="ru-RU" w:bidi="ar-SA"/>
+              </w:rPr>
+            </w:pPr>
+            <w:r>
+              <w:rPr>
+                <w:rFonts w:hint="default" w:ascii="Times New Roman" w:hAnsi="Times New Roman" w:cs="Times New Roman"/>
+                <w:sz w:val="28"/>
+                <w:szCs w:val="28"/>
+                <w:lang w:val="ru-RU"/>
+              </w:rPr>
+              <w:t>983</w:t>
+            </w:r>
+          </w:p>
+        </w:tc>
+      </w:tr>
+      <w:tr>
+        <w:tblPrEx>
+          <w:tblBorders>
+            <w:top w:val="single" w:color="auto" w:sz="4" w:space="0"/>
+            <w:left w:val="single" w:color="auto" w:sz="4" w:space="0"/>
+            <w:bottom w:val="single" w:color="auto" w:sz="4" w:space="0"/>
+            <w:right w:val="single" w:color="auto" w:sz="4" w:space="0"/>
+            <w:insideH w:val="single" w:color="auto" w:sz="4" w:space="0"/>
+            <w:insideV w:val="single" w:color="auto" w:sz="4" w:space="0"/>
+          </w:tblBorders>
+          <w:tblCellMar>
+            <w:top w:w="0" w:type="dxa"/>
+            <w:left w:w="108" w:type="dxa"/>
+            <w:bottom w:w="0" w:type="dxa"/>
+            <w:right w:w="108" w:type="dxa"/>
+          </w:tblCellMar>
+        </w:tblPrEx>
+        <w:tc>
+          <w:tcPr>
+            <w:tcW w:w="985" w:type="dxa"/>
+          </w:tcPr>
+          <w:p>
+            <w:pPr>
+              <w:spacing w:after="0" w:line="240" w:lineRule="auto"/>
+              <w:rPr>
+                <w:rFonts w:hint="default" w:ascii="Times New Roman" w:hAnsi="Times New Roman" w:cs="Times New Roman"/>
+                <w:sz w:val="28"/>
+                <w:szCs w:val="28"/>
+              </w:rPr>
+            </w:pPr>
+            <w:r>
+              <w:rPr>
+                <w:rFonts w:hint="default" w:ascii="Times New Roman" w:hAnsi="Times New Roman" w:cs="Times New Roman"/>
+                <w:sz w:val="28"/>
+                <w:szCs w:val="28"/>
+              </w:rPr>
+              <w:t>1000</w:t>
+            </w:r>
+          </w:p>
+        </w:tc>
+        <w:tc>
+          <w:tcPr>
+            <w:tcW w:w="1173" w:type="dxa"/>
+          </w:tcPr>
+          <w:p>
+            <w:pPr>
+              <w:spacing w:after="0" w:line="240" w:lineRule="auto"/>
+              <w:rPr>
+                <w:rFonts w:hint="default" w:ascii="Times New Roman" w:hAnsi="Times New Roman" w:cs="Times New Roman"/>
+                <w:sz w:val="28"/>
+                <w:szCs w:val="28"/>
+                <w:lang w:val="ru-RU"/>
+              </w:rPr>
+            </w:pPr>
+            <w:r>
+              <w:rPr>
+                <w:rFonts w:hint="default" w:ascii="Times New Roman" w:hAnsi="Times New Roman" w:cs="Times New Roman"/>
+                <w:sz w:val="28"/>
+                <w:szCs w:val="28"/>
+              </w:rPr>
+              <w:t>0.0</w:t>
+            </w:r>
+            <w:r>
+              <w:rPr>
+                <w:rFonts w:hint="default" w:ascii="Times New Roman" w:hAnsi="Times New Roman" w:cs="Times New Roman"/>
+                <w:sz w:val="28"/>
+                <w:szCs w:val="28"/>
+                <w:lang w:val="ru-RU"/>
+              </w:rPr>
+              <w:t>014</w:t>
+            </w:r>
+          </w:p>
+        </w:tc>
+        <w:tc>
+          <w:tcPr>
+            <w:tcW w:w="981" w:type="dxa"/>
+          </w:tcPr>
+          <w:p>
+            <w:pPr>
+              <w:spacing w:after="0" w:line="240" w:lineRule="auto"/>
+              <w:rPr>
+                <w:rFonts w:hint="default" w:ascii="Times New Roman" w:hAnsi="Times New Roman" w:cs="Times New Roman"/>
+                <w:sz w:val="28"/>
+                <w:szCs w:val="28"/>
+              </w:rPr>
+            </w:pPr>
+            <w:r>
+              <w:rPr>
+                <w:rFonts w:hint="default" w:ascii="Times New Roman" w:hAnsi="Times New Roman" w:cs="Times New Roman"/>
+                <w:sz w:val="28"/>
+                <w:szCs w:val="28"/>
+              </w:rPr>
+              <w:t>1000</w:t>
+            </w:r>
+          </w:p>
+        </w:tc>
+        <w:tc>
+          <w:tcPr>
+            <w:tcW w:w="1350" w:type="dxa"/>
+          </w:tcPr>
+          <w:p>
+            <w:pPr>
+              <w:spacing w:after="0" w:line="240" w:lineRule="auto"/>
+              <w:rPr>
+                <w:rFonts w:hint="default" w:ascii="Times New Roman" w:hAnsi="Times New Roman" w:cs="Times New Roman"/>
+                <w:sz w:val="28"/>
+                <w:szCs w:val="28"/>
+                <w:lang w:val="ru-RU"/>
+              </w:rPr>
+            </w:pPr>
+            <w:r>
+              <w:rPr>
+                <w:rFonts w:hint="default" w:ascii="Times New Roman" w:hAnsi="Times New Roman" w:cs="Times New Roman"/>
+                <w:sz w:val="28"/>
+                <w:szCs w:val="28"/>
+                <w:lang w:val="ru-RU"/>
+              </w:rPr>
+              <w:t>15719</w:t>
+            </w:r>
+          </w:p>
+        </w:tc>
+        <w:tc>
+          <w:tcPr>
+            <w:tcW w:w="1377" w:type="dxa"/>
+          </w:tcPr>
+          <w:p>
+            <w:pPr>
+              <w:spacing w:after="0" w:line="240" w:lineRule="auto"/>
+              <w:rPr>
+                <w:rFonts w:hint="default" w:ascii="Times New Roman" w:hAnsi="Times New Roman" w:cs="Times New Roman"/>
+                <w:sz w:val="28"/>
+                <w:szCs w:val="28"/>
+                <w:lang w:val="ru-RU"/>
+              </w:rPr>
+            </w:pPr>
+            <w:r>
+              <w:rPr>
+                <w:rFonts w:hint="default" w:ascii="Times New Roman" w:hAnsi="Times New Roman" w:cs="Times New Roman"/>
+                <w:sz w:val="28"/>
+                <w:szCs w:val="28"/>
+                <w:lang w:val="ru-RU"/>
+              </w:rPr>
+              <w:t>16719</w:t>
+            </w:r>
+          </w:p>
+        </w:tc>
+        <w:tc>
+          <w:tcPr>
+            <w:tcW w:w="1309" w:type="dxa"/>
+          </w:tcPr>
+          <w:p>
+            <w:pPr>
+              <w:spacing w:after="0" w:line="240" w:lineRule="auto"/>
+              <w:rPr>
+                <w:rFonts w:hint="default" w:ascii="Times New Roman" w:hAnsi="Times New Roman" w:cs="Times New Roman"/>
+                <w:sz w:val="28"/>
+                <w:szCs w:val="28"/>
+                <w:lang w:val="ru-RU"/>
+              </w:rPr>
+            </w:pPr>
+            <w:r>
+              <w:rPr>
+                <w:rFonts w:hint="default" w:ascii="Times New Roman" w:hAnsi="Times New Roman" w:cs="Times New Roman"/>
+                <w:sz w:val="28"/>
+                <w:szCs w:val="28"/>
+              </w:rPr>
+              <w:t>0.00</w:t>
+            </w:r>
+            <w:r>
+              <w:rPr>
+                <w:rFonts w:hint="default" w:ascii="Times New Roman" w:hAnsi="Times New Roman" w:cs="Times New Roman"/>
+                <w:sz w:val="28"/>
+                <w:szCs w:val="28"/>
+                <w:lang w:val="ru-RU"/>
+              </w:rPr>
+              <w:t>087</w:t>
+            </w:r>
+          </w:p>
+        </w:tc>
+        <w:tc>
+          <w:tcPr>
+            <w:tcW w:w="941" w:type="dxa"/>
+            <w:shd w:val="clear" w:color="auto" w:fill="auto"/>
+            <w:vAlign w:val="top"/>
+          </w:tcPr>
+          <w:p>
+            <w:pPr>
+              <w:spacing w:after="0" w:line="240" w:lineRule="auto"/>
+              <w:rPr>
+                <w:rFonts w:hint="default" w:ascii="Times New Roman" w:hAnsi="Times New Roman" w:cs="Times New Roman" w:eastAsiaTheme="minorHAnsi"/>
+                <w:sz w:val="28"/>
+                <w:szCs w:val="28"/>
+                <w:lang w:val="ru-RU" w:eastAsia="ru-RU" w:bidi="ar-SA"/>
+              </w:rPr>
+            </w:pPr>
+            <w:r>
+              <w:rPr>
+                <w:rFonts w:hint="default" w:ascii="Times New Roman" w:hAnsi="Times New Roman" w:cs="Times New Roman"/>
+                <w:sz w:val="28"/>
+                <w:szCs w:val="28"/>
+              </w:rPr>
+              <w:t>1000</w:t>
+            </w:r>
+          </w:p>
+        </w:tc>
+        <w:tc>
+          <w:tcPr>
+            <w:tcW w:w="819" w:type="dxa"/>
+            <w:shd w:val="clear" w:color="auto" w:fill="auto"/>
+            <w:vAlign w:val="top"/>
+          </w:tcPr>
+          <w:p>
+            <w:pPr>
+              <w:spacing w:after="0" w:line="240" w:lineRule="auto"/>
+              <w:rPr>
+                <w:rFonts w:hint="default" w:ascii="Times New Roman" w:hAnsi="Times New Roman" w:cs="Times New Roman" w:eastAsiaTheme="minorHAnsi"/>
+                <w:sz w:val="28"/>
+                <w:szCs w:val="28"/>
+                <w:lang w:val="ru-RU" w:eastAsia="ru-RU" w:bidi="ar-SA"/>
+              </w:rPr>
+            </w:pPr>
+            <w:r>
+              <w:rPr>
+                <w:rFonts w:hint="default" w:ascii="Times New Roman" w:hAnsi="Times New Roman" w:cs="Times New Roman"/>
+                <w:sz w:val="28"/>
+                <w:szCs w:val="28"/>
+                <w:lang w:val="ru-RU"/>
+              </w:rPr>
+              <w:t>969</w:t>
+            </w:r>
+          </w:p>
+        </w:tc>
+        <w:tc>
+          <w:tcPr>
+            <w:tcW w:w="1022" w:type="dxa"/>
+          </w:tcPr>
+          <w:p>
+            <w:pPr>
+              <w:spacing w:after="0" w:line="240" w:lineRule="auto"/>
+              <w:rPr>
+                <w:rFonts w:hint="default" w:ascii="Times New Roman" w:hAnsi="Times New Roman" w:cs="Times New Roman"/>
+                <w:sz w:val="28"/>
+                <w:szCs w:val="28"/>
+                <w:lang w:val="ru-RU"/>
+              </w:rPr>
+            </w:pPr>
+            <w:r>
+              <w:rPr>
+                <w:rFonts w:hint="default" w:ascii="Times New Roman" w:hAnsi="Times New Roman" w:cs="Times New Roman"/>
+                <w:sz w:val="28"/>
+                <w:szCs w:val="28"/>
+                <w:lang w:val="ru-RU"/>
+              </w:rPr>
+              <w:t>1969</w:t>
+            </w:r>
+          </w:p>
+        </w:tc>
+      </w:tr>
+      <w:tr>
+        <w:tblPrEx>
+          <w:tblBorders>
+            <w:top w:val="single" w:color="auto" w:sz="4" w:space="0"/>
+            <w:left w:val="single" w:color="auto" w:sz="4" w:space="0"/>
+            <w:bottom w:val="single" w:color="auto" w:sz="4" w:space="0"/>
+            <w:right w:val="single" w:color="auto" w:sz="4" w:space="0"/>
+            <w:insideH w:val="single" w:color="auto" w:sz="4" w:space="0"/>
+            <w:insideV w:val="single" w:color="auto" w:sz="4" w:space="0"/>
+          </w:tblBorders>
+          <w:tblCellMar>
+            <w:top w:w="0" w:type="dxa"/>
+            <w:left w:w="108" w:type="dxa"/>
+            <w:bottom w:w="0" w:type="dxa"/>
+            <w:right w:w="108" w:type="dxa"/>
+          </w:tblCellMar>
+        </w:tblPrEx>
+        <w:tc>
+          <w:tcPr>
+            <w:tcW w:w="985" w:type="dxa"/>
+          </w:tcPr>
+          <w:p>
+            <w:pPr>
+              <w:spacing w:after="0" w:line="240" w:lineRule="auto"/>
+              <w:rPr>
+                <w:rFonts w:hint="default" w:ascii="Times New Roman" w:hAnsi="Times New Roman" w:cs="Times New Roman"/>
+                <w:sz w:val="28"/>
+                <w:szCs w:val="28"/>
+              </w:rPr>
+            </w:pPr>
+            <w:r>
+              <w:rPr>
+                <w:rFonts w:hint="default" w:ascii="Times New Roman" w:hAnsi="Times New Roman" w:cs="Times New Roman"/>
+                <w:sz w:val="28"/>
+                <w:szCs w:val="28"/>
+              </w:rPr>
+              <w:t>2000</w:t>
+            </w:r>
+          </w:p>
+        </w:tc>
+        <w:tc>
+          <w:tcPr>
+            <w:tcW w:w="1173" w:type="dxa"/>
+          </w:tcPr>
+          <w:p>
+            <w:pPr>
+              <w:spacing w:after="0" w:line="240" w:lineRule="auto"/>
+              <w:rPr>
+                <w:rFonts w:hint="default" w:ascii="Times New Roman" w:hAnsi="Times New Roman" w:cs="Times New Roman"/>
+                <w:sz w:val="28"/>
+                <w:szCs w:val="28"/>
+                <w:lang w:val="ru-RU"/>
+              </w:rPr>
+            </w:pPr>
+            <w:r>
+              <w:rPr>
+                <w:rFonts w:hint="default" w:ascii="Times New Roman" w:hAnsi="Times New Roman" w:cs="Times New Roman"/>
+                <w:sz w:val="28"/>
+                <w:szCs w:val="28"/>
+              </w:rPr>
+              <w:t>0.0</w:t>
+            </w:r>
+            <w:r>
+              <w:rPr>
+                <w:rFonts w:hint="default" w:ascii="Times New Roman" w:hAnsi="Times New Roman" w:cs="Times New Roman"/>
+                <w:sz w:val="28"/>
+                <w:szCs w:val="28"/>
+                <w:lang w:val="ru-RU"/>
+              </w:rPr>
+              <w:t>032</w:t>
+            </w:r>
+          </w:p>
+        </w:tc>
+        <w:tc>
+          <w:tcPr>
+            <w:tcW w:w="981" w:type="dxa"/>
+          </w:tcPr>
+          <w:p>
+            <w:pPr>
+              <w:spacing w:after="0" w:line="240" w:lineRule="auto"/>
+              <w:rPr>
+                <w:rFonts w:hint="default" w:ascii="Times New Roman" w:hAnsi="Times New Roman" w:cs="Times New Roman"/>
+                <w:sz w:val="28"/>
+                <w:szCs w:val="28"/>
+              </w:rPr>
+            </w:pPr>
+            <w:r>
+              <w:rPr>
+                <w:rFonts w:hint="default" w:ascii="Times New Roman" w:hAnsi="Times New Roman" w:cs="Times New Roman"/>
+                <w:sz w:val="28"/>
+                <w:szCs w:val="28"/>
+              </w:rPr>
+              <w:t>2000</w:t>
+            </w:r>
+          </w:p>
+        </w:tc>
+        <w:tc>
+          <w:tcPr>
+            <w:tcW w:w="1350" w:type="dxa"/>
+          </w:tcPr>
+          <w:p>
+            <w:pPr>
+              <w:spacing w:after="0" w:line="240" w:lineRule="auto"/>
+              <w:rPr>
+                <w:rFonts w:hint="default" w:ascii="Times New Roman" w:hAnsi="Times New Roman" w:cs="Times New Roman"/>
+                <w:sz w:val="28"/>
+                <w:szCs w:val="28"/>
+                <w:lang w:val="ru-RU"/>
+              </w:rPr>
+            </w:pPr>
+            <w:r>
+              <w:rPr>
+                <w:rFonts w:hint="default" w:ascii="Times New Roman" w:hAnsi="Times New Roman" w:cs="Times New Roman"/>
+                <w:sz w:val="28"/>
+                <w:szCs w:val="28"/>
+                <w:lang w:val="ru-RU"/>
+              </w:rPr>
+              <w:t>72929</w:t>
+            </w:r>
+          </w:p>
+        </w:tc>
+        <w:tc>
+          <w:tcPr>
+            <w:tcW w:w="1377" w:type="dxa"/>
+          </w:tcPr>
+          <w:p>
+            <w:pPr>
+              <w:spacing w:after="0" w:line="240" w:lineRule="auto"/>
+              <w:rPr>
+                <w:rFonts w:hint="default" w:ascii="Times New Roman" w:hAnsi="Times New Roman" w:cs="Times New Roman"/>
+                <w:sz w:val="28"/>
+                <w:szCs w:val="28"/>
+                <w:lang w:val="ru-RU"/>
+              </w:rPr>
+            </w:pPr>
+            <w:r>
+              <w:rPr>
+                <w:rFonts w:hint="default" w:ascii="Times New Roman" w:hAnsi="Times New Roman" w:cs="Times New Roman"/>
+                <w:sz w:val="28"/>
+                <w:szCs w:val="28"/>
+                <w:lang w:val="ru-RU"/>
+              </w:rPr>
+              <w:t>74929</w:t>
+            </w:r>
+          </w:p>
+        </w:tc>
+        <w:tc>
+          <w:tcPr>
+            <w:tcW w:w="1309" w:type="dxa"/>
+          </w:tcPr>
+          <w:p>
+            <w:pPr>
+              <w:spacing w:after="0" w:line="240" w:lineRule="auto"/>
+              <w:rPr>
+                <w:rFonts w:hint="default" w:ascii="Times New Roman" w:hAnsi="Times New Roman" w:cs="Times New Roman"/>
+                <w:sz w:val="28"/>
+                <w:szCs w:val="28"/>
+                <w:lang w:val="ru-RU"/>
+              </w:rPr>
+            </w:pPr>
+            <w:r>
+              <w:rPr>
+                <w:rFonts w:hint="default" w:ascii="Times New Roman" w:hAnsi="Times New Roman" w:cs="Times New Roman"/>
+                <w:sz w:val="28"/>
+                <w:szCs w:val="28"/>
+              </w:rPr>
+              <w:t>0.00</w:t>
+            </w:r>
+            <w:r>
+              <w:rPr>
+                <w:rFonts w:hint="default" w:ascii="Times New Roman" w:hAnsi="Times New Roman" w:cs="Times New Roman"/>
+                <w:sz w:val="28"/>
+                <w:szCs w:val="28"/>
+                <w:lang w:val="ru-RU"/>
+              </w:rPr>
+              <w:t>17</w:t>
+            </w:r>
+          </w:p>
+        </w:tc>
+        <w:tc>
+          <w:tcPr>
+            <w:tcW w:w="941" w:type="dxa"/>
+            <w:shd w:val="clear" w:color="auto" w:fill="auto"/>
+            <w:vAlign w:val="top"/>
+          </w:tcPr>
+          <w:p>
+            <w:pPr>
+              <w:spacing w:after="0" w:line="240" w:lineRule="auto"/>
+              <w:rPr>
+                <w:rFonts w:hint="default" w:ascii="Times New Roman" w:hAnsi="Times New Roman" w:cs="Times New Roman" w:eastAsiaTheme="minorHAnsi"/>
+                <w:sz w:val="28"/>
+                <w:szCs w:val="28"/>
+                <w:lang w:val="ru-RU" w:eastAsia="ru-RU" w:bidi="ar-SA"/>
+              </w:rPr>
+            </w:pPr>
+            <w:r>
+              <w:rPr>
+                <w:rFonts w:hint="default" w:ascii="Times New Roman" w:hAnsi="Times New Roman" w:cs="Times New Roman"/>
+                <w:sz w:val="28"/>
+                <w:szCs w:val="28"/>
+              </w:rPr>
+              <w:t>2000</w:t>
+            </w:r>
+          </w:p>
+        </w:tc>
+        <w:tc>
+          <w:tcPr>
+            <w:tcW w:w="819" w:type="dxa"/>
+            <w:shd w:val="clear" w:color="auto" w:fill="auto"/>
+            <w:vAlign w:val="top"/>
+          </w:tcPr>
+          <w:p>
+            <w:pPr>
+              <w:spacing w:after="0" w:line="240" w:lineRule="auto"/>
+              <w:rPr>
+                <w:rFonts w:hint="default" w:ascii="Times New Roman" w:hAnsi="Times New Roman" w:cs="Times New Roman" w:eastAsiaTheme="minorHAnsi"/>
+                <w:sz w:val="28"/>
+                <w:szCs w:val="28"/>
+                <w:lang w:val="ru-RU" w:eastAsia="ru-RU" w:bidi="ar-SA"/>
+              </w:rPr>
+            </w:pPr>
+            <w:r>
+              <w:rPr>
+                <w:rFonts w:hint="default" w:ascii="Times New Roman" w:hAnsi="Times New Roman" w:cs="Times New Roman"/>
+                <w:sz w:val="28"/>
+                <w:szCs w:val="28"/>
+                <w:lang w:val="ru-RU"/>
+              </w:rPr>
+              <w:t>1930</w:t>
+            </w:r>
+          </w:p>
+        </w:tc>
+        <w:tc>
+          <w:tcPr>
+            <w:tcW w:w="1022" w:type="dxa"/>
+          </w:tcPr>
+          <w:p>
+            <w:pPr>
+              <w:spacing w:after="0" w:line="240" w:lineRule="auto"/>
+              <w:rPr>
+                <w:rFonts w:hint="default" w:ascii="Times New Roman" w:hAnsi="Times New Roman" w:cs="Times New Roman"/>
+                <w:sz w:val="28"/>
+                <w:szCs w:val="28"/>
+                <w:lang w:val="ru-RU"/>
+              </w:rPr>
+            </w:pPr>
+            <w:r>
+              <w:rPr>
+                <w:rFonts w:hint="default" w:ascii="Times New Roman" w:hAnsi="Times New Roman" w:cs="Times New Roman"/>
+                <w:sz w:val="28"/>
+                <w:szCs w:val="28"/>
+                <w:lang w:val="ru-RU"/>
+              </w:rPr>
+              <w:t>3930</w:t>
+            </w:r>
+          </w:p>
+        </w:tc>
+      </w:tr>
+      <w:tr>
+        <w:tblPrEx>
+          <w:tblBorders>
+            <w:top w:val="single" w:color="auto" w:sz="4" w:space="0"/>
+            <w:left w:val="single" w:color="auto" w:sz="4" w:space="0"/>
+            <w:bottom w:val="single" w:color="auto" w:sz="4" w:space="0"/>
+            <w:right w:val="single" w:color="auto" w:sz="4" w:space="0"/>
+            <w:insideH w:val="single" w:color="auto" w:sz="4" w:space="0"/>
+            <w:insideV w:val="single" w:color="auto" w:sz="4" w:space="0"/>
+          </w:tblBorders>
+          <w:tblCellMar>
+            <w:top w:w="0" w:type="dxa"/>
+            <w:left w:w="108" w:type="dxa"/>
+            <w:bottom w:w="0" w:type="dxa"/>
+            <w:right w:w="108" w:type="dxa"/>
+          </w:tblCellMar>
+        </w:tblPrEx>
+        <w:tc>
+          <w:tcPr>
+            <w:tcW w:w="985" w:type="dxa"/>
+          </w:tcPr>
+          <w:p>
+            <w:pPr>
+              <w:spacing w:after="0" w:line="240" w:lineRule="auto"/>
+              <w:rPr>
+                <w:rFonts w:hint="default" w:ascii="Times New Roman" w:hAnsi="Times New Roman" w:cs="Times New Roman"/>
+                <w:sz w:val="28"/>
+                <w:szCs w:val="28"/>
+              </w:rPr>
+            </w:pPr>
+            <w:r>
+              <w:rPr>
+                <w:rFonts w:hint="default" w:ascii="Times New Roman" w:hAnsi="Times New Roman" w:cs="Times New Roman"/>
+                <w:sz w:val="28"/>
+                <w:szCs w:val="28"/>
+              </w:rPr>
+              <w:t>5000</w:t>
+            </w:r>
+          </w:p>
+        </w:tc>
+        <w:tc>
+          <w:tcPr>
+            <w:tcW w:w="1173" w:type="dxa"/>
+          </w:tcPr>
+          <w:p>
+            <w:pPr>
+              <w:spacing w:after="0" w:line="240" w:lineRule="auto"/>
+              <w:rPr>
+                <w:rFonts w:hint="default" w:ascii="Times New Roman" w:hAnsi="Times New Roman" w:cs="Times New Roman"/>
+                <w:sz w:val="28"/>
+                <w:szCs w:val="28"/>
+                <w:lang w:val="ru-RU"/>
+              </w:rPr>
+            </w:pPr>
+            <w:r>
+              <w:rPr>
+                <w:rFonts w:hint="default" w:ascii="Times New Roman" w:hAnsi="Times New Roman" w:cs="Times New Roman"/>
+                <w:sz w:val="28"/>
+                <w:szCs w:val="28"/>
+              </w:rPr>
+              <w:t>0.</w:t>
+            </w:r>
+            <w:r>
+              <w:rPr>
+                <w:rFonts w:hint="default" w:ascii="Times New Roman" w:hAnsi="Times New Roman" w:cs="Times New Roman"/>
+                <w:sz w:val="28"/>
+                <w:szCs w:val="28"/>
+                <w:lang w:val="ru-RU"/>
+              </w:rPr>
+              <w:t>0148</w:t>
+            </w:r>
+          </w:p>
+        </w:tc>
+        <w:tc>
+          <w:tcPr>
+            <w:tcW w:w="981" w:type="dxa"/>
+          </w:tcPr>
+          <w:p>
+            <w:pPr>
+              <w:spacing w:after="0" w:line="240" w:lineRule="auto"/>
+              <w:rPr>
+                <w:rFonts w:hint="default" w:ascii="Times New Roman" w:hAnsi="Times New Roman" w:cs="Times New Roman"/>
+                <w:sz w:val="28"/>
+                <w:szCs w:val="28"/>
+              </w:rPr>
+            </w:pPr>
+            <w:r>
+              <w:rPr>
+                <w:rFonts w:hint="default" w:ascii="Times New Roman" w:hAnsi="Times New Roman" w:cs="Times New Roman"/>
+                <w:sz w:val="28"/>
+                <w:szCs w:val="28"/>
+              </w:rPr>
+              <w:t>5000</w:t>
+            </w:r>
+          </w:p>
+        </w:tc>
+        <w:tc>
+          <w:tcPr>
+            <w:tcW w:w="1350" w:type="dxa"/>
+          </w:tcPr>
+          <w:p>
+            <w:pPr>
+              <w:spacing w:after="0" w:line="240" w:lineRule="auto"/>
+              <w:rPr>
+                <w:rFonts w:hint="default" w:ascii="Times New Roman" w:hAnsi="Times New Roman" w:cs="Times New Roman"/>
+                <w:sz w:val="28"/>
+                <w:szCs w:val="28"/>
+                <w:lang w:val="ru-RU"/>
+              </w:rPr>
+            </w:pPr>
+            <w:r>
+              <w:rPr>
+                <w:rFonts w:hint="default" w:ascii="Times New Roman" w:hAnsi="Times New Roman" w:cs="Times New Roman"/>
+                <w:sz w:val="28"/>
+                <w:szCs w:val="28"/>
+                <w:lang w:val="ru-RU"/>
+              </w:rPr>
+              <w:t>550261</w:t>
+            </w:r>
+          </w:p>
+        </w:tc>
+        <w:tc>
+          <w:tcPr>
+            <w:tcW w:w="1377" w:type="dxa"/>
+          </w:tcPr>
+          <w:p>
+            <w:pPr>
+              <w:spacing w:after="0" w:line="240" w:lineRule="auto"/>
+              <w:rPr>
+                <w:rFonts w:hint="default" w:ascii="Times New Roman" w:hAnsi="Times New Roman" w:cs="Times New Roman"/>
+                <w:sz w:val="28"/>
+                <w:szCs w:val="28"/>
+                <w:lang w:val="ru-RU"/>
+              </w:rPr>
+            </w:pPr>
+            <w:r>
+              <w:rPr>
+                <w:rFonts w:hint="default" w:ascii="Times New Roman" w:hAnsi="Times New Roman" w:cs="Times New Roman"/>
+                <w:sz w:val="28"/>
+                <w:szCs w:val="28"/>
+                <w:lang w:val="ru-RU"/>
+              </w:rPr>
+              <w:t>555261</w:t>
+            </w:r>
+          </w:p>
+        </w:tc>
+        <w:tc>
+          <w:tcPr>
+            <w:tcW w:w="1309" w:type="dxa"/>
+          </w:tcPr>
+          <w:p>
+            <w:pPr>
+              <w:spacing w:after="0" w:line="240" w:lineRule="auto"/>
+              <w:rPr>
+                <w:rFonts w:hint="default" w:ascii="Times New Roman" w:hAnsi="Times New Roman" w:cs="Times New Roman"/>
+                <w:sz w:val="28"/>
+                <w:szCs w:val="28"/>
+                <w:lang w:val="ru-RU"/>
+              </w:rPr>
+            </w:pPr>
+            <w:r>
+              <w:rPr>
+                <w:rFonts w:hint="default" w:ascii="Times New Roman" w:hAnsi="Times New Roman" w:cs="Times New Roman"/>
+                <w:sz w:val="28"/>
+                <w:szCs w:val="28"/>
+              </w:rPr>
+              <w:t>0.0</w:t>
+            </w:r>
+            <w:r>
+              <w:rPr>
+                <w:rFonts w:hint="default" w:ascii="Times New Roman" w:hAnsi="Times New Roman" w:cs="Times New Roman"/>
+                <w:sz w:val="28"/>
+                <w:szCs w:val="28"/>
+                <w:lang w:val="ru-RU"/>
+              </w:rPr>
+              <w:t>044</w:t>
+            </w:r>
+          </w:p>
+        </w:tc>
+        <w:tc>
+          <w:tcPr>
+            <w:tcW w:w="941" w:type="dxa"/>
+            <w:shd w:val="clear" w:color="auto" w:fill="auto"/>
+            <w:vAlign w:val="top"/>
+          </w:tcPr>
+          <w:p>
+            <w:pPr>
+              <w:spacing w:after="0" w:line="240" w:lineRule="auto"/>
+              <w:rPr>
+                <w:rFonts w:hint="default" w:ascii="Times New Roman" w:hAnsi="Times New Roman" w:cs="Times New Roman" w:eastAsiaTheme="minorHAnsi"/>
+                <w:sz w:val="28"/>
+                <w:szCs w:val="28"/>
+                <w:lang w:val="ru-RU" w:eastAsia="ru-RU" w:bidi="ar-SA"/>
+              </w:rPr>
+            </w:pPr>
+            <w:r>
+              <w:rPr>
+                <w:rFonts w:hint="default" w:ascii="Times New Roman" w:hAnsi="Times New Roman" w:cs="Times New Roman"/>
+                <w:sz w:val="28"/>
+                <w:szCs w:val="28"/>
+              </w:rPr>
+              <w:t>5000</w:t>
+            </w:r>
+          </w:p>
+        </w:tc>
+        <w:tc>
+          <w:tcPr>
+            <w:tcW w:w="819" w:type="dxa"/>
+            <w:shd w:val="clear" w:color="auto" w:fill="auto"/>
+            <w:vAlign w:val="top"/>
+          </w:tcPr>
+          <w:p>
+            <w:pPr>
+              <w:spacing w:after="0" w:line="240" w:lineRule="auto"/>
+              <w:rPr>
+                <w:rFonts w:hint="default" w:ascii="Times New Roman" w:hAnsi="Times New Roman" w:cs="Times New Roman" w:eastAsiaTheme="minorHAnsi"/>
+                <w:sz w:val="28"/>
+                <w:szCs w:val="28"/>
+                <w:lang w:val="en-US" w:eastAsia="ru-RU" w:bidi="ar-SA"/>
+              </w:rPr>
+            </w:pPr>
+            <w:r>
+              <w:rPr>
+                <w:rFonts w:hint="default" w:ascii="Times New Roman" w:hAnsi="Times New Roman" w:cs="Times New Roman"/>
+                <w:sz w:val="28"/>
+                <w:szCs w:val="28"/>
+                <w:lang w:val="en-US" w:eastAsia="ru-RU" w:bidi="ar-SA"/>
+              </w:rPr>
+              <w:t>4797</w:t>
+            </w:r>
+          </w:p>
+        </w:tc>
+        <w:tc>
+          <w:tcPr>
+            <w:tcW w:w="1022" w:type="dxa"/>
+          </w:tcPr>
+          <w:p>
+            <w:pPr>
+              <w:spacing w:after="0" w:line="240" w:lineRule="auto"/>
+              <w:rPr>
+                <w:rFonts w:hint="default" w:ascii="Times New Roman" w:hAnsi="Times New Roman" w:cs="Times New Roman"/>
+                <w:sz w:val="28"/>
+                <w:szCs w:val="28"/>
+                <w:lang w:val="ru-RU"/>
+              </w:rPr>
+            </w:pPr>
+            <w:r>
+              <w:rPr>
+                <w:rFonts w:hint="default" w:ascii="Times New Roman" w:hAnsi="Times New Roman" w:cs="Times New Roman"/>
+                <w:sz w:val="28"/>
+                <w:szCs w:val="28"/>
+                <w:lang w:val="ru-RU"/>
+              </w:rPr>
+              <w:t>9797</w:t>
+            </w:r>
+          </w:p>
+        </w:tc>
+      </w:tr>
+      <w:tr>
+        <w:tblPrEx>
+          <w:tblBorders>
+            <w:top w:val="single" w:color="auto" w:sz="4" w:space="0"/>
+            <w:left w:val="single" w:color="auto" w:sz="4" w:space="0"/>
+            <w:bottom w:val="single" w:color="auto" w:sz="4" w:space="0"/>
+            <w:right w:val="single" w:color="auto" w:sz="4" w:space="0"/>
+            <w:insideH w:val="single" w:color="auto" w:sz="4" w:space="0"/>
+            <w:insideV w:val="single" w:color="auto" w:sz="4" w:space="0"/>
+          </w:tblBorders>
+          <w:tblCellMar>
+            <w:top w:w="0" w:type="dxa"/>
+            <w:left w:w="108" w:type="dxa"/>
+            <w:bottom w:w="0" w:type="dxa"/>
+            <w:right w:w="108" w:type="dxa"/>
+          </w:tblCellMar>
+        </w:tblPrEx>
+        <w:tc>
+          <w:tcPr>
+            <w:tcW w:w="985" w:type="dxa"/>
+          </w:tcPr>
+          <w:p>
+            <w:pPr>
+              <w:spacing w:after="0" w:line="240" w:lineRule="auto"/>
+              <w:rPr>
+                <w:rFonts w:hint="default" w:ascii="Times New Roman" w:hAnsi="Times New Roman" w:cs="Times New Roman"/>
+                <w:sz w:val="28"/>
+                <w:szCs w:val="28"/>
+              </w:rPr>
+            </w:pPr>
+            <w:r>
+              <w:rPr>
+                <w:rFonts w:hint="default" w:ascii="Times New Roman" w:hAnsi="Times New Roman" w:cs="Times New Roman"/>
+                <w:sz w:val="28"/>
+                <w:szCs w:val="28"/>
+              </w:rPr>
+              <w:t>10000</w:t>
+            </w:r>
+          </w:p>
+        </w:tc>
+        <w:tc>
+          <w:tcPr>
+            <w:tcW w:w="1173" w:type="dxa"/>
+          </w:tcPr>
+          <w:p>
+            <w:pPr>
+              <w:spacing w:after="0" w:line="240" w:lineRule="auto"/>
+              <w:rPr>
+                <w:rFonts w:hint="default" w:ascii="Times New Roman" w:hAnsi="Times New Roman" w:cs="Times New Roman"/>
+                <w:sz w:val="28"/>
+                <w:szCs w:val="28"/>
+                <w:lang w:val="ru-RU"/>
+              </w:rPr>
+            </w:pPr>
+            <w:r>
+              <w:rPr>
+                <w:rFonts w:hint="default" w:ascii="Times New Roman" w:hAnsi="Times New Roman" w:cs="Times New Roman"/>
+                <w:sz w:val="28"/>
+                <w:szCs w:val="28"/>
+              </w:rPr>
+              <w:t>0.</w:t>
+            </w:r>
+            <w:r>
+              <w:rPr>
+                <w:rFonts w:hint="default" w:ascii="Times New Roman" w:hAnsi="Times New Roman" w:cs="Times New Roman"/>
+                <w:sz w:val="28"/>
+                <w:szCs w:val="28"/>
+                <w:lang w:val="ru-RU"/>
+              </w:rPr>
+              <w:t>0301</w:t>
+            </w:r>
+          </w:p>
+        </w:tc>
+        <w:tc>
+          <w:tcPr>
+            <w:tcW w:w="981" w:type="dxa"/>
+          </w:tcPr>
+          <w:p>
+            <w:pPr>
+              <w:spacing w:after="0" w:line="240" w:lineRule="auto"/>
+              <w:rPr>
+                <w:rFonts w:hint="default" w:ascii="Times New Roman" w:hAnsi="Times New Roman" w:cs="Times New Roman"/>
+                <w:sz w:val="28"/>
+                <w:szCs w:val="28"/>
+              </w:rPr>
+            </w:pPr>
+            <w:r>
+              <w:rPr>
+                <w:rFonts w:hint="default" w:ascii="Times New Roman" w:hAnsi="Times New Roman" w:cs="Times New Roman"/>
+                <w:sz w:val="28"/>
+                <w:szCs w:val="28"/>
+              </w:rPr>
+              <w:t>10000</w:t>
+            </w:r>
+          </w:p>
+        </w:tc>
+        <w:tc>
+          <w:tcPr>
+            <w:tcW w:w="1350" w:type="dxa"/>
+          </w:tcPr>
+          <w:p>
+            <w:pPr>
+              <w:spacing w:after="0" w:line="240" w:lineRule="auto"/>
+              <w:rPr>
+                <w:rFonts w:hint="default" w:ascii="Times New Roman" w:hAnsi="Times New Roman" w:cs="Times New Roman"/>
+                <w:sz w:val="28"/>
+                <w:szCs w:val="28"/>
+                <w:lang w:val="ru-RU"/>
+              </w:rPr>
+            </w:pPr>
+            <w:r>
+              <w:rPr>
+                <w:rFonts w:hint="default" w:ascii="Times New Roman" w:hAnsi="Times New Roman" w:cs="Times New Roman"/>
+                <w:sz w:val="28"/>
+                <w:szCs w:val="28"/>
+                <w:lang w:val="ru-RU"/>
+              </w:rPr>
+              <w:t>1720412</w:t>
+            </w:r>
+          </w:p>
+        </w:tc>
+        <w:tc>
+          <w:tcPr>
+            <w:tcW w:w="1377" w:type="dxa"/>
+          </w:tcPr>
+          <w:p>
+            <w:pPr>
+              <w:spacing w:after="0" w:line="240" w:lineRule="auto"/>
+              <w:rPr>
+                <w:rFonts w:hint="default" w:ascii="Times New Roman" w:hAnsi="Times New Roman" w:cs="Times New Roman"/>
+                <w:sz w:val="28"/>
+                <w:szCs w:val="28"/>
+                <w:lang w:val="ru-RU"/>
+              </w:rPr>
+            </w:pPr>
+            <w:r>
+              <w:rPr>
+                <w:rFonts w:hint="default" w:ascii="Times New Roman" w:hAnsi="Times New Roman" w:cs="Times New Roman"/>
+                <w:sz w:val="28"/>
+                <w:szCs w:val="28"/>
+                <w:lang w:val="ru-RU"/>
+              </w:rPr>
+              <w:t>1730412</w:t>
+            </w:r>
+          </w:p>
+        </w:tc>
+        <w:tc>
+          <w:tcPr>
+            <w:tcW w:w="1309" w:type="dxa"/>
+          </w:tcPr>
+          <w:p>
+            <w:pPr>
+              <w:spacing w:after="0" w:line="240" w:lineRule="auto"/>
+              <w:rPr>
+                <w:rFonts w:hint="default" w:ascii="Times New Roman" w:hAnsi="Times New Roman" w:cs="Times New Roman"/>
+                <w:sz w:val="28"/>
+                <w:szCs w:val="28"/>
+                <w:lang w:val="ru-RU"/>
+              </w:rPr>
+            </w:pPr>
+            <w:r>
+              <w:rPr>
+                <w:rFonts w:hint="default" w:ascii="Times New Roman" w:hAnsi="Times New Roman" w:cs="Times New Roman"/>
+                <w:sz w:val="28"/>
+                <w:szCs w:val="28"/>
+              </w:rPr>
+              <w:t>0.0</w:t>
+            </w:r>
+            <w:r>
+              <w:rPr>
+                <w:rFonts w:hint="default" w:ascii="Times New Roman" w:hAnsi="Times New Roman" w:cs="Times New Roman"/>
+                <w:sz w:val="28"/>
+                <w:szCs w:val="28"/>
+                <w:lang w:val="ru-RU"/>
+              </w:rPr>
+              <w:t>100</w:t>
+            </w:r>
+          </w:p>
+        </w:tc>
+        <w:tc>
+          <w:tcPr>
+            <w:tcW w:w="941" w:type="dxa"/>
+            <w:shd w:val="clear" w:color="auto" w:fill="auto"/>
+            <w:vAlign w:val="top"/>
+          </w:tcPr>
+          <w:p>
+            <w:pPr>
+              <w:spacing w:after="0" w:line="240" w:lineRule="auto"/>
+              <w:rPr>
+                <w:rFonts w:hint="default" w:ascii="Times New Roman" w:hAnsi="Times New Roman" w:cs="Times New Roman" w:eastAsiaTheme="minorHAnsi"/>
+                <w:sz w:val="28"/>
+                <w:szCs w:val="28"/>
+                <w:lang w:val="ru-RU" w:eastAsia="ru-RU" w:bidi="ar-SA"/>
+              </w:rPr>
+            </w:pPr>
+            <w:r>
+              <w:rPr>
+                <w:rFonts w:hint="default" w:ascii="Times New Roman" w:hAnsi="Times New Roman" w:cs="Times New Roman"/>
+                <w:sz w:val="28"/>
+                <w:szCs w:val="28"/>
+              </w:rPr>
+              <w:t>10000</w:t>
+            </w:r>
+          </w:p>
+        </w:tc>
+        <w:tc>
+          <w:tcPr>
+            <w:tcW w:w="819" w:type="dxa"/>
+            <w:shd w:val="clear" w:color="auto" w:fill="auto"/>
+            <w:vAlign w:val="top"/>
+          </w:tcPr>
+          <w:p>
+            <w:pPr>
+              <w:spacing w:after="0" w:line="240" w:lineRule="auto"/>
+              <w:rPr>
+                <w:rFonts w:hint="default" w:ascii="Times New Roman" w:hAnsi="Times New Roman" w:cs="Times New Roman" w:eastAsiaTheme="minorHAnsi"/>
+                <w:sz w:val="28"/>
+                <w:szCs w:val="28"/>
+                <w:lang w:val="ru-RU" w:eastAsia="ru-RU" w:bidi="ar-SA"/>
+              </w:rPr>
+            </w:pPr>
+            <w:r>
+              <w:rPr>
+                <w:rFonts w:hint="default" w:ascii="Times New Roman" w:hAnsi="Times New Roman" w:cs="Times New Roman"/>
+                <w:sz w:val="28"/>
+                <w:szCs w:val="28"/>
+                <w:lang w:val="ru-RU"/>
+              </w:rPr>
+              <w:t>9648</w:t>
+            </w:r>
+          </w:p>
+        </w:tc>
+        <w:tc>
+          <w:tcPr>
+            <w:tcW w:w="1022" w:type="dxa"/>
+          </w:tcPr>
+          <w:p>
+            <w:pPr>
+              <w:spacing w:after="0" w:line="240" w:lineRule="auto"/>
+              <w:rPr>
+                <w:rFonts w:hint="default" w:ascii="Times New Roman" w:hAnsi="Times New Roman" w:cs="Times New Roman"/>
+                <w:sz w:val="28"/>
+                <w:szCs w:val="28"/>
+                <w:lang w:val="ru-RU"/>
+              </w:rPr>
+            </w:pPr>
+            <w:r>
+              <w:rPr>
+                <w:rFonts w:hint="default" w:ascii="Times New Roman" w:hAnsi="Times New Roman" w:cs="Times New Roman"/>
+                <w:sz w:val="28"/>
+                <w:szCs w:val="28"/>
+              </w:rPr>
+              <w:t>1</w:t>
+            </w:r>
+            <w:r>
+              <w:rPr>
+                <w:rFonts w:hint="default" w:ascii="Times New Roman" w:hAnsi="Times New Roman" w:cs="Times New Roman"/>
+                <w:sz w:val="28"/>
+                <w:szCs w:val="28"/>
+                <w:lang w:val="ru-RU"/>
+              </w:rPr>
+              <w:t>9648</w:t>
+            </w:r>
+          </w:p>
+        </w:tc>
+      </w:tr>
+    </w:tbl>
     <w:p>
       <w:pPr>
         <w:rPr>
-          <w:rStyle w:val="12"/>
-          <w:rFonts w:ascii="Times New Roman" w:hAnsi="Times New Roman" w:cs="Times New Roman"/>
-          <w:b/>
-          <w:bCs/>
-          <w:sz w:val="28"/>
-          <w:szCs w:val="28"/>
+          <w:rFonts w:hint="default"/>
           <w:lang w:val="en-US"/>
-        </w:rPr>
-      </w:pPr>
-      <w:r>
-        <w:rPr>
-          <w:rStyle w:val="12"/>
-          <w:rFonts w:ascii="Times New Roman" w:hAnsi="Times New Roman" w:cs="Times New Roman"/>
-          <w:b/>
-          <w:bCs/>
-          <w:sz w:val="28"/>
-          <w:szCs w:val="28"/>
-          <w:lang w:val="en-US"/>
-        </w:rPr>
-        <w:t>……</w:t>
-      </w:r>
-    </w:p>
-    <w:p>
-      <w:pPr>
-        <w:rPr>
-          <w:rStyle w:val="12"/>
-          <w:rFonts w:ascii="Times New Roman" w:hAnsi="Times New Roman" w:cs="Times New Roman"/>
-          <w:b/>
-          <w:bCs/>
-          <w:sz w:val="28"/>
-          <w:szCs w:val="28"/>
         </w:rPr>
       </w:pPr>
     </w:p>
     <w:p>
       <w:pPr>
         <w:rPr>
-          <w:rStyle w:val="12"/>
-          <w:rFonts w:ascii="Times New Roman" w:hAnsi="Times New Roman" w:cs="Times New Roman"/>
-          <w:b/>
-          <w:bCs/>
-          <w:sz w:val="28"/>
-          <w:szCs w:val="28"/>
+          <w:rFonts w:hint="default"/>
           <w:lang w:val="en-US"/>
         </w:rPr>
       </w:pPr>
-      <w:r>
-        <w:rPr>
-          <w:rStyle w:val="12"/>
-          <w:rFonts w:ascii="Times New Roman" w:hAnsi="Times New Roman" w:cs="Times New Roman"/>
-          <w:b/>
-          <w:bCs/>
-          <w:sz w:val="28"/>
-          <w:szCs w:val="28"/>
-        </w:rPr>
-        <w:t>ЛИТЕРАТУРА</w:t>
-      </w:r>
     </w:p>
     <w:p>
       <w:pPr>
         <w:rPr>
-          <w:rFonts w:ascii="Times New Roman" w:hAnsi="Times New Roman" w:cs="Times New Roman"/>
+          <w:rFonts w:hint="default" w:ascii="Times New Roman" w:hAnsi="Times New Roman" w:eastAsia="SimSun" w:cs="Times New Roman"/>
+          <w:sz w:val="28"/>
+          <w:szCs w:val="28"/>
+          <w:lang w:val="ru-RU"/>
+        </w:rPr>
+      </w:pPr>
+      <w:r>
+        <w:rPr>
+          <w:rFonts w:hint="default" w:ascii="Times New Roman" w:hAnsi="Times New Roman" w:eastAsia="SimSun" w:cs="Times New Roman"/>
+          <w:sz w:val="28"/>
+          <w:szCs w:val="28"/>
+          <w:lang w:val="ru-RU"/>
+        </w:rPr>
+        <w:t>Е</w:t>
+      </w:r>
+      <w:r>
+        <w:rPr>
+          <w:rFonts w:hint="default" w:ascii="Times New Roman" w:hAnsi="Times New Roman" w:eastAsia="SimSun" w:cs="Times New Roman"/>
+          <w:sz w:val="28"/>
+          <w:szCs w:val="28"/>
+        </w:rPr>
+        <w:t>мкостная сложность обоих алгоритмов:</w:t>
+      </w:r>
+      <w:r>
+        <w:rPr>
+          <w:rFonts w:hint="default" w:ascii="Times New Roman" w:hAnsi="Times New Roman" w:eastAsia="SimSun" w:cs="Times New Roman"/>
+          <w:sz w:val="28"/>
+          <w:szCs w:val="28"/>
+          <w:lang w:val="ru-RU"/>
+        </w:rPr>
+        <w:t xml:space="preserve"> О(1), так как оба алгоритма не создают доп массивов.</w:t>
+      </w:r>
+    </w:p>
+    <w:p>
+      <w:pPr>
+        <w:rPr>
+          <w:rFonts w:hint="default"/>
+          <w:lang w:val="en-US"/>
+        </w:rPr>
+      </w:pPr>
+    </w:p>
+    <w:p>
+      <w:r>
+        <w:drawing>
+          <wp:inline distT="0" distB="0" distL="114300" distR="114300">
+            <wp:extent cx="5935980" cy="3730625"/>
+            <wp:effectExtent l="0" t="0" r="7620" b="3175"/>
+            <wp:docPr id="11" name="Изображение 4"/>
+            <wp:cNvGraphicFramePr>
+              <a:graphicFrameLocks xmlns:a="http://schemas.openxmlformats.org/drawingml/2006/main" noChangeAspect="1"/>
+            </wp:cNvGraphicFramePr>
+            <a:graphic xmlns:a="http://schemas.openxmlformats.org/drawingml/2006/main">
+              <a:graphicData uri="http://schemas.openxmlformats.org/drawingml/2006/picture">
+                <pic:pic xmlns:pic="http://schemas.openxmlformats.org/drawingml/2006/picture">
+                  <pic:nvPicPr>
+                    <pic:cNvPr id="11" name="Изображение 4"/>
+                    <pic:cNvPicPr>
+                      <a:picLocks noChangeAspect="1"/>
+                    </pic:cNvPicPr>
+                  </pic:nvPicPr>
+                  <pic:blipFill>
+                    <a:blip r:embed="rId11"/>
+                    <a:stretch>
+                      <a:fillRect/>
+                    </a:stretch>
+                  </pic:blipFill>
+                  <pic:spPr>
+                    <a:xfrm>
+                      <a:off x="0" y="0"/>
+                      <a:ext cx="5935980" cy="3730625"/>
+                    </a:xfrm>
+                    <a:prstGeom prst="rect">
+                      <a:avLst/>
+                    </a:prstGeom>
+                    <a:noFill/>
+                    <a:ln>
+                      <a:noFill/>
+                    </a:ln>
+                  </pic:spPr>
+                </pic:pic>
+              </a:graphicData>
+            </a:graphic>
+          </wp:inline>
+        </w:drawing>
+      </w:r>
+    </w:p>
+    <w:p/>
+    <w:p>
+      <w:pPr>
+        <w:rPr>
+          <w:rFonts w:hint="default"/>
+          <w:lang w:val="en-US"/>
+        </w:rPr>
+      </w:pPr>
+    </w:p>
+    <w:p>
+      <w:pPr>
+        <w:rPr>
+          <w:rFonts w:hint="default" w:ascii="Times New Roman" w:hAnsi="Times New Roman" w:eastAsia="MS Mincho" w:cs="Times New Roman"/>
           <w:b/>
           <w:bCs/>
           <w:sz w:val="28"/>
           <w:szCs w:val="28"/>
-          <w:lang w:val="en-US"/>
+          <w:lang w:val="ru-RU" w:eastAsia="ja-JP"/>
         </w:rPr>
       </w:pPr>
       <w:r>
         <w:rPr>
-          <w:rStyle w:val="12"/>
-          <w:rFonts w:ascii="Times New Roman" w:hAnsi="Times New Roman" w:cs="Times New Roman"/>
+          <w:rFonts w:hint="default" w:ascii="Times New Roman" w:hAnsi="Times New Roman" w:eastAsia="MS Mincho" w:cs="Times New Roman"/>
           <w:b/>
           <w:bCs/>
           <w:sz w:val="28"/>
           <w:szCs w:val="28"/>
+          <w:lang w:val="ru-RU" w:eastAsia="ja-JP"/>
+        </w:rPr>
+        <w:t>Результаты тестирования для случая «ни один элемент не удаляется»</w:t>
+      </w:r>
+    </w:p>
+    <w:tbl>
+      <w:tblPr>
+        <w:tblStyle w:val="11"/>
+        <w:tblW w:w="10039" w:type="dxa"/>
+        <w:tblInd w:w="0" w:type="dxa"/>
+        <w:tblBorders>
+          <w:top w:val="single" w:color="auto" w:sz="4" w:space="0"/>
+          <w:left w:val="single" w:color="auto" w:sz="4" w:space="0"/>
+          <w:bottom w:val="single" w:color="auto" w:sz="4" w:space="0"/>
+          <w:right w:val="single" w:color="auto" w:sz="4" w:space="0"/>
+          <w:insideH w:val="single" w:color="auto" w:sz="4" w:space="0"/>
+          <w:insideV w:val="single" w:color="auto" w:sz="4" w:space="0"/>
+        </w:tblBorders>
+        <w:tblLayout w:type="fixed"/>
+        <w:tblCellMar>
+          <w:top w:w="0" w:type="dxa"/>
+          <w:left w:w="108" w:type="dxa"/>
+          <w:bottom w:w="0" w:type="dxa"/>
+          <w:right w:w="108" w:type="dxa"/>
+        </w:tblCellMar>
+      </w:tblPr>
+      <w:tblGrid>
+        <w:gridCol w:w="985"/>
+        <w:gridCol w:w="1173"/>
+        <w:gridCol w:w="981"/>
+        <w:gridCol w:w="1350"/>
+        <w:gridCol w:w="1377"/>
+        <w:gridCol w:w="1309"/>
+        <w:gridCol w:w="941"/>
+        <w:gridCol w:w="955"/>
+        <w:gridCol w:w="968"/>
+      </w:tblGrid>
+      <w:tr>
+        <w:tblPrEx>
+          <w:tblBorders>
+            <w:top w:val="single" w:color="auto" w:sz="4" w:space="0"/>
+            <w:left w:val="single" w:color="auto" w:sz="4" w:space="0"/>
+            <w:bottom w:val="single" w:color="auto" w:sz="4" w:space="0"/>
+            <w:right w:val="single" w:color="auto" w:sz="4" w:space="0"/>
+            <w:insideH w:val="single" w:color="auto" w:sz="4" w:space="0"/>
+            <w:insideV w:val="single" w:color="auto" w:sz="4" w:space="0"/>
+          </w:tblBorders>
+          <w:tblCellMar>
+            <w:top w:w="0" w:type="dxa"/>
+            <w:left w:w="108" w:type="dxa"/>
+            <w:bottom w:w="0" w:type="dxa"/>
+            <w:right w:w="108" w:type="dxa"/>
+          </w:tblCellMar>
+        </w:tblPrEx>
+        <w:tc>
+          <w:tcPr>
+            <w:tcW w:w="985" w:type="dxa"/>
+          </w:tcPr>
+          <w:p>
+            <w:pPr>
+              <w:spacing w:after="0" w:line="240" w:lineRule="auto"/>
+              <w:rPr>
+                <w:rFonts w:hint="default" w:ascii="Times New Roman" w:hAnsi="Times New Roman" w:cs="Times New Roman"/>
+                <w:sz w:val="28"/>
+                <w:szCs w:val="28"/>
+              </w:rPr>
+            </w:pPr>
+            <w:r>
+              <w:rPr>
+                <w:rFonts w:hint="default" w:ascii="Times New Roman" w:hAnsi="Times New Roman" w:cs="Times New Roman"/>
+                <w:sz w:val="28"/>
+                <w:szCs w:val="28"/>
+              </w:rPr>
+              <w:t>n</w:t>
+            </w:r>
+          </w:p>
+        </w:tc>
+        <w:tc>
+          <w:tcPr>
+            <w:tcW w:w="1173" w:type="dxa"/>
+          </w:tcPr>
+          <w:p>
+            <w:pPr>
+              <w:spacing w:after="0" w:line="240" w:lineRule="auto"/>
+              <w:rPr>
+                <w:rFonts w:hint="default" w:ascii="Times New Roman" w:hAnsi="Times New Roman" w:cs="Times New Roman"/>
+                <w:sz w:val="28"/>
+                <w:szCs w:val="28"/>
+              </w:rPr>
+            </w:pPr>
+            <w:r>
+              <w:rPr>
+                <w:rFonts w:hint="default" w:ascii="Times New Roman" w:hAnsi="Times New Roman" w:cs="Times New Roman"/>
+                <w:sz w:val="28"/>
+                <w:szCs w:val="28"/>
+              </w:rPr>
+              <w:t>Время</w:t>
+            </w:r>
+            <w:r>
+              <w:rPr>
+                <w:rFonts w:hint="default" w:ascii="Times New Roman" w:hAnsi="Times New Roman" w:cs="Times New Roman"/>
+                <w:sz w:val="28"/>
+                <w:szCs w:val="28"/>
+                <w:lang w:val="ru-RU"/>
+              </w:rPr>
+              <w:t xml:space="preserve">_1 </w:t>
+            </w:r>
+            <w:r>
+              <w:rPr>
+                <w:rFonts w:hint="default" w:ascii="Times New Roman" w:hAnsi="Times New Roman" w:cs="Times New Roman"/>
+                <w:sz w:val="28"/>
+                <w:szCs w:val="28"/>
+              </w:rPr>
+              <w:t>(мс)</w:t>
+            </w:r>
+          </w:p>
+        </w:tc>
+        <w:tc>
+          <w:tcPr>
+            <w:tcW w:w="981" w:type="dxa"/>
+          </w:tcPr>
+          <w:p>
+            <w:pPr>
+              <w:spacing w:after="0" w:line="240" w:lineRule="auto"/>
+              <w:rPr>
+                <w:rFonts w:hint="default" w:ascii="Times New Roman" w:hAnsi="Times New Roman" w:cs="Times New Roman"/>
+                <w:sz w:val="28"/>
+                <w:szCs w:val="28"/>
+              </w:rPr>
+            </w:pPr>
+            <w:r>
+              <w:rPr>
+                <w:rFonts w:hint="default" w:ascii="Times New Roman" w:hAnsi="Times New Roman" w:cs="Times New Roman"/>
+                <w:sz w:val="28"/>
+                <w:szCs w:val="28"/>
+              </w:rPr>
+              <w:t>Cn1</w:t>
+            </w:r>
+          </w:p>
+        </w:tc>
+        <w:tc>
+          <w:tcPr>
+            <w:tcW w:w="1350" w:type="dxa"/>
+          </w:tcPr>
+          <w:p>
+            <w:pPr>
+              <w:spacing w:after="0" w:line="240" w:lineRule="auto"/>
+              <w:rPr>
+                <w:rFonts w:hint="default" w:ascii="Times New Roman" w:hAnsi="Times New Roman" w:cs="Times New Roman"/>
+                <w:sz w:val="28"/>
+                <w:szCs w:val="28"/>
+              </w:rPr>
+            </w:pPr>
+            <w:r>
+              <w:rPr>
+                <w:rFonts w:hint="default" w:ascii="Times New Roman" w:hAnsi="Times New Roman" w:cs="Times New Roman"/>
+                <w:sz w:val="28"/>
+                <w:szCs w:val="28"/>
+              </w:rPr>
+              <w:t>Mn1</w:t>
+            </w:r>
+          </w:p>
+        </w:tc>
+        <w:tc>
+          <w:tcPr>
+            <w:tcW w:w="1377" w:type="dxa"/>
+          </w:tcPr>
+          <w:p>
+            <w:pPr>
+              <w:spacing w:after="0" w:line="240" w:lineRule="auto"/>
+              <w:rPr>
+                <w:rFonts w:hint="default" w:ascii="Times New Roman" w:hAnsi="Times New Roman" w:cs="Times New Roman"/>
+                <w:sz w:val="28"/>
+                <w:szCs w:val="28"/>
+              </w:rPr>
+            </w:pPr>
+            <w:r>
+              <w:rPr>
+                <w:rFonts w:hint="default" w:ascii="Times New Roman" w:hAnsi="Times New Roman" w:cs="Times New Roman"/>
+                <w:sz w:val="28"/>
+                <w:szCs w:val="28"/>
+              </w:rPr>
+              <w:t>Tn1</w:t>
+            </w:r>
+          </w:p>
+        </w:tc>
+        <w:tc>
+          <w:tcPr>
+            <w:tcW w:w="1309" w:type="dxa"/>
+          </w:tcPr>
+          <w:p>
+            <w:pPr>
+              <w:spacing w:after="0" w:line="240" w:lineRule="auto"/>
+              <w:rPr>
+                <w:rFonts w:hint="default" w:ascii="Times New Roman" w:hAnsi="Times New Roman" w:cs="Times New Roman"/>
+                <w:sz w:val="28"/>
+                <w:szCs w:val="28"/>
+              </w:rPr>
+            </w:pPr>
+            <w:r>
+              <w:rPr>
+                <w:rFonts w:hint="default" w:ascii="Times New Roman" w:hAnsi="Times New Roman" w:cs="Times New Roman"/>
+                <w:sz w:val="28"/>
+                <w:szCs w:val="28"/>
+              </w:rPr>
+              <w:t>Время</w:t>
+            </w:r>
+            <w:r>
+              <w:rPr>
+                <w:rFonts w:hint="default" w:ascii="Times New Roman" w:hAnsi="Times New Roman" w:cs="Times New Roman"/>
+                <w:sz w:val="28"/>
+                <w:szCs w:val="28"/>
+                <w:lang w:val="ru-RU"/>
+              </w:rPr>
+              <w:t>_</w:t>
+            </w:r>
+            <w:r>
+              <w:rPr>
+                <w:rFonts w:hint="default" w:ascii="Times New Roman" w:hAnsi="Times New Roman" w:cs="Times New Roman"/>
+                <w:sz w:val="28"/>
+                <w:szCs w:val="28"/>
+              </w:rPr>
+              <w:t>2</w:t>
+            </w:r>
+            <w:r>
+              <w:rPr>
+                <w:rFonts w:hint="default" w:ascii="Times New Roman" w:hAnsi="Times New Roman" w:cs="Times New Roman"/>
+                <w:sz w:val="28"/>
+                <w:szCs w:val="28"/>
+                <w:lang w:val="ru-RU"/>
+              </w:rPr>
+              <w:t xml:space="preserve"> </w:t>
+            </w:r>
+            <w:r>
+              <w:rPr>
+                <w:rFonts w:hint="default" w:ascii="Times New Roman" w:hAnsi="Times New Roman" w:cs="Times New Roman"/>
+                <w:sz w:val="28"/>
+                <w:szCs w:val="28"/>
+              </w:rPr>
+              <w:t>(мс)</w:t>
+            </w:r>
+          </w:p>
+        </w:tc>
+        <w:tc>
+          <w:tcPr>
+            <w:tcW w:w="941" w:type="dxa"/>
+          </w:tcPr>
+          <w:p>
+            <w:pPr>
+              <w:spacing w:after="0" w:line="240" w:lineRule="auto"/>
+              <w:rPr>
+                <w:rFonts w:hint="default" w:ascii="Times New Roman" w:hAnsi="Times New Roman" w:cs="Times New Roman"/>
+                <w:sz w:val="28"/>
+                <w:szCs w:val="28"/>
+              </w:rPr>
+            </w:pPr>
+            <w:r>
+              <w:rPr>
+                <w:rFonts w:hint="default" w:ascii="Times New Roman" w:hAnsi="Times New Roman" w:cs="Times New Roman"/>
+                <w:sz w:val="28"/>
+                <w:szCs w:val="28"/>
+              </w:rPr>
+              <w:t>Cn2</w:t>
+            </w:r>
+          </w:p>
+        </w:tc>
+        <w:tc>
+          <w:tcPr>
+            <w:tcW w:w="955" w:type="dxa"/>
+          </w:tcPr>
+          <w:p>
+            <w:pPr>
+              <w:spacing w:after="0" w:line="240" w:lineRule="auto"/>
+              <w:rPr>
+                <w:rFonts w:hint="default" w:ascii="Times New Roman" w:hAnsi="Times New Roman" w:cs="Times New Roman"/>
+                <w:sz w:val="28"/>
+                <w:szCs w:val="28"/>
+              </w:rPr>
+            </w:pPr>
+            <w:r>
+              <w:rPr>
+                <w:rFonts w:hint="default" w:ascii="Times New Roman" w:hAnsi="Times New Roman" w:cs="Times New Roman"/>
+                <w:sz w:val="28"/>
+                <w:szCs w:val="28"/>
+              </w:rPr>
+              <w:t>Mn2</w:t>
+            </w:r>
+          </w:p>
+        </w:tc>
+        <w:tc>
+          <w:tcPr>
+            <w:tcW w:w="968" w:type="dxa"/>
+          </w:tcPr>
+          <w:p>
+            <w:pPr>
+              <w:spacing w:after="0" w:line="240" w:lineRule="auto"/>
+              <w:rPr>
+                <w:rFonts w:hint="default" w:ascii="Times New Roman" w:hAnsi="Times New Roman" w:cs="Times New Roman"/>
+                <w:sz w:val="28"/>
+                <w:szCs w:val="28"/>
+              </w:rPr>
+            </w:pPr>
+            <w:r>
+              <w:rPr>
+                <w:rFonts w:hint="default" w:ascii="Times New Roman" w:hAnsi="Times New Roman" w:cs="Times New Roman"/>
+                <w:sz w:val="28"/>
+                <w:szCs w:val="28"/>
+              </w:rPr>
+              <w:t>Tn2</w:t>
+            </w:r>
+          </w:p>
+        </w:tc>
+      </w:tr>
+      <w:tr>
+        <w:tblPrEx>
+          <w:tblBorders>
+            <w:top w:val="single" w:color="auto" w:sz="4" w:space="0"/>
+            <w:left w:val="single" w:color="auto" w:sz="4" w:space="0"/>
+            <w:bottom w:val="single" w:color="auto" w:sz="4" w:space="0"/>
+            <w:right w:val="single" w:color="auto" w:sz="4" w:space="0"/>
+            <w:insideH w:val="single" w:color="auto" w:sz="4" w:space="0"/>
+            <w:insideV w:val="single" w:color="auto" w:sz="4" w:space="0"/>
+          </w:tblBorders>
+          <w:tblCellMar>
+            <w:top w:w="0" w:type="dxa"/>
+            <w:left w:w="108" w:type="dxa"/>
+            <w:bottom w:w="0" w:type="dxa"/>
+            <w:right w:w="108" w:type="dxa"/>
+          </w:tblCellMar>
+        </w:tblPrEx>
+        <w:tc>
+          <w:tcPr>
+            <w:tcW w:w="985" w:type="dxa"/>
+          </w:tcPr>
+          <w:p>
+            <w:pPr>
+              <w:spacing w:after="0" w:line="240" w:lineRule="auto"/>
+              <w:rPr>
+                <w:rFonts w:hint="default" w:ascii="Times New Roman" w:hAnsi="Times New Roman" w:cs="Times New Roman"/>
+                <w:sz w:val="28"/>
+                <w:szCs w:val="28"/>
+              </w:rPr>
+            </w:pPr>
+            <w:r>
+              <w:rPr>
+                <w:rFonts w:hint="default" w:ascii="Times New Roman" w:hAnsi="Times New Roman" w:cs="Times New Roman"/>
+                <w:sz w:val="28"/>
+                <w:szCs w:val="28"/>
+              </w:rPr>
+              <w:t>100</w:t>
+            </w:r>
+          </w:p>
+        </w:tc>
+        <w:tc>
+          <w:tcPr>
+            <w:tcW w:w="1173" w:type="dxa"/>
+          </w:tcPr>
+          <w:p>
+            <w:pPr>
+              <w:spacing w:after="0" w:line="240" w:lineRule="auto"/>
+              <w:rPr>
+                <w:rFonts w:hint="default" w:ascii="Times New Roman" w:hAnsi="Times New Roman" w:cs="Times New Roman"/>
+                <w:sz w:val="28"/>
+                <w:szCs w:val="28"/>
+                <w:lang w:val="ru-RU"/>
+              </w:rPr>
+            </w:pPr>
+            <w:r>
+              <w:rPr>
+                <w:rFonts w:hint="default" w:ascii="Times New Roman" w:hAnsi="Times New Roman" w:cs="Times New Roman"/>
+                <w:sz w:val="28"/>
+                <w:szCs w:val="28"/>
+              </w:rPr>
+              <w:t>0.00</w:t>
+            </w:r>
+            <w:r>
+              <w:rPr>
+                <w:rFonts w:hint="default" w:ascii="Times New Roman" w:hAnsi="Times New Roman" w:cs="Times New Roman"/>
+                <w:sz w:val="28"/>
+                <w:szCs w:val="28"/>
+                <w:lang w:val="ru-RU"/>
+              </w:rPr>
+              <w:t>014</w:t>
+            </w:r>
+          </w:p>
+        </w:tc>
+        <w:tc>
+          <w:tcPr>
+            <w:tcW w:w="981" w:type="dxa"/>
+          </w:tcPr>
+          <w:p>
+            <w:pPr>
+              <w:spacing w:after="0" w:line="240" w:lineRule="auto"/>
+              <w:rPr>
+                <w:rFonts w:hint="default" w:ascii="Times New Roman" w:hAnsi="Times New Roman" w:cs="Times New Roman"/>
+                <w:sz w:val="28"/>
+                <w:szCs w:val="28"/>
+              </w:rPr>
+            </w:pPr>
+            <w:r>
+              <w:rPr>
+                <w:rFonts w:hint="default" w:ascii="Times New Roman" w:hAnsi="Times New Roman" w:cs="Times New Roman"/>
+                <w:sz w:val="28"/>
+                <w:szCs w:val="28"/>
+              </w:rPr>
+              <w:t>100</w:t>
+            </w:r>
+          </w:p>
+        </w:tc>
+        <w:tc>
+          <w:tcPr>
+            <w:tcW w:w="1350" w:type="dxa"/>
+          </w:tcPr>
+          <w:p>
+            <w:pPr>
+              <w:spacing w:after="0" w:line="240" w:lineRule="auto"/>
+              <w:rPr>
+                <w:rFonts w:hint="default" w:ascii="Times New Roman" w:hAnsi="Times New Roman" w:cs="Times New Roman"/>
+                <w:sz w:val="28"/>
+                <w:szCs w:val="28"/>
+                <w:lang w:val="ru-RU"/>
+              </w:rPr>
+            </w:pPr>
+            <w:r>
+              <w:rPr>
+                <w:rFonts w:hint="default" w:ascii="Times New Roman" w:hAnsi="Times New Roman" w:cs="Times New Roman"/>
+                <w:sz w:val="28"/>
+                <w:szCs w:val="28"/>
+                <w:lang w:val="ru-RU"/>
+              </w:rPr>
+              <w:t>0</w:t>
+            </w:r>
+          </w:p>
+        </w:tc>
+        <w:tc>
+          <w:tcPr>
+            <w:tcW w:w="1377" w:type="dxa"/>
+          </w:tcPr>
+          <w:p>
+            <w:pPr>
+              <w:spacing w:after="0" w:line="240" w:lineRule="auto"/>
+              <w:rPr>
+                <w:rFonts w:hint="default" w:ascii="Times New Roman" w:hAnsi="Times New Roman" w:cs="Times New Roman"/>
+                <w:sz w:val="28"/>
+                <w:szCs w:val="28"/>
+                <w:lang w:val="ru-RU"/>
+              </w:rPr>
+            </w:pPr>
+            <w:r>
+              <w:rPr>
+                <w:rFonts w:hint="default" w:ascii="Times New Roman" w:hAnsi="Times New Roman" w:cs="Times New Roman"/>
+                <w:sz w:val="28"/>
+                <w:szCs w:val="28"/>
+              </w:rPr>
+              <w:t>100</w:t>
+            </w:r>
+          </w:p>
+        </w:tc>
+        <w:tc>
+          <w:tcPr>
+            <w:tcW w:w="1309" w:type="dxa"/>
+          </w:tcPr>
+          <w:p>
+            <w:pPr>
+              <w:spacing w:after="0" w:line="240" w:lineRule="auto"/>
+              <w:rPr>
+                <w:rFonts w:hint="default" w:ascii="Times New Roman" w:hAnsi="Times New Roman" w:cs="Times New Roman"/>
+                <w:sz w:val="28"/>
+                <w:szCs w:val="28"/>
+                <w:lang w:val="ru-RU"/>
+              </w:rPr>
+            </w:pPr>
+            <w:r>
+              <w:rPr>
+                <w:rFonts w:hint="default" w:ascii="Times New Roman" w:hAnsi="Times New Roman" w:cs="Times New Roman"/>
+                <w:sz w:val="28"/>
+                <w:szCs w:val="28"/>
+              </w:rPr>
+              <w:t>0.000</w:t>
+            </w:r>
+            <w:r>
+              <w:rPr>
+                <w:rFonts w:hint="default" w:ascii="Times New Roman" w:hAnsi="Times New Roman" w:cs="Times New Roman"/>
+                <w:sz w:val="28"/>
+                <w:szCs w:val="28"/>
+                <w:lang w:val="ru-RU"/>
+              </w:rPr>
+              <w:t>128</w:t>
+            </w:r>
+          </w:p>
+        </w:tc>
+        <w:tc>
+          <w:tcPr>
+            <w:tcW w:w="941" w:type="dxa"/>
+            <w:vAlign w:val="top"/>
+          </w:tcPr>
+          <w:p>
+            <w:pPr>
+              <w:spacing w:after="0" w:line="240" w:lineRule="auto"/>
+              <w:rPr>
+                <w:rFonts w:hint="default" w:ascii="Times New Roman" w:hAnsi="Times New Roman" w:cs="Times New Roman"/>
+                <w:sz w:val="28"/>
+                <w:szCs w:val="28"/>
+                <w:lang w:val="ru-RU"/>
+              </w:rPr>
+            </w:pPr>
+            <w:r>
+              <w:rPr>
+                <w:rFonts w:hint="default" w:ascii="Times New Roman" w:hAnsi="Times New Roman" w:cs="Times New Roman"/>
+                <w:sz w:val="28"/>
+                <w:szCs w:val="28"/>
+              </w:rPr>
+              <w:t>100</w:t>
+            </w:r>
+          </w:p>
+        </w:tc>
+        <w:tc>
+          <w:tcPr>
+            <w:tcW w:w="955" w:type="dxa"/>
+          </w:tcPr>
+          <w:p>
+            <w:pPr>
+              <w:spacing w:after="0" w:line="240" w:lineRule="auto"/>
+              <w:rPr>
+                <w:rFonts w:hint="default" w:ascii="Times New Roman" w:hAnsi="Times New Roman" w:cs="Times New Roman"/>
+                <w:sz w:val="28"/>
+                <w:szCs w:val="28"/>
+                <w:lang w:val="ru-RU"/>
+              </w:rPr>
+            </w:pPr>
+            <w:r>
+              <w:rPr>
+                <w:rFonts w:hint="default" w:ascii="Times New Roman" w:hAnsi="Times New Roman" w:cs="Times New Roman"/>
+                <w:sz w:val="28"/>
+                <w:szCs w:val="28"/>
+              </w:rPr>
+              <w:t>100</w:t>
+            </w:r>
+          </w:p>
+        </w:tc>
+        <w:tc>
+          <w:tcPr>
+            <w:tcW w:w="968" w:type="dxa"/>
+          </w:tcPr>
+          <w:p>
+            <w:pPr>
+              <w:spacing w:after="0" w:line="240" w:lineRule="auto"/>
+              <w:rPr>
+                <w:rFonts w:hint="default" w:ascii="Times New Roman" w:hAnsi="Times New Roman" w:cs="Times New Roman"/>
+                <w:sz w:val="28"/>
+                <w:szCs w:val="28"/>
+                <w:lang w:val="ru-RU"/>
+              </w:rPr>
+            </w:pPr>
+            <w:r>
+              <w:rPr>
+                <w:rFonts w:hint="default" w:ascii="Times New Roman" w:hAnsi="Times New Roman" w:cs="Times New Roman"/>
+                <w:sz w:val="28"/>
+                <w:szCs w:val="28"/>
+                <w:lang w:val="ru-RU"/>
+              </w:rPr>
+              <w:t>200</w:t>
+            </w:r>
+          </w:p>
+        </w:tc>
+      </w:tr>
+      <w:tr>
+        <w:tblPrEx>
+          <w:tblBorders>
+            <w:top w:val="single" w:color="auto" w:sz="4" w:space="0"/>
+            <w:left w:val="single" w:color="auto" w:sz="4" w:space="0"/>
+            <w:bottom w:val="single" w:color="auto" w:sz="4" w:space="0"/>
+            <w:right w:val="single" w:color="auto" w:sz="4" w:space="0"/>
+            <w:insideH w:val="single" w:color="auto" w:sz="4" w:space="0"/>
+            <w:insideV w:val="single" w:color="auto" w:sz="4" w:space="0"/>
+          </w:tblBorders>
+          <w:tblCellMar>
+            <w:top w:w="0" w:type="dxa"/>
+            <w:left w:w="108" w:type="dxa"/>
+            <w:bottom w:w="0" w:type="dxa"/>
+            <w:right w:w="108" w:type="dxa"/>
+          </w:tblCellMar>
+        </w:tblPrEx>
+        <w:tc>
+          <w:tcPr>
+            <w:tcW w:w="985" w:type="dxa"/>
+          </w:tcPr>
+          <w:p>
+            <w:pPr>
+              <w:spacing w:after="0" w:line="240" w:lineRule="auto"/>
+              <w:rPr>
+                <w:rFonts w:hint="default" w:ascii="Times New Roman" w:hAnsi="Times New Roman" w:cs="Times New Roman"/>
+                <w:sz w:val="28"/>
+                <w:szCs w:val="28"/>
+              </w:rPr>
+            </w:pPr>
+            <w:r>
+              <w:rPr>
+                <w:rFonts w:hint="default" w:ascii="Times New Roman" w:hAnsi="Times New Roman" w:cs="Times New Roman"/>
+                <w:sz w:val="28"/>
+                <w:szCs w:val="28"/>
+              </w:rPr>
+              <w:t>200</w:t>
+            </w:r>
+          </w:p>
+        </w:tc>
+        <w:tc>
+          <w:tcPr>
+            <w:tcW w:w="1173" w:type="dxa"/>
+          </w:tcPr>
+          <w:p>
+            <w:pPr>
+              <w:spacing w:after="0" w:line="240" w:lineRule="auto"/>
+              <w:rPr>
+                <w:rFonts w:hint="default" w:ascii="Times New Roman" w:hAnsi="Times New Roman" w:cs="Times New Roman"/>
+                <w:sz w:val="28"/>
+                <w:szCs w:val="28"/>
+                <w:lang w:val="ru-RU"/>
+              </w:rPr>
+            </w:pPr>
+            <w:r>
+              <w:rPr>
+                <w:rFonts w:hint="default" w:ascii="Times New Roman" w:hAnsi="Times New Roman" w:cs="Times New Roman"/>
+                <w:sz w:val="28"/>
+                <w:szCs w:val="28"/>
+              </w:rPr>
+              <w:t>0.00</w:t>
+            </w:r>
+            <w:r>
+              <w:rPr>
+                <w:rFonts w:hint="default" w:ascii="Times New Roman" w:hAnsi="Times New Roman" w:cs="Times New Roman"/>
+                <w:sz w:val="28"/>
+                <w:szCs w:val="28"/>
+                <w:lang w:val="ru-RU"/>
+              </w:rPr>
+              <w:t>025</w:t>
+            </w:r>
+          </w:p>
+        </w:tc>
+        <w:tc>
+          <w:tcPr>
+            <w:tcW w:w="981" w:type="dxa"/>
+          </w:tcPr>
+          <w:p>
+            <w:pPr>
+              <w:spacing w:after="0" w:line="240" w:lineRule="auto"/>
+              <w:rPr>
+                <w:rFonts w:hint="default" w:ascii="Times New Roman" w:hAnsi="Times New Roman" w:cs="Times New Roman"/>
+                <w:sz w:val="28"/>
+                <w:szCs w:val="28"/>
+              </w:rPr>
+            </w:pPr>
+            <w:r>
+              <w:rPr>
+                <w:rFonts w:hint="default" w:ascii="Times New Roman" w:hAnsi="Times New Roman" w:cs="Times New Roman"/>
+                <w:sz w:val="28"/>
+                <w:szCs w:val="28"/>
+              </w:rPr>
+              <w:t>200</w:t>
+            </w:r>
+          </w:p>
+        </w:tc>
+        <w:tc>
+          <w:tcPr>
+            <w:tcW w:w="1350" w:type="dxa"/>
+          </w:tcPr>
+          <w:p>
+            <w:pPr>
+              <w:spacing w:after="0" w:line="240" w:lineRule="auto"/>
+              <w:rPr>
+                <w:rFonts w:hint="default" w:ascii="Times New Roman" w:hAnsi="Times New Roman" w:cs="Times New Roman"/>
+                <w:sz w:val="28"/>
+                <w:szCs w:val="28"/>
+                <w:lang w:val="ru-RU"/>
+              </w:rPr>
+            </w:pPr>
+            <w:r>
+              <w:rPr>
+                <w:rFonts w:hint="default" w:ascii="Times New Roman" w:hAnsi="Times New Roman" w:cs="Times New Roman"/>
+                <w:sz w:val="28"/>
+                <w:szCs w:val="28"/>
+                <w:lang w:val="ru-RU"/>
+              </w:rPr>
+              <w:t>0</w:t>
+            </w:r>
+          </w:p>
+        </w:tc>
+        <w:tc>
+          <w:tcPr>
+            <w:tcW w:w="1377" w:type="dxa"/>
+          </w:tcPr>
+          <w:p>
+            <w:pPr>
+              <w:spacing w:after="0" w:line="240" w:lineRule="auto"/>
+              <w:rPr>
+                <w:rFonts w:hint="default" w:ascii="Times New Roman" w:hAnsi="Times New Roman" w:cs="Times New Roman"/>
+                <w:sz w:val="28"/>
+                <w:szCs w:val="28"/>
+                <w:lang w:val="ru-RU"/>
+              </w:rPr>
+            </w:pPr>
+            <w:r>
+              <w:rPr>
+                <w:rFonts w:hint="default" w:ascii="Times New Roman" w:hAnsi="Times New Roman" w:cs="Times New Roman"/>
+                <w:sz w:val="28"/>
+                <w:szCs w:val="28"/>
+              </w:rPr>
+              <w:t>200</w:t>
+            </w:r>
+          </w:p>
+        </w:tc>
+        <w:tc>
+          <w:tcPr>
+            <w:tcW w:w="1309" w:type="dxa"/>
+          </w:tcPr>
+          <w:p>
+            <w:pPr>
+              <w:spacing w:after="0" w:line="240" w:lineRule="auto"/>
+              <w:rPr>
+                <w:rFonts w:hint="default" w:ascii="Times New Roman" w:hAnsi="Times New Roman" w:cs="Times New Roman"/>
+                <w:sz w:val="28"/>
+                <w:szCs w:val="28"/>
+                <w:lang w:val="ru-RU"/>
+              </w:rPr>
+            </w:pPr>
+            <w:r>
+              <w:rPr>
+                <w:rFonts w:hint="default" w:ascii="Times New Roman" w:hAnsi="Times New Roman" w:cs="Times New Roman"/>
+                <w:sz w:val="28"/>
+                <w:szCs w:val="28"/>
+              </w:rPr>
+              <w:t>0.00</w:t>
+            </w:r>
+            <w:r>
+              <w:rPr>
+                <w:rFonts w:hint="default" w:ascii="Times New Roman" w:hAnsi="Times New Roman" w:cs="Times New Roman"/>
+                <w:sz w:val="28"/>
+                <w:szCs w:val="28"/>
+                <w:lang w:val="ru-RU"/>
+              </w:rPr>
+              <w:t>0273</w:t>
+            </w:r>
+          </w:p>
+        </w:tc>
+        <w:tc>
+          <w:tcPr>
+            <w:tcW w:w="941" w:type="dxa"/>
+            <w:shd w:val="clear" w:color="auto" w:fill="auto"/>
+            <w:vAlign w:val="top"/>
+          </w:tcPr>
+          <w:p>
+            <w:pPr>
+              <w:spacing w:after="0" w:line="240" w:lineRule="auto"/>
+              <w:rPr>
+                <w:rFonts w:hint="default" w:ascii="Times New Roman" w:hAnsi="Times New Roman" w:cs="Times New Roman" w:eastAsiaTheme="minorHAnsi"/>
+                <w:sz w:val="28"/>
+                <w:szCs w:val="28"/>
+                <w:lang w:val="ru-RU" w:eastAsia="ru-RU" w:bidi="ar-SA"/>
+              </w:rPr>
+            </w:pPr>
+            <w:r>
+              <w:rPr>
+                <w:rFonts w:hint="default" w:ascii="Times New Roman" w:hAnsi="Times New Roman" w:cs="Times New Roman"/>
+                <w:sz w:val="28"/>
+                <w:szCs w:val="28"/>
+              </w:rPr>
+              <w:t>200</w:t>
+            </w:r>
+          </w:p>
+        </w:tc>
+        <w:tc>
+          <w:tcPr>
+            <w:tcW w:w="955" w:type="dxa"/>
+            <w:shd w:val="clear" w:color="auto" w:fill="auto"/>
+            <w:vAlign w:val="top"/>
+          </w:tcPr>
+          <w:p>
+            <w:pPr>
+              <w:spacing w:after="0" w:line="240" w:lineRule="auto"/>
+              <w:rPr>
+                <w:rFonts w:hint="default" w:ascii="Times New Roman" w:hAnsi="Times New Roman" w:cs="Times New Roman" w:eastAsiaTheme="minorHAnsi"/>
+                <w:sz w:val="28"/>
+                <w:szCs w:val="28"/>
+                <w:lang w:val="ru-RU" w:eastAsia="ru-RU" w:bidi="ar-SA"/>
+              </w:rPr>
+            </w:pPr>
+            <w:r>
+              <w:rPr>
+                <w:rFonts w:hint="default" w:ascii="Times New Roman" w:hAnsi="Times New Roman" w:cs="Times New Roman"/>
+                <w:sz w:val="28"/>
+                <w:szCs w:val="28"/>
+              </w:rPr>
+              <w:t>200</w:t>
+            </w:r>
+          </w:p>
+        </w:tc>
+        <w:tc>
+          <w:tcPr>
+            <w:tcW w:w="968" w:type="dxa"/>
+          </w:tcPr>
+          <w:p>
+            <w:pPr>
+              <w:spacing w:after="0" w:line="240" w:lineRule="auto"/>
+              <w:rPr>
+                <w:rFonts w:hint="default" w:ascii="Times New Roman" w:hAnsi="Times New Roman" w:cs="Times New Roman"/>
+                <w:sz w:val="28"/>
+                <w:szCs w:val="28"/>
+                <w:lang w:val="ru-RU"/>
+              </w:rPr>
+            </w:pPr>
+            <w:r>
+              <w:rPr>
+                <w:rFonts w:hint="default" w:ascii="Times New Roman" w:hAnsi="Times New Roman" w:cs="Times New Roman"/>
+                <w:sz w:val="28"/>
+                <w:szCs w:val="28"/>
+                <w:lang w:val="ru-RU"/>
+              </w:rPr>
+              <w:t>400</w:t>
+            </w:r>
+          </w:p>
+        </w:tc>
+      </w:tr>
+      <w:tr>
+        <w:tblPrEx>
+          <w:tblBorders>
+            <w:top w:val="single" w:color="auto" w:sz="4" w:space="0"/>
+            <w:left w:val="single" w:color="auto" w:sz="4" w:space="0"/>
+            <w:bottom w:val="single" w:color="auto" w:sz="4" w:space="0"/>
+            <w:right w:val="single" w:color="auto" w:sz="4" w:space="0"/>
+            <w:insideH w:val="single" w:color="auto" w:sz="4" w:space="0"/>
+            <w:insideV w:val="single" w:color="auto" w:sz="4" w:space="0"/>
+          </w:tblBorders>
+          <w:tblCellMar>
+            <w:top w:w="0" w:type="dxa"/>
+            <w:left w:w="108" w:type="dxa"/>
+            <w:bottom w:w="0" w:type="dxa"/>
+            <w:right w:w="108" w:type="dxa"/>
+          </w:tblCellMar>
+        </w:tblPrEx>
+        <w:tc>
+          <w:tcPr>
+            <w:tcW w:w="985" w:type="dxa"/>
+          </w:tcPr>
+          <w:p>
+            <w:pPr>
+              <w:spacing w:after="0" w:line="240" w:lineRule="auto"/>
+              <w:rPr>
+                <w:rFonts w:hint="default" w:ascii="Times New Roman" w:hAnsi="Times New Roman" w:cs="Times New Roman"/>
+                <w:sz w:val="28"/>
+                <w:szCs w:val="28"/>
+              </w:rPr>
+            </w:pPr>
+            <w:r>
+              <w:rPr>
+                <w:rFonts w:hint="default" w:ascii="Times New Roman" w:hAnsi="Times New Roman" w:cs="Times New Roman"/>
+                <w:sz w:val="28"/>
+                <w:szCs w:val="28"/>
+              </w:rPr>
+              <w:t>500</w:t>
+            </w:r>
+          </w:p>
+        </w:tc>
+        <w:tc>
+          <w:tcPr>
+            <w:tcW w:w="1173" w:type="dxa"/>
+          </w:tcPr>
+          <w:p>
+            <w:pPr>
+              <w:spacing w:after="0" w:line="240" w:lineRule="auto"/>
+              <w:rPr>
+                <w:rFonts w:hint="default" w:ascii="Times New Roman" w:hAnsi="Times New Roman" w:cs="Times New Roman"/>
+                <w:sz w:val="28"/>
+                <w:szCs w:val="28"/>
+                <w:lang w:val="ru-RU"/>
+              </w:rPr>
+            </w:pPr>
+            <w:r>
+              <w:rPr>
+                <w:rFonts w:hint="default" w:ascii="Times New Roman" w:hAnsi="Times New Roman" w:cs="Times New Roman"/>
+                <w:sz w:val="28"/>
+                <w:szCs w:val="28"/>
+              </w:rPr>
+              <w:t>0.00</w:t>
+            </w:r>
+            <w:r>
+              <w:rPr>
+                <w:rFonts w:hint="default" w:ascii="Times New Roman" w:hAnsi="Times New Roman" w:cs="Times New Roman"/>
+                <w:sz w:val="28"/>
+                <w:szCs w:val="28"/>
+                <w:lang w:val="ru-RU"/>
+              </w:rPr>
+              <w:t>04</w:t>
+            </w:r>
+          </w:p>
+        </w:tc>
+        <w:tc>
+          <w:tcPr>
+            <w:tcW w:w="981" w:type="dxa"/>
+          </w:tcPr>
+          <w:p>
+            <w:pPr>
+              <w:spacing w:after="0" w:line="240" w:lineRule="auto"/>
+              <w:rPr>
+                <w:rFonts w:hint="default" w:ascii="Times New Roman" w:hAnsi="Times New Roman" w:cs="Times New Roman"/>
+                <w:sz w:val="28"/>
+                <w:szCs w:val="28"/>
+              </w:rPr>
+            </w:pPr>
+            <w:r>
+              <w:rPr>
+                <w:rFonts w:hint="default" w:ascii="Times New Roman" w:hAnsi="Times New Roman" w:cs="Times New Roman"/>
+                <w:sz w:val="28"/>
+                <w:szCs w:val="28"/>
+              </w:rPr>
+              <w:t>500</w:t>
+            </w:r>
+          </w:p>
+        </w:tc>
+        <w:tc>
+          <w:tcPr>
+            <w:tcW w:w="1350" w:type="dxa"/>
+          </w:tcPr>
+          <w:p>
+            <w:pPr>
+              <w:spacing w:after="0" w:line="240" w:lineRule="auto"/>
+              <w:rPr>
+                <w:rFonts w:hint="default" w:ascii="Times New Roman" w:hAnsi="Times New Roman" w:cs="Times New Roman"/>
+                <w:sz w:val="28"/>
+                <w:szCs w:val="28"/>
+                <w:lang w:val="ru-RU"/>
+              </w:rPr>
+            </w:pPr>
+            <w:r>
+              <w:rPr>
+                <w:rFonts w:hint="default" w:ascii="Times New Roman" w:hAnsi="Times New Roman" w:cs="Times New Roman"/>
+                <w:sz w:val="28"/>
+                <w:szCs w:val="28"/>
+                <w:lang w:val="ru-RU"/>
+              </w:rPr>
+              <w:t>0</w:t>
+            </w:r>
+          </w:p>
+        </w:tc>
+        <w:tc>
+          <w:tcPr>
+            <w:tcW w:w="1377" w:type="dxa"/>
+          </w:tcPr>
+          <w:p>
+            <w:pPr>
+              <w:spacing w:after="0" w:line="240" w:lineRule="auto"/>
+              <w:rPr>
+                <w:rFonts w:hint="default" w:ascii="Times New Roman" w:hAnsi="Times New Roman" w:cs="Times New Roman"/>
+                <w:sz w:val="28"/>
+                <w:szCs w:val="28"/>
+                <w:lang w:val="ru-RU"/>
+              </w:rPr>
+            </w:pPr>
+            <w:r>
+              <w:rPr>
+                <w:rFonts w:hint="default" w:ascii="Times New Roman" w:hAnsi="Times New Roman" w:cs="Times New Roman"/>
+                <w:sz w:val="28"/>
+                <w:szCs w:val="28"/>
+              </w:rPr>
+              <w:t>500</w:t>
+            </w:r>
+          </w:p>
+        </w:tc>
+        <w:tc>
+          <w:tcPr>
+            <w:tcW w:w="1309" w:type="dxa"/>
+          </w:tcPr>
+          <w:p>
+            <w:pPr>
+              <w:spacing w:after="0" w:line="240" w:lineRule="auto"/>
+              <w:rPr>
+                <w:rFonts w:hint="default" w:ascii="Times New Roman" w:hAnsi="Times New Roman" w:cs="Times New Roman"/>
+                <w:sz w:val="28"/>
+                <w:szCs w:val="28"/>
+                <w:lang w:val="ru-RU"/>
+              </w:rPr>
+            </w:pPr>
+            <w:r>
+              <w:rPr>
+                <w:rFonts w:hint="default" w:ascii="Times New Roman" w:hAnsi="Times New Roman" w:cs="Times New Roman"/>
+                <w:sz w:val="28"/>
+                <w:szCs w:val="28"/>
+              </w:rPr>
+              <w:t>0.00</w:t>
+            </w:r>
+            <w:r>
+              <w:rPr>
+                <w:rFonts w:hint="default" w:ascii="Times New Roman" w:hAnsi="Times New Roman" w:cs="Times New Roman"/>
+                <w:sz w:val="28"/>
+                <w:szCs w:val="28"/>
+                <w:lang w:val="ru-RU"/>
+              </w:rPr>
+              <w:t>044</w:t>
+            </w:r>
+          </w:p>
+        </w:tc>
+        <w:tc>
+          <w:tcPr>
+            <w:tcW w:w="941" w:type="dxa"/>
+            <w:shd w:val="clear" w:color="auto" w:fill="auto"/>
+            <w:vAlign w:val="top"/>
+          </w:tcPr>
+          <w:p>
+            <w:pPr>
+              <w:spacing w:after="0" w:line="240" w:lineRule="auto"/>
+              <w:rPr>
+                <w:rFonts w:hint="default" w:ascii="Times New Roman" w:hAnsi="Times New Roman" w:cs="Times New Roman" w:eastAsiaTheme="minorHAnsi"/>
+                <w:sz w:val="28"/>
+                <w:szCs w:val="28"/>
+                <w:lang w:val="ru-RU" w:eastAsia="ru-RU" w:bidi="ar-SA"/>
+              </w:rPr>
+            </w:pPr>
+            <w:r>
+              <w:rPr>
+                <w:rFonts w:hint="default" w:ascii="Times New Roman" w:hAnsi="Times New Roman" w:cs="Times New Roman"/>
+                <w:sz w:val="28"/>
+                <w:szCs w:val="28"/>
+              </w:rPr>
+              <w:t>500</w:t>
+            </w:r>
+          </w:p>
+        </w:tc>
+        <w:tc>
+          <w:tcPr>
+            <w:tcW w:w="955" w:type="dxa"/>
+            <w:shd w:val="clear" w:color="auto" w:fill="auto"/>
+            <w:vAlign w:val="top"/>
+          </w:tcPr>
+          <w:p>
+            <w:pPr>
+              <w:spacing w:after="0" w:line="240" w:lineRule="auto"/>
+              <w:rPr>
+                <w:rFonts w:hint="default" w:ascii="Times New Roman" w:hAnsi="Times New Roman" w:cs="Times New Roman" w:eastAsiaTheme="minorHAnsi"/>
+                <w:sz w:val="28"/>
+                <w:szCs w:val="28"/>
+                <w:lang w:val="ru-RU" w:eastAsia="ru-RU" w:bidi="ar-SA"/>
+              </w:rPr>
+            </w:pPr>
+            <w:r>
+              <w:rPr>
+                <w:rFonts w:hint="default" w:ascii="Times New Roman" w:hAnsi="Times New Roman" w:cs="Times New Roman"/>
+                <w:sz w:val="28"/>
+                <w:szCs w:val="28"/>
+              </w:rPr>
+              <w:t>500</w:t>
+            </w:r>
+          </w:p>
+        </w:tc>
+        <w:tc>
+          <w:tcPr>
+            <w:tcW w:w="968" w:type="dxa"/>
+            <w:shd w:val="clear" w:color="auto" w:fill="auto"/>
+            <w:vAlign w:val="top"/>
+          </w:tcPr>
+          <w:p>
+            <w:pPr>
+              <w:spacing w:after="0" w:line="240" w:lineRule="auto"/>
+              <w:rPr>
+                <w:rFonts w:hint="default" w:ascii="Times New Roman" w:hAnsi="Times New Roman" w:cs="Times New Roman" w:eastAsiaTheme="minorHAnsi"/>
+                <w:sz w:val="28"/>
+                <w:szCs w:val="28"/>
+                <w:lang w:val="ru-RU" w:eastAsia="ru-RU" w:bidi="ar-SA"/>
+              </w:rPr>
+            </w:pPr>
+            <w:r>
+              <w:rPr>
+                <w:rFonts w:hint="default" w:ascii="Times New Roman" w:hAnsi="Times New Roman" w:cs="Times New Roman"/>
+                <w:sz w:val="28"/>
+                <w:szCs w:val="28"/>
+                <w:lang w:val="ru-RU"/>
+              </w:rPr>
+              <w:t>1000</w:t>
+            </w:r>
+          </w:p>
+        </w:tc>
+      </w:tr>
+      <w:tr>
+        <w:tblPrEx>
+          <w:tblBorders>
+            <w:top w:val="single" w:color="auto" w:sz="4" w:space="0"/>
+            <w:left w:val="single" w:color="auto" w:sz="4" w:space="0"/>
+            <w:bottom w:val="single" w:color="auto" w:sz="4" w:space="0"/>
+            <w:right w:val="single" w:color="auto" w:sz="4" w:space="0"/>
+            <w:insideH w:val="single" w:color="auto" w:sz="4" w:space="0"/>
+            <w:insideV w:val="single" w:color="auto" w:sz="4" w:space="0"/>
+          </w:tblBorders>
+          <w:tblCellMar>
+            <w:top w:w="0" w:type="dxa"/>
+            <w:left w:w="108" w:type="dxa"/>
+            <w:bottom w:w="0" w:type="dxa"/>
+            <w:right w:w="108" w:type="dxa"/>
+          </w:tblCellMar>
+        </w:tblPrEx>
+        <w:tc>
+          <w:tcPr>
+            <w:tcW w:w="985" w:type="dxa"/>
+          </w:tcPr>
+          <w:p>
+            <w:pPr>
+              <w:spacing w:after="0" w:line="240" w:lineRule="auto"/>
+              <w:rPr>
+                <w:rFonts w:hint="default" w:ascii="Times New Roman" w:hAnsi="Times New Roman" w:cs="Times New Roman"/>
+                <w:sz w:val="28"/>
+                <w:szCs w:val="28"/>
+              </w:rPr>
+            </w:pPr>
+            <w:r>
+              <w:rPr>
+                <w:rFonts w:hint="default" w:ascii="Times New Roman" w:hAnsi="Times New Roman" w:cs="Times New Roman"/>
+                <w:sz w:val="28"/>
+                <w:szCs w:val="28"/>
+              </w:rPr>
+              <w:t>1000</w:t>
+            </w:r>
+          </w:p>
+        </w:tc>
+        <w:tc>
+          <w:tcPr>
+            <w:tcW w:w="1173" w:type="dxa"/>
+          </w:tcPr>
+          <w:p>
+            <w:pPr>
+              <w:spacing w:after="0" w:line="240" w:lineRule="auto"/>
+              <w:rPr>
+                <w:rFonts w:hint="default" w:ascii="Times New Roman" w:hAnsi="Times New Roman" w:cs="Times New Roman"/>
+                <w:sz w:val="28"/>
+                <w:szCs w:val="28"/>
+                <w:lang w:val="ru-RU"/>
+              </w:rPr>
+            </w:pPr>
+            <w:r>
+              <w:rPr>
+                <w:rFonts w:hint="default" w:ascii="Times New Roman" w:hAnsi="Times New Roman" w:cs="Times New Roman"/>
+                <w:sz w:val="28"/>
+                <w:szCs w:val="28"/>
+              </w:rPr>
+              <w:t>0.0</w:t>
+            </w:r>
+            <w:r>
+              <w:rPr>
+                <w:rFonts w:hint="default" w:ascii="Times New Roman" w:hAnsi="Times New Roman" w:cs="Times New Roman"/>
+                <w:sz w:val="28"/>
+                <w:szCs w:val="28"/>
+                <w:lang w:val="ru-RU"/>
+              </w:rPr>
+              <w:t>007</w:t>
+            </w:r>
+          </w:p>
+        </w:tc>
+        <w:tc>
+          <w:tcPr>
+            <w:tcW w:w="981" w:type="dxa"/>
+          </w:tcPr>
+          <w:p>
+            <w:pPr>
+              <w:spacing w:after="0" w:line="240" w:lineRule="auto"/>
+              <w:rPr>
+                <w:rFonts w:hint="default" w:ascii="Times New Roman" w:hAnsi="Times New Roman" w:cs="Times New Roman"/>
+                <w:sz w:val="28"/>
+                <w:szCs w:val="28"/>
+              </w:rPr>
+            </w:pPr>
+            <w:r>
+              <w:rPr>
+                <w:rFonts w:hint="default" w:ascii="Times New Roman" w:hAnsi="Times New Roman" w:cs="Times New Roman"/>
+                <w:sz w:val="28"/>
+                <w:szCs w:val="28"/>
+              </w:rPr>
+              <w:t>1000</w:t>
+            </w:r>
+          </w:p>
+        </w:tc>
+        <w:tc>
+          <w:tcPr>
+            <w:tcW w:w="1350" w:type="dxa"/>
+          </w:tcPr>
+          <w:p>
+            <w:pPr>
+              <w:spacing w:after="0" w:line="240" w:lineRule="auto"/>
+              <w:rPr>
+                <w:rFonts w:hint="default" w:ascii="Times New Roman" w:hAnsi="Times New Roman" w:cs="Times New Roman"/>
+                <w:sz w:val="28"/>
+                <w:szCs w:val="28"/>
+                <w:lang w:val="ru-RU"/>
+              </w:rPr>
+            </w:pPr>
+            <w:r>
+              <w:rPr>
+                <w:rFonts w:hint="default" w:ascii="Times New Roman" w:hAnsi="Times New Roman" w:cs="Times New Roman"/>
+                <w:sz w:val="28"/>
+                <w:szCs w:val="28"/>
+                <w:lang w:val="ru-RU"/>
+              </w:rPr>
+              <w:t>0</w:t>
+            </w:r>
+          </w:p>
+        </w:tc>
+        <w:tc>
+          <w:tcPr>
+            <w:tcW w:w="1377" w:type="dxa"/>
+          </w:tcPr>
+          <w:p>
+            <w:pPr>
+              <w:spacing w:after="0" w:line="240" w:lineRule="auto"/>
+              <w:rPr>
+                <w:rFonts w:hint="default" w:ascii="Times New Roman" w:hAnsi="Times New Roman" w:cs="Times New Roman"/>
+                <w:sz w:val="28"/>
+                <w:szCs w:val="28"/>
+                <w:lang w:val="ru-RU"/>
+              </w:rPr>
+            </w:pPr>
+            <w:r>
+              <w:rPr>
+                <w:rFonts w:hint="default" w:ascii="Times New Roman" w:hAnsi="Times New Roman" w:cs="Times New Roman"/>
+                <w:sz w:val="28"/>
+                <w:szCs w:val="28"/>
+              </w:rPr>
+              <w:t>1000</w:t>
+            </w:r>
+          </w:p>
+        </w:tc>
+        <w:tc>
+          <w:tcPr>
+            <w:tcW w:w="1309" w:type="dxa"/>
+          </w:tcPr>
+          <w:p>
+            <w:pPr>
+              <w:spacing w:after="0" w:line="240" w:lineRule="auto"/>
+              <w:rPr>
+                <w:rFonts w:hint="default" w:ascii="Times New Roman" w:hAnsi="Times New Roman" w:cs="Times New Roman"/>
+                <w:sz w:val="28"/>
+                <w:szCs w:val="28"/>
+                <w:lang w:val="ru-RU"/>
+              </w:rPr>
+            </w:pPr>
+            <w:r>
+              <w:rPr>
+                <w:rFonts w:hint="default" w:ascii="Times New Roman" w:hAnsi="Times New Roman" w:cs="Times New Roman"/>
+                <w:sz w:val="28"/>
+                <w:szCs w:val="28"/>
+              </w:rPr>
+              <w:t>0.0</w:t>
+            </w:r>
+            <w:r>
+              <w:rPr>
+                <w:rFonts w:hint="default" w:ascii="Times New Roman" w:hAnsi="Times New Roman" w:cs="Times New Roman"/>
+                <w:sz w:val="28"/>
+                <w:szCs w:val="28"/>
+                <w:lang w:val="ru-RU"/>
+              </w:rPr>
+              <w:t>01168</w:t>
+            </w:r>
+          </w:p>
+        </w:tc>
+        <w:tc>
+          <w:tcPr>
+            <w:tcW w:w="941" w:type="dxa"/>
+            <w:shd w:val="clear" w:color="auto" w:fill="auto"/>
+            <w:vAlign w:val="top"/>
+          </w:tcPr>
+          <w:p>
+            <w:pPr>
+              <w:spacing w:after="0" w:line="240" w:lineRule="auto"/>
+              <w:rPr>
+                <w:rFonts w:hint="default" w:ascii="Times New Roman" w:hAnsi="Times New Roman" w:cs="Times New Roman" w:eastAsiaTheme="minorHAnsi"/>
+                <w:sz w:val="28"/>
+                <w:szCs w:val="28"/>
+                <w:lang w:val="ru-RU" w:eastAsia="ru-RU" w:bidi="ar-SA"/>
+              </w:rPr>
+            </w:pPr>
+            <w:r>
+              <w:rPr>
+                <w:rFonts w:hint="default" w:ascii="Times New Roman" w:hAnsi="Times New Roman" w:cs="Times New Roman"/>
+                <w:sz w:val="28"/>
+                <w:szCs w:val="28"/>
+              </w:rPr>
+              <w:t>1000</w:t>
+            </w:r>
+          </w:p>
+        </w:tc>
+        <w:tc>
+          <w:tcPr>
+            <w:tcW w:w="955" w:type="dxa"/>
+            <w:shd w:val="clear" w:color="auto" w:fill="auto"/>
+            <w:vAlign w:val="top"/>
+          </w:tcPr>
+          <w:p>
+            <w:pPr>
+              <w:spacing w:after="0" w:line="240" w:lineRule="auto"/>
+              <w:rPr>
+                <w:rFonts w:hint="default" w:ascii="Times New Roman" w:hAnsi="Times New Roman" w:cs="Times New Roman" w:eastAsiaTheme="minorHAnsi"/>
+                <w:sz w:val="28"/>
+                <w:szCs w:val="28"/>
+                <w:lang w:val="ru-RU" w:eastAsia="ru-RU" w:bidi="ar-SA"/>
+              </w:rPr>
+            </w:pPr>
+            <w:r>
+              <w:rPr>
+                <w:rFonts w:hint="default" w:ascii="Times New Roman" w:hAnsi="Times New Roman" w:cs="Times New Roman"/>
+                <w:sz w:val="28"/>
+                <w:szCs w:val="28"/>
+              </w:rPr>
+              <w:t>1000</w:t>
+            </w:r>
+          </w:p>
+        </w:tc>
+        <w:tc>
+          <w:tcPr>
+            <w:tcW w:w="968" w:type="dxa"/>
+          </w:tcPr>
+          <w:p>
+            <w:pPr>
+              <w:spacing w:after="0" w:line="240" w:lineRule="auto"/>
+              <w:rPr>
+                <w:rFonts w:hint="default" w:ascii="Times New Roman" w:hAnsi="Times New Roman" w:cs="Times New Roman"/>
+                <w:sz w:val="28"/>
+                <w:szCs w:val="28"/>
+                <w:lang w:val="ru-RU"/>
+              </w:rPr>
+            </w:pPr>
+            <w:r>
+              <w:rPr>
+                <w:rFonts w:hint="default" w:ascii="Times New Roman" w:hAnsi="Times New Roman" w:cs="Times New Roman"/>
+                <w:sz w:val="28"/>
+                <w:szCs w:val="28"/>
+                <w:lang w:val="ru-RU"/>
+              </w:rPr>
+              <w:t>2000</w:t>
+            </w:r>
+          </w:p>
+        </w:tc>
+      </w:tr>
+      <w:tr>
+        <w:tblPrEx>
+          <w:tblBorders>
+            <w:top w:val="single" w:color="auto" w:sz="4" w:space="0"/>
+            <w:left w:val="single" w:color="auto" w:sz="4" w:space="0"/>
+            <w:bottom w:val="single" w:color="auto" w:sz="4" w:space="0"/>
+            <w:right w:val="single" w:color="auto" w:sz="4" w:space="0"/>
+            <w:insideH w:val="single" w:color="auto" w:sz="4" w:space="0"/>
+            <w:insideV w:val="single" w:color="auto" w:sz="4" w:space="0"/>
+          </w:tblBorders>
+          <w:tblCellMar>
+            <w:top w:w="0" w:type="dxa"/>
+            <w:left w:w="108" w:type="dxa"/>
+            <w:bottom w:w="0" w:type="dxa"/>
+            <w:right w:w="108" w:type="dxa"/>
+          </w:tblCellMar>
+        </w:tblPrEx>
+        <w:tc>
+          <w:tcPr>
+            <w:tcW w:w="985" w:type="dxa"/>
+          </w:tcPr>
+          <w:p>
+            <w:pPr>
+              <w:spacing w:after="0" w:line="240" w:lineRule="auto"/>
+              <w:rPr>
+                <w:rFonts w:hint="default" w:ascii="Times New Roman" w:hAnsi="Times New Roman" w:cs="Times New Roman"/>
+                <w:sz w:val="28"/>
+                <w:szCs w:val="28"/>
+              </w:rPr>
+            </w:pPr>
+            <w:r>
+              <w:rPr>
+                <w:rFonts w:hint="default" w:ascii="Times New Roman" w:hAnsi="Times New Roman" w:cs="Times New Roman"/>
+                <w:sz w:val="28"/>
+                <w:szCs w:val="28"/>
+              </w:rPr>
+              <w:t>2000</w:t>
+            </w:r>
+          </w:p>
+        </w:tc>
+        <w:tc>
+          <w:tcPr>
+            <w:tcW w:w="1173" w:type="dxa"/>
+          </w:tcPr>
+          <w:p>
+            <w:pPr>
+              <w:spacing w:after="0" w:line="240" w:lineRule="auto"/>
+              <w:rPr>
+                <w:rFonts w:hint="default" w:ascii="Times New Roman" w:hAnsi="Times New Roman" w:cs="Times New Roman"/>
+                <w:sz w:val="28"/>
+                <w:szCs w:val="28"/>
+                <w:lang w:val="ru-RU"/>
+              </w:rPr>
+            </w:pPr>
+            <w:r>
+              <w:rPr>
+                <w:rFonts w:hint="default" w:ascii="Times New Roman" w:hAnsi="Times New Roman" w:cs="Times New Roman"/>
+                <w:sz w:val="28"/>
+                <w:szCs w:val="28"/>
+              </w:rPr>
+              <w:t>0.0</w:t>
+            </w:r>
+            <w:r>
+              <w:rPr>
+                <w:rFonts w:hint="default" w:ascii="Times New Roman" w:hAnsi="Times New Roman" w:cs="Times New Roman"/>
+                <w:sz w:val="28"/>
+                <w:szCs w:val="28"/>
+                <w:lang w:val="ru-RU"/>
+              </w:rPr>
+              <w:t>021</w:t>
+            </w:r>
+          </w:p>
+        </w:tc>
+        <w:tc>
+          <w:tcPr>
+            <w:tcW w:w="981" w:type="dxa"/>
+          </w:tcPr>
+          <w:p>
+            <w:pPr>
+              <w:spacing w:after="0" w:line="240" w:lineRule="auto"/>
+              <w:rPr>
+                <w:rFonts w:hint="default" w:ascii="Times New Roman" w:hAnsi="Times New Roman" w:cs="Times New Roman"/>
+                <w:sz w:val="28"/>
+                <w:szCs w:val="28"/>
+              </w:rPr>
+            </w:pPr>
+            <w:r>
+              <w:rPr>
+                <w:rFonts w:hint="default" w:ascii="Times New Roman" w:hAnsi="Times New Roman" w:cs="Times New Roman"/>
+                <w:sz w:val="28"/>
+                <w:szCs w:val="28"/>
+              </w:rPr>
+              <w:t>2000</w:t>
+            </w:r>
+          </w:p>
+        </w:tc>
+        <w:tc>
+          <w:tcPr>
+            <w:tcW w:w="1350" w:type="dxa"/>
+          </w:tcPr>
+          <w:p>
+            <w:pPr>
+              <w:spacing w:after="0" w:line="240" w:lineRule="auto"/>
+              <w:rPr>
+                <w:rFonts w:hint="default" w:ascii="Times New Roman" w:hAnsi="Times New Roman" w:cs="Times New Roman"/>
+                <w:sz w:val="28"/>
+                <w:szCs w:val="28"/>
+                <w:lang w:val="ru-RU"/>
+              </w:rPr>
+            </w:pPr>
+            <w:r>
+              <w:rPr>
+                <w:rFonts w:hint="default" w:ascii="Times New Roman" w:hAnsi="Times New Roman" w:cs="Times New Roman"/>
+                <w:sz w:val="28"/>
+                <w:szCs w:val="28"/>
+                <w:lang w:val="ru-RU"/>
+              </w:rPr>
+              <w:t>0</w:t>
+            </w:r>
+          </w:p>
+        </w:tc>
+        <w:tc>
+          <w:tcPr>
+            <w:tcW w:w="1377" w:type="dxa"/>
+          </w:tcPr>
+          <w:p>
+            <w:pPr>
+              <w:spacing w:after="0" w:line="240" w:lineRule="auto"/>
+              <w:rPr>
+                <w:rFonts w:hint="default" w:ascii="Times New Roman" w:hAnsi="Times New Roman" w:cs="Times New Roman"/>
+                <w:sz w:val="28"/>
+                <w:szCs w:val="28"/>
+                <w:lang w:val="ru-RU"/>
+              </w:rPr>
+            </w:pPr>
+            <w:r>
+              <w:rPr>
+                <w:rFonts w:hint="default" w:ascii="Times New Roman" w:hAnsi="Times New Roman" w:cs="Times New Roman"/>
+                <w:sz w:val="28"/>
+                <w:szCs w:val="28"/>
+              </w:rPr>
+              <w:t>2000</w:t>
+            </w:r>
+          </w:p>
+        </w:tc>
+        <w:tc>
+          <w:tcPr>
+            <w:tcW w:w="1309" w:type="dxa"/>
+          </w:tcPr>
+          <w:p>
+            <w:pPr>
+              <w:spacing w:after="0" w:line="240" w:lineRule="auto"/>
+              <w:rPr>
+                <w:rFonts w:hint="default" w:ascii="Times New Roman" w:hAnsi="Times New Roman" w:cs="Times New Roman"/>
+                <w:sz w:val="28"/>
+                <w:szCs w:val="28"/>
+                <w:lang w:val="ru-RU"/>
+              </w:rPr>
+            </w:pPr>
+            <w:r>
+              <w:rPr>
+                <w:rFonts w:hint="default" w:ascii="Times New Roman" w:hAnsi="Times New Roman" w:cs="Times New Roman"/>
+                <w:sz w:val="28"/>
+                <w:szCs w:val="28"/>
+              </w:rPr>
+              <w:t>0.00</w:t>
+            </w:r>
+            <w:r>
+              <w:rPr>
+                <w:rFonts w:hint="default" w:ascii="Times New Roman" w:hAnsi="Times New Roman" w:cs="Times New Roman"/>
+                <w:sz w:val="28"/>
+                <w:szCs w:val="28"/>
+                <w:lang w:val="ru-RU"/>
+              </w:rPr>
+              <w:t>197</w:t>
+            </w:r>
+          </w:p>
+        </w:tc>
+        <w:tc>
+          <w:tcPr>
+            <w:tcW w:w="941" w:type="dxa"/>
+            <w:shd w:val="clear" w:color="auto" w:fill="auto"/>
+            <w:vAlign w:val="top"/>
+          </w:tcPr>
+          <w:p>
+            <w:pPr>
+              <w:spacing w:after="0" w:line="240" w:lineRule="auto"/>
+              <w:rPr>
+                <w:rFonts w:hint="default" w:ascii="Times New Roman" w:hAnsi="Times New Roman" w:cs="Times New Roman" w:eastAsiaTheme="minorHAnsi"/>
+                <w:sz w:val="28"/>
+                <w:szCs w:val="28"/>
+                <w:lang w:val="ru-RU" w:eastAsia="ru-RU" w:bidi="ar-SA"/>
+              </w:rPr>
+            </w:pPr>
+            <w:r>
+              <w:rPr>
+                <w:rFonts w:hint="default" w:ascii="Times New Roman" w:hAnsi="Times New Roman" w:cs="Times New Roman"/>
+                <w:sz w:val="28"/>
+                <w:szCs w:val="28"/>
+              </w:rPr>
+              <w:t>2000</w:t>
+            </w:r>
+          </w:p>
+        </w:tc>
+        <w:tc>
+          <w:tcPr>
+            <w:tcW w:w="955" w:type="dxa"/>
+            <w:shd w:val="clear" w:color="auto" w:fill="auto"/>
+            <w:vAlign w:val="top"/>
+          </w:tcPr>
+          <w:p>
+            <w:pPr>
+              <w:spacing w:after="0" w:line="240" w:lineRule="auto"/>
+              <w:rPr>
+                <w:rFonts w:hint="default" w:ascii="Times New Roman" w:hAnsi="Times New Roman" w:cs="Times New Roman" w:eastAsiaTheme="minorHAnsi"/>
+                <w:sz w:val="28"/>
+                <w:szCs w:val="28"/>
+                <w:lang w:val="ru-RU" w:eastAsia="ru-RU" w:bidi="ar-SA"/>
+              </w:rPr>
+            </w:pPr>
+            <w:r>
+              <w:rPr>
+                <w:rFonts w:hint="default" w:ascii="Times New Roman" w:hAnsi="Times New Roman" w:cs="Times New Roman"/>
+                <w:sz w:val="28"/>
+                <w:szCs w:val="28"/>
+              </w:rPr>
+              <w:t>2000</w:t>
+            </w:r>
+          </w:p>
+        </w:tc>
+        <w:tc>
+          <w:tcPr>
+            <w:tcW w:w="968" w:type="dxa"/>
+          </w:tcPr>
+          <w:p>
+            <w:pPr>
+              <w:spacing w:after="0" w:line="240" w:lineRule="auto"/>
+              <w:rPr>
+                <w:rFonts w:hint="default" w:ascii="Times New Roman" w:hAnsi="Times New Roman" w:cs="Times New Roman"/>
+                <w:sz w:val="28"/>
+                <w:szCs w:val="28"/>
+                <w:lang w:val="ru-RU"/>
+              </w:rPr>
+            </w:pPr>
+            <w:r>
+              <w:rPr>
+                <w:rFonts w:hint="default" w:ascii="Times New Roman" w:hAnsi="Times New Roman" w:cs="Times New Roman"/>
+                <w:sz w:val="28"/>
+                <w:szCs w:val="28"/>
+                <w:lang w:val="ru-RU"/>
+              </w:rPr>
+              <w:t>4000</w:t>
+            </w:r>
+          </w:p>
+        </w:tc>
+      </w:tr>
+      <w:tr>
+        <w:tblPrEx>
+          <w:tblBorders>
+            <w:top w:val="single" w:color="auto" w:sz="4" w:space="0"/>
+            <w:left w:val="single" w:color="auto" w:sz="4" w:space="0"/>
+            <w:bottom w:val="single" w:color="auto" w:sz="4" w:space="0"/>
+            <w:right w:val="single" w:color="auto" w:sz="4" w:space="0"/>
+            <w:insideH w:val="single" w:color="auto" w:sz="4" w:space="0"/>
+            <w:insideV w:val="single" w:color="auto" w:sz="4" w:space="0"/>
+          </w:tblBorders>
+          <w:tblCellMar>
+            <w:top w:w="0" w:type="dxa"/>
+            <w:left w:w="108" w:type="dxa"/>
+            <w:bottom w:w="0" w:type="dxa"/>
+            <w:right w:w="108" w:type="dxa"/>
+          </w:tblCellMar>
+        </w:tblPrEx>
+        <w:tc>
+          <w:tcPr>
+            <w:tcW w:w="985" w:type="dxa"/>
+          </w:tcPr>
+          <w:p>
+            <w:pPr>
+              <w:spacing w:after="0" w:line="240" w:lineRule="auto"/>
+              <w:rPr>
+                <w:rFonts w:hint="default" w:ascii="Times New Roman" w:hAnsi="Times New Roman" w:cs="Times New Roman"/>
+                <w:sz w:val="28"/>
+                <w:szCs w:val="28"/>
+              </w:rPr>
+            </w:pPr>
+            <w:r>
+              <w:rPr>
+                <w:rFonts w:hint="default" w:ascii="Times New Roman" w:hAnsi="Times New Roman" w:cs="Times New Roman"/>
+                <w:sz w:val="28"/>
+                <w:szCs w:val="28"/>
+              </w:rPr>
+              <w:t>5000</w:t>
+            </w:r>
+          </w:p>
+        </w:tc>
+        <w:tc>
+          <w:tcPr>
+            <w:tcW w:w="1173" w:type="dxa"/>
+          </w:tcPr>
+          <w:p>
+            <w:pPr>
+              <w:spacing w:after="0" w:line="240" w:lineRule="auto"/>
+              <w:rPr>
+                <w:rFonts w:hint="default" w:ascii="Times New Roman" w:hAnsi="Times New Roman" w:cs="Times New Roman"/>
+                <w:sz w:val="28"/>
+                <w:szCs w:val="28"/>
+                <w:lang w:val="ru-RU"/>
+              </w:rPr>
+            </w:pPr>
+            <w:r>
+              <w:rPr>
+                <w:rFonts w:hint="default" w:ascii="Times New Roman" w:hAnsi="Times New Roman" w:cs="Times New Roman"/>
+                <w:sz w:val="28"/>
+                <w:szCs w:val="28"/>
+              </w:rPr>
+              <w:t>0.</w:t>
+            </w:r>
+            <w:r>
+              <w:rPr>
+                <w:rFonts w:hint="default" w:ascii="Times New Roman" w:hAnsi="Times New Roman" w:cs="Times New Roman"/>
+                <w:sz w:val="28"/>
+                <w:szCs w:val="28"/>
+                <w:lang w:val="ru-RU"/>
+              </w:rPr>
+              <w:t>0048</w:t>
+            </w:r>
+          </w:p>
+        </w:tc>
+        <w:tc>
+          <w:tcPr>
+            <w:tcW w:w="981" w:type="dxa"/>
+          </w:tcPr>
+          <w:p>
+            <w:pPr>
+              <w:spacing w:after="0" w:line="240" w:lineRule="auto"/>
+              <w:rPr>
+                <w:rFonts w:hint="default" w:ascii="Times New Roman" w:hAnsi="Times New Roman" w:cs="Times New Roman"/>
+                <w:sz w:val="28"/>
+                <w:szCs w:val="28"/>
+              </w:rPr>
+            </w:pPr>
+            <w:r>
+              <w:rPr>
+                <w:rFonts w:hint="default" w:ascii="Times New Roman" w:hAnsi="Times New Roman" w:cs="Times New Roman"/>
+                <w:sz w:val="28"/>
+                <w:szCs w:val="28"/>
+              </w:rPr>
+              <w:t>5000</w:t>
+            </w:r>
+          </w:p>
+        </w:tc>
+        <w:tc>
+          <w:tcPr>
+            <w:tcW w:w="1350" w:type="dxa"/>
+          </w:tcPr>
+          <w:p>
+            <w:pPr>
+              <w:spacing w:after="0" w:line="240" w:lineRule="auto"/>
+              <w:rPr>
+                <w:rFonts w:hint="default" w:ascii="Times New Roman" w:hAnsi="Times New Roman" w:cs="Times New Roman"/>
+                <w:sz w:val="28"/>
+                <w:szCs w:val="28"/>
+                <w:lang w:val="ru-RU"/>
+              </w:rPr>
+            </w:pPr>
+            <w:r>
+              <w:rPr>
+                <w:rFonts w:hint="default" w:ascii="Times New Roman" w:hAnsi="Times New Roman" w:cs="Times New Roman"/>
+                <w:sz w:val="28"/>
+                <w:szCs w:val="28"/>
+                <w:lang w:val="ru-RU"/>
+              </w:rPr>
+              <w:t>0</w:t>
+            </w:r>
+          </w:p>
+        </w:tc>
+        <w:tc>
+          <w:tcPr>
+            <w:tcW w:w="1377" w:type="dxa"/>
+          </w:tcPr>
+          <w:p>
+            <w:pPr>
+              <w:spacing w:after="0" w:line="240" w:lineRule="auto"/>
+              <w:rPr>
+                <w:rFonts w:hint="default" w:ascii="Times New Roman" w:hAnsi="Times New Roman" w:cs="Times New Roman"/>
+                <w:sz w:val="28"/>
+                <w:szCs w:val="28"/>
+                <w:lang w:val="ru-RU"/>
+              </w:rPr>
+            </w:pPr>
+            <w:r>
+              <w:rPr>
+                <w:rFonts w:hint="default" w:ascii="Times New Roman" w:hAnsi="Times New Roman" w:cs="Times New Roman"/>
+                <w:sz w:val="28"/>
+                <w:szCs w:val="28"/>
+              </w:rPr>
+              <w:t>5000</w:t>
+            </w:r>
+          </w:p>
+        </w:tc>
+        <w:tc>
+          <w:tcPr>
+            <w:tcW w:w="1309" w:type="dxa"/>
+          </w:tcPr>
+          <w:p>
+            <w:pPr>
+              <w:spacing w:after="0" w:line="240" w:lineRule="auto"/>
+              <w:rPr>
+                <w:rFonts w:hint="default" w:ascii="Times New Roman" w:hAnsi="Times New Roman" w:cs="Times New Roman"/>
+                <w:sz w:val="28"/>
+                <w:szCs w:val="28"/>
+                <w:lang w:val="ru-RU"/>
+              </w:rPr>
+            </w:pPr>
+            <w:r>
+              <w:rPr>
+                <w:rFonts w:hint="default" w:ascii="Times New Roman" w:hAnsi="Times New Roman" w:cs="Times New Roman"/>
+                <w:sz w:val="28"/>
+                <w:szCs w:val="28"/>
+              </w:rPr>
+              <w:t>0.0</w:t>
+            </w:r>
+            <w:r>
+              <w:rPr>
+                <w:rFonts w:hint="default" w:ascii="Times New Roman" w:hAnsi="Times New Roman" w:cs="Times New Roman"/>
+                <w:sz w:val="28"/>
+                <w:szCs w:val="28"/>
+                <w:lang w:val="ru-RU"/>
+              </w:rPr>
+              <w:t>0685</w:t>
+            </w:r>
+          </w:p>
+        </w:tc>
+        <w:tc>
+          <w:tcPr>
+            <w:tcW w:w="941" w:type="dxa"/>
+            <w:shd w:val="clear" w:color="auto" w:fill="auto"/>
+            <w:vAlign w:val="top"/>
+          </w:tcPr>
+          <w:p>
+            <w:pPr>
+              <w:spacing w:after="0" w:line="240" w:lineRule="auto"/>
+              <w:rPr>
+                <w:rFonts w:hint="default" w:ascii="Times New Roman" w:hAnsi="Times New Roman" w:cs="Times New Roman" w:eastAsiaTheme="minorHAnsi"/>
+                <w:sz w:val="28"/>
+                <w:szCs w:val="28"/>
+                <w:lang w:val="ru-RU" w:eastAsia="ru-RU" w:bidi="ar-SA"/>
+              </w:rPr>
+            </w:pPr>
+            <w:r>
+              <w:rPr>
+                <w:rFonts w:hint="default" w:ascii="Times New Roman" w:hAnsi="Times New Roman" w:cs="Times New Roman"/>
+                <w:sz w:val="28"/>
+                <w:szCs w:val="28"/>
+              </w:rPr>
+              <w:t>5000</w:t>
+            </w:r>
+          </w:p>
+        </w:tc>
+        <w:tc>
+          <w:tcPr>
+            <w:tcW w:w="955" w:type="dxa"/>
+            <w:shd w:val="clear" w:color="auto" w:fill="auto"/>
+            <w:vAlign w:val="top"/>
+          </w:tcPr>
+          <w:p>
+            <w:pPr>
+              <w:spacing w:after="0" w:line="240" w:lineRule="auto"/>
+              <w:rPr>
+                <w:rFonts w:hint="default" w:ascii="Times New Roman" w:hAnsi="Times New Roman" w:cs="Times New Roman" w:eastAsiaTheme="minorHAnsi"/>
+                <w:sz w:val="28"/>
+                <w:szCs w:val="28"/>
+                <w:lang w:val="en-US" w:eastAsia="ru-RU" w:bidi="ar-SA"/>
+              </w:rPr>
+            </w:pPr>
+            <w:r>
+              <w:rPr>
+                <w:rFonts w:hint="default" w:ascii="Times New Roman" w:hAnsi="Times New Roman" w:cs="Times New Roman"/>
+                <w:sz w:val="28"/>
+                <w:szCs w:val="28"/>
+              </w:rPr>
+              <w:t>5000</w:t>
+            </w:r>
+          </w:p>
+        </w:tc>
+        <w:tc>
+          <w:tcPr>
+            <w:tcW w:w="968" w:type="dxa"/>
+          </w:tcPr>
+          <w:p>
+            <w:pPr>
+              <w:spacing w:after="0" w:line="240" w:lineRule="auto"/>
+              <w:rPr>
+                <w:rFonts w:hint="default" w:ascii="Times New Roman" w:hAnsi="Times New Roman" w:cs="Times New Roman"/>
+                <w:sz w:val="28"/>
+                <w:szCs w:val="28"/>
+                <w:lang w:val="ru-RU"/>
+              </w:rPr>
+            </w:pPr>
+            <w:r>
+              <w:rPr>
+                <w:rFonts w:hint="default" w:ascii="Times New Roman" w:hAnsi="Times New Roman" w:cs="Times New Roman"/>
+                <w:sz w:val="28"/>
+                <w:szCs w:val="28"/>
+                <w:lang w:val="ru-RU"/>
+              </w:rPr>
+              <w:t>10000</w:t>
+            </w:r>
+          </w:p>
+        </w:tc>
+      </w:tr>
+      <w:tr>
+        <w:tblPrEx>
+          <w:tblBorders>
+            <w:top w:val="single" w:color="auto" w:sz="4" w:space="0"/>
+            <w:left w:val="single" w:color="auto" w:sz="4" w:space="0"/>
+            <w:bottom w:val="single" w:color="auto" w:sz="4" w:space="0"/>
+            <w:right w:val="single" w:color="auto" w:sz="4" w:space="0"/>
+            <w:insideH w:val="single" w:color="auto" w:sz="4" w:space="0"/>
+            <w:insideV w:val="single" w:color="auto" w:sz="4" w:space="0"/>
+          </w:tblBorders>
+          <w:tblCellMar>
+            <w:top w:w="0" w:type="dxa"/>
+            <w:left w:w="108" w:type="dxa"/>
+            <w:bottom w:w="0" w:type="dxa"/>
+            <w:right w:w="108" w:type="dxa"/>
+          </w:tblCellMar>
+        </w:tblPrEx>
+        <w:tc>
+          <w:tcPr>
+            <w:tcW w:w="985" w:type="dxa"/>
+          </w:tcPr>
+          <w:p>
+            <w:pPr>
+              <w:spacing w:after="0" w:line="240" w:lineRule="auto"/>
+              <w:rPr>
+                <w:rFonts w:hint="default" w:ascii="Times New Roman" w:hAnsi="Times New Roman" w:cs="Times New Roman"/>
+                <w:sz w:val="28"/>
+                <w:szCs w:val="28"/>
+              </w:rPr>
+            </w:pPr>
+            <w:r>
+              <w:rPr>
+                <w:rFonts w:hint="default" w:ascii="Times New Roman" w:hAnsi="Times New Roman" w:cs="Times New Roman"/>
+                <w:sz w:val="28"/>
+                <w:szCs w:val="28"/>
+              </w:rPr>
+              <w:t>10000</w:t>
+            </w:r>
+          </w:p>
+        </w:tc>
+        <w:tc>
+          <w:tcPr>
+            <w:tcW w:w="1173" w:type="dxa"/>
+          </w:tcPr>
+          <w:p>
+            <w:pPr>
+              <w:spacing w:after="0" w:line="240" w:lineRule="auto"/>
+              <w:rPr>
+                <w:rFonts w:hint="default" w:ascii="Times New Roman" w:hAnsi="Times New Roman" w:cs="Times New Roman"/>
+                <w:sz w:val="28"/>
+                <w:szCs w:val="28"/>
+                <w:lang w:val="ru-RU"/>
+              </w:rPr>
+            </w:pPr>
+            <w:r>
+              <w:rPr>
+                <w:rFonts w:hint="default" w:ascii="Times New Roman" w:hAnsi="Times New Roman" w:cs="Times New Roman"/>
+                <w:sz w:val="28"/>
+                <w:szCs w:val="28"/>
+              </w:rPr>
+              <w:t>0.</w:t>
+            </w:r>
+            <w:r>
+              <w:rPr>
+                <w:rFonts w:hint="default" w:ascii="Times New Roman" w:hAnsi="Times New Roman" w:cs="Times New Roman"/>
+                <w:sz w:val="28"/>
+                <w:szCs w:val="28"/>
+                <w:lang w:val="ru-RU"/>
+              </w:rPr>
+              <w:t>0093</w:t>
+            </w:r>
+          </w:p>
+        </w:tc>
+        <w:tc>
+          <w:tcPr>
+            <w:tcW w:w="981" w:type="dxa"/>
+          </w:tcPr>
+          <w:p>
+            <w:pPr>
+              <w:spacing w:after="0" w:line="240" w:lineRule="auto"/>
+              <w:rPr>
+                <w:rFonts w:hint="default" w:ascii="Times New Roman" w:hAnsi="Times New Roman" w:cs="Times New Roman"/>
+                <w:sz w:val="28"/>
+                <w:szCs w:val="28"/>
+              </w:rPr>
+            </w:pPr>
+            <w:r>
+              <w:rPr>
+                <w:rFonts w:hint="default" w:ascii="Times New Roman" w:hAnsi="Times New Roman" w:cs="Times New Roman"/>
+                <w:sz w:val="28"/>
+                <w:szCs w:val="28"/>
+              </w:rPr>
+              <w:t>10000</w:t>
+            </w:r>
+          </w:p>
+        </w:tc>
+        <w:tc>
+          <w:tcPr>
+            <w:tcW w:w="1350" w:type="dxa"/>
+          </w:tcPr>
+          <w:p>
+            <w:pPr>
+              <w:spacing w:after="0" w:line="240" w:lineRule="auto"/>
+              <w:rPr>
+                <w:rFonts w:hint="default" w:ascii="Times New Roman" w:hAnsi="Times New Roman" w:cs="Times New Roman"/>
+                <w:sz w:val="28"/>
+                <w:szCs w:val="28"/>
+                <w:lang w:val="ru-RU"/>
+              </w:rPr>
+            </w:pPr>
+            <w:r>
+              <w:rPr>
+                <w:rFonts w:hint="default" w:ascii="Times New Roman" w:hAnsi="Times New Roman" w:cs="Times New Roman"/>
+                <w:sz w:val="28"/>
+                <w:szCs w:val="28"/>
+                <w:lang w:val="ru-RU"/>
+              </w:rPr>
+              <w:t>0</w:t>
+            </w:r>
+          </w:p>
+        </w:tc>
+        <w:tc>
+          <w:tcPr>
+            <w:tcW w:w="1377" w:type="dxa"/>
+          </w:tcPr>
+          <w:p>
+            <w:pPr>
+              <w:spacing w:after="0" w:line="240" w:lineRule="auto"/>
+              <w:rPr>
+                <w:rFonts w:hint="default" w:ascii="Times New Roman" w:hAnsi="Times New Roman" w:cs="Times New Roman"/>
+                <w:sz w:val="28"/>
+                <w:szCs w:val="28"/>
+                <w:lang w:val="ru-RU"/>
+              </w:rPr>
+            </w:pPr>
+            <w:r>
+              <w:rPr>
+                <w:rFonts w:hint="default" w:ascii="Times New Roman" w:hAnsi="Times New Roman" w:cs="Times New Roman"/>
+                <w:sz w:val="28"/>
+                <w:szCs w:val="28"/>
+              </w:rPr>
+              <w:t>10000</w:t>
+            </w:r>
+          </w:p>
+        </w:tc>
+        <w:tc>
+          <w:tcPr>
+            <w:tcW w:w="1309" w:type="dxa"/>
+          </w:tcPr>
+          <w:p>
+            <w:pPr>
+              <w:spacing w:after="0" w:line="240" w:lineRule="auto"/>
+              <w:rPr>
+                <w:rFonts w:hint="default" w:ascii="Times New Roman" w:hAnsi="Times New Roman" w:cs="Times New Roman"/>
+                <w:sz w:val="28"/>
+                <w:szCs w:val="28"/>
+                <w:lang w:val="ru-RU"/>
+              </w:rPr>
+            </w:pPr>
+            <w:r>
+              <w:rPr>
+                <w:rFonts w:hint="default" w:ascii="Times New Roman" w:hAnsi="Times New Roman" w:cs="Times New Roman"/>
+                <w:sz w:val="28"/>
+                <w:szCs w:val="28"/>
+              </w:rPr>
+              <w:t>0.0</w:t>
+            </w:r>
+            <w:r>
+              <w:rPr>
+                <w:rFonts w:hint="default" w:ascii="Times New Roman" w:hAnsi="Times New Roman" w:cs="Times New Roman"/>
+                <w:sz w:val="28"/>
+                <w:szCs w:val="28"/>
+                <w:lang w:val="ru-RU"/>
+              </w:rPr>
+              <w:t>104</w:t>
+            </w:r>
+          </w:p>
+        </w:tc>
+        <w:tc>
+          <w:tcPr>
+            <w:tcW w:w="941" w:type="dxa"/>
+            <w:shd w:val="clear" w:color="auto" w:fill="auto"/>
+            <w:vAlign w:val="top"/>
+          </w:tcPr>
+          <w:p>
+            <w:pPr>
+              <w:spacing w:after="0" w:line="240" w:lineRule="auto"/>
+              <w:rPr>
+                <w:rFonts w:hint="default" w:ascii="Times New Roman" w:hAnsi="Times New Roman" w:cs="Times New Roman" w:eastAsiaTheme="minorHAnsi"/>
+                <w:sz w:val="28"/>
+                <w:szCs w:val="28"/>
+                <w:lang w:val="ru-RU" w:eastAsia="ru-RU" w:bidi="ar-SA"/>
+              </w:rPr>
+            </w:pPr>
+            <w:r>
+              <w:rPr>
+                <w:rFonts w:hint="default" w:ascii="Times New Roman" w:hAnsi="Times New Roman" w:cs="Times New Roman"/>
+                <w:sz w:val="28"/>
+                <w:szCs w:val="28"/>
+              </w:rPr>
+              <w:t>10000</w:t>
+            </w:r>
+          </w:p>
+        </w:tc>
+        <w:tc>
+          <w:tcPr>
+            <w:tcW w:w="955" w:type="dxa"/>
+            <w:shd w:val="clear" w:color="auto" w:fill="auto"/>
+            <w:vAlign w:val="top"/>
+          </w:tcPr>
+          <w:p>
+            <w:pPr>
+              <w:spacing w:after="0" w:line="240" w:lineRule="auto"/>
+              <w:rPr>
+                <w:rFonts w:hint="default" w:ascii="Times New Roman" w:hAnsi="Times New Roman" w:cs="Times New Roman" w:eastAsiaTheme="minorHAnsi"/>
+                <w:sz w:val="28"/>
+                <w:szCs w:val="28"/>
+                <w:lang w:val="ru-RU" w:eastAsia="ru-RU" w:bidi="ar-SA"/>
+              </w:rPr>
+            </w:pPr>
+            <w:r>
+              <w:rPr>
+                <w:rFonts w:hint="default" w:ascii="Times New Roman" w:hAnsi="Times New Roman" w:cs="Times New Roman"/>
+                <w:sz w:val="28"/>
+                <w:szCs w:val="28"/>
+              </w:rPr>
+              <w:t>10000</w:t>
+            </w:r>
+          </w:p>
+        </w:tc>
+        <w:tc>
+          <w:tcPr>
+            <w:tcW w:w="968" w:type="dxa"/>
+          </w:tcPr>
+          <w:p>
+            <w:pPr>
+              <w:spacing w:after="0" w:line="240" w:lineRule="auto"/>
+              <w:rPr>
+                <w:rFonts w:hint="default" w:ascii="Times New Roman" w:hAnsi="Times New Roman" w:cs="Times New Roman"/>
+                <w:sz w:val="28"/>
+                <w:szCs w:val="28"/>
+                <w:lang w:val="ru-RU"/>
+              </w:rPr>
+            </w:pPr>
+            <w:r>
+              <w:rPr>
+                <w:rFonts w:hint="default" w:ascii="Times New Roman" w:hAnsi="Times New Roman" w:eastAsia="SimSun" w:cs="Times New Roman"/>
+                <w:sz w:val="28"/>
+                <w:szCs w:val="28"/>
+              </w:rPr>
+              <w:t>20000</w:t>
+            </w:r>
+          </w:p>
+        </w:tc>
+      </w:tr>
+    </w:tbl>
+    <w:p>
+      <w:pPr>
+        <w:rPr>
+          <w:rFonts w:hint="default"/>
           <w:lang w:val="en-US"/>
         </w:rPr>
-        <w:t>……</w:t>
-      </w:r>
+      </w:pPr>
+    </w:p>
+    <w:p>
+      <w:r>
+        <w:drawing>
+          <wp:inline distT="0" distB="0" distL="114300" distR="114300">
+            <wp:extent cx="5936615" cy="3600450"/>
+            <wp:effectExtent l="0" t="0" r="6985" b="0"/>
+            <wp:docPr id="12" name="Изображение 5"/>
+            <wp:cNvGraphicFramePr>
+              <a:graphicFrameLocks xmlns:a="http://schemas.openxmlformats.org/drawingml/2006/main" noChangeAspect="1"/>
+            </wp:cNvGraphicFramePr>
+            <a:graphic xmlns:a="http://schemas.openxmlformats.org/drawingml/2006/main">
+              <a:graphicData uri="http://schemas.openxmlformats.org/drawingml/2006/picture">
+                <pic:pic xmlns:pic="http://schemas.openxmlformats.org/drawingml/2006/picture">
+                  <pic:nvPicPr>
+                    <pic:cNvPr id="12" name="Изображение 5"/>
+                    <pic:cNvPicPr>
+                      <a:picLocks noChangeAspect="1"/>
+                    </pic:cNvPicPr>
+                  </pic:nvPicPr>
+                  <pic:blipFill>
+                    <a:blip r:embed="rId12"/>
+                    <a:stretch>
+                      <a:fillRect/>
+                    </a:stretch>
+                  </pic:blipFill>
+                  <pic:spPr>
+                    <a:xfrm>
+                      <a:off x="0" y="0"/>
+                      <a:ext cx="5936615" cy="3600450"/>
+                    </a:xfrm>
+                    <a:prstGeom prst="rect">
+                      <a:avLst/>
+                    </a:prstGeom>
+                    <a:noFill/>
+                    <a:ln>
+                      <a:noFill/>
+                    </a:ln>
+                  </pic:spPr>
+                </pic:pic>
+              </a:graphicData>
+            </a:graphic>
+          </wp:inline>
+        </w:drawing>
+      </w:r>
+    </w:p>
+    <w:p/>
+    <w:p>
+      <w:pPr>
+        <w:rPr>
+          <w:rFonts w:hint="default" w:ascii="Times New Roman" w:hAnsi="Times New Roman" w:eastAsia="MS Mincho" w:cs="Times New Roman"/>
+          <w:b/>
+          <w:bCs/>
+          <w:sz w:val="28"/>
+          <w:szCs w:val="28"/>
+          <w:lang w:val="ru-RU" w:eastAsia="ja-JP"/>
+        </w:rPr>
+      </w:pPr>
+      <w:r>
+        <w:rPr>
+          <w:rFonts w:hint="default" w:ascii="Times New Roman" w:hAnsi="Times New Roman" w:eastAsia="MS Mincho" w:cs="Times New Roman"/>
+          <w:b/>
+          <w:bCs/>
+          <w:sz w:val="28"/>
+          <w:szCs w:val="28"/>
+          <w:lang w:val="ru-RU" w:eastAsia="ja-JP"/>
+        </w:rPr>
+        <w:t>Вывод:</w:t>
+      </w:r>
+    </w:p>
+    <w:p>
+      <w:pPr>
+        <w:rPr>
+          <w:rFonts w:hint="default" w:ascii="Times New Roman" w:hAnsi="Times New Roman" w:eastAsia="MS Mincho" w:cs="Times New Roman"/>
+          <w:b/>
+          <w:bCs/>
+          <w:sz w:val="28"/>
+          <w:szCs w:val="28"/>
+          <w:lang w:val="ru-RU" w:eastAsia="ja-JP"/>
+        </w:rPr>
+      </w:pPr>
+      <w:r>
+        <w:rPr>
+          <w:rFonts w:ascii="Times New Roman" w:hAnsi="Times New Roman" w:cs="Times New Roman"/>
+          <w:sz w:val="28"/>
+          <w:szCs w:val="28"/>
+          <w:lang w:val="ru-RU"/>
+        </w:rPr>
+        <w:t>Алгоритм 2 эффективнее Алгоритма 1 по</w:t>
+      </w:r>
+      <w:r>
+        <w:rPr>
+          <w:rFonts w:hint="default" w:ascii="Times New Roman" w:hAnsi="Times New Roman" w:cs="Times New Roman"/>
+          <w:sz w:val="28"/>
+          <w:szCs w:val="28"/>
+          <w:lang w:val="ru-RU"/>
+        </w:rPr>
+        <w:t xml:space="preserve"> времени и по количеству суммарных операций </w:t>
+      </w:r>
+      <w:r>
+        <w:rPr>
+          <w:rFonts w:ascii="Times New Roman" w:hAnsi="Times New Roman" w:cs="Times New Roman"/>
+          <w:sz w:val="28"/>
+          <w:szCs w:val="28"/>
+          <w:lang w:val="ru-RU"/>
+        </w:rPr>
+        <w:t>(</w:t>
+      </w:r>
+      <w:r>
+        <w:rPr>
+          <w:rFonts w:ascii="Times New Roman" w:hAnsi="Times New Roman" w:cs="Times New Roman"/>
+          <w:sz w:val="28"/>
+          <w:szCs w:val="28"/>
+        </w:rPr>
+        <w:t>Tn</w:t>
+      </w:r>
+      <w:r>
+        <w:rPr>
+          <w:rFonts w:ascii="Times New Roman" w:hAnsi="Times New Roman" w:cs="Times New Roman"/>
+          <w:sz w:val="28"/>
+          <w:szCs w:val="28"/>
+          <w:lang w:val="ru-RU"/>
+        </w:rPr>
+        <w:t>). Алгоритм</w:t>
+      </w:r>
+      <w:r>
+        <w:rPr>
+          <w:rFonts w:hint="default" w:ascii="Times New Roman" w:hAnsi="Times New Roman" w:cs="Times New Roman"/>
+          <w:sz w:val="28"/>
+          <w:szCs w:val="28"/>
+          <w:lang w:val="ru-RU"/>
+        </w:rPr>
+        <w:t xml:space="preserve"> 2 эффективнее, потому что не выполняет многократных сдвигов и имеет линейную сложность во всех случаях.</w:t>
+      </w:r>
+      <w:bookmarkStart w:id="0" w:name="_GoBack"/>
+      <w:bookmarkEnd w:id="0"/>
     </w:p>
     <w:sectPr>
       <w:pgSz w:w="11906" w:h="16838"/>
@@ -1826,104 +8596,6 @@
     <w:lsdException w:uiPriority="99" w:name="Balloon Text"/>
     <w:lsdException w:unhideWhenUsed="0" w:uiPriority="39" w:semiHidden="0" w:name="Table Grid"/>
     <w:lsdException w:uiPriority="99" w:name="Table Theme"/>
-    <w:lsdException w:unhideWhenUsed="0" w:uiPriority="60" w:semiHidden="0" w:name="Light Shading"/>
-    <w:lsdException w:unhideWhenUsed="0" w:uiPriority="61" w:semiHidden="0" w:name="Light List"/>
-    <w:lsdException w:unhideWhenUsed="0" w:uiPriority="62" w:semiHidden="0" w:name="Light Grid"/>
-    <w:lsdException w:unhideWhenUsed="0" w:uiPriority="63" w:semiHidden="0" w:name="Medium Shading 1"/>
-    <w:lsdException w:unhideWhenUsed="0" w:uiPriority="64" w:semiHidden="0" w:name="Medium Shading 2"/>
-    <w:lsdException w:unhideWhenUsed="0" w:uiPriority="65" w:semiHidden="0" w:name="Medium List 1"/>
-    <w:lsdException w:unhideWhenUsed="0" w:uiPriority="66" w:semiHidden="0" w:name="Medium List 2"/>
-    <w:lsdException w:unhideWhenUsed="0" w:uiPriority="67" w:semiHidden="0" w:name="Medium Grid 1"/>
-    <w:lsdException w:unhideWhenUsed="0" w:uiPriority="68" w:semiHidden="0" w:name="Medium Grid 2"/>
-    <w:lsdException w:unhideWhenUsed="0" w:uiPriority="69" w:semiHidden="0" w:name="Medium Grid 3"/>
-    <w:lsdException w:unhideWhenUsed="0" w:uiPriority="70" w:semiHidden="0" w:name="Dark List"/>
-    <w:lsdException w:unhideWhenUsed="0" w:uiPriority="71" w:semiHidden="0" w:name="Colorful Shading"/>
-    <w:lsdException w:unhideWhenUsed="0" w:uiPriority="72" w:semiHidden="0" w:name="Colorful List"/>
-    <w:lsdException w:unhideWhenUsed="0" w:uiPriority="73" w:semiHidden="0" w:name="Colorful Grid"/>
-    <w:lsdException w:unhideWhenUsed="0" w:uiPriority="60" w:semiHidden="0" w:name="Light Shading Accent 1"/>
-    <w:lsdException w:unhideWhenUsed="0" w:uiPriority="61" w:semiHidden="0" w:name="Light List Accent 1"/>
-    <w:lsdException w:unhideWhenUsed="0" w:uiPriority="62" w:semiHidden="0" w:name="Light Grid Accent 1"/>
-    <w:lsdException w:unhideWhenUsed="0" w:uiPriority="63" w:semiHidden="0" w:name="Medium Shading 1 Accent 1"/>
-    <w:lsdException w:unhideWhenUsed="0" w:uiPriority="64" w:semiHidden="0" w:name="Medium Shading 2 Accent 1"/>
-    <w:lsdException w:unhideWhenUsed="0" w:uiPriority="65" w:semiHidden="0" w:name="Medium List 1 Accent 1"/>
-    <w:lsdException w:unhideWhenUsed="0" w:uiPriority="66" w:semiHidden="0" w:name="Medium List 2 Accent 1"/>
-    <w:lsdException w:unhideWhenUsed="0" w:uiPriority="67" w:semiHidden="0" w:name="Medium Grid 1 Accent 1"/>
-    <w:lsdException w:unhideWhenUsed="0" w:uiPriority="68" w:semiHidden="0" w:name="Medium Grid 2 Accent 1"/>
-    <w:lsdException w:unhideWhenUsed="0" w:uiPriority="69" w:semiHidden="0" w:name="Medium Grid 3 Accent 1"/>
-    <w:lsdException w:unhideWhenUsed="0" w:uiPriority="70" w:semiHidden="0" w:name="Dark List Accent 1"/>
-    <w:lsdException w:unhideWhenUsed="0" w:uiPriority="71" w:semiHidden="0" w:name="Colorful Shading Accent 1"/>
-    <w:lsdException w:unhideWhenUsed="0" w:uiPriority="72" w:semiHidden="0" w:name="Colorful List Accent 1"/>
-    <w:lsdException w:unhideWhenUsed="0" w:uiPriority="73" w:semiHidden="0" w:name="Colorful Grid Accent 1"/>
-    <w:lsdException w:unhideWhenUsed="0" w:uiPriority="60" w:semiHidden="0" w:name="Light Shading Accent 2"/>
-    <w:lsdException w:unhideWhenUsed="0" w:uiPriority="61" w:semiHidden="0" w:name="Light List Accent 2"/>
-    <w:lsdException w:unhideWhenUsed="0" w:uiPriority="62" w:semiHidden="0" w:name="Light Grid Accent 2"/>
-    <w:lsdException w:unhideWhenUsed="0" w:uiPriority="63" w:semiHidden="0" w:name="Medium Shading 1 Accent 2"/>
-    <w:lsdException w:unhideWhenUsed="0" w:uiPriority="64" w:semiHidden="0" w:name="Medium Shading 2 Accent 2"/>
-    <w:lsdException w:unhideWhenUsed="0" w:uiPriority="65" w:semiHidden="0" w:name="Medium List 1 Accent 2"/>
-    <w:lsdException w:unhideWhenUsed="0" w:uiPriority="66" w:semiHidden="0" w:name="Medium List 2 Accent 2"/>
-    <w:lsdException w:unhideWhenUsed="0" w:uiPriority="67" w:semiHidden="0" w:name="Medium Grid 1 Accent 2"/>
-    <w:lsdException w:unhideWhenUsed="0" w:uiPriority="68" w:semiHidden="0" w:name="Medium Grid 2 Accent 2"/>
-    <w:lsdException w:unhideWhenUsed="0" w:uiPriority="69" w:semiHidden="0" w:name="Medium Grid 3 Accent 2"/>
-    <w:lsdException w:unhideWhenUsed="0" w:uiPriority="70" w:semiHidden="0" w:name="Dark List Accent 2"/>
-    <w:lsdException w:unhideWhenUsed="0" w:uiPriority="71" w:semiHidden="0" w:name="Colorful Shading Accent 2"/>
-    <w:lsdException w:unhideWhenUsed="0" w:uiPriority="72" w:semiHidden="0" w:name="Colorful List Accent 2"/>
-    <w:lsdException w:unhideWhenUsed="0" w:uiPriority="73" w:semiHidden="0" w:name="Colorful Grid Accent 2"/>
-    <w:lsdException w:unhideWhenUsed="0" w:uiPriority="60" w:semiHidden="0" w:name="Light Shading Accent 3"/>
-    <w:lsdException w:unhideWhenUsed="0" w:uiPriority="61" w:semiHidden="0" w:name="Light List Accent 3"/>
-    <w:lsdException w:unhideWhenUsed="0" w:uiPriority="62" w:semiHidden="0" w:name="Light Grid Accent 3"/>
-    <w:lsdException w:unhideWhenUsed="0" w:uiPriority="63" w:semiHidden="0" w:name="Medium Shading 1 Accent 3"/>
-    <w:lsdException w:unhideWhenUsed="0" w:uiPriority="64" w:semiHidden="0" w:name="Medium Shading 2 Accent 3"/>
-    <w:lsdException w:unhideWhenUsed="0" w:uiPriority="65" w:semiHidden="0" w:name="Medium List 1 Accent 3"/>
-    <w:lsdException w:unhideWhenUsed="0" w:uiPriority="66" w:semiHidden="0" w:name="Medium List 2 Accent 3"/>
-    <w:lsdException w:unhideWhenUsed="0" w:uiPriority="67" w:semiHidden="0" w:name="Medium Grid 1 Accent 3"/>
-    <w:lsdException w:unhideWhenUsed="0" w:uiPriority="68" w:semiHidden="0" w:name="Medium Grid 2 Accent 3"/>
-    <w:lsdException w:unhideWhenUsed="0" w:uiPriority="69" w:semiHidden="0" w:name="Medium Grid 3 Accent 3"/>
-    <w:lsdException w:unhideWhenUsed="0" w:uiPriority="70" w:semiHidden="0" w:name="Dark List Accent 3"/>
-    <w:lsdException w:unhideWhenUsed="0" w:uiPriority="71" w:semiHidden="0" w:name="Colorful Shading Accent 3"/>
-    <w:lsdException w:unhideWhenUsed="0" w:uiPriority="72" w:semiHidden="0" w:name="Colorful List Accent 3"/>
-    <w:lsdException w:unhideWhenUsed="0" w:uiPriority="73" w:semiHidden="0" w:name="Colorful Grid Accent 3"/>
-    <w:lsdException w:unhideWhenUsed="0" w:uiPriority="60" w:semiHidden="0" w:name="Light Shading Accent 4"/>
-    <w:lsdException w:unhideWhenUsed="0" w:uiPriority="61" w:semiHidden="0" w:name="Light List Accent 4"/>
-    <w:lsdException w:unhideWhenUsed="0" w:uiPriority="62" w:semiHidden="0" w:name="Light Grid Accent 4"/>
-    <w:lsdException w:unhideWhenUsed="0" w:uiPriority="63" w:semiHidden="0" w:name="Medium Shading 1 Accent 4"/>
-    <w:lsdException w:unhideWhenUsed="0" w:uiPriority="64" w:semiHidden="0" w:name="Medium Shading 2 Accent 4"/>
-    <w:lsdException w:unhideWhenUsed="0" w:uiPriority="65" w:semiHidden="0" w:name="Medium List 1 Accent 4"/>
-    <w:lsdException w:unhideWhenUsed="0" w:uiPriority="66" w:semiHidden="0" w:name="Medium List 2 Accent 4"/>
-    <w:lsdException w:unhideWhenUsed="0" w:uiPriority="67" w:semiHidden="0" w:name="Medium Grid 1 Accent 4"/>
-    <w:lsdException w:unhideWhenUsed="0" w:uiPriority="68" w:semiHidden="0" w:name="Medium Grid 2 Accent 4"/>
-    <w:lsdException w:unhideWhenUsed="0" w:uiPriority="69" w:semiHidden="0" w:name="Medium Grid 3 Accent 4"/>
-    <w:lsdException w:unhideWhenUsed="0" w:uiPriority="70" w:semiHidden="0" w:name="Dark List Accent 4"/>
-    <w:lsdException w:unhideWhenUsed="0" w:uiPriority="71" w:semiHidden="0" w:name="Colorful Shading Accent 4"/>
-    <w:lsdException w:unhideWhenUsed="0" w:uiPriority="72" w:semiHidden="0" w:name="Colorful List Accent 4"/>
-    <w:lsdException w:unhideWhenUsed="0" w:uiPriority="73" w:semiHidden="0" w:name="Colorful Grid Accent 4"/>
-    <w:lsdException w:unhideWhenUsed="0" w:uiPriority="60" w:semiHidden="0" w:name="Light Shading Accent 5"/>
-    <w:lsdException w:unhideWhenUsed="0" w:uiPriority="61" w:semiHidden="0" w:name="Light List Accent 5"/>
-    <w:lsdException w:unhideWhenUsed="0" w:uiPriority="62" w:semiHidden="0" w:name="Light Grid Accent 5"/>
-    <w:lsdException w:unhideWhenUsed="0" w:uiPriority="63" w:semiHidden="0" w:name="Medium Shading 1 Accent 5"/>
-    <w:lsdException w:unhideWhenUsed="0" w:uiPriority="64" w:semiHidden="0" w:name="Medium Shading 2 Accent 5"/>
-    <w:lsdException w:unhideWhenUsed="0" w:uiPriority="65" w:semiHidden="0" w:name="Medium List 1 Accent 5"/>
-    <w:lsdException w:unhideWhenUsed="0" w:uiPriority="66" w:semiHidden="0" w:name="Medium List 2 Accent 5"/>
-    <w:lsdException w:unhideWhenUsed="0" w:uiPriority="67" w:semiHidden="0" w:name="Medium Grid 1 Accent 5"/>
-    <w:lsdException w:unhideWhenUsed="0" w:uiPriority="68" w:semiHidden="0" w:name="Medium Grid 2 Accent 5"/>
-    <w:lsdException w:unhideWhenUsed="0" w:uiPriority="69" w:semiHidden="0" w:name="Medium Grid 3 Accent 5"/>
-    <w:lsdException w:unhideWhenUsed="0" w:uiPriority="70" w:semiHidden="0" w:name="Dark List Accent 5"/>
-    <w:lsdException w:unhideWhenUsed="0" w:uiPriority="71" w:semiHidden="0" w:name="Colorful Shading Accent 5"/>
-    <w:lsdException w:unhideWhenUsed="0" w:uiPriority="72" w:semiHidden="0" w:name="Colorful List Accent 5"/>
-    <w:lsdException w:unhideWhenUsed="0" w:uiPriority="73" w:semiHidden="0" w:name="Colorful Grid Accent 5"/>
-    <w:lsdException w:unhideWhenUsed="0" w:uiPriority="60" w:semiHidden="0" w:name="Light Shading Accent 6"/>
-    <w:lsdException w:unhideWhenUsed="0" w:uiPriority="61" w:semiHidden="0" w:name="Light List Accent 6"/>
-    <w:lsdException w:unhideWhenUsed="0" w:uiPriority="62" w:semiHidden="0" w:name="Light Grid Accent 6"/>
-    <w:lsdException w:unhideWhenUsed="0" w:uiPriority="63" w:semiHidden="0" w:name="Medium Shading 1 Accent 6"/>
-    <w:lsdException w:unhideWhenUsed="0" w:uiPriority="64" w:semiHidden="0" w:name="Medium Shading 2 Accent 6"/>
-    <w:lsdException w:unhideWhenUsed="0" w:uiPriority="65" w:semiHidden="0" w:name="Medium List 1 Accent 6"/>
-    <w:lsdException w:unhideWhenUsed="0" w:uiPriority="66" w:semiHidden="0" w:name="Medium List 2 Accent 6"/>
-    <w:lsdException w:unhideWhenUsed="0" w:uiPriority="67" w:semiHidden="0" w:name="Medium Grid 1 Accent 6"/>
-    <w:lsdException w:unhideWhenUsed="0" w:uiPriority="68" w:semiHidden="0" w:name="Medium Grid 2 Accent 6"/>
-    <w:lsdException w:unhideWhenUsed="0" w:uiPriority="69" w:semiHidden="0" w:name="Medium Grid 3 Accent 6"/>
-    <w:lsdException w:unhideWhenUsed="0" w:uiPriority="70" w:semiHidden="0" w:name="Dark List Accent 6"/>
-    <w:lsdException w:unhideWhenUsed="0" w:uiPriority="71" w:semiHidden="0" w:name="Colorful Shading Accent 6"/>
-    <w:lsdException w:unhideWhenUsed="0" w:uiPriority="72" w:semiHidden="0" w:name="Colorful List Accent 6"/>
-    <w:lsdException w:unhideWhenUsed="0" w:uiPriority="73" w:semiHidden="0" w:name="Colorful Grid Accent 6"/>
   </w:latentStyles>
   <w:style w:type="paragraph" w:default="1" w:styleId="1">
     <w:name w:val="Normal"/>
@@ -1943,7 +8615,7 @@
     <w:name w:val="heading 1"/>
     <w:basedOn w:val="1"/>
     <w:next w:val="1"/>
-    <w:link w:val="11"/>
+    <w:link w:val="12"/>
     <w:qFormat/>
     <w:uiPriority w:val="9"/>
     <w:pPr>
@@ -1982,14 +8654,6 @@
     </w:tblPr>
   </w:style>
   <w:style w:type="paragraph" w:styleId="5">
-    <w:name w:val="Body Text"/>
-    <w:basedOn w:val="1"/>
-    <w:uiPriority w:val="0"/>
-    <w:pPr>
-      <w:spacing w:after="140" w:line="276" w:lineRule="auto"/>
-    </w:pPr>
-  </w:style>
-  <w:style w:type="paragraph" w:styleId="6">
     <w:name w:val="caption"/>
     <w:basedOn w:val="1"/>
     <w:next w:val="1"/>
@@ -2007,7 +8671,46 @@
       <w:szCs w:val="24"/>
     </w:rPr>
   </w:style>
+  <w:style w:type="paragraph" w:styleId="6">
+    <w:name w:val="index 1"/>
+    <w:basedOn w:val="1"/>
+    <w:next w:val="1"/>
+    <w:semiHidden/>
+    <w:unhideWhenUsed/>
+    <w:qFormat/>
+    <w:uiPriority w:val="99"/>
+  </w:style>
   <w:style w:type="paragraph" w:styleId="7">
+    <w:name w:val="Body Text"/>
+    <w:basedOn w:val="1"/>
+    <w:uiPriority w:val="0"/>
+    <w:pPr>
+      <w:spacing w:after="140" w:line="276" w:lineRule="auto"/>
+    </w:pPr>
+  </w:style>
+  <w:style w:type="paragraph" w:styleId="8">
+    <w:name w:val="index heading"/>
+    <w:basedOn w:val="1"/>
+    <w:next w:val="6"/>
+    <w:qFormat/>
+    <w:uiPriority w:val="0"/>
+    <w:pPr>
+      <w:suppressLineNumbers/>
+    </w:pPr>
+    <w:rPr>
+      <w:rFonts w:cs="Lohit Devanagari"/>
+    </w:rPr>
+  </w:style>
+  <w:style w:type="paragraph" w:styleId="9">
+    <w:name w:val="List"/>
+    <w:basedOn w:val="7"/>
+    <w:qFormat/>
+    <w:uiPriority w:val="0"/>
+    <w:rPr>
+      <w:rFonts w:cs="Lohit Devanagari"/>
+    </w:rPr>
+  </w:style>
+  <w:style w:type="paragraph" w:styleId="10">
     <w:name w:val="HTML Preformatted"/>
     <w:basedOn w:val="1"/>
     <w:semiHidden/>
@@ -2041,38 +8744,25 @@
       <w:szCs w:val="20"/>
     </w:rPr>
   </w:style>
-  <w:style w:type="paragraph" w:styleId="8">
-    <w:name w:val="index 1"/>
-    <w:basedOn w:val="1"/>
-    <w:next w:val="1"/>
-    <w:semiHidden/>
-    <w:unhideWhenUsed/>
-    <w:qFormat/>
-    <w:uiPriority w:val="99"/>
+  <w:style w:type="table" w:styleId="11">
+    <w:name w:val="Table Grid"/>
+    <w:basedOn w:val="4"/>
+    <w:uiPriority w:val="39"/>
+    <w:pPr>
+      <w:spacing w:after="0" w:line="240" w:lineRule="auto"/>
+    </w:pPr>
+    <w:tblPr>
+      <w:tblBorders>
+        <w:top w:val="single" w:color="auto" w:sz="4" w:space="0"/>
+        <w:left w:val="single" w:color="auto" w:sz="4" w:space="0"/>
+        <w:bottom w:val="single" w:color="auto" w:sz="4" w:space="0"/>
+        <w:right w:val="single" w:color="auto" w:sz="4" w:space="0"/>
+        <w:insideH w:val="single" w:color="auto" w:sz="4" w:space="0"/>
+        <w:insideV w:val="single" w:color="auto" w:sz="4" w:space="0"/>
+      </w:tblBorders>
+    </w:tblPr>
   </w:style>
-  <w:style w:type="paragraph" w:styleId="9">
-    <w:name w:val="index heading"/>
-    <w:basedOn w:val="1"/>
-    <w:next w:val="8"/>
-    <w:qFormat/>
-    <w:uiPriority w:val="0"/>
-    <w:pPr>
-      <w:suppressLineNumbers/>
-    </w:pPr>
-    <w:rPr>
-      <w:rFonts w:cs="Lohit Devanagari"/>
-    </w:rPr>
-  </w:style>
-  <w:style w:type="paragraph" w:styleId="10">
-    <w:name w:val="List"/>
-    <w:basedOn w:val="5"/>
-    <w:qFormat/>
-    <w:uiPriority w:val="0"/>
-    <w:rPr>
-      <w:rFonts w:cs="Lohit Devanagari"/>
-    </w:rPr>
-  </w:style>
-  <w:style w:type="character" w:customStyle="1" w:styleId="11">
+  <w:style w:type="character" w:customStyle="1" w:styleId="12">
     <w:name w:val="Заголовок 1 Знак"/>
     <w:basedOn w:val="3"/>
     <w:link w:val="2"/>
@@ -2086,13 +8776,13 @@
       <w:lang w:eastAsia="ru-RU"/>
     </w:rPr>
   </w:style>
-  <w:style w:type="character" w:customStyle="1" w:styleId="12">
+  <w:style w:type="character" w:customStyle="1" w:styleId="13">
     <w:name w:val="markedcontent"/>
     <w:basedOn w:val="3"/>
     <w:qFormat/>
     <w:uiPriority w:val="0"/>
   </w:style>
-  <w:style w:type="character" w:customStyle="1" w:styleId="13">
+  <w:style w:type="character" w:customStyle="1" w:styleId="14">
     <w:name w:val="Стандартный HTML Знак"/>
     <w:basedOn w:val="3"/>
     <w:semiHidden/>
@@ -2105,10 +8795,10 @@
       <w:lang w:eastAsia="ru-RU"/>
     </w:rPr>
   </w:style>
-  <w:style w:type="paragraph" w:customStyle="1" w:styleId="14">
+  <w:style w:type="paragraph" w:customStyle="1" w:styleId="15">
     <w:name w:val="Заголовок"/>
     <w:basedOn w:val="1"/>
-    <w:next w:val="5"/>
+    <w:next w:val="7"/>
     <w:qFormat/>
     <w:uiPriority w:val="0"/>
     <w:pPr>
@@ -2381,9 +9071,7 @@
 
 <file path=customXml/item1.xml><?xml version="1.0" encoding="utf-8"?>
 <s:customData xmlns="http://www.wps.cn/officeDocument/2013/wpsCustomData" xmlns:s="http://www.wps.cn/officeDocument/2013/wpsCustomData">
-  <customSectProps>
-    <customSectPr/>
-  </customSectProps>
+  <customSectProps/>
   <customShpExts>
     <customShpInfo spid="_x0000_s1026" textRotate="1"/>
   </customShpExts>

--- a/Alg/Отчет_шаблон.docx
+++ b/Alg/Отчет_шаблон.docx
@@ -335,15 +335,15 @@
           </mc:Choice>
           <mc:Fallback>
             <w:pict>
-              <v:group id="_x0000_s1026" o:spid="_x0000_s1026" o:spt="203" style="height:3.25pt;width:441.25pt;" coordsize="5603400,40680" o:gfxdata="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">
+              <v:group id="Группа 2" o:spid="_x0000_s1026" o:spt="203" style="height:3.25pt;width:441.25pt;" coordsize="5603400,40680" o:gfxdata="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">
                 <o:lock v:ext="edit" aspectratio="f"/>
-                <v:shape id="_x0000_s1026" o:spid="_x0000_s1026" o:spt="100" style="position:absolute;left:0;top:28440;height:12240;width:5603400;" fillcolor="#000000" filled="t" stroked="f" coordsize="5600700,12700" o:gfxdata="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" path="m5600573,0l5600700,12700,0,12700,0,1270,5600573,0xe">
+                <v:shape id="Полилиния 3" o:spid="_x0000_s1026" o:spt="100" style="position:absolute;left:0;top:28440;height:12240;width:5603400;" fillcolor="#000000" filled="t" stroked="f" coordsize="5600700,12700" o:gfxdata="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" path="m5600573,0l5600700,12700,0,12700,0,1270,5600573,0xe">
                   <v:fill on="t" focussize="0,0"/>
                   <v:stroke on="f"/>
                   <v:imagedata o:title=""/>
                   <o:lock v:ext="edit" aspectratio="f"/>
                 </v:shape>
-                <v:shape id="_x0000_s1026" o:spid="_x0000_s1026" o:spt="100" style="position:absolute;left:0;top:0;height:13320;width:5603400;" fillcolor="#000000" filled="t" stroked="f" coordsize="5600700,13970" o:gfxdata="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" path="m5600700,0l5600700,12700,0,13970,0,1270,5600700,0xe">
+                <v:shape id="Полилиния 4" o:spid="_x0000_s1026" o:spt="100" style="position:absolute;left:0;top:0;height:13320;width:5603400;" fillcolor="#000000" filled="t" stroked="f" coordsize="5600700,13970" o:gfxdata="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" path="m5600700,0l5600700,12700,0,13970,0,1270,5600700,0xe">
                   <v:fill on="t" focussize="0,0"/>
                   <v:stroke on="f"/>
                   <v:imagedata o:title=""/>
@@ -1073,8 +1073,8 @@
           <w:rFonts w:hint="default" w:ascii="Times New Roman" w:hAnsi="Times New Roman" w:cs="Times New Roman"/>
           <w:b/>
           <w:bCs/>
-          <w:sz w:val="28"/>
-          <w:szCs w:val="28"/>
+          <w:sz w:val="36"/>
+          <w:szCs w:val="36"/>
           <w:lang w:val="ru-RU"/>
         </w:rPr>
       </w:pPr>
@@ -1084,8 +1084,8 @@
           <w:rFonts w:ascii="Times New Roman" w:hAnsi="Times New Roman" w:cs="Times New Roman"/>
           <w:b/>
           <w:bCs/>
-          <w:sz w:val="28"/>
-          <w:szCs w:val="28"/>
+          <w:sz w:val="36"/>
+          <w:szCs w:val="36"/>
         </w:rPr>
         <w:t>Задание 1</w:t>
       </w:r>
@@ -1095,11 +1095,11 @@
           <w:rFonts w:hint="default" w:ascii="Times New Roman" w:hAnsi="Times New Roman" w:cs="Times New Roman"/>
           <w:b/>
           <w:bCs/>
-          <w:sz w:val="28"/>
-          <w:szCs w:val="28"/>
-          <w:lang w:val="en-US"/>
-        </w:rPr>
-        <w:t xml:space="preserve">: </w:t>
+          <w:sz w:val="36"/>
+          <w:szCs w:val="36"/>
+          <w:lang w:val="ru-RU"/>
+        </w:rPr>
+        <w:t>.</w:t>
       </w:r>
       <w:r>
         <w:rPr>
@@ -1107,11 +1107,11 @@
           <w:rFonts w:hint="default" w:ascii="Times New Roman" w:hAnsi="Times New Roman" w:cs="Times New Roman"/>
           <w:b/>
           <w:bCs/>
-          <w:sz w:val="28"/>
-          <w:szCs w:val="28"/>
-          <w:lang w:val="ru-RU"/>
-        </w:rPr>
-        <w:tab/>
+          <w:sz w:val="36"/>
+          <w:szCs w:val="36"/>
+          <w:lang w:val="en-US"/>
+        </w:rPr>
+        <w:t xml:space="preserve"> </w:t>
       </w:r>
       <w:r>
         <w:rPr>
@@ -1119,12 +1119,26 @@
           <w:rFonts w:hint="default" w:ascii="Times New Roman" w:hAnsi="Times New Roman" w:cs="Times New Roman"/>
           <w:b/>
           <w:bCs/>
-          <w:sz w:val="28"/>
-          <w:szCs w:val="28"/>
+          <w:sz w:val="36"/>
+          <w:szCs w:val="36"/>
           <w:lang w:val="ru-RU"/>
         </w:rPr>
-        <w:t>Сравнение алгоритмов</w:t>
+        <w:t>Сравнение алгоритмов.</w:t>
       </w:r>
+    </w:p>
+    <w:p>
+      <w:pPr>
+        <w:jc w:val="both"/>
+        <w:rPr>
+          <w:rStyle w:val="13"/>
+          <w:rFonts w:hint="default" w:ascii="Times New Roman" w:hAnsi="Times New Roman" w:cs="Times New Roman"/>
+          <w:b/>
+          <w:bCs/>
+          <w:sz w:val="36"/>
+          <w:szCs w:val="36"/>
+          <w:lang w:val="ru-RU"/>
+        </w:rPr>
+      </w:pPr>
     </w:p>
     <w:p>
       <w:pPr>
@@ -1504,10 +1518,9 @@
     <w:p>
       <w:pPr>
         <w:rPr>
-          <w:rFonts w:hint="eastAsia" w:ascii="Times New Roman" w:hAnsi="Times New Roman" w:eastAsia="MS Mincho" w:cs="Times New Roman"/>
-          <w:sz w:val="28"/>
-          <w:szCs w:val="28"/>
-          <w:lang w:val="ru-RU" w:eastAsia="ja-JP"/>
+          <w:rFonts w:ascii="Times New Roman" w:hAnsi="Times New Roman" w:cs="Times New Roman"/>
+          <w:sz w:val="28"/>
+          <w:szCs w:val="28"/>
         </w:rPr>
       </w:pPr>
       <w:r>
@@ -1624,6 +1637,2669 @@
           <w:szCs w:val="28"/>
         </w:rPr>
         <w:t>O(n).</w:t>
+      </w:r>
+    </w:p>
+    <w:p>
+      <w:pPr>
+        <w:rPr>
+          <w:rFonts w:hint="default" w:ascii="Times New Roman" w:hAnsi="Times New Roman" w:cs="Times New Roman"/>
+          <w:b/>
+          <w:bCs/>
+          <w:sz w:val="28"/>
+          <w:szCs w:val="28"/>
+          <w:lang w:val="ru-RU" w:eastAsia="ja-JP"/>
+        </w:rPr>
+      </w:pPr>
+    </w:p>
+    <w:p>
+      <w:pPr>
+        <w:rPr>
+          <w:rFonts w:hint="default" w:ascii="Times New Roman" w:hAnsi="Times New Roman" w:cs="Times New Roman"/>
+          <w:b/>
+          <w:bCs/>
+          <w:sz w:val="28"/>
+          <w:szCs w:val="28"/>
+          <w:lang w:val="ru-RU" w:eastAsia="ja-JP"/>
+        </w:rPr>
+      </w:pPr>
+    </w:p>
+    <w:p>
+      <w:pPr>
+        <w:rPr>
+          <w:rFonts w:hint="default" w:ascii="Times New Roman" w:hAnsi="Times New Roman" w:cs="Times New Roman"/>
+          <w:b/>
+          <w:bCs/>
+          <w:sz w:val="28"/>
+          <w:szCs w:val="28"/>
+          <w:lang w:val="ru-RU" w:eastAsia="ja-JP"/>
+        </w:rPr>
+      </w:pPr>
+      <w:r>
+        <w:rPr>
+          <w:rFonts w:hint="default" w:ascii="Times New Roman" w:hAnsi="Times New Roman" w:cs="Times New Roman"/>
+          <w:b/>
+          <w:bCs/>
+          <w:sz w:val="28"/>
+          <w:szCs w:val="28"/>
+          <w:lang w:val="ru-RU" w:eastAsia="ja-JP"/>
+        </w:rPr>
+        <w:t>Эмпирические иследования Алгоритм 1:</w:t>
+      </w:r>
+    </w:p>
+    <w:tbl>
+      <w:tblPr>
+        <w:tblStyle w:val="11"/>
+        <w:tblW w:w="4897" w:type="dxa"/>
+        <w:tblInd w:w="0" w:type="dxa"/>
+        <w:tblBorders>
+          <w:top w:val="single" w:color="auto" w:sz="4" w:space="0"/>
+          <w:left w:val="single" w:color="auto" w:sz="4" w:space="0"/>
+          <w:bottom w:val="single" w:color="auto" w:sz="4" w:space="0"/>
+          <w:right w:val="single" w:color="auto" w:sz="4" w:space="0"/>
+          <w:insideH w:val="single" w:color="auto" w:sz="4" w:space="0"/>
+          <w:insideV w:val="single" w:color="auto" w:sz="4" w:space="0"/>
+        </w:tblBorders>
+        <w:tblLayout w:type="fixed"/>
+        <w:tblCellMar>
+          <w:top w:w="0" w:type="dxa"/>
+          <w:left w:w="108" w:type="dxa"/>
+          <w:bottom w:w="0" w:type="dxa"/>
+          <w:right w:w="108" w:type="dxa"/>
+        </w:tblCellMar>
+      </w:tblPr>
+      <w:tblGrid>
+        <w:gridCol w:w="985"/>
+        <w:gridCol w:w="1281"/>
+        <w:gridCol w:w="1269"/>
+        <w:gridCol w:w="1362"/>
+      </w:tblGrid>
+      <w:tr>
+        <w:tblPrEx>
+          <w:tblBorders>
+            <w:top w:val="single" w:color="auto" w:sz="4" w:space="0"/>
+            <w:left w:val="single" w:color="auto" w:sz="4" w:space="0"/>
+            <w:bottom w:val="single" w:color="auto" w:sz="4" w:space="0"/>
+            <w:right w:val="single" w:color="auto" w:sz="4" w:space="0"/>
+            <w:insideH w:val="single" w:color="auto" w:sz="4" w:space="0"/>
+            <w:insideV w:val="single" w:color="auto" w:sz="4" w:space="0"/>
+          </w:tblBorders>
+          <w:tblCellMar>
+            <w:top w:w="0" w:type="dxa"/>
+            <w:left w:w="108" w:type="dxa"/>
+            <w:bottom w:w="0" w:type="dxa"/>
+            <w:right w:w="108" w:type="dxa"/>
+          </w:tblCellMar>
+        </w:tblPrEx>
+        <w:tc>
+          <w:tcPr>
+            <w:tcW w:w="985" w:type="dxa"/>
+          </w:tcPr>
+          <w:p>
+            <w:pPr>
+              <w:spacing w:after="0" w:line="240" w:lineRule="auto"/>
+              <w:rPr>
+                <w:rFonts w:hint="default" w:ascii="Times New Roman" w:hAnsi="Times New Roman" w:cs="Times New Roman"/>
+                <w:sz w:val="28"/>
+                <w:szCs w:val="28"/>
+              </w:rPr>
+            </w:pPr>
+            <w:r>
+              <w:rPr>
+                <w:rFonts w:hint="default" w:ascii="Times New Roman" w:hAnsi="Times New Roman" w:cs="Times New Roman"/>
+                <w:sz w:val="28"/>
+                <w:szCs w:val="28"/>
+              </w:rPr>
+              <w:t>n</w:t>
+            </w:r>
+          </w:p>
+        </w:tc>
+        <w:tc>
+          <w:tcPr>
+            <w:tcW w:w="1281" w:type="dxa"/>
+          </w:tcPr>
+          <w:p>
+            <w:pPr>
+              <w:spacing w:after="0" w:line="240" w:lineRule="auto"/>
+              <w:rPr>
+                <w:rFonts w:hint="default" w:ascii="Times New Roman" w:hAnsi="Times New Roman" w:cs="Times New Roman"/>
+                <w:sz w:val="28"/>
+                <w:szCs w:val="28"/>
+              </w:rPr>
+            </w:pPr>
+            <w:r>
+              <w:rPr>
+                <w:rFonts w:hint="default" w:ascii="Times New Roman" w:hAnsi="Times New Roman" w:cs="Times New Roman"/>
+                <w:sz w:val="28"/>
+                <w:szCs w:val="28"/>
+              </w:rPr>
+              <w:t>Время</w:t>
+            </w:r>
+            <w:r>
+              <w:rPr>
+                <w:rFonts w:hint="default" w:ascii="Times New Roman" w:hAnsi="Times New Roman" w:cs="Times New Roman"/>
+                <w:sz w:val="28"/>
+                <w:szCs w:val="28"/>
+                <w:lang w:val="ru-RU"/>
+              </w:rPr>
+              <w:t xml:space="preserve"> 1 </w:t>
+            </w:r>
+            <w:r>
+              <w:rPr>
+                <w:rFonts w:hint="default" w:ascii="Times New Roman" w:hAnsi="Times New Roman" w:cs="Times New Roman"/>
+                <w:sz w:val="28"/>
+                <w:szCs w:val="28"/>
+              </w:rPr>
+              <w:t>(мс)</w:t>
+            </w:r>
+          </w:p>
+        </w:tc>
+        <w:tc>
+          <w:tcPr>
+            <w:tcW w:w="1269" w:type="dxa"/>
+          </w:tcPr>
+          <w:p>
+            <w:pPr>
+              <w:spacing w:after="0" w:line="240" w:lineRule="auto"/>
+              <w:rPr>
+                <w:rFonts w:hint="default" w:ascii="Times New Roman" w:hAnsi="Times New Roman" w:cs="Times New Roman"/>
+                <w:sz w:val="28"/>
+                <w:szCs w:val="28"/>
+                <w:lang w:val="ru-RU"/>
+              </w:rPr>
+            </w:pPr>
+            <w:r>
+              <w:rPr>
+                <w:rFonts w:hint="default" w:ascii="Times New Roman" w:hAnsi="Times New Roman" w:cs="Times New Roman"/>
+                <w:sz w:val="28"/>
+                <w:szCs w:val="28"/>
+                <w:lang w:val="ru-RU"/>
+              </w:rPr>
+              <w:t>Время 2 (мс)</w:t>
+            </w:r>
+          </w:p>
+        </w:tc>
+        <w:tc>
+          <w:tcPr>
+            <w:tcW w:w="1362" w:type="dxa"/>
+          </w:tcPr>
+          <w:p>
+            <w:pPr>
+              <w:spacing w:after="0" w:line="240" w:lineRule="auto"/>
+              <w:rPr>
+                <w:rFonts w:hint="default" w:ascii="Times New Roman" w:hAnsi="Times New Roman" w:cs="Times New Roman"/>
+                <w:sz w:val="28"/>
+                <w:szCs w:val="28"/>
+              </w:rPr>
+            </w:pPr>
+            <w:r>
+              <w:rPr>
+                <w:rFonts w:hint="default" w:ascii="Times New Roman" w:hAnsi="Times New Roman" w:cs="Times New Roman"/>
+                <w:sz w:val="28"/>
+                <w:szCs w:val="28"/>
+                <w:lang w:val="ru-RU"/>
+              </w:rPr>
+              <w:t>Время 3 (мс)</w:t>
+            </w:r>
+          </w:p>
+        </w:tc>
+      </w:tr>
+      <w:tr>
+        <w:tblPrEx>
+          <w:tblBorders>
+            <w:top w:val="single" w:color="auto" w:sz="4" w:space="0"/>
+            <w:left w:val="single" w:color="auto" w:sz="4" w:space="0"/>
+            <w:bottom w:val="single" w:color="auto" w:sz="4" w:space="0"/>
+            <w:right w:val="single" w:color="auto" w:sz="4" w:space="0"/>
+            <w:insideH w:val="single" w:color="auto" w:sz="4" w:space="0"/>
+            <w:insideV w:val="single" w:color="auto" w:sz="4" w:space="0"/>
+          </w:tblBorders>
+          <w:tblCellMar>
+            <w:top w:w="0" w:type="dxa"/>
+            <w:left w:w="108" w:type="dxa"/>
+            <w:bottom w:w="0" w:type="dxa"/>
+            <w:right w:w="108" w:type="dxa"/>
+          </w:tblCellMar>
+        </w:tblPrEx>
+        <w:tc>
+          <w:tcPr>
+            <w:tcW w:w="985" w:type="dxa"/>
+          </w:tcPr>
+          <w:p>
+            <w:pPr>
+              <w:spacing w:after="0" w:line="240" w:lineRule="auto"/>
+              <w:rPr>
+                <w:rFonts w:hint="default" w:ascii="Times New Roman" w:hAnsi="Times New Roman" w:cs="Times New Roman"/>
+                <w:sz w:val="28"/>
+                <w:szCs w:val="28"/>
+              </w:rPr>
+            </w:pPr>
+            <w:r>
+              <w:rPr>
+                <w:rFonts w:hint="default" w:ascii="Times New Roman" w:hAnsi="Times New Roman" w:cs="Times New Roman"/>
+                <w:sz w:val="28"/>
+                <w:szCs w:val="28"/>
+              </w:rPr>
+              <w:t>100</w:t>
+            </w:r>
+          </w:p>
+        </w:tc>
+        <w:tc>
+          <w:tcPr>
+            <w:tcW w:w="1281" w:type="dxa"/>
+            <w:vAlign w:val="top"/>
+          </w:tcPr>
+          <w:p>
+            <w:pPr>
+              <w:spacing w:after="0" w:line="240" w:lineRule="auto"/>
+              <w:rPr>
+                <w:rFonts w:hint="default" w:ascii="Times New Roman" w:hAnsi="Times New Roman" w:cs="Times New Roman"/>
+                <w:sz w:val="28"/>
+                <w:szCs w:val="28"/>
+                <w:lang w:val="ru-RU"/>
+              </w:rPr>
+            </w:pPr>
+            <w:r>
+              <w:rPr>
+                <w:rFonts w:hint="default" w:ascii="Times New Roman" w:hAnsi="Times New Roman" w:cs="Times New Roman"/>
+                <w:sz w:val="28"/>
+                <w:szCs w:val="28"/>
+              </w:rPr>
+              <w:t>0.001</w:t>
+            </w:r>
+          </w:p>
+        </w:tc>
+        <w:tc>
+          <w:tcPr>
+            <w:tcW w:w="1269" w:type="dxa"/>
+            <w:vAlign w:val="top"/>
+          </w:tcPr>
+          <w:p>
+            <w:pPr>
+              <w:spacing w:after="0" w:line="240" w:lineRule="auto"/>
+              <w:rPr>
+                <w:rFonts w:hint="default" w:ascii="Times New Roman" w:hAnsi="Times New Roman" w:cs="Times New Roman"/>
+                <w:sz w:val="28"/>
+                <w:szCs w:val="28"/>
+              </w:rPr>
+            </w:pPr>
+            <w:r>
+              <w:rPr>
+                <w:rFonts w:hint="default" w:ascii="Times New Roman" w:hAnsi="Times New Roman" w:cs="Times New Roman"/>
+                <w:sz w:val="28"/>
+                <w:szCs w:val="28"/>
+              </w:rPr>
+              <w:t>0.00</w:t>
+            </w:r>
+            <w:r>
+              <w:rPr>
+                <w:rFonts w:hint="default" w:ascii="Times New Roman" w:hAnsi="Times New Roman" w:cs="Times New Roman"/>
+                <w:sz w:val="28"/>
+                <w:szCs w:val="28"/>
+                <w:lang w:val="ru-RU"/>
+              </w:rPr>
+              <w:t>027</w:t>
+            </w:r>
+          </w:p>
+        </w:tc>
+        <w:tc>
+          <w:tcPr>
+            <w:tcW w:w="1362" w:type="dxa"/>
+            <w:vAlign w:val="top"/>
+          </w:tcPr>
+          <w:p>
+            <w:pPr>
+              <w:spacing w:after="0" w:line="240" w:lineRule="auto"/>
+              <w:rPr>
+                <w:rFonts w:hint="default" w:ascii="Times New Roman" w:hAnsi="Times New Roman" w:cs="Times New Roman"/>
+                <w:sz w:val="28"/>
+                <w:szCs w:val="28"/>
+              </w:rPr>
+            </w:pPr>
+            <w:r>
+              <w:rPr>
+                <w:rFonts w:hint="default" w:ascii="Times New Roman" w:hAnsi="Times New Roman" w:cs="Times New Roman"/>
+                <w:sz w:val="28"/>
+                <w:szCs w:val="28"/>
+              </w:rPr>
+              <w:t>0.00</w:t>
+            </w:r>
+            <w:r>
+              <w:rPr>
+                <w:rFonts w:hint="default" w:ascii="Times New Roman" w:hAnsi="Times New Roman" w:cs="Times New Roman"/>
+                <w:sz w:val="28"/>
+                <w:szCs w:val="28"/>
+                <w:lang w:val="ru-RU"/>
+              </w:rPr>
+              <w:t>014</w:t>
+            </w:r>
+          </w:p>
+        </w:tc>
+      </w:tr>
+      <w:tr>
+        <w:tblPrEx>
+          <w:tblBorders>
+            <w:top w:val="single" w:color="auto" w:sz="4" w:space="0"/>
+            <w:left w:val="single" w:color="auto" w:sz="4" w:space="0"/>
+            <w:bottom w:val="single" w:color="auto" w:sz="4" w:space="0"/>
+            <w:right w:val="single" w:color="auto" w:sz="4" w:space="0"/>
+            <w:insideH w:val="single" w:color="auto" w:sz="4" w:space="0"/>
+            <w:insideV w:val="single" w:color="auto" w:sz="4" w:space="0"/>
+          </w:tblBorders>
+          <w:tblCellMar>
+            <w:top w:w="0" w:type="dxa"/>
+            <w:left w:w="108" w:type="dxa"/>
+            <w:bottom w:w="0" w:type="dxa"/>
+            <w:right w:w="108" w:type="dxa"/>
+          </w:tblCellMar>
+        </w:tblPrEx>
+        <w:tc>
+          <w:tcPr>
+            <w:tcW w:w="985" w:type="dxa"/>
+          </w:tcPr>
+          <w:p>
+            <w:pPr>
+              <w:spacing w:after="0" w:line="240" w:lineRule="auto"/>
+              <w:rPr>
+                <w:rFonts w:hint="default" w:ascii="Times New Roman" w:hAnsi="Times New Roman" w:cs="Times New Roman"/>
+                <w:sz w:val="28"/>
+                <w:szCs w:val="28"/>
+              </w:rPr>
+            </w:pPr>
+            <w:r>
+              <w:rPr>
+                <w:rFonts w:hint="default" w:ascii="Times New Roman" w:hAnsi="Times New Roman" w:cs="Times New Roman"/>
+                <w:sz w:val="28"/>
+                <w:szCs w:val="28"/>
+              </w:rPr>
+              <w:t>200</w:t>
+            </w:r>
+          </w:p>
+        </w:tc>
+        <w:tc>
+          <w:tcPr>
+            <w:tcW w:w="1281" w:type="dxa"/>
+            <w:vAlign w:val="top"/>
+          </w:tcPr>
+          <w:p>
+            <w:pPr>
+              <w:spacing w:after="0" w:line="240" w:lineRule="auto"/>
+              <w:rPr>
+                <w:rFonts w:hint="default" w:ascii="Times New Roman" w:hAnsi="Times New Roman" w:cs="Times New Roman"/>
+                <w:sz w:val="28"/>
+                <w:szCs w:val="28"/>
+                <w:lang w:val="ru-RU"/>
+              </w:rPr>
+            </w:pPr>
+            <w:r>
+              <w:rPr>
+                <w:rFonts w:hint="default" w:ascii="Times New Roman" w:hAnsi="Times New Roman" w:cs="Times New Roman"/>
+                <w:sz w:val="28"/>
+                <w:szCs w:val="28"/>
+              </w:rPr>
+              <w:t>0.001</w:t>
+            </w:r>
+            <w:r>
+              <w:rPr>
+                <w:rFonts w:hint="default" w:ascii="Times New Roman" w:hAnsi="Times New Roman" w:cs="Times New Roman"/>
+                <w:sz w:val="28"/>
+                <w:szCs w:val="28"/>
+                <w:lang w:val="ru-RU"/>
+              </w:rPr>
+              <w:t>2</w:t>
+            </w:r>
+          </w:p>
+        </w:tc>
+        <w:tc>
+          <w:tcPr>
+            <w:tcW w:w="1269" w:type="dxa"/>
+            <w:vAlign w:val="top"/>
+          </w:tcPr>
+          <w:p>
+            <w:pPr>
+              <w:spacing w:after="0" w:line="240" w:lineRule="auto"/>
+              <w:rPr>
+                <w:rFonts w:hint="default" w:ascii="Times New Roman" w:hAnsi="Times New Roman" w:cs="Times New Roman"/>
+                <w:sz w:val="28"/>
+                <w:szCs w:val="28"/>
+              </w:rPr>
+            </w:pPr>
+            <w:r>
+              <w:rPr>
+                <w:rFonts w:hint="default" w:ascii="Times New Roman" w:hAnsi="Times New Roman" w:cs="Times New Roman"/>
+                <w:sz w:val="28"/>
+                <w:szCs w:val="28"/>
+              </w:rPr>
+              <w:t>0.00</w:t>
+            </w:r>
+            <w:r>
+              <w:rPr>
+                <w:rFonts w:hint="default" w:ascii="Times New Roman" w:hAnsi="Times New Roman" w:cs="Times New Roman"/>
+                <w:sz w:val="28"/>
+                <w:szCs w:val="28"/>
+                <w:lang w:val="ru-RU"/>
+              </w:rPr>
+              <w:t>036</w:t>
+            </w:r>
+          </w:p>
+        </w:tc>
+        <w:tc>
+          <w:tcPr>
+            <w:tcW w:w="1362" w:type="dxa"/>
+            <w:vAlign w:val="top"/>
+          </w:tcPr>
+          <w:p>
+            <w:pPr>
+              <w:spacing w:after="0" w:line="240" w:lineRule="auto"/>
+              <w:rPr>
+                <w:rFonts w:hint="default" w:ascii="Times New Roman" w:hAnsi="Times New Roman" w:cs="Times New Roman"/>
+                <w:sz w:val="28"/>
+                <w:szCs w:val="28"/>
+                <w:lang w:val="ru-RU"/>
+              </w:rPr>
+            </w:pPr>
+            <w:r>
+              <w:rPr>
+                <w:rFonts w:hint="default" w:ascii="Times New Roman" w:hAnsi="Times New Roman" w:cs="Times New Roman"/>
+                <w:sz w:val="28"/>
+                <w:szCs w:val="28"/>
+              </w:rPr>
+              <w:t>0.00</w:t>
+            </w:r>
+            <w:r>
+              <w:rPr>
+                <w:rFonts w:hint="default" w:ascii="Times New Roman" w:hAnsi="Times New Roman" w:cs="Times New Roman"/>
+                <w:sz w:val="28"/>
+                <w:szCs w:val="28"/>
+                <w:lang w:val="ru-RU"/>
+              </w:rPr>
+              <w:t>025</w:t>
+            </w:r>
+          </w:p>
+        </w:tc>
+      </w:tr>
+      <w:tr>
+        <w:tblPrEx>
+          <w:tblBorders>
+            <w:top w:val="single" w:color="auto" w:sz="4" w:space="0"/>
+            <w:left w:val="single" w:color="auto" w:sz="4" w:space="0"/>
+            <w:bottom w:val="single" w:color="auto" w:sz="4" w:space="0"/>
+            <w:right w:val="single" w:color="auto" w:sz="4" w:space="0"/>
+            <w:insideH w:val="single" w:color="auto" w:sz="4" w:space="0"/>
+            <w:insideV w:val="single" w:color="auto" w:sz="4" w:space="0"/>
+          </w:tblBorders>
+          <w:tblCellMar>
+            <w:top w:w="0" w:type="dxa"/>
+            <w:left w:w="108" w:type="dxa"/>
+            <w:bottom w:w="0" w:type="dxa"/>
+            <w:right w:w="108" w:type="dxa"/>
+          </w:tblCellMar>
+        </w:tblPrEx>
+        <w:tc>
+          <w:tcPr>
+            <w:tcW w:w="985" w:type="dxa"/>
+          </w:tcPr>
+          <w:p>
+            <w:pPr>
+              <w:spacing w:after="0" w:line="240" w:lineRule="auto"/>
+              <w:rPr>
+                <w:rFonts w:hint="default" w:ascii="Times New Roman" w:hAnsi="Times New Roman" w:cs="Times New Roman"/>
+                <w:sz w:val="28"/>
+                <w:szCs w:val="28"/>
+              </w:rPr>
+            </w:pPr>
+            <w:r>
+              <w:rPr>
+                <w:rFonts w:hint="default" w:ascii="Times New Roman" w:hAnsi="Times New Roman" w:cs="Times New Roman"/>
+                <w:sz w:val="28"/>
+                <w:szCs w:val="28"/>
+              </w:rPr>
+              <w:t>500</w:t>
+            </w:r>
+          </w:p>
+        </w:tc>
+        <w:tc>
+          <w:tcPr>
+            <w:tcW w:w="1281" w:type="dxa"/>
+            <w:vAlign w:val="top"/>
+          </w:tcPr>
+          <w:p>
+            <w:pPr>
+              <w:spacing w:after="0" w:line="240" w:lineRule="auto"/>
+              <w:rPr>
+                <w:rFonts w:hint="default" w:ascii="Times New Roman" w:hAnsi="Times New Roman" w:cs="Times New Roman"/>
+                <w:sz w:val="28"/>
+                <w:szCs w:val="28"/>
+                <w:lang w:val="ru-RU"/>
+              </w:rPr>
+            </w:pPr>
+            <w:r>
+              <w:rPr>
+                <w:rFonts w:hint="default" w:ascii="Times New Roman" w:hAnsi="Times New Roman" w:cs="Times New Roman"/>
+                <w:sz w:val="28"/>
+                <w:szCs w:val="28"/>
+              </w:rPr>
+              <w:t>0.00</w:t>
+            </w:r>
+            <w:r>
+              <w:rPr>
+                <w:rFonts w:hint="default" w:ascii="Times New Roman" w:hAnsi="Times New Roman" w:cs="Times New Roman"/>
+                <w:sz w:val="28"/>
+                <w:szCs w:val="28"/>
+                <w:lang w:val="ru-RU"/>
+              </w:rPr>
+              <w:t>39</w:t>
+            </w:r>
+          </w:p>
+        </w:tc>
+        <w:tc>
+          <w:tcPr>
+            <w:tcW w:w="1269" w:type="dxa"/>
+            <w:vAlign w:val="top"/>
+          </w:tcPr>
+          <w:p>
+            <w:pPr>
+              <w:spacing w:after="0" w:line="240" w:lineRule="auto"/>
+              <w:rPr>
+                <w:rFonts w:hint="default" w:ascii="Times New Roman" w:hAnsi="Times New Roman" w:cs="Times New Roman"/>
+                <w:sz w:val="28"/>
+                <w:szCs w:val="28"/>
+              </w:rPr>
+            </w:pPr>
+            <w:r>
+              <w:rPr>
+                <w:rFonts w:hint="default" w:ascii="Times New Roman" w:hAnsi="Times New Roman" w:cs="Times New Roman"/>
+                <w:sz w:val="28"/>
+                <w:szCs w:val="28"/>
+              </w:rPr>
+              <w:t>0.00</w:t>
+            </w:r>
+            <w:r>
+              <w:rPr>
+                <w:rFonts w:hint="default" w:ascii="Times New Roman" w:hAnsi="Times New Roman" w:cs="Times New Roman"/>
+                <w:sz w:val="28"/>
+                <w:szCs w:val="28"/>
+                <w:lang w:val="ru-RU"/>
+              </w:rPr>
+              <w:t>082</w:t>
+            </w:r>
+          </w:p>
+        </w:tc>
+        <w:tc>
+          <w:tcPr>
+            <w:tcW w:w="1362" w:type="dxa"/>
+            <w:vAlign w:val="top"/>
+          </w:tcPr>
+          <w:p>
+            <w:pPr>
+              <w:spacing w:after="0" w:line="240" w:lineRule="auto"/>
+              <w:rPr>
+                <w:rFonts w:hint="default" w:ascii="Times New Roman" w:hAnsi="Times New Roman" w:cs="Times New Roman"/>
+                <w:sz w:val="28"/>
+                <w:szCs w:val="28"/>
+                <w:lang w:val="ru-RU"/>
+              </w:rPr>
+            </w:pPr>
+            <w:r>
+              <w:rPr>
+                <w:rFonts w:hint="default" w:ascii="Times New Roman" w:hAnsi="Times New Roman" w:cs="Times New Roman"/>
+                <w:sz w:val="28"/>
+                <w:szCs w:val="28"/>
+              </w:rPr>
+              <w:t>0.00</w:t>
+            </w:r>
+            <w:r>
+              <w:rPr>
+                <w:rFonts w:hint="default" w:ascii="Times New Roman" w:hAnsi="Times New Roman" w:cs="Times New Roman"/>
+                <w:sz w:val="28"/>
+                <w:szCs w:val="28"/>
+                <w:lang w:val="ru-RU"/>
+              </w:rPr>
+              <w:t>04</w:t>
+            </w:r>
+          </w:p>
+        </w:tc>
+      </w:tr>
+      <w:tr>
+        <w:tblPrEx>
+          <w:tblBorders>
+            <w:top w:val="single" w:color="auto" w:sz="4" w:space="0"/>
+            <w:left w:val="single" w:color="auto" w:sz="4" w:space="0"/>
+            <w:bottom w:val="single" w:color="auto" w:sz="4" w:space="0"/>
+            <w:right w:val="single" w:color="auto" w:sz="4" w:space="0"/>
+            <w:insideH w:val="single" w:color="auto" w:sz="4" w:space="0"/>
+            <w:insideV w:val="single" w:color="auto" w:sz="4" w:space="0"/>
+          </w:tblBorders>
+          <w:tblCellMar>
+            <w:top w:w="0" w:type="dxa"/>
+            <w:left w:w="108" w:type="dxa"/>
+            <w:bottom w:w="0" w:type="dxa"/>
+            <w:right w:w="108" w:type="dxa"/>
+          </w:tblCellMar>
+        </w:tblPrEx>
+        <w:tc>
+          <w:tcPr>
+            <w:tcW w:w="985" w:type="dxa"/>
+          </w:tcPr>
+          <w:p>
+            <w:pPr>
+              <w:spacing w:after="0" w:line="240" w:lineRule="auto"/>
+              <w:rPr>
+                <w:rFonts w:hint="default" w:ascii="Times New Roman" w:hAnsi="Times New Roman" w:cs="Times New Roman"/>
+                <w:sz w:val="28"/>
+                <w:szCs w:val="28"/>
+              </w:rPr>
+            </w:pPr>
+            <w:r>
+              <w:rPr>
+                <w:rFonts w:hint="default" w:ascii="Times New Roman" w:hAnsi="Times New Roman" w:cs="Times New Roman"/>
+                <w:sz w:val="28"/>
+                <w:szCs w:val="28"/>
+              </w:rPr>
+              <w:t>1000</w:t>
+            </w:r>
+          </w:p>
+        </w:tc>
+        <w:tc>
+          <w:tcPr>
+            <w:tcW w:w="1281" w:type="dxa"/>
+            <w:vAlign w:val="top"/>
+          </w:tcPr>
+          <w:p>
+            <w:pPr>
+              <w:spacing w:after="0" w:line="240" w:lineRule="auto"/>
+              <w:rPr>
+                <w:rFonts w:hint="default" w:ascii="Times New Roman" w:hAnsi="Times New Roman" w:cs="Times New Roman"/>
+                <w:sz w:val="28"/>
+                <w:szCs w:val="28"/>
+                <w:lang w:val="ru-RU"/>
+              </w:rPr>
+            </w:pPr>
+            <w:r>
+              <w:rPr>
+                <w:rFonts w:hint="default" w:ascii="Times New Roman" w:hAnsi="Times New Roman" w:cs="Times New Roman"/>
+                <w:sz w:val="28"/>
+                <w:szCs w:val="28"/>
+              </w:rPr>
+              <w:t>0.0</w:t>
+            </w:r>
+            <w:r>
+              <w:rPr>
+                <w:rFonts w:hint="default" w:ascii="Times New Roman" w:hAnsi="Times New Roman" w:cs="Times New Roman"/>
+                <w:sz w:val="28"/>
+                <w:szCs w:val="28"/>
+                <w:lang w:val="ru-RU"/>
+              </w:rPr>
+              <w:t>274</w:t>
+            </w:r>
+          </w:p>
+        </w:tc>
+        <w:tc>
+          <w:tcPr>
+            <w:tcW w:w="1269" w:type="dxa"/>
+            <w:vAlign w:val="top"/>
+          </w:tcPr>
+          <w:p>
+            <w:pPr>
+              <w:spacing w:after="0" w:line="240" w:lineRule="auto"/>
+              <w:rPr>
+                <w:rFonts w:hint="default" w:ascii="Times New Roman" w:hAnsi="Times New Roman" w:cs="Times New Roman"/>
+                <w:sz w:val="28"/>
+                <w:szCs w:val="28"/>
+              </w:rPr>
+            </w:pPr>
+            <w:r>
+              <w:rPr>
+                <w:rFonts w:hint="default" w:ascii="Times New Roman" w:hAnsi="Times New Roman" w:cs="Times New Roman"/>
+                <w:sz w:val="28"/>
+                <w:szCs w:val="28"/>
+              </w:rPr>
+              <w:t>0.0</w:t>
+            </w:r>
+            <w:r>
+              <w:rPr>
+                <w:rFonts w:hint="default" w:ascii="Times New Roman" w:hAnsi="Times New Roman" w:cs="Times New Roman"/>
+                <w:sz w:val="28"/>
+                <w:szCs w:val="28"/>
+                <w:lang w:val="ru-RU"/>
+              </w:rPr>
+              <w:t>014</w:t>
+            </w:r>
+          </w:p>
+        </w:tc>
+        <w:tc>
+          <w:tcPr>
+            <w:tcW w:w="1362" w:type="dxa"/>
+            <w:vAlign w:val="top"/>
+          </w:tcPr>
+          <w:p>
+            <w:pPr>
+              <w:spacing w:after="0" w:line="240" w:lineRule="auto"/>
+              <w:rPr>
+                <w:rFonts w:hint="default" w:ascii="Times New Roman" w:hAnsi="Times New Roman" w:cs="Times New Roman"/>
+                <w:sz w:val="28"/>
+                <w:szCs w:val="28"/>
+                <w:lang w:val="ru-RU"/>
+              </w:rPr>
+            </w:pPr>
+            <w:r>
+              <w:rPr>
+                <w:rFonts w:hint="default" w:ascii="Times New Roman" w:hAnsi="Times New Roman" w:cs="Times New Roman"/>
+                <w:sz w:val="28"/>
+                <w:szCs w:val="28"/>
+              </w:rPr>
+              <w:t>0.0</w:t>
+            </w:r>
+            <w:r>
+              <w:rPr>
+                <w:rFonts w:hint="default" w:ascii="Times New Roman" w:hAnsi="Times New Roman" w:cs="Times New Roman"/>
+                <w:sz w:val="28"/>
+                <w:szCs w:val="28"/>
+                <w:lang w:val="ru-RU"/>
+              </w:rPr>
+              <w:t>007</w:t>
+            </w:r>
+          </w:p>
+        </w:tc>
+      </w:tr>
+      <w:tr>
+        <w:tblPrEx>
+          <w:tblBorders>
+            <w:top w:val="single" w:color="auto" w:sz="4" w:space="0"/>
+            <w:left w:val="single" w:color="auto" w:sz="4" w:space="0"/>
+            <w:bottom w:val="single" w:color="auto" w:sz="4" w:space="0"/>
+            <w:right w:val="single" w:color="auto" w:sz="4" w:space="0"/>
+            <w:insideH w:val="single" w:color="auto" w:sz="4" w:space="0"/>
+            <w:insideV w:val="single" w:color="auto" w:sz="4" w:space="0"/>
+          </w:tblBorders>
+          <w:tblCellMar>
+            <w:top w:w="0" w:type="dxa"/>
+            <w:left w:w="108" w:type="dxa"/>
+            <w:bottom w:w="0" w:type="dxa"/>
+            <w:right w:w="108" w:type="dxa"/>
+          </w:tblCellMar>
+        </w:tblPrEx>
+        <w:tc>
+          <w:tcPr>
+            <w:tcW w:w="985" w:type="dxa"/>
+          </w:tcPr>
+          <w:p>
+            <w:pPr>
+              <w:spacing w:after="0" w:line="240" w:lineRule="auto"/>
+              <w:rPr>
+                <w:rFonts w:hint="default" w:ascii="Times New Roman" w:hAnsi="Times New Roman" w:cs="Times New Roman"/>
+                <w:sz w:val="28"/>
+                <w:szCs w:val="28"/>
+              </w:rPr>
+            </w:pPr>
+            <w:r>
+              <w:rPr>
+                <w:rFonts w:hint="default" w:ascii="Times New Roman" w:hAnsi="Times New Roman" w:cs="Times New Roman"/>
+                <w:sz w:val="28"/>
+                <w:szCs w:val="28"/>
+              </w:rPr>
+              <w:t>2000</w:t>
+            </w:r>
+          </w:p>
+        </w:tc>
+        <w:tc>
+          <w:tcPr>
+            <w:tcW w:w="1281" w:type="dxa"/>
+            <w:vAlign w:val="top"/>
+          </w:tcPr>
+          <w:p>
+            <w:pPr>
+              <w:spacing w:after="0" w:line="240" w:lineRule="auto"/>
+              <w:rPr>
+                <w:rFonts w:hint="default" w:ascii="Times New Roman" w:hAnsi="Times New Roman" w:cs="Times New Roman"/>
+                <w:sz w:val="28"/>
+                <w:szCs w:val="28"/>
+                <w:lang w:val="ru-RU"/>
+              </w:rPr>
+            </w:pPr>
+            <w:r>
+              <w:rPr>
+                <w:rFonts w:hint="default" w:ascii="Times New Roman" w:hAnsi="Times New Roman" w:cs="Times New Roman"/>
+                <w:sz w:val="28"/>
+                <w:szCs w:val="28"/>
+              </w:rPr>
+              <w:t>0.0</w:t>
+            </w:r>
+            <w:r>
+              <w:rPr>
+                <w:rFonts w:hint="default" w:ascii="Times New Roman" w:hAnsi="Times New Roman" w:cs="Times New Roman"/>
+                <w:sz w:val="28"/>
+                <w:szCs w:val="28"/>
+                <w:lang w:val="ru-RU"/>
+              </w:rPr>
+              <w:t>326</w:t>
+            </w:r>
+          </w:p>
+        </w:tc>
+        <w:tc>
+          <w:tcPr>
+            <w:tcW w:w="1269" w:type="dxa"/>
+            <w:vAlign w:val="top"/>
+          </w:tcPr>
+          <w:p>
+            <w:pPr>
+              <w:spacing w:after="0" w:line="240" w:lineRule="auto"/>
+              <w:rPr>
+                <w:rFonts w:hint="default" w:ascii="Times New Roman" w:hAnsi="Times New Roman" w:cs="Times New Roman"/>
+                <w:sz w:val="28"/>
+                <w:szCs w:val="28"/>
+              </w:rPr>
+            </w:pPr>
+            <w:r>
+              <w:rPr>
+                <w:rFonts w:hint="default" w:ascii="Times New Roman" w:hAnsi="Times New Roman" w:cs="Times New Roman"/>
+                <w:sz w:val="28"/>
+                <w:szCs w:val="28"/>
+              </w:rPr>
+              <w:t>0.0</w:t>
+            </w:r>
+            <w:r>
+              <w:rPr>
+                <w:rFonts w:hint="default" w:ascii="Times New Roman" w:hAnsi="Times New Roman" w:cs="Times New Roman"/>
+                <w:sz w:val="28"/>
+                <w:szCs w:val="28"/>
+                <w:lang w:val="ru-RU"/>
+              </w:rPr>
+              <w:t>032</w:t>
+            </w:r>
+          </w:p>
+        </w:tc>
+        <w:tc>
+          <w:tcPr>
+            <w:tcW w:w="1362" w:type="dxa"/>
+            <w:vAlign w:val="top"/>
+          </w:tcPr>
+          <w:p>
+            <w:pPr>
+              <w:spacing w:after="0" w:line="240" w:lineRule="auto"/>
+              <w:rPr>
+                <w:rFonts w:hint="default" w:ascii="Times New Roman" w:hAnsi="Times New Roman" w:cs="Times New Roman"/>
+                <w:sz w:val="28"/>
+                <w:szCs w:val="28"/>
+                <w:lang w:val="ru-RU"/>
+              </w:rPr>
+            </w:pPr>
+            <w:r>
+              <w:rPr>
+                <w:rFonts w:hint="default" w:ascii="Times New Roman" w:hAnsi="Times New Roman" w:cs="Times New Roman"/>
+                <w:sz w:val="28"/>
+                <w:szCs w:val="28"/>
+              </w:rPr>
+              <w:t>0.0</w:t>
+            </w:r>
+            <w:r>
+              <w:rPr>
+                <w:rFonts w:hint="default" w:ascii="Times New Roman" w:hAnsi="Times New Roman" w:cs="Times New Roman"/>
+                <w:sz w:val="28"/>
+                <w:szCs w:val="28"/>
+                <w:lang w:val="ru-RU"/>
+              </w:rPr>
+              <w:t>021</w:t>
+            </w:r>
+          </w:p>
+        </w:tc>
+      </w:tr>
+      <w:tr>
+        <w:tblPrEx>
+          <w:tblBorders>
+            <w:top w:val="single" w:color="auto" w:sz="4" w:space="0"/>
+            <w:left w:val="single" w:color="auto" w:sz="4" w:space="0"/>
+            <w:bottom w:val="single" w:color="auto" w:sz="4" w:space="0"/>
+            <w:right w:val="single" w:color="auto" w:sz="4" w:space="0"/>
+            <w:insideH w:val="single" w:color="auto" w:sz="4" w:space="0"/>
+            <w:insideV w:val="single" w:color="auto" w:sz="4" w:space="0"/>
+          </w:tblBorders>
+          <w:tblCellMar>
+            <w:top w:w="0" w:type="dxa"/>
+            <w:left w:w="108" w:type="dxa"/>
+            <w:bottom w:w="0" w:type="dxa"/>
+            <w:right w:w="108" w:type="dxa"/>
+          </w:tblCellMar>
+        </w:tblPrEx>
+        <w:tc>
+          <w:tcPr>
+            <w:tcW w:w="985" w:type="dxa"/>
+          </w:tcPr>
+          <w:p>
+            <w:pPr>
+              <w:spacing w:after="0" w:line="240" w:lineRule="auto"/>
+              <w:rPr>
+                <w:rFonts w:hint="default" w:ascii="Times New Roman" w:hAnsi="Times New Roman" w:cs="Times New Roman"/>
+                <w:sz w:val="28"/>
+                <w:szCs w:val="28"/>
+              </w:rPr>
+            </w:pPr>
+            <w:r>
+              <w:rPr>
+                <w:rFonts w:hint="default" w:ascii="Times New Roman" w:hAnsi="Times New Roman" w:cs="Times New Roman"/>
+                <w:sz w:val="28"/>
+                <w:szCs w:val="28"/>
+              </w:rPr>
+              <w:t>5000</w:t>
+            </w:r>
+          </w:p>
+        </w:tc>
+        <w:tc>
+          <w:tcPr>
+            <w:tcW w:w="1281" w:type="dxa"/>
+            <w:vAlign w:val="top"/>
+          </w:tcPr>
+          <w:p>
+            <w:pPr>
+              <w:spacing w:after="0" w:line="240" w:lineRule="auto"/>
+              <w:rPr>
+                <w:rFonts w:hint="default" w:ascii="Times New Roman" w:hAnsi="Times New Roman" w:cs="Times New Roman"/>
+                <w:sz w:val="28"/>
+                <w:szCs w:val="28"/>
+                <w:lang w:val="ru-RU"/>
+              </w:rPr>
+            </w:pPr>
+            <w:r>
+              <w:rPr>
+                <w:rFonts w:hint="default" w:ascii="Times New Roman" w:hAnsi="Times New Roman" w:cs="Times New Roman"/>
+                <w:sz w:val="28"/>
+                <w:szCs w:val="28"/>
+              </w:rPr>
+              <w:t>0.</w:t>
+            </w:r>
+            <w:r>
+              <w:rPr>
+                <w:rFonts w:hint="default" w:ascii="Times New Roman" w:hAnsi="Times New Roman" w:cs="Times New Roman"/>
+                <w:sz w:val="28"/>
+                <w:szCs w:val="28"/>
+                <w:lang w:val="ru-RU"/>
+              </w:rPr>
+              <w:t>1566</w:t>
+            </w:r>
+          </w:p>
+        </w:tc>
+        <w:tc>
+          <w:tcPr>
+            <w:tcW w:w="1269" w:type="dxa"/>
+            <w:vAlign w:val="top"/>
+          </w:tcPr>
+          <w:p>
+            <w:pPr>
+              <w:spacing w:after="0" w:line="240" w:lineRule="auto"/>
+              <w:rPr>
+                <w:rFonts w:hint="default" w:ascii="Times New Roman" w:hAnsi="Times New Roman" w:cs="Times New Roman"/>
+                <w:sz w:val="28"/>
+                <w:szCs w:val="28"/>
+              </w:rPr>
+            </w:pPr>
+            <w:r>
+              <w:rPr>
+                <w:rFonts w:hint="default" w:ascii="Times New Roman" w:hAnsi="Times New Roman" w:cs="Times New Roman"/>
+                <w:sz w:val="28"/>
+                <w:szCs w:val="28"/>
+              </w:rPr>
+              <w:t>0.</w:t>
+            </w:r>
+            <w:r>
+              <w:rPr>
+                <w:rFonts w:hint="default" w:ascii="Times New Roman" w:hAnsi="Times New Roman" w:cs="Times New Roman"/>
+                <w:sz w:val="28"/>
+                <w:szCs w:val="28"/>
+                <w:lang w:val="ru-RU"/>
+              </w:rPr>
+              <w:t>0148</w:t>
+            </w:r>
+          </w:p>
+        </w:tc>
+        <w:tc>
+          <w:tcPr>
+            <w:tcW w:w="1362" w:type="dxa"/>
+            <w:vAlign w:val="top"/>
+          </w:tcPr>
+          <w:p>
+            <w:pPr>
+              <w:spacing w:after="0" w:line="240" w:lineRule="auto"/>
+              <w:rPr>
+                <w:rFonts w:hint="default" w:ascii="Times New Roman" w:hAnsi="Times New Roman" w:cs="Times New Roman"/>
+                <w:sz w:val="28"/>
+                <w:szCs w:val="28"/>
+                <w:lang w:val="ru-RU"/>
+              </w:rPr>
+            </w:pPr>
+            <w:r>
+              <w:rPr>
+                <w:rFonts w:hint="default" w:ascii="Times New Roman" w:hAnsi="Times New Roman" w:cs="Times New Roman"/>
+                <w:sz w:val="28"/>
+                <w:szCs w:val="28"/>
+              </w:rPr>
+              <w:t>0.</w:t>
+            </w:r>
+            <w:r>
+              <w:rPr>
+                <w:rFonts w:hint="default" w:ascii="Times New Roman" w:hAnsi="Times New Roman" w:cs="Times New Roman"/>
+                <w:sz w:val="28"/>
+                <w:szCs w:val="28"/>
+                <w:lang w:val="ru-RU"/>
+              </w:rPr>
+              <w:t>0048</w:t>
+            </w:r>
+          </w:p>
+        </w:tc>
+      </w:tr>
+      <w:tr>
+        <w:tblPrEx>
+          <w:tblBorders>
+            <w:top w:val="single" w:color="auto" w:sz="4" w:space="0"/>
+            <w:left w:val="single" w:color="auto" w:sz="4" w:space="0"/>
+            <w:bottom w:val="single" w:color="auto" w:sz="4" w:space="0"/>
+            <w:right w:val="single" w:color="auto" w:sz="4" w:space="0"/>
+            <w:insideH w:val="single" w:color="auto" w:sz="4" w:space="0"/>
+            <w:insideV w:val="single" w:color="auto" w:sz="4" w:space="0"/>
+          </w:tblBorders>
+          <w:tblCellMar>
+            <w:top w:w="0" w:type="dxa"/>
+            <w:left w:w="108" w:type="dxa"/>
+            <w:bottom w:w="0" w:type="dxa"/>
+            <w:right w:w="108" w:type="dxa"/>
+          </w:tblCellMar>
+        </w:tblPrEx>
+        <w:tc>
+          <w:tcPr>
+            <w:tcW w:w="985" w:type="dxa"/>
+          </w:tcPr>
+          <w:p>
+            <w:pPr>
+              <w:spacing w:after="0" w:line="240" w:lineRule="auto"/>
+              <w:rPr>
+                <w:rFonts w:hint="default" w:ascii="Times New Roman" w:hAnsi="Times New Roman" w:cs="Times New Roman"/>
+                <w:sz w:val="28"/>
+                <w:szCs w:val="28"/>
+              </w:rPr>
+            </w:pPr>
+            <w:r>
+              <w:rPr>
+                <w:rFonts w:hint="default" w:ascii="Times New Roman" w:hAnsi="Times New Roman" w:cs="Times New Roman"/>
+                <w:sz w:val="28"/>
+                <w:szCs w:val="28"/>
+              </w:rPr>
+              <w:t>10000</w:t>
+            </w:r>
+          </w:p>
+        </w:tc>
+        <w:tc>
+          <w:tcPr>
+            <w:tcW w:w="1281" w:type="dxa"/>
+            <w:vAlign w:val="top"/>
+          </w:tcPr>
+          <w:p>
+            <w:pPr>
+              <w:spacing w:after="0" w:line="240" w:lineRule="auto"/>
+              <w:rPr>
+                <w:rFonts w:hint="default" w:ascii="Times New Roman" w:hAnsi="Times New Roman" w:cs="Times New Roman"/>
+                <w:sz w:val="28"/>
+                <w:szCs w:val="28"/>
+                <w:lang w:val="ru-RU"/>
+              </w:rPr>
+            </w:pPr>
+            <w:r>
+              <w:rPr>
+                <w:rFonts w:hint="default" w:ascii="Times New Roman" w:hAnsi="Times New Roman" w:cs="Times New Roman"/>
+                <w:sz w:val="28"/>
+                <w:szCs w:val="28"/>
+              </w:rPr>
+              <w:t>0.</w:t>
+            </w:r>
+            <w:r>
+              <w:rPr>
+                <w:rFonts w:hint="default" w:ascii="Times New Roman" w:hAnsi="Times New Roman" w:cs="Times New Roman"/>
+                <w:sz w:val="28"/>
+                <w:szCs w:val="28"/>
+                <w:lang w:val="ru-RU"/>
+              </w:rPr>
+              <w:t>4888</w:t>
+            </w:r>
+          </w:p>
+        </w:tc>
+        <w:tc>
+          <w:tcPr>
+            <w:tcW w:w="1269" w:type="dxa"/>
+            <w:vAlign w:val="top"/>
+          </w:tcPr>
+          <w:p>
+            <w:pPr>
+              <w:spacing w:after="0" w:line="240" w:lineRule="auto"/>
+              <w:rPr>
+                <w:rFonts w:hint="default" w:ascii="Times New Roman" w:hAnsi="Times New Roman" w:cs="Times New Roman"/>
+                <w:sz w:val="28"/>
+                <w:szCs w:val="28"/>
+              </w:rPr>
+            </w:pPr>
+            <w:r>
+              <w:rPr>
+                <w:rFonts w:hint="default" w:ascii="Times New Roman" w:hAnsi="Times New Roman" w:cs="Times New Roman"/>
+                <w:sz w:val="28"/>
+                <w:szCs w:val="28"/>
+              </w:rPr>
+              <w:t>0.</w:t>
+            </w:r>
+            <w:r>
+              <w:rPr>
+                <w:rFonts w:hint="default" w:ascii="Times New Roman" w:hAnsi="Times New Roman" w:cs="Times New Roman"/>
+                <w:sz w:val="28"/>
+                <w:szCs w:val="28"/>
+                <w:lang w:val="ru-RU"/>
+              </w:rPr>
+              <w:t>0301</w:t>
+            </w:r>
+          </w:p>
+        </w:tc>
+        <w:tc>
+          <w:tcPr>
+            <w:tcW w:w="1362" w:type="dxa"/>
+            <w:vAlign w:val="top"/>
+          </w:tcPr>
+          <w:p>
+            <w:pPr>
+              <w:spacing w:after="0" w:line="240" w:lineRule="auto"/>
+              <w:rPr>
+                <w:rFonts w:hint="default" w:ascii="Times New Roman" w:hAnsi="Times New Roman" w:cs="Times New Roman"/>
+                <w:sz w:val="28"/>
+                <w:szCs w:val="28"/>
+                <w:lang w:val="ru-RU"/>
+              </w:rPr>
+            </w:pPr>
+            <w:r>
+              <w:rPr>
+                <w:rFonts w:hint="default" w:ascii="Times New Roman" w:hAnsi="Times New Roman" w:cs="Times New Roman"/>
+                <w:sz w:val="28"/>
+                <w:szCs w:val="28"/>
+              </w:rPr>
+              <w:t>0.</w:t>
+            </w:r>
+            <w:r>
+              <w:rPr>
+                <w:rFonts w:hint="default" w:ascii="Times New Roman" w:hAnsi="Times New Roman" w:cs="Times New Roman"/>
+                <w:sz w:val="28"/>
+                <w:szCs w:val="28"/>
+                <w:lang w:val="ru-RU"/>
+              </w:rPr>
+              <w:t>0093</w:t>
+            </w:r>
+          </w:p>
+        </w:tc>
+      </w:tr>
+    </w:tbl>
+    <w:p>
+      <w:pPr>
+        <w:rPr>
+          <w:rFonts w:hint="default" w:ascii="Times New Roman" w:hAnsi="Times New Roman" w:cs="Times New Roman"/>
+          <w:b/>
+          <w:bCs/>
+          <w:sz w:val="28"/>
+          <w:szCs w:val="28"/>
+          <w:lang w:val="ru-RU" w:eastAsia="ja-JP"/>
+        </w:rPr>
+      </w:pPr>
+    </w:p>
+    <w:p>
+      <w:pPr>
+        <w:rPr>
+          <w:rFonts w:hint="default" w:ascii="Times New Roman" w:hAnsi="Times New Roman" w:cs="Times New Roman"/>
+          <w:b/>
+          <w:bCs/>
+          <w:sz w:val="28"/>
+          <w:szCs w:val="28"/>
+          <w:lang w:val="ru-RU" w:eastAsia="ja-JP"/>
+        </w:rPr>
+      </w:pPr>
+    </w:p>
+    <w:p>
+      <w:pPr>
+        <w:rPr>
+          <w:rFonts w:hint="default" w:ascii="Times New Roman" w:hAnsi="Times New Roman" w:cs="Times New Roman"/>
+          <w:b/>
+          <w:bCs/>
+          <w:sz w:val="28"/>
+          <w:szCs w:val="28"/>
+          <w:lang w:val="ru-RU" w:eastAsia="ja-JP"/>
+        </w:rPr>
+      </w:pPr>
+    </w:p>
+    <w:p>
+      <w:pPr>
+        <w:rPr>
+          <w:rFonts w:hint="default" w:ascii="Times New Roman" w:hAnsi="Times New Roman" w:cs="Times New Roman"/>
+          <w:b/>
+          <w:bCs/>
+          <w:sz w:val="28"/>
+          <w:szCs w:val="28"/>
+          <w:lang w:val="ru-RU" w:eastAsia="ja-JP"/>
+        </w:rPr>
+      </w:pPr>
+    </w:p>
+    <w:p>
+      <w:pPr>
+        <w:rPr>
+          <w:rFonts w:hint="default" w:ascii="Times New Roman" w:hAnsi="Times New Roman" w:cs="Times New Roman"/>
+          <w:b/>
+          <w:bCs/>
+          <w:sz w:val="28"/>
+          <w:szCs w:val="28"/>
+          <w:lang w:val="ru-RU" w:eastAsia="ja-JP"/>
+        </w:rPr>
+      </w:pPr>
+      <w:r>
+        <w:rPr>
+          <w:rFonts w:hint="default" w:ascii="Times New Roman" w:hAnsi="Times New Roman" w:cs="Times New Roman"/>
+          <w:b/>
+          <w:bCs/>
+          <w:sz w:val="28"/>
+          <w:szCs w:val="28"/>
+          <w:lang w:val="ru-RU" w:eastAsia="ja-JP"/>
+        </w:rPr>
+        <w:t>График:</w:t>
+      </w:r>
+    </w:p>
+    <w:p>
+      <w:pPr>
+        <w:rPr>
+          <w:rFonts w:hint="default" w:ascii="Times New Roman" w:hAnsi="Times New Roman" w:cs="Times New Roman"/>
+          <w:b/>
+          <w:bCs/>
+          <w:sz w:val="28"/>
+          <w:szCs w:val="28"/>
+          <w:lang w:val="ru-RU" w:eastAsia="ja-JP"/>
+        </w:rPr>
+      </w:pPr>
+      <w:r>
+        <w:drawing>
+          <wp:inline distT="0" distB="0" distL="114300" distR="114300">
+            <wp:extent cx="5936615" cy="3770630"/>
+            <wp:effectExtent l="0" t="0" r="6985" b="1270"/>
+            <wp:docPr id="11" name="Picture 3"/>
+            <wp:cNvGraphicFramePr>
+              <a:graphicFrameLocks xmlns:a="http://schemas.openxmlformats.org/drawingml/2006/main" noChangeAspect="1"/>
+            </wp:cNvGraphicFramePr>
+            <a:graphic xmlns:a="http://schemas.openxmlformats.org/drawingml/2006/main">
+              <a:graphicData uri="http://schemas.openxmlformats.org/drawingml/2006/picture">
+                <pic:pic xmlns:pic="http://schemas.openxmlformats.org/drawingml/2006/picture">
+                  <pic:nvPicPr>
+                    <pic:cNvPr id="11" name="Picture 3"/>
+                    <pic:cNvPicPr>
+                      <a:picLocks noChangeAspect="1"/>
+                    </pic:cNvPicPr>
+                  </pic:nvPicPr>
+                  <pic:blipFill>
+                    <a:blip r:embed="rId10"/>
+                    <a:stretch>
+                      <a:fillRect/>
+                    </a:stretch>
+                  </pic:blipFill>
+                  <pic:spPr>
+                    <a:xfrm>
+                      <a:off x="0" y="0"/>
+                      <a:ext cx="5936615" cy="3770630"/>
+                    </a:xfrm>
+                    <a:prstGeom prst="rect">
+                      <a:avLst/>
+                    </a:prstGeom>
+                    <a:noFill/>
+                    <a:ln>
+                      <a:noFill/>
+                    </a:ln>
+                  </pic:spPr>
+                </pic:pic>
+              </a:graphicData>
+            </a:graphic>
+          </wp:inline>
+        </w:drawing>
+      </w:r>
+    </w:p>
+    <w:p>
+      <w:pPr>
+        <w:rPr>
+          <w:rFonts w:hint="default" w:ascii="Times New Roman" w:hAnsi="Times New Roman" w:cs="Times New Roman"/>
+          <w:b/>
+          <w:bCs/>
+          <w:sz w:val="28"/>
+          <w:szCs w:val="28"/>
+          <w:lang w:val="ru-RU" w:eastAsia="ja-JP"/>
+        </w:rPr>
+      </w:pPr>
+    </w:p>
+    <w:p>
+      <w:pPr>
+        <w:rPr>
+          <w:rFonts w:hint="default" w:ascii="Times New Roman" w:hAnsi="Times New Roman" w:cs="Times New Roman"/>
+          <w:b/>
+          <w:bCs/>
+          <w:sz w:val="28"/>
+          <w:szCs w:val="28"/>
+          <w:lang w:val="ru-RU" w:eastAsia="ja-JP"/>
+        </w:rPr>
+      </w:pPr>
+    </w:p>
+    <w:p>
+      <w:pPr>
+        <w:rPr>
+          <w:rFonts w:hint="default" w:ascii="Times New Roman" w:hAnsi="Times New Roman" w:cs="Times New Roman"/>
+          <w:b/>
+          <w:bCs/>
+          <w:sz w:val="28"/>
+          <w:szCs w:val="28"/>
+          <w:lang w:val="ru-RU" w:eastAsia="ja-JP"/>
+        </w:rPr>
+      </w:pPr>
+    </w:p>
+    <w:p>
+      <w:pPr>
+        <w:rPr>
+          <w:rFonts w:hint="default" w:ascii="Times New Roman" w:hAnsi="Times New Roman" w:cs="Times New Roman"/>
+          <w:b/>
+          <w:bCs/>
+          <w:sz w:val="28"/>
+          <w:szCs w:val="28"/>
+          <w:lang w:val="ru-RU" w:eastAsia="ja-JP"/>
+        </w:rPr>
+      </w:pPr>
+      <w:r>
+        <w:rPr>
+          <w:rFonts w:hint="default" w:ascii="Times New Roman" w:hAnsi="Times New Roman" w:cs="Times New Roman"/>
+          <w:b/>
+          <w:bCs/>
+          <w:sz w:val="28"/>
+          <w:szCs w:val="28"/>
+          <w:lang w:val="ru-RU" w:eastAsia="ja-JP"/>
+        </w:rPr>
+        <w:t>Эмпирические иследования Алгоритм 2:</w:t>
+      </w:r>
+    </w:p>
+    <w:tbl>
+      <w:tblPr>
+        <w:tblStyle w:val="11"/>
+        <w:tblW w:w="4897" w:type="dxa"/>
+        <w:tblInd w:w="0" w:type="dxa"/>
+        <w:tblBorders>
+          <w:top w:val="single" w:color="auto" w:sz="4" w:space="0"/>
+          <w:left w:val="single" w:color="auto" w:sz="4" w:space="0"/>
+          <w:bottom w:val="single" w:color="auto" w:sz="4" w:space="0"/>
+          <w:right w:val="single" w:color="auto" w:sz="4" w:space="0"/>
+          <w:insideH w:val="single" w:color="auto" w:sz="4" w:space="0"/>
+          <w:insideV w:val="single" w:color="auto" w:sz="4" w:space="0"/>
+        </w:tblBorders>
+        <w:tblLayout w:type="fixed"/>
+        <w:tblCellMar>
+          <w:top w:w="0" w:type="dxa"/>
+          <w:left w:w="108" w:type="dxa"/>
+          <w:bottom w:w="0" w:type="dxa"/>
+          <w:right w:w="108" w:type="dxa"/>
+        </w:tblCellMar>
+      </w:tblPr>
+      <w:tblGrid>
+        <w:gridCol w:w="985"/>
+        <w:gridCol w:w="1281"/>
+        <w:gridCol w:w="1269"/>
+        <w:gridCol w:w="1362"/>
+      </w:tblGrid>
+      <w:tr>
+        <w:tblPrEx>
+          <w:tblBorders>
+            <w:top w:val="single" w:color="auto" w:sz="4" w:space="0"/>
+            <w:left w:val="single" w:color="auto" w:sz="4" w:space="0"/>
+            <w:bottom w:val="single" w:color="auto" w:sz="4" w:space="0"/>
+            <w:right w:val="single" w:color="auto" w:sz="4" w:space="0"/>
+            <w:insideH w:val="single" w:color="auto" w:sz="4" w:space="0"/>
+            <w:insideV w:val="single" w:color="auto" w:sz="4" w:space="0"/>
+          </w:tblBorders>
+          <w:tblCellMar>
+            <w:top w:w="0" w:type="dxa"/>
+            <w:left w:w="108" w:type="dxa"/>
+            <w:bottom w:w="0" w:type="dxa"/>
+            <w:right w:w="108" w:type="dxa"/>
+          </w:tblCellMar>
+        </w:tblPrEx>
+        <w:tc>
+          <w:tcPr>
+            <w:tcW w:w="985" w:type="dxa"/>
+          </w:tcPr>
+          <w:p>
+            <w:pPr>
+              <w:spacing w:after="0" w:line="240" w:lineRule="auto"/>
+              <w:rPr>
+                <w:rFonts w:hint="default" w:ascii="Times New Roman" w:hAnsi="Times New Roman" w:cs="Times New Roman"/>
+                <w:sz w:val="28"/>
+                <w:szCs w:val="28"/>
+              </w:rPr>
+            </w:pPr>
+            <w:r>
+              <w:rPr>
+                <w:rFonts w:hint="default" w:ascii="Times New Roman" w:hAnsi="Times New Roman" w:cs="Times New Roman"/>
+                <w:sz w:val="28"/>
+                <w:szCs w:val="28"/>
+              </w:rPr>
+              <w:t>n</w:t>
+            </w:r>
+          </w:p>
+        </w:tc>
+        <w:tc>
+          <w:tcPr>
+            <w:tcW w:w="1281" w:type="dxa"/>
+          </w:tcPr>
+          <w:p>
+            <w:pPr>
+              <w:spacing w:after="0" w:line="240" w:lineRule="auto"/>
+              <w:rPr>
+                <w:rFonts w:hint="default" w:ascii="Times New Roman" w:hAnsi="Times New Roman" w:cs="Times New Roman"/>
+                <w:sz w:val="28"/>
+                <w:szCs w:val="28"/>
+              </w:rPr>
+            </w:pPr>
+            <w:r>
+              <w:rPr>
+                <w:rFonts w:hint="default" w:ascii="Times New Roman" w:hAnsi="Times New Roman" w:cs="Times New Roman"/>
+                <w:sz w:val="28"/>
+                <w:szCs w:val="28"/>
+              </w:rPr>
+              <w:t>Время</w:t>
+            </w:r>
+            <w:r>
+              <w:rPr>
+                <w:rFonts w:hint="default" w:ascii="Times New Roman" w:hAnsi="Times New Roman" w:cs="Times New Roman"/>
+                <w:sz w:val="28"/>
+                <w:szCs w:val="28"/>
+                <w:lang w:val="ru-RU"/>
+              </w:rPr>
+              <w:t xml:space="preserve"> 1 </w:t>
+            </w:r>
+            <w:r>
+              <w:rPr>
+                <w:rFonts w:hint="default" w:ascii="Times New Roman" w:hAnsi="Times New Roman" w:cs="Times New Roman"/>
+                <w:sz w:val="28"/>
+                <w:szCs w:val="28"/>
+              </w:rPr>
+              <w:t>(мс)</w:t>
+            </w:r>
+          </w:p>
+        </w:tc>
+        <w:tc>
+          <w:tcPr>
+            <w:tcW w:w="1269" w:type="dxa"/>
+          </w:tcPr>
+          <w:p>
+            <w:pPr>
+              <w:spacing w:after="0" w:line="240" w:lineRule="auto"/>
+              <w:rPr>
+                <w:rFonts w:hint="default" w:ascii="Times New Roman" w:hAnsi="Times New Roman" w:cs="Times New Roman"/>
+                <w:sz w:val="28"/>
+                <w:szCs w:val="28"/>
+                <w:lang w:val="ru-RU"/>
+              </w:rPr>
+            </w:pPr>
+            <w:r>
+              <w:rPr>
+                <w:rFonts w:hint="default" w:ascii="Times New Roman" w:hAnsi="Times New Roman" w:cs="Times New Roman"/>
+                <w:sz w:val="28"/>
+                <w:szCs w:val="28"/>
+                <w:lang w:val="ru-RU"/>
+              </w:rPr>
+              <w:t>Время 2 (мс)</w:t>
+            </w:r>
+          </w:p>
+        </w:tc>
+        <w:tc>
+          <w:tcPr>
+            <w:tcW w:w="1362" w:type="dxa"/>
+          </w:tcPr>
+          <w:p>
+            <w:pPr>
+              <w:spacing w:after="0" w:line="240" w:lineRule="auto"/>
+              <w:rPr>
+                <w:rFonts w:hint="default" w:ascii="Times New Roman" w:hAnsi="Times New Roman" w:cs="Times New Roman"/>
+                <w:sz w:val="28"/>
+                <w:szCs w:val="28"/>
+              </w:rPr>
+            </w:pPr>
+            <w:r>
+              <w:rPr>
+                <w:rFonts w:hint="default" w:ascii="Times New Roman" w:hAnsi="Times New Roman" w:cs="Times New Roman"/>
+                <w:sz w:val="28"/>
+                <w:szCs w:val="28"/>
+                <w:lang w:val="ru-RU"/>
+              </w:rPr>
+              <w:t>Время 3 (мс)</w:t>
+            </w:r>
+          </w:p>
+        </w:tc>
+      </w:tr>
+      <w:tr>
+        <w:tblPrEx>
+          <w:tblBorders>
+            <w:top w:val="single" w:color="auto" w:sz="4" w:space="0"/>
+            <w:left w:val="single" w:color="auto" w:sz="4" w:space="0"/>
+            <w:bottom w:val="single" w:color="auto" w:sz="4" w:space="0"/>
+            <w:right w:val="single" w:color="auto" w:sz="4" w:space="0"/>
+            <w:insideH w:val="single" w:color="auto" w:sz="4" w:space="0"/>
+            <w:insideV w:val="single" w:color="auto" w:sz="4" w:space="0"/>
+          </w:tblBorders>
+          <w:tblCellMar>
+            <w:top w:w="0" w:type="dxa"/>
+            <w:left w:w="108" w:type="dxa"/>
+            <w:bottom w:w="0" w:type="dxa"/>
+            <w:right w:w="108" w:type="dxa"/>
+          </w:tblCellMar>
+        </w:tblPrEx>
+        <w:tc>
+          <w:tcPr>
+            <w:tcW w:w="985" w:type="dxa"/>
+          </w:tcPr>
+          <w:p>
+            <w:pPr>
+              <w:spacing w:after="0" w:line="240" w:lineRule="auto"/>
+              <w:rPr>
+                <w:rFonts w:hint="default" w:ascii="Times New Roman" w:hAnsi="Times New Roman" w:cs="Times New Roman"/>
+                <w:sz w:val="28"/>
+                <w:szCs w:val="28"/>
+              </w:rPr>
+            </w:pPr>
+            <w:r>
+              <w:rPr>
+                <w:rFonts w:hint="default" w:ascii="Times New Roman" w:hAnsi="Times New Roman" w:cs="Times New Roman"/>
+                <w:sz w:val="28"/>
+                <w:szCs w:val="28"/>
+              </w:rPr>
+              <w:t>100</w:t>
+            </w:r>
+          </w:p>
+        </w:tc>
+        <w:tc>
+          <w:tcPr>
+            <w:tcW w:w="1281" w:type="dxa"/>
+            <w:vAlign w:val="top"/>
+          </w:tcPr>
+          <w:p>
+            <w:pPr>
+              <w:spacing w:after="0" w:line="240" w:lineRule="auto"/>
+              <w:rPr>
+                <w:rFonts w:hint="default" w:ascii="Times New Roman" w:hAnsi="Times New Roman" w:cs="Times New Roman"/>
+                <w:sz w:val="28"/>
+                <w:szCs w:val="28"/>
+                <w:lang w:val="ru-RU"/>
+              </w:rPr>
+            </w:pPr>
+            <w:r>
+              <w:rPr>
+                <w:rFonts w:hint="default" w:ascii="Times New Roman" w:hAnsi="Times New Roman" w:cs="Times New Roman"/>
+                <w:sz w:val="28"/>
+                <w:szCs w:val="28"/>
+              </w:rPr>
+              <w:t>0.000</w:t>
+            </w:r>
+            <w:r>
+              <w:rPr>
+                <w:rFonts w:hint="default" w:ascii="Times New Roman" w:hAnsi="Times New Roman" w:cs="Times New Roman"/>
+                <w:sz w:val="28"/>
+                <w:szCs w:val="28"/>
+                <w:lang w:val="ru-RU"/>
+              </w:rPr>
+              <w:t>19</w:t>
+            </w:r>
+          </w:p>
+        </w:tc>
+        <w:tc>
+          <w:tcPr>
+            <w:tcW w:w="1269" w:type="dxa"/>
+            <w:vAlign w:val="top"/>
+          </w:tcPr>
+          <w:p>
+            <w:pPr>
+              <w:spacing w:after="0" w:line="240" w:lineRule="auto"/>
+              <w:rPr>
+                <w:rFonts w:hint="default" w:ascii="Times New Roman" w:hAnsi="Times New Roman" w:cs="Times New Roman"/>
+                <w:sz w:val="28"/>
+                <w:szCs w:val="28"/>
+              </w:rPr>
+            </w:pPr>
+            <w:r>
+              <w:rPr>
+                <w:rFonts w:hint="default" w:ascii="Times New Roman" w:hAnsi="Times New Roman" w:cs="Times New Roman"/>
+                <w:sz w:val="28"/>
+                <w:szCs w:val="28"/>
+              </w:rPr>
+              <w:t>0.000</w:t>
+            </w:r>
+            <w:r>
+              <w:rPr>
+                <w:rFonts w:hint="default" w:ascii="Times New Roman" w:hAnsi="Times New Roman" w:cs="Times New Roman"/>
+                <w:sz w:val="28"/>
+                <w:szCs w:val="28"/>
+                <w:lang w:val="ru-RU"/>
+              </w:rPr>
+              <w:t>14</w:t>
+            </w:r>
+          </w:p>
+        </w:tc>
+        <w:tc>
+          <w:tcPr>
+            <w:tcW w:w="1362" w:type="dxa"/>
+            <w:vAlign w:val="top"/>
+          </w:tcPr>
+          <w:p>
+            <w:pPr>
+              <w:spacing w:after="0" w:line="240" w:lineRule="auto"/>
+              <w:rPr>
+                <w:rFonts w:hint="default" w:ascii="Times New Roman" w:hAnsi="Times New Roman" w:cs="Times New Roman"/>
+                <w:sz w:val="28"/>
+                <w:szCs w:val="28"/>
+              </w:rPr>
+            </w:pPr>
+            <w:r>
+              <w:rPr>
+                <w:rFonts w:hint="default" w:ascii="Times New Roman" w:hAnsi="Times New Roman" w:cs="Times New Roman"/>
+                <w:sz w:val="28"/>
+                <w:szCs w:val="28"/>
+              </w:rPr>
+              <w:t>0.000</w:t>
+            </w:r>
+            <w:r>
+              <w:rPr>
+                <w:rFonts w:hint="default" w:ascii="Times New Roman" w:hAnsi="Times New Roman" w:cs="Times New Roman"/>
+                <w:sz w:val="28"/>
+                <w:szCs w:val="28"/>
+                <w:lang w:val="ru-RU"/>
+              </w:rPr>
+              <w:t>128</w:t>
+            </w:r>
+          </w:p>
+        </w:tc>
+      </w:tr>
+      <w:tr>
+        <w:tblPrEx>
+          <w:tblBorders>
+            <w:top w:val="single" w:color="auto" w:sz="4" w:space="0"/>
+            <w:left w:val="single" w:color="auto" w:sz="4" w:space="0"/>
+            <w:bottom w:val="single" w:color="auto" w:sz="4" w:space="0"/>
+            <w:right w:val="single" w:color="auto" w:sz="4" w:space="0"/>
+            <w:insideH w:val="single" w:color="auto" w:sz="4" w:space="0"/>
+            <w:insideV w:val="single" w:color="auto" w:sz="4" w:space="0"/>
+          </w:tblBorders>
+          <w:tblCellMar>
+            <w:top w:w="0" w:type="dxa"/>
+            <w:left w:w="108" w:type="dxa"/>
+            <w:bottom w:w="0" w:type="dxa"/>
+            <w:right w:w="108" w:type="dxa"/>
+          </w:tblCellMar>
+        </w:tblPrEx>
+        <w:tc>
+          <w:tcPr>
+            <w:tcW w:w="985" w:type="dxa"/>
+          </w:tcPr>
+          <w:p>
+            <w:pPr>
+              <w:spacing w:after="0" w:line="240" w:lineRule="auto"/>
+              <w:rPr>
+                <w:rFonts w:hint="default" w:ascii="Times New Roman" w:hAnsi="Times New Roman" w:cs="Times New Roman"/>
+                <w:sz w:val="28"/>
+                <w:szCs w:val="28"/>
+              </w:rPr>
+            </w:pPr>
+            <w:r>
+              <w:rPr>
+                <w:rFonts w:hint="default" w:ascii="Times New Roman" w:hAnsi="Times New Roman" w:cs="Times New Roman"/>
+                <w:sz w:val="28"/>
+                <w:szCs w:val="28"/>
+              </w:rPr>
+              <w:t>200</w:t>
+            </w:r>
+          </w:p>
+        </w:tc>
+        <w:tc>
+          <w:tcPr>
+            <w:tcW w:w="1281" w:type="dxa"/>
+            <w:vAlign w:val="top"/>
+          </w:tcPr>
+          <w:p>
+            <w:pPr>
+              <w:spacing w:after="0" w:line="240" w:lineRule="auto"/>
+              <w:rPr>
+                <w:rFonts w:hint="default" w:ascii="Times New Roman" w:hAnsi="Times New Roman" w:cs="Times New Roman"/>
+                <w:sz w:val="28"/>
+                <w:szCs w:val="28"/>
+                <w:lang w:val="ru-RU"/>
+              </w:rPr>
+            </w:pPr>
+            <w:r>
+              <w:rPr>
+                <w:rFonts w:hint="default" w:ascii="Times New Roman" w:hAnsi="Times New Roman" w:cs="Times New Roman"/>
+                <w:sz w:val="28"/>
+                <w:szCs w:val="28"/>
+              </w:rPr>
+              <w:t>0.001</w:t>
+            </w:r>
+            <w:r>
+              <w:rPr>
+                <w:rFonts w:hint="default" w:ascii="Times New Roman" w:hAnsi="Times New Roman" w:cs="Times New Roman"/>
+                <w:sz w:val="28"/>
+                <w:szCs w:val="28"/>
+                <w:lang w:val="ru-RU"/>
+              </w:rPr>
+              <w:t>5</w:t>
+            </w:r>
+          </w:p>
+        </w:tc>
+        <w:tc>
+          <w:tcPr>
+            <w:tcW w:w="1269" w:type="dxa"/>
+            <w:vAlign w:val="top"/>
+          </w:tcPr>
+          <w:p>
+            <w:pPr>
+              <w:spacing w:after="0" w:line="240" w:lineRule="auto"/>
+              <w:rPr>
+                <w:rFonts w:hint="default" w:ascii="Times New Roman" w:hAnsi="Times New Roman" w:cs="Times New Roman"/>
+                <w:sz w:val="28"/>
+                <w:szCs w:val="28"/>
+              </w:rPr>
+            </w:pPr>
+            <w:r>
+              <w:rPr>
+                <w:rFonts w:hint="default" w:ascii="Times New Roman" w:hAnsi="Times New Roman" w:cs="Times New Roman"/>
+                <w:sz w:val="28"/>
+                <w:szCs w:val="28"/>
+              </w:rPr>
+              <w:t>0.00</w:t>
+            </w:r>
+            <w:r>
+              <w:rPr>
+                <w:rFonts w:hint="default" w:ascii="Times New Roman" w:hAnsi="Times New Roman" w:cs="Times New Roman"/>
+                <w:sz w:val="28"/>
+                <w:szCs w:val="28"/>
+                <w:lang w:val="ru-RU"/>
+              </w:rPr>
+              <w:t>025</w:t>
+            </w:r>
+          </w:p>
+        </w:tc>
+        <w:tc>
+          <w:tcPr>
+            <w:tcW w:w="1362" w:type="dxa"/>
+            <w:vAlign w:val="top"/>
+          </w:tcPr>
+          <w:p>
+            <w:pPr>
+              <w:spacing w:after="0" w:line="240" w:lineRule="auto"/>
+              <w:rPr>
+                <w:rFonts w:hint="default" w:ascii="Times New Roman" w:hAnsi="Times New Roman" w:cs="Times New Roman"/>
+                <w:sz w:val="28"/>
+                <w:szCs w:val="28"/>
+                <w:lang w:val="ru-RU"/>
+              </w:rPr>
+            </w:pPr>
+            <w:r>
+              <w:rPr>
+                <w:rFonts w:hint="default" w:ascii="Times New Roman" w:hAnsi="Times New Roman" w:cs="Times New Roman"/>
+                <w:sz w:val="28"/>
+                <w:szCs w:val="28"/>
+              </w:rPr>
+              <w:t>0.00</w:t>
+            </w:r>
+            <w:r>
+              <w:rPr>
+                <w:rFonts w:hint="default" w:ascii="Times New Roman" w:hAnsi="Times New Roman" w:cs="Times New Roman"/>
+                <w:sz w:val="28"/>
+                <w:szCs w:val="28"/>
+                <w:lang w:val="ru-RU"/>
+              </w:rPr>
+              <w:t>0273</w:t>
+            </w:r>
+          </w:p>
+        </w:tc>
+      </w:tr>
+      <w:tr>
+        <w:tblPrEx>
+          <w:tblBorders>
+            <w:top w:val="single" w:color="auto" w:sz="4" w:space="0"/>
+            <w:left w:val="single" w:color="auto" w:sz="4" w:space="0"/>
+            <w:bottom w:val="single" w:color="auto" w:sz="4" w:space="0"/>
+            <w:right w:val="single" w:color="auto" w:sz="4" w:space="0"/>
+            <w:insideH w:val="single" w:color="auto" w:sz="4" w:space="0"/>
+            <w:insideV w:val="single" w:color="auto" w:sz="4" w:space="0"/>
+          </w:tblBorders>
+          <w:tblCellMar>
+            <w:top w:w="0" w:type="dxa"/>
+            <w:left w:w="108" w:type="dxa"/>
+            <w:bottom w:w="0" w:type="dxa"/>
+            <w:right w:w="108" w:type="dxa"/>
+          </w:tblCellMar>
+        </w:tblPrEx>
+        <w:tc>
+          <w:tcPr>
+            <w:tcW w:w="985" w:type="dxa"/>
+          </w:tcPr>
+          <w:p>
+            <w:pPr>
+              <w:spacing w:after="0" w:line="240" w:lineRule="auto"/>
+              <w:rPr>
+                <w:rFonts w:hint="default" w:ascii="Times New Roman" w:hAnsi="Times New Roman" w:cs="Times New Roman"/>
+                <w:sz w:val="28"/>
+                <w:szCs w:val="28"/>
+              </w:rPr>
+            </w:pPr>
+            <w:r>
+              <w:rPr>
+                <w:rFonts w:hint="default" w:ascii="Times New Roman" w:hAnsi="Times New Roman" w:cs="Times New Roman"/>
+                <w:sz w:val="28"/>
+                <w:szCs w:val="28"/>
+              </w:rPr>
+              <w:t>500</w:t>
+            </w:r>
+          </w:p>
+        </w:tc>
+        <w:tc>
+          <w:tcPr>
+            <w:tcW w:w="1281" w:type="dxa"/>
+            <w:vAlign w:val="top"/>
+          </w:tcPr>
+          <w:p>
+            <w:pPr>
+              <w:spacing w:after="0" w:line="240" w:lineRule="auto"/>
+              <w:rPr>
+                <w:rFonts w:hint="default" w:ascii="Times New Roman" w:hAnsi="Times New Roman" w:cs="Times New Roman"/>
+                <w:sz w:val="28"/>
+                <w:szCs w:val="28"/>
+                <w:lang w:val="ru-RU"/>
+              </w:rPr>
+            </w:pPr>
+            <w:r>
+              <w:rPr>
+                <w:rFonts w:hint="default" w:ascii="Times New Roman" w:hAnsi="Times New Roman" w:cs="Times New Roman"/>
+                <w:sz w:val="28"/>
+                <w:szCs w:val="28"/>
+              </w:rPr>
+              <w:t>0.00</w:t>
+            </w:r>
+            <w:r>
+              <w:rPr>
+                <w:rFonts w:hint="default" w:ascii="Times New Roman" w:hAnsi="Times New Roman" w:cs="Times New Roman"/>
+                <w:sz w:val="28"/>
+                <w:szCs w:val="28"/>
+                <w:lang w:val="ru-RU"/>
+              </w:rPr>
+              <w:t>3</w:t>
+            </w:r>
+          </w:p>
+        </w:tc>
+        <w:tc>
+          <w:tcPr>
+            <w:tcW w:w="1269" w:type="dxa"/>
+            <w:vAlign w:val="top"/>
+          </w:tcPr>
+          <w:p>
+            <w:pPr>
+              <w:spacing w:after="0" w:line="240" w:lineRule="auto"/>
+              <w:rPr>
+                <w:rFonts w:hint="default" w:ascii="Times New Roman" w:hAnsi="Times New Roman" w:cs="Times New Roman"/>
+                <w:sz w:val="28"/>
+                <w:szCs w:val="28"/>
+              </w:rPr>
+            </w:pPr>
+            <w:r>
+              <w:rPr>
+                <w:rFonts w:hint="default" w:ascii="Times New Roman" w:hAnsi="Times New Roman" w:cs="Times New Roman"/>
+                <w:sz w:val="28"/>
+                <w:szCs w:val="28"/>
+              </w:rPr>
+              <w:t>0.00</w:t>
+            </w:r>
+            <w:r>
+              <w:rPr>
+                <w:rFonts w:hint="default" w:ascii="Times New Roman" w:hAnsi="Times New Roman" w:cs="Times New Roman"/>
+                <w:sz w:val="28"/>
+                <w:szCs w:val="28"/>
+                <w:lang w:val="ru-RU"/>
+              </w:rPr>
+              <w:t>048</w:t>
+            </w:r>
+          </w:p>
+        </w:tc>
+        <w:tc>
+          <w:tcPr>
+            <w:tcW w:w="1362" w:type="dxa"/>
+            <w:vAlign w:val="top"/>
+          </w:tcPr>
+          <w:p>
+            <w:pPr>
+              <w:spacing w:after="0" w:line="240" w:lineRule="auto"/>
+              <w:rPr>
+                <w:rFonts w:hint="default" w:ascii="Times New Roman" w:hAnsi="Times New Roman" w:cs="Times New Roman"/>
+                <w:sz w:val="28"/>
+                <w:szCs w:val="28"/>
+                <w:lang w:val="ru-RU"/>
+              </w:rPr>
+            </w:pPr>
+            <w:r>
+              <w:rPr>
+                <w:rFonts w:hint="default" w:ascii="Times New Roman" w:hAnsi="Times New Roman" w:cs="Times New Roman"/>
+                <w:sz w:val="28"/>
+                <w:szCs w:val="28"/>
+              </w:rPr>
+              <w:t>0.00</w:t>
+            </w:r>
+            <w:r>
+              <w:rPr>
+                <w:rFonts w:hint="default" w:ascii="Times New Roman" w:hAnsi="Times New Roman" w:cs="Times New Roman"/>
+                <w:sz w:val="28"/>
+                <w:szCs w:val="28"/>
+                <w:lang w:val="ru-RU"/>
+              </w:rPr>
+              <w:t>044</w:t>
+            </w:r>
+          </w:p>
+        </w:tc>
+      </w:tr>
+      <w:tr>
+        <w:tblPrEx>
+          <w:tblBorders>
+            <w:top w:val="single" w:color="auto" w:sz="4" w:space="0"/>
+            <w:left w:val="single" w:color="auto" w:sz="4" w:space="0"/>
+            <w:bottom w:val="single" w:color="auto" w:sz="4" w:space="0"/>
+            <w:right w:val="single" w:color="auto" w:sz="4" w:space="0"/>
+            <w:insideH w:val="single" w:color="auto" w:sz="4" w:space="0"/>
+            <w:insideV w:val="single" w:color="auto" w:sz="4" w:space="0"/>
+          </w:tblBorders>
+          <w:tblCellMar>
+            <w:top w:w="0" w:type="dxa"/>
+            <w:left w:w="108" w:type="dxa"/>
+            <w:bottom w:w="0" w:type="dxa"/>
+            <w:right w:w="108" w:type="dxa"/>
+          </w:tblCellMar>
+        </w:tblPrEx>
+        <w:tc>
+          <w:tcPr>
+            <w:tcW w:w="985" w:type="dxa"/>
+          </w:tcPr>
+          <w:p>
+            <w:pPr>
+              <w:spacing w:after="0" w:line="240" w:lineRule="auto"/>
+              <w:rPr>
+                <w:rFonts w:hint="default" w:ascii="Times New Roman" w:hAnsi="Times New Roman" w:cs="Times New Roman"/>
+                <w:sz w:val="28"/>
+                <w:szCs w:val="28"/>
+              </w:rPr>
+            </w:pPr>
+            <w:r>
+              <w:rPr>
+                <w:rFonts w:hint="default" w:ascii="Times New Roman" w:hAnsi="Times New Roman" w:cs="Times New Roman"/>
+                <w:sz w:val="28"/>
+                <w:szCs w:val="28"/>
+              </w:rPr>
+              <w:t>1000</w:t>
+            </w:r>
+          </w:p>
+        </w:tc>
+        <w:tc>
+          <w:tcPr>
+            <w:tcW w:w="1281" w:type="dxa"/>
+            <w:vAlign w:val="top"/>
+          </w:tcPr>
+          <w:p>
+            <w:pPr>
+              <w:spacing w:after="0" w:line="240" w:lineRule="auto"/>
+              <w:rPr>
+                <w:rFonts w:hint="default" w:ascii="Times New Roman" w:hAnsi="Times New Roman" w:cs="Times New Roman"/>
+                <w:sz w:val="28"/>
+                <w:szCs w:val="28"/>
+                <w:lang w:val="ru-RU"/>
+              </w:rPr>
+            </w:pPr>
+            <w:r>
+              <w:rPr>
+                <w:rFonts w:hint="default" w:ascii="Times New Roman" w:hAnsi="Times New Roman" w:cs="Times New Roman"/>
+                <w:sz w:val="28"/>
+                <w:szCs w:val="28"/>
+              </w:rPr>
+              <w:t>0.00</w:t>
+            </w:r>
+            <w:r>
+              <w:rPr>
+                <w:rFonts w:hint="default" w:ascii="Times New Roman" w:hAnsi="Times New Roman" w:cs="Times New Roman"/>
+                <w:sz w:val="28"/>
+                <w:szCs w:val="28"/>
+                <w:lang w:val="ru-RU"/>
+              </w:rPr>
+              <w:t>10</w:t>
+            </w:r>
+          </w:p>
+        </w:tc>
+        <w:tc>
+          <w:tcPr>
+            <w:tcW w:w="1269" w:type="dxa"/>
+            <w:vAlign w:val="top"/>
+          </w:tcPr>
+          <w:p>
+            <w:pPr>
+              <w:spacing w:after="0" w:line="240" w:lineRule="auto"/>
+              <w:rPr>
+                <w:rFonts w:hint="default" w:ascii="Times New Roman" w:hAnsi="Times New Roman" w:cs="Times New Roman"/>
+                <w:sz w:val="28"/>
+                <w:szCs w:val="28"/>
+              </w:rPr>
+            </w:pPr>
+            <w:r>
+              <w:rPr>
+                <w:rFonts w:hint="default" w:ascii="Times New Roman" w:hAnsi="Times New Roman" w:cs="Times New Roman"/>
+                <w:sz w:val="28"/>
+                <w:szCs w:val="28"/>
+              </w:rPr>
+              <w:t>0.00</w:t>
+            </w:r>
+            <w:r>
+              <w:rPr>
+                <w:rFonts w:hint="default" w:ascii="Times New Roman" w:hAnsi="Times New Roman" w:cs="Times New Roman"/>
+                <w:sz w:val="28"/>
+                <w:szCs w:val="28"/>
+                <w:lang w:val="ru-RU"/>
+              </w:rPr>
+              <w:t>087</w:t>
+            </w:r>
+          </w:p>
+        </w:tc>
+        <w:tc>
+          <w:tcPr>
+            <w:tcW w:w="1362" w:type="dxa"/>
+            <w:vAlign w:val="top"/>
+          </w:tcPr>
+          <w:p>
+            <w:pPr>
+              <w:spacing w:after="0" w:line="240" w:lineRule="auto"/>
+              <w:rPr>
+                <w:rFonts w:hint="default" w:ascii="Times New Roman" w:hAnsi="Times New Roman" w:cs="Times New Roman"/>
+                <w:sz w:val="28"/>
+                <w:szCs w:val="28"/>
+                <w:lang w:val="ru-RU"/>
+              </w:rPr>
+            </w:pPr>
+            <w:r>
+              <w:rPr>
+                <w:rFonts w:hint="default" w:ascii="Times New Roman" w:hAnsi="Times New Roman" w:cs="Times New Roman"/>
+                <w:sz w:val="28"/>
+                <w:szCs w:val="28"/>
+              </w:rPr>
+              <w:t>0.0</w:t>
+            </w:r>
+            <w:r>
+              <w:rPr>
+                <w:rFonts w:hint="default" w:ascii="Times New Roman" w:hAnsi="Times New Roman" w:cs="Times New Roman"/>
+                <w:sz w:val="28"/>
+                <w:szCs w:val="28"/>
+                <w:lang w:val="ru-RU"/>
+              </w:rPr>
+              <w:t>01168</w:t>
+            </w:r>
+          </w:p>
+        </w:tc>
+      </w:tr>
+      <w:tr>
+        <w:tblPrEx>
+          <w:tblBorders>
+            <w:top w:val="single" w:color="auto" w:sz="4" w:space="0"/>
+            <w:left w:val="single" w:color="auto" w:sz="4" w:space="0"/>
+            <w:bottom w:val="single" w:color="auto" w:sz="4" w:space="0"/>
+            <w:right w:val="single" w:color="auto" w:sz="4" w:space="0"/>
+            <w:insideH w:val="single" w:color="auto" w:sz="4" w:space="0"/>
+            <w:insideV w:val="single" w:color="auto" w:sz="4" w:space="0"/>
+          </w:tblBorders>
+          <w:tblCellMar>
+            <w:top w:w="0" w:type="dxa"/>
+            <w:left w:w="108" w:type="dxa"/>
+            <w:bottom w:w="0" w:type="dxa"/>
+            <w:right w:w="108" w:type="dxa"/>
+          </w:tblCellMar>
+        </w:tblPrEx>
+        <w:tc>
+          <w:tcPr>
+            <w:tcW w:w="985" w:type="dxa"/>
+          </w:tcPr>
+          <w:p>
+            <w:pPr>
+              <w:spacing w:after="0" w:line="240" w:lineRule="auto"/>
+              <w:rPr>
+                <w:rFonts w:hint="default" w:ascii="Times New Roman" w:hAnsi="Times New Roman" w:cs="Times New Roman"/>
+                <w:sz w:val="28"/>
+                <w:szCs w:val="28"/>
+              </w:rPr>
+            </w:pPr>
+            <w:r>
+              <w:rPr>
+                <w:rFonts w:hint="default" w:ascii="Times New Roman" w:hAnsi="Times New Roman" w:cs="Times New Roman"/>
+                <w:sz w:val="28"/>
+                <w:szCs w:val="28"/>
+              </w:rPr>
+              <w:t>2000</w:t>
+            </w:r>
+          </w:p>
+        </w:tc>
+        <w:tc>
+          <w:tcPr>
+            <w:tcW w:w="1281" w:type="dxa"/>
+            <w:vAlign w:val="top"/>
+          </w:tcPr>
+          <w:p>
+            <w:pPr>
+              <w:spacing w:after="0" w:line="240" w:lineRule="auto"/>
+              <w:rPr>
+                <w:rFonts w:hint="default" w:ascii="Times New Roman" w:hAnsi="Times New Roman" w:cs="Times New Roman"/>
+                <w:sz w:val="28"/>
+                <w:szCs w:val="28"/>
+                <w:lang w:val="ru-RU"/>
+              </w:rPr>
+            </w:pPr>
+            <w:r>
+              <w:rPr>
+                <w:rFonts w:hint="default" w:ascii="Times New Roman" w:hAnsi="Times New Roman" w:cs="Times New Roman"/>
+                <w:sz w:val="28"/>
+                <w:szCs w:val="28"/>
+              </w:rPr>
+              <w:t>0.00</w:t>
+            </w:r>
+            <w:r>
+              <w:rPr>
+                <w:rFonts w:hint="default" w:ascii="Times New Roman" w:hAnsi="Times New Roman" w:cs="Times New Roman"/>
+                <w:sz w:val="28"/>
+                <w:szCs w:val="28"/>
+                <w:lang w:val="ru-RU"/>
+              </w:rPr>
+              <w:t>11</w:t>
+            </w:r>
+          </w:p>
+        </w:tc>
+        <w:tc>
+          <w:tcPr>
+            <w:tcW w:w="1269" w:type="dxa"/>
+            <w:vAlign w:val="top"/>
+          </w:tcPr>
+          <w:p>
+            <w:pPr>
+              <w:spacing w:after="0" w:line="240" w:lineRule="auto"/>
+              <w:rPr>
+                <w:rFonts w:hint="default" w:ascii="Times New Roman" w:hAnsi="Times New Roman" w:cs="Times New Roman"/>
+                <w:sz w:val="28"/>
+                <w:szCs w:val="28"/>
+              </w:rPr>
+            </w:pPr>
+            <w:r>
+              <w:rPr>
+                <w:rFonts w:hint="default" w:ascii="Times New Roman" w:hAnsi="Times New Roman" w:cs="Times New Roman"/>
+                <w:sz w:val="28"/>
+                <w:szCs w:val="28"/>
+              </w:rPr>
+              <w:t>0.00</w:t>
+            </w:r>
+            <w:r>
+              <w:rPr>
+                <w:rFonts w:hint="default" w:ascii="Times New Roman" w:hAnsi="Times New Roman" w:cs="Times New Roman"/>
+                <w:sz w:val="28"/>
+                <w:szCs w:val="28"/>
+                <w:lang w:val="ru-RU"/>
+              </w:rPr>
+              <w:t>17</w:t>
+            </w:r>
+          </w:p>
+        </w:tc>
+        <w:tc>
+          <w:tcPr>
+            <w:tcW w:w="1362" w:type="dxa"/>
+            <w:vAlign w:val="top"/>
+          </w:tcPr>
+          <w:p>
+            <w:pPr>
+              <w:spacing w:after="0" w:line="240" w:lineRule="auto"/>
+              <w:rPr>
+                <w:rFonts w:hint="default" w:ascii="Times New Roman" w:hAnsi="Times New Roman" w:cs="Times New Roman"/>
+                <w:sz w:val="28"/>
+                <w:szCs w:val="28"/>
+                <w:lang w:val="ru-RU"/>
+              </w:rPr>
+            </w:pPr>
+            <w:r>
+              <w:rPr>
+                <w:rFonts w:hint="default" w:ascii="Times New Roman" w:hAnsi="Times New Roman" w:cs="Times New Roman"/>
+                <w:sz w:val="28"/>
+                <w:szCs w:val="28"/>
+              </w:rPr>
+              <w:t>0.00</w:t>
+            </w:r>
+            <w:r>
+              <w:rPr>
+                <w:rFonts w:hint="default" w:ascii="Times New Roman" w:hAnsi="Times New Roman" w:cs="Times New Roman"/>
+                <w:sz w:val="28"/>
+                <w:szCs w:val="28"/>
+                <w:lang w:val="ru-RU"/>
+              </w:rPr>
+              <w:t>197</w:t>
+            </w:r>
+          </w:p>
+        </w:tc>
+      </w:tr>
+      <w:tr>
+        <w:tblPrEx>
+          <w:tblBorders>
+            <w:top w:val="single" w:color="auto" w:sz="4" w:space="0"/>
+            <w:left w:val="single" w:color="auto" w:sz="4" w:space="0"/>
+            <w:bottom w:val="single" w:color="auto" w:sz="4" w:space="0"/>
+            <w:right w:val="single" w:color="auto" w:sz="4" w:space="0"/>
+            <w:insideH w:val="single" w:color="auto" w:sz="4" w:space="0"/>
+            <w:insideV w:val="single" w:color="auto" w:sz="4" w:space="0"/>
+          </w:tblBorders>
+          <w:tblCellMar>
+            <w:top w:w="0" w:type="dxa"/>
+            <w:left w:w="108" w:type="dxa"/>
+            <w:bottom w:w="0" w:type="dxa"/>
+            <w:right w:w="108" w:type="dxa"/>
+          </w:tblCellMar>
+        </w:tblPrEx>
+        <w:tc>
+          <w:tcPr>
+            <w:tcW w:w="985" w:type="dxa"/>
+          </w:tcPr>
+          <w:p>
+            <w:pPr>
+              <w:spacing w:after="0" w:line="240" w:lineRule="auto"/>
+              <w:rPr>
+                <w:rFonts w:hint="default" w:ascii="Times New Roman" w:hAnsi="Times New Roman" w:cs="Times New Roman"/>
+                <w:sz w:val="28"/>
+                <w:szCs w:val="28"/>
+              </w:rPr>
+            </w:pPr>
+            <w:r>
+              <w:rPr>
+                <w:rFonts w:hint="default" w:ascii="Times New Roman" w:hAnsi="Times New Roman" w:cs="Times New Roman"/>
+                <w:sz w:val="28"/>
+                <w:szCs w:val="28"/>
+              </w:rPr>
+              <w:t>5000</w:t>
+            </w:r>
+          </w:p>
+        </w:tc>
+        <w:tc>
+          <w:tcPr>
+            <w:tcW w:w="1281" w:type="dxa"/>
+            <w:vAlign w:val="top"/>
+          </w:tcPr>
+          <w:p>
+            <w:pPr>
+              <w:spacing w:after="0" w:line="240" w:lineRule="auto"/>
+              <w:rPr>
+                <w:rFonts w:hint="default" w:ascii="Times New Roman" w:hAnsi="Times New Roman" w:cs="Times New Roman"/>
+                <w:sz w:val="28"/>
+                <w:szCs w:val="28"/>
+                <w:lang w:val="ru-RU"/>
+              </w:rPr>
+            </w:pPr>
+            <w:r>
+              <w:rPr>
+                <w:rFonts w:hint="default" w:ascii="Times New Roman" w:hAnsi="Times New Roman" w:cs="Times New Roman"/>
+                <w:sz w:val="28"/>
+                <w:szCs w:val="28"/>
+              </w:rPr>
+              <w:t>0.0</w:t>
+            </w:r>
+            <w:r>
+              <w:rPr>
+                <w:rFonts w:hint="default" w:ascii="Times New Roman" w:hAnsi="Times New Roman" w:cs="Times New Roman"/>
+                <w:sz w:val="28"/>
+                <w:szCs w:val="28"/>
+                <w:lang w:val="ru-RU"/>
+              </w:rPr>
+              <w:t>052</w:t>
+            </w:r>
+          </w:p>
+        </w:tc>
+        <w:tc>
+          <w:tcPr>
+            <w:tcW w:w="1269" w:type="dxa"/>
+            <w:vAlign w:val="top"/>
+          </w:tcPr>
+          <w:p>
+            <w:pPr>
+              <w:spacing w:after="0" w:line="240" w:lineRule="auto"/>
+              <w:rPr>
+                <w:rFonts w:hint="default" w:ascii="Times New Roman" w:hAnsi="Times New Roman" w:cs="Times New Roman"/>
+                <w:sz w:val="28"/>
+                <w:szCs w:val="28"/>
+              </w:rPr>
+            </w:pPr>
+            <w:r>
+              <w:rPr>
+                <w:rFonts w:hint="default" w:ascii="Times New Roman" w:hAnsi="Times New Roman" w:cs="Times New Roman"/>
+                <w:sz w:val="28"/>
+                <w:szCs w:val="28"/>
+              </w:rPr>
+              <w:t>0.0</w:t>
+            </w:r>
+            <w:r>
+              <w:rPr>
+                <w:rFonts w:hint="default" w:ascii="Times New Roman" w:hAnsi="Times New Roman" w:cs="Times New Roman"/>
+                <w:sz w:val="28"/>
+                <w:szCs w:val="28"/>
+                <w:lang w:val="ru-RU"/>
+              </w:rPr>
+              <w:t>044</w:t>
+            </w:r>
+          </w:p>
+        </w:tc>
+        <w:tc>
+          <w:tcPr>
+            <w:tcW w:w="1362" w:type="dxa"/>
+            <w:vAlign w:val="top"/>
+          </w:tcPr>
+          <w:p>
+            <w:pPr>
+              <w:spacing w:after="0" w:line="240" w:lineRule="auto"/>
+              <w:rPr>
+                <w:rFonts w:hint="default" w:ascii="Times New Roman" w:hAnsi="Times New Roman" w:cs="Times New Roman"/>
+                <w:sz w:val="28"/>
+                <w:szCs w:val="28"/>
+                <w:lang w:val="ru-RU"/>
+              </w:rPr>
+            </w:pPr>
+            <w:r>
+              <w:rPr>
+                <w:rFonts w:hint="default" w:ascii="Times New Roman" w:hAnsi="Times New Roman" w:cs="Times New Roman"/>
+                <w:sz w:val="28"/>
+                <w:szCs w:val="28"/>
+              </w:rPr>
+              <w:t>0.0</w:t>
+            </w:r>
+            <w:r>
+              <w:rPr>
+                <w:rFonts w:hint="default" w:ascii="Times New Roman" w:hAnsi="Times New Roman" w:cs="Times New Roman"/>
+                <w:sz w:val="28"/>
+                <w:szCs w:val="28"/>
+                <w:lang w:val="ru-RU"/>
+              </w:rPr>
+              <w:t>0685</w:t>
+            </w:r>
+          </w:p>
+        </w:tc>
+      </w:tr>
+      <w:tr>
+        <w:tblPrEx>
+          <w:tblBorders>
+            <w:top w:val="single" w:color="auto" w:sz="4" w:space="0"/>
+            <w:left w:val="single" w:color="auto" w:sz="4" w:space="0"/>
+            <w:bottom w:val="single" w:color="auto" w:sz="4" w:space="0"/>
+            <w:right w:val="single" w:color="auto" w:sz="4" w:space="0"/>
+            <w:insideH w:val="single" w:color="auto" w:sz="4" w:space="0"/>
+            <w:insideV w:val="single" w:color="auto" w:sz="4" w:space="0"/>
+          </w:tblBorders>
+          <w:tblCellMar>
+            <w:top w:w="0" w:type="dxa"/>
+            <w:left w:w="108" w:type="dxa"/>
+            <w:bottom w:w="0" w:type="dxa"/>
+            <w:right w:w="108" w:type="dxa"/>
+          </w:tblCellMar>
+        </w:tblPrEx>
+        <w:tc>
+          <w:tcPr>
+            <w:tcW w:w="985" w:type="dxa"/>
+          </w:tcPr>
+          <w:p>
+            <w:pPr>
+              <w:spacing w:after="0" w:line="240" w:lineRule="auto"/>
+              <w:rPr>
+                <w:rFonts w:hint="default" w:ascii="Times New Roman" w:hAnsi="Times New Roman" w:cs="Times New Roman"/>
+                <w:sz w:val="28"/>
+                <w:szCs w:val="28"/>
+              </w:rPr>
+            </w:pPr>
+            <w:r>
+              <w:rPr>
+                <w:rFonts w:hint="default" w:ascii="Times New Roman" w:hAnsi="Times New Roman" w:cs="Times New Roman"/>
+                <w:sz w:val="28"/>
+                <w:szCs w:val="28"/>
+              </w:rPr>
+              <w:t>10000</w:t>
+            </w:r>
+          </w:p>
+        </w:tc>
+        <w:tc>
+          <w:tcPr>
+            <w:tcW w:w="1281" w:type="dxa"/>
+            <w:vAlign w:val="top"/>
+          </w:tcPr>
+          <w:p>
+            <w:pPr>
+              <w:spacing w:after="0" w:line="240" w:lineRule="auto"/>
+              <w:rPr>
+                <w:rFonts w:hint="default" w:ascii="Times New Roman" w:hAnsi="Times New Roman" w:cs="Times New Roman"/>
+                <w:sz w:val="28"/>
+                <w:szCs w:val="28"/>
+                <w:lang w:val="ru-RU"/>
+              </w:rPr>
+            </w:pPr>
+            <w:r>
+              <w:rPr>
+                <w:rFonts w:hint="default" w:ascii="Times New Roman" w:hAnsi="Times New Roman" w:cs="Times New Roman"/>
+                <w:sz w:val="28"/>
+                <w:szCs w:val="28"/>
+              </w:rPr>
+              <w:t>0.0</w:t>
+            </w:r>
+            <w:r>
+              <w:rPr>
+                <w:rFonts w:hint="default" w:ascii="Times New Roman" w:hAnsi="Times New Roman" w:cs="Times New Roman"/>
+                <w:sz w:val="28"/>
+                <w:szCs w:val="28"/>
+                <w:lang w:val="ru-RU"/>
+              </w:rPr>
+              <w:t>049</w:t>
+            </w:r>
+          </w:p>
+        </w:tc>
+        <w:tc>
+          <w:tcPr>
+            <w:tcW w:w="1269" w:type="dxa"/>
+            <w:vAlign w:val="top"/>
+          </w:tcPr>
+          <w:p>
+            <w:pPr>
+              <w:spacing w:after="0" w:line="240" w:lineRule="auto"/>
+              <w:rPr>
+                <w:rFonts w:hint="default" w:ascii="Times New Roman" w:hAnsi="Times New Roman" w:cs="Times New Roman"/>
+                <w:sz w:val="28"/>
+                <w:szCs w:val="28"/>
+              </w:rPr>
+            </w:pPr>
+            <w:r>
+              <w:rPr>
+                <w:rFonts w:hint="default" w:ascii="Times New Roman" w:hAnsi="Times New Roman" w:cs="Times New Roman"/>
+                <w:sz w:val="28"/>
+                <w:szCs w:val="28"/>
+              </w:rPr>
+              <w:t>0.0</w:t>
+            </w:r>
+            <w:r>
+              <w:rPr>
+                <w:rFonts w:hint="default" w:ascii="Times New Roman" w:hAnsi="Times New Roman" w:cs="Times New Roman"/>
+                <w:sz w:val="28"/>
+                <w:szCs w:val="28"/>
+                <w:lang w:val="ru-RU"/>
+              </w:rPr>
+              <w:t>100</w:t>
+            </w:r>
+          </w:p>
+        </w:tc>
+        <w:tc>
+          <w:tcPr>
+            <w:tcW w:w="1362" w:type="dxa"/>
+            <w:vAlign w:val="top"/>
+          </w:tcPr>
+          <w:p>
+            <w:pPr>
+              <w:spacing w:after="0" w:line="240" w:lineRule="auto"/>
+              <w:rPr>
+                <w:rFonts w:hint="default" w:ascii="Times New Roman" w:hAnsi="Times New Roman" w:cs="Times New Roman"/>
+                <w:sz w:val="28"/>
+                <w:szCs w:val="28"/>
+                <w:lang w:val="ru-RU"/>
+              </w:rPr>
+            </w:pPr>
+            <w:r>
+              <w:rPr>
+                <w:rFonts w:hint="default" w:ascii="Times New Roman" w:hAnsi="Times New Roman" w:cs="Times New Roman"/>
+                <w:sz w:val="28"/>
+                <w:szCs w:val="28"/>
+              </w:rPr>
+              <w:t>0.0</w:t>
+            </w:r>
+            <w:r>
+              <w:rPr>
+                <w:rFonts w:hint="default" w:ascii="Times New Roman" w:hAnsi="Times New Roman" w:cs="Times New Roman"/>
+                <w:sz w:val="28"/>
+                <w:szCs w:val="28"/>
+                <w:lang w:val="ru-RU"/>
+              </w:rPr>
+              <w:t>104</w:t>
+            </w:r>
+          </w:p>
+        </w:tc>
+      </w:tr>
+    </w:tbl>
+    <w:p>
+      <w:pPr>
+        <w:rPr>
+          <w:rFonts w:hint="default" w:ascii="Times New Roman" w:hAnsi="Times New Roman" w:cs="Times New Roman"/>
+          <w:b/>
+          <w:bCs/>
+          <w:sz w:val="28"/>
+          <w:szCs w:val="28"/>
+          <w:lang w:val="ru-RU" w:eastAsia="ja-JP"/>
+        </w:rPr>
+      </w:pPr>
+    </w:p>
+    <w:p>
+      <w:pPr>
+        <w:rPr>
+          <w:rFonts w:hint="default" w:ascii="Times New Roman" w:hAnsi="Times New Roman" w:cs="Times New Roman"/>
+          <w:b/>
+          <w:bCs/>
+          <w:sz w:val="28"/>
+          <w:szCs w:val="28"/>
+          <w:lang w:val="ru-RU" w:eastAsia="ja-JP"/>
+        </w:rPr>
+      </w:pPr>
+    </w:p>
+    <w:p>
+      <w:pPr>
+        <w:rPr>
+          <w:rFonts w:hint="default" w:ascii="Times New Roman" w:hAnsi="Times New Roman" w:cs="Times New Roman"/>
+          <w:b/>
+          <w:bCs/>
+          <w:sz w:val="28"/>
+          <w:szCs w:val="28"/>
+          <w:lang w:val="ru-RU" w:eastAsia="ja-JP"/>
+        </w:rPr>
+      </w:pPr>
+    </w:p>
+    <w:p>
+      <w:pPr>
+        <w:rPr>
+          <w:rFonts w:hint="default" w:ascii="Times New Roman" w:hAnsi="Times New Roman" w:cs="Times New Roman"/>
+          <w:b/>
+          <w:bCs/>
+          <w:sz w:val="28"/>
+          <w:szCs w:val="28"/>
+          <w:lang w:val="ru-RU" w:eastAsia="ja-JP"/>
+        </w:rPr>
+      </w:pPr>
+    </w:p>
+    <w:p>
+      <w:pPr>
+        <w:rPr>
+          <w:rFonts w:hint="default" w:ascii="Times New Roman" w:hAnsi="Times New Roman" w:cs="Times New Roman"/>
+          <w:b/>
+          <w:bCs/>
+          <w:sz w:val="28"/>
+          <w:szCs w:val="28"/>
+          <w:lang w:val="ru-RU" w:eastAsia="ja-JP"/>
+        </w:rPr>
+      </w:pPr>
+    </w:p>
+    <w:p>
+      <w:pPr>
+        <w:rPr>
+          <w:rFonts w:hint="default" w:ascii="Times New Roman" w:hAnsi="Times New Roman" w:cs="Times New Roman"/>
+          <w:b/>
+          <w:bCs/>
+          <w:sz w:val="28"/>
+          <w:szCs w:val="28"/>
+          <w:lang w:val="ru-RU" w:eastAsia="ja-JP"/>
+        </w:rPr>
+      </w:pPr>
+      <w:r>
+        <w:rPr>
+          <w:rFonts w:hint="default" w:ascii="Times New Roman" w:hAnsi="Times New Roman" w:cs="Times New Roman"/>
+          <w:b/>
+          <w:bCs/>
+          <w:sz w:val="28"/>
+          <w:szCs w:val="28"/>
+          <w:lang w:val="ru-RU" w:eastAsia="ja-JP"/>
+        </w:rPr>
+        <w:t>График:</w:t>
+      </w:r>
+    </w:p>
+    <w:p>
+      <w:pPr>
+        <w:rPr>
+          <w:rFonts w:hint="default" w:ascii="Times New Roman" w:hAnsi="Times New Roman" w:cs="Times New Roman"/>
+          <w:b/>
+          <w:bCs/>
+          <w:sz w:val="28"/>
+          <w:szCs w:val="28"/>
+          <w:lang w:val="ru-RU" w:eastAsia="ja-JP"/>
+        </w:rPr>
+      </w:pPr>
+      <w:r>
+        <w:drawing>
+          <wp:inline distT="0" distB="0" distL="114300" distR="114300">
+            <wp:extent cx="5932805" cy="3704590"/>
+            <wp:effectExtent l="0" t="0" r="10795" b="10160"/>
+            <wp:docPr id="14" name="Picture 5"/>
+            <wp:cNvGraphicFramePr>
+              <a:graphicFrameLocks xmlns:a="http://schemas.openxmlformats.org/drawingml/2006/main" noChangeAspect="1"/>
+            </wp:cNvGraphicFramePr>
+            <a:graphic xmlns:a="http://schemas.openxmlformats.org/drawingml/2006/main">
+              <a:graphicData uri="http://schemas.openxmlformats.org/drawingml/2006/picture">
+                <pic:pic xmlns:pic="http://schemas.openxmlformats.org/drawingml/2006/picture">
+                  <pic:nvPicPr>
+                    <pic:cNvPr id="14" name="Picture 5"/>
+                    <pic:cNvPicPr>
+                      <a:picLocks noChangeAspect="1"/>
+                    </pic:cNvPicPr>
+                  </pic:nvPicPr>
+                  <pic:blipFill>
+                    <a:blip r:embed="rId11"/>
+                    <a:stretch>
+                      <a:fillRect/>
+                    </a:stretch>
+                  </pic:blipFill>
+                  <pic:spPr>
+                    <a:xfrm>
+                      <a:off x="0" y="0"/>
+                      <a:ext cx="5932805" cy="3704590"/>
+                    </a:xfrm>
+                    <a:prstGeom prst="rect">
+                      <a:avLst/>
+                    </a:prstGeom>
+                    <a:noFill/>
+                    <a:ln>
+                      <a:noFill/>
+                    </a:ln>
+                  </pic:spPr>
+                </pic:pic>
+              </a:graphicData>
+            </a:graphic>
+          </wp:inline>
+        </w:drawing>
       </w:r>
     </w:p>
     <w:p>
@@ -2481,12 +5157,6 @@
             <w:insideH w:val="single" w:color="auto" w:sz="4" w:space="0"/>
             <w:insideV w:val="single" w:color="auto" w:sz="4" w:space="0"/>
           </w:tblBorders>
-          <w:tblCellMar>
-            <w:top w:w="0" w:type="dxa"/>
-            <w:left w:w="108" w:type="dxa"/>
-            <w:bottom w:w="0" w:type="dxa"/>
-            <w:right w:w="108" w:type="dxa"/>
-          </w:tblCellMar>
         </w:tblPrEx>
         <w:tc>
           <w:tcPr>
@@ -3508,12 +6178,6 @@
             <w:insideH w:val="single" w:color="auto" w:sz="4" w:space="0"/>
             <w:insideV w:val="single" w:color="auto" w:sz="4" w:space="0"/>
           </w:tblBorders>
-          <w:tblCellMar>
-            <w:top w:w="0" w:type="dxa"/>
-            <w:left w:w="108" w:type="dxa"/>
-            <w:bottom w:w="0" w:type="dxa"/>
-            <w:right w:w="108" w:type="dxa"/>
-          </w:tblCellMar>
         </w:tblPrEx>
         <w:tc>
           <w:tcPr>
@@ -3823,7 +6487,7 @@
                     </pic:cNvPicPr>
                   </pic:nvPicPr>
                   <pic:blipFill>
-                    <a:blip r:embed="rId10"/>
+                    <a:blip r:embed="rId12"/>
                     <a:stretch>
                       <a:fillRect/>
                     </a:stretch>
@@ -4703,12 +7367,6 @@
             <w:insideH w:val="single" w:color="auto" w:sz="4" w:space="0"/>
             <w:insideV w:val="single" w:color="auto" w:sz="4" w:space="0"/>
           </w:tblBorders>
-          <w:tblCellMar>
-            <w:top w:w="0" w:type="dxa"/>
-            <w:left w:w="108" w:type="dxa"/>
-            <w:bottom w:w="0" w:type="dxa"/>
-            <w:right w:w="108" w:type="dxa"/>
-          </w:tblCellMar>
         </w:tblPrEx>
         <w:tc>
           <w:tcPr>
@@ -5737,12 +8395,6 @@
             <w:insideH w:val="single" w:color="auto" w:sz="4" w:space="0"/>
             <w:insideV w:val="single" w:color="auto" w:sz="4" w:space="0"/>
           </w:tblBorders>
-          <w:tblCellMar>
-            <w:top w:w="0" w:type="dxa"/>
-            <w:left w:w="108" w:type="dxa"/>
-            <w:bottom w:w="0" w:type="dxa"/>
-            <w:right w:w="108" w:type="dxa"/>
-          </w:tblCellMar>
         </w:tblPrEx>
         <w:tc>
           <w:tcPr>
@@ -6001,66 +8653,12 @@
           <w:lang w:val="en-US"/>
         </w:rPr>
       </w:pPr>
-    </w:p>
-    <w:p>
-      <w:pPr>
-        <w:rPr>
-          <w:rFonts w:hint="default"/>
-          <w:lang w:val="en-US"/>
-        </w:rPr>
-      </w:pPr>
-    </w:p>
-    <w:p>
-      <w:pPr>
-        <w:rPr>
-          <w:rFonts w:hint="default" w:ascii="Times New Roman" w:hAnsi="Times New Roman" w:eastAsia="SimSun" w:cs="Times New Roman"/>
-          <w:sz w:val="28"/>
-          <w:szCs w:val="28"/>
-          <w:lang w:val="ru-RU"/>
-        </w:rPr>
-      </w:pPr>
-      <w:r>
-        <w:rPr>
-          <w:rFonts w:hint="default" w:ascii="Times New Roman" w:hAnsi="Times New Roman" w:eastAsia="SimSun" w:cs="Times New Roman"/>
-          <w:sz w:val="28"/>
-          <w:szCs w:val="28"/>
-          <w:lang w:val="ru-RU"/>
-        </w:rPr>
-        <w:t>Е</w:t>
-      </w:r>
-      <w:r>
-        <w:rPr>
-          <w:rFonts w:hint="default" w:ascii="Times New Roman" w:hAnsi="Times New Roman" w:eastAsia="SimSun" w:cs="Times New Roman"/>
-          <w:sz w:val="28"/>
-          <w:szCs w:val="28"/>
-        </w:rPr>
-        <w:t>мкостная сложность обоих алгоритмов:</w:t>
-      </w:r>
-      <w:r>
-        <w:rPr>
-          <w:rFonts w:hint="default" w:ascii="Times New Roman" w:hAnsi="Times New Roman" w:eastAsia="SimSun" w:cs="Times New Roman"/>
-          <w:sz w:val="28"/>
-          <w:szCs w:val="28"/>
-          <w:lang w:val="ru-RU"/>
-        </w:rPr>
-        <w:t xml:space="preserve"> О(1), так как оба алгоритма не создают доп массивов.</w:t>
-      </w:r>
-    </w:p>
-    <w:p>
-      <w:pPr>
-        <w:rPr>
-          <w:rFonts w:hint="default"/>
-          <w:lang w:val="en-US"/>
-        </w:rPr>
-      </w:pPr>
-    </w:p>
-    <w:p>
       <w:r>
         <w:drawing>
           <wp:inline distT="0" distB="0" distL="114300" distR="114300">
-            <wp:extent cx="5935980" cy="3730625"/>
-            <wp:effectExtent l="0" t="0" r="7620" b="3175"/>
-            <wp:docPr id="11" name="Изображение 4"/>
+            <wp:extent cx="5940425" cy="3723640"/>
+            <wp:effectExtent l="0" t="0" r="3175" b="10160"/>
+            <wp:docPr id="10" name="Picture 2"/>
             <wp:cNvGraphicFramePr>
               <a:graphicFrameLocks xmlns:a="http://schemas.openxmlformats.org/drawingml/2006/main" noChangeAspect="1"/>
             </wp:cNvGraphicFramePr>
@@ -6068,13 +8666,13 @@
               <a:graphicData uri="http://schemas.openxmlformats.org/drawingml/2006/picture">
                 <pic:pic xmlns:pic="http://schemas.openxmlformats.org/drawingml/2006/picture">
                   <pic:nvPicPr>
-                    <pic:cNvPr id="11" name="Изображение 4"/>
+                    <pic:cNvPr id="10" name="Picture 2"/>
                     <pic:cNvPicPr>
                       <a:picLocks noChangeAspect="1"/>
                     </pic:cNvPicPr>
                   </pic:nvPicPr>
                   <pic:blipFill>
-                    <a:blip r:embed="rId11"/>
+                    <a:blip r:embed="rId13"/>
                     <a:stretch>
                       <a:fillRect/>
                     </a:stretch>
@@ -6082,7 +8680,7 @@
                   <pic:spPr>
                     <a:xfrm>
                       <a:off x="0" y="0"/>
-                      <a:ext cx="5935980" cy="3730625"/>
+                      <a:ext cx="5940425" cy="3723640"/>
                     </a:xfrm>
                     <a:prstGeom prst="rect">
                       <a:avLst/>
@@ -6099,7 +8697,50 @@
         </w:drawing>
       </w:r>
     </w:p>
-    <w:p/>
+    <w:p>
+      <w:pPr>
+        <w:rPr>
+          <w:rFonts w:hint="default"/>
+          <w:lang w:val="en-US"/>
+        </w:rPr>
+      </w:pPr>
+    </w:p>
+    <w:p>
+      <w:r>
+        <w:rPr>
+          <w:rFonts w:hint="default" w:ascii="Times New Roman" w:hAnsi="Times New Roman" w:eastAsia="SimSun" w:cs="Times New Roman"/>
+          <w:sz w:val="28"/>
+          <w:szCs w:val="28"/>
+          <w:lang w:val="ru-RU"/>
+        </w:rPr>
+        <w:t>Е</w:t>
+      </w:r>
+      <w:r>
+        <w:rPr>
+          <w:rFonts w:hint="default" w:ascii="Times New Roman" w:hAnsi="Times New Roman" w:eastAsia="SimSun" w:cs="Times New Roman"/>
+          <w:sz w:val="28"/>
+          <w:szCs w:val="28"/>
+        </w:rPr>
+        <w:t>мкостная сложность обоих алгоритмов:</w:t>
+      </w:r>
+      <w:r>
+        <w:rPr>
+          <w:rFonts w:hint="default" w:ascii="Times New Roman" w:hAnsi="Times New Roman" w:eastAsia="SimSun" w:cs="Times New Roman"/>
+          <w:sz w:val="28"/>
+          <w:szCs w:val="28"/>
+          <w:lang w:val="ru-RU"/>
+        </w:rPr>
+        <w:t xml:space="preserve"> О(1), так как оба алгоритма не создают доп массивов.</w:t>
+      </w:r>
+    </w:p>
+    <w:p>
+      <w:pPr>
+        <w:rPr>
+          <w:rFonts w:hint="default"/>
+          <w:lang w:val="en-US"/>
+        </w:rPr>
+      </w:pPr>
+    </w:p>
     <w:p>
       <w:pPr>
         <w:rPr>
@@ -6958,12 +9599,6 @@
             <w:insideH w:val="single" w:color="auto" w:sz="4" w:space="0"/>
             <w:insideV w:val="single" w:color="auto" w:sz="4" w:space="0"/>
           </w:tblBorders>
-          <w:tblCellMar>
-            <w:top w:w="0" w:type="dxa"/>
-            <w:left w:w="108" w:type="dxa"/>
-            <w:bottom w:w="0" w:type="dxa"/>
-            <w:right w:w="108" w:type="dxa"/>
-          </w:tblCellMar>
         </w:tblPrEx>
         <w:tc>
           <w:tcPr>
@@ -7984,12 +10619,6 @@
             <w:insideH w:val="single" w:color="auto" w:sz="4" w:space="0"/>
             <w:insideV w:val="single" w:color="auto" w:sz="4" w:space="0"/>
           </w:tblBorders>
-          <w:tblCellMar>
-            <w:top w:w="0" w:type="dxa"/>
-            <w:left w:w="108" w:type="dxa"/>
-            <w:bottom w:w="0" w:type="dxa"/>
-            <w:right w:w="108" w:type="dxa"/>
-          </w:tblCellMar>
         </w:tblPrEx>
         <w:tc>
           <w:tcPr>
@@ -8258,7 +10887,7 @@
                     </pic:cNvPicPr>
                   </pic:nvPicPr>
                   <pic:blipFill>
-                    <a:blip r:embed="rId12"/>
+                    <a:blip r:embed="rId14"/>
                     <a:stretch>
                       <a:fillRect/>
                     </a:stretch>
@@ -8310,12 +10939,10 @@
     <w:p>
       <w:pPr>
         <w:rPr>
-          <w:rFonts w:hint="default" w:ascii="Times New Roman" w:hAnsi="Times New Roman" w:eastAsia="MS Mincho" w:cs="Times New Roman"/>
-          <w:b/>
-          <w:bCs/>
-          <w:sz w:val="28"/>
-          <w:szCs w:val="28"/>
-          <w:lang w:val="ru-RU" w:eastAsia="ja-JP"/>
+          <w:rFonts w:hint="default" w:ascii="Times New Roman" w:hAnsi="Times New Roman" w:cs="Times New Roman"/>
+          <w:sz w:val="28"/>
+          <w:szCs w:val="28"/>
+          <w:lang w:val="ru-RU"/>
         </w:rPr>
       </w:pPr>
       <w:r>
@@ -8371,8 +10998,2066 @@
         </w:rPr>
         <w:t xml:space="preserve"> 2 эффективнее, потому что не выполняет многократных сдвигов и имеет линейную сложность во всех случаях.</w:t>
       </w:r>
-      <w:bookmarkStart w:id="0" w:name="_GoBack"/>
+    </w:p>
+    <w:p>
+      <w:pPr>
+        <w:rPr>
+          <w:rFonts w:hint="default" w:ascii="Times New Roman" w:hAnsi="Times New Roman" w:cs="Times New Roman"/>
+          <w:sz w:val="28"/>
+          <w:szCs w:val="28"/>
+          <w:lang w:val="ru-RU"/>
+        </w:rPr>
+      </w:pPr>
+    </w:p>
+    <w:p>
+      <w:pPr>
+        <w:rPr>
+          <w:rFonts w:hint="default" w:ascii="Times New Roman" w:hAnsi="Times New Roman" w:cs="Times New Roman"/>
+          <w:sz w:val="28"/>
+          <w:szCs w:val="28"/>
+          <w:lang w:val="ru-RU" w:eastAsia="ja-JP"/>
+        </w:rPr>
+      </w:pPr>
+    </w:p>
+    <w:p>
+      <w:pPr>
+        <w:rPr>
+          <w:rFonts w:hint="default" w:ascii="Times New Roman" w:hAnsi="Times New Roman" w:cs="Times New Roman"/>
+          <w:b/>
+          <w:bCs/>
+          <w:sz w:val="36"/>
+          <w:szCs w:val="36"/>
+          <w:lang w:val="ru-RU" w:eastAsia="ja-JP"/>
+        </w:rPr>
+      </w:pPr>
+    </w:p>
+    <w:p>
+      <w:pPr>
+        <w:rPr>
+          <w:rFonts w:hint="default" w:ascii="Times New Roman" w:hAnsi="Times New Roman" w:cs="Times New Roman"/>
+          <w:b/>
+          <w:bCs/>
+          <w:sz w:val="36"/>
+          <w:szCs w:val="36"/>
+          <w:lang w:val="ru-RU" w:eastAsia="ja-JP"/>
+        </w:rPr>
+      </w:pPr>
+    </w:p>
+    <w:p>
+      <w:pPr>
+        <w:rPr>
+          <w:rFonts w:hint="default" w:ascii="Times New Roman" w:hAnsi="Times New Roman" w:cs="Times New Roman"/>
+          <w:b/>
+          <w:bCs/>
+          <w:sz w:val="36"/>
+          <w:szCs w:val="36"/>
+          <w:lang w:val="ru-RU" w:eastAsia="ja-JP"/>
+        </w:rPr>
+      </w:pPr>
+    </w:p>
+    <w:p>
+      <w:pPr>
+        <w:rPr>
+          <w:rFonts w:hint="default" w:ascii="Times New Roman" w:hAnsi="Times New Roman" w:cs="Times New Roman"/>
+          <w:b/>
+          <w:bCs/>
+          <w:sz w:val="36"/>
+          <w:szCs w:val="36"/>
+          <w:lang w:val="ru-RU" w:eastAsia="ja-JP"/>
+        </w:rPr>
+      </w:pPr>
+    </w:p>
+    <w:p>
+      <w:pPr>
+        <w:rPr>
+          <w:rFonts w:hint="default" w:ascii="Times New Roman" w:hAnsi="Times New Roman" w:cs="Times New Roman"/>
+          <w:b/>
+          <w:bCs/>
+          <w:sz w:val="36"/>
+          <w:szCs w:val="36"/>
+          <w:lang w:val="ru-RU" w:eastAsia="ja-JP"/>
+        </w:rPr>
+      </w:pPr>
+    </w:p>
+    <w:p>
+      <w:pPr>
+        <w:rPr>
+          <w:rFonts w:hint="default" w:ascii="Times New Roman" w:hAnsi="Times New Roman" w:cs="Times New Roman"/>
+          <w:b/>
+          <w:bCs/>
+          <w:sz w:val="36"/>
+          <w:szCs w:val="36"/>
+          <w:lang w:val="ru-RU" w:eastAsia="ja-JP"/>
+        </w:rPr>
+      </w:pPr>
+    </w:p>
+    <w:p>
+      <w:pPr>
+        <w:rPr>
+          <w:rFonts w:hint="default" w:ascii="Times New Roman" w:hAnsi="Times New Roman" w:cs="Times New Roman"/>
+          <w:b/>
+          <w:bCs/>
+          <w:sz w:val="36"/>
+          <w:szCs w:val="36"/>
+          <w:lang w:val="ru-RU" w:eastAsia="ja-JP"/>
+        </w:rPr>
+      </w:pPr>
+      <w:r>
+        <w:rPr>
+          <w:rFonts w:hint="default" w:ascii="Times New Roman" w:hAnsi="Times New Roman" w:cs="Times New Roman"/>
+          <w:b/>
+          <w:bCs/>
+          <w:sz w:val="36"/>
+          <w:szCs w:val="36"/>
+          <w:lang w:val="ru-RU" w:eastAsia="ja-JP"/>
+        </w:rPr>
+        <w:t>Задание 2. Оценить сложность алгоритма простой сортировки на массиве.</w:t>
+      </w:r>
+    </w:p>
+    <w:p>
+      <w:pPr>
+        <w:rPr>
+          <w:rFonts w:hint="default" w:ascii="Times New Roman" w:hAnsi="Times New Roman" w:cs="Times New Roman"/>
+          <w:b/>
+          <w:bCs/>
+          <w:sz w:val="36"/>
+          <w:szCs w:val="36"/>
+          <w:lang w:val="ru-RU" w:eastAsia="ja-JP"/>
+        </w:rPr>
+      </w:pPr>
+    </w:p>
+    <w:tbl>
+      <w:tblPr>
+        <w:tblStyle w:val="11"/>
+        <w:tblW w:w="8081" w:type="dxa"/>
+        <w:tblInd w:w="0" w:type="dxa"/>
+        <w:tblBorders>
+          <w:top w:val="single" w:color="auto" w:sz="4" w:space="0"/>
+          <w:left w:val="single" w:color="auto" w:sz="4" w:space="0"/>
+          <w:bottom w:val="single" w:color="auto" w:sz="4" w:space="0"/>
+          <w:right w:val="single" w:color="auto" w:sz="4" w:space="0"/>
+          <w:insideH w:val="single" w:color="auto" w:sz="4" w:space="0"/>
+          <w:insideV w:val="single" w:color="auto" w:sz="4" w:space="0"/>
+        </w:tblBorders>
+        <w:tblLayout w:type="fixed"/>
+        <w:tblCellMar>
+          <w:top w:w="0" w:type="dxa"/>
+          <w:left w:w="108" w:type="dxa"/>
+          <w:bottom w:w="0" w:type="dxa"/>
+          <w:right w:w="108" w:type="dxa"/>
+        </w:tblCellMar>
+      </w:tblPr>
+      <w:tblGrid>
+        <w:gridCol w:w="1389"/>
+        <w:gridCol w:w="1211"/>
+        <w:gridCol w:w="1916"/>
+        <w:gridCol w:w="1384"/>
+        <w:gridCol w:w="2181"/>
+      </w:tblGrid>
+      <w:tr>
+        <w:tblPrEx>
+          <w:tblBorders>
+            <w:top w:val="single" w:color="auto" w:sz="4" w:space="0"/>
+            <w:left w:val="single" w:color="auto" w:sz="4" w:space="0"/>
+            <w:bottom w:val="single" w:color="auto" w:sz="4" w:space="0"/>
+            <w:right w:val="single" w:color="auto" w:sz="4" w:space="0"/>
+            <w:insideH w:val="single" w:color="auto" w:sz="4" w:space="0"/>
+            <w:insideV w:val="single" w:color="auto" w:sz="4" w:space="0"/>
+          </w:tblBorders>
+          <w:tblCellMar>
+            <w:top w:w="0" w:type="dxa"/>
+            <w:left w:w="108" w:type="dxa"/>
+            <w:bottom w:w="0" w:type="dxa"/>
+            <w:right w:w="108" w:type="dxa"/>
+          </w:tblCellMar>
+        </w:tblPrEx>
+        <w:tc>
+          <w:tcPr>
+            <w:tcW w:w="1389" w:type="dxa"/>
+          </w:tcPr>
+          <w:p>
+            <w:pPr>
+              <w:spacing w:after="0" w:line="240" w:lineRule="auto"/>
+              <w:rPr>
+                <w:rFonts w:hint="default" w:ascii="Times New Roman" w:hAnsi="Times New Roman" w:cs="Times New Roman"/>
+                <w:sz w:val="28"/>
+                <w:szCs w:val="28"/>
+              </w:rPr>
+            </w:pPr>
+            <w:r>
+              <w:rPr>
+                <w:rFonts w:hint="default" w:ascii="Times New Roman" w:hAnsi="Times New Roman" w:cs="Times New Roman"/>
+                <w:sz w:val="28"/>
+                <w:szCs w:val="28"/>
+              </w:rPr>
+              <w:t>n</w:t>
+            </w:r>
+          </w:p>
+        </w:tc>
+        <w:tc>
+          <w:tcPr>
+            <w:tcW w:w="1211" w:type="dxa"/>
+          </w:tcPr>
+          <w:p>
+            <w:pPr>
+              <w:spacing w:after="0" w:line="240" w:lineRule="auto"/>
+              <w:rPr>
+                <w:rFonts w:hint="default" w:ascii="Times New Roman" w:hAnsi="Times New Roman" w:cs="Times New Roman"/>
+                <w:sz w:val="28"/>
+                <w:szCs w:val="28"/>
+              </w:rPr>
+            </w:pPr>
+            <w:r>
+              <w:rPr>
+                <w:rFonts w:hint="default" w:ascii="Times New Roman" w:hAnsi="Times New Roman" w:cs="Times New Roman"/>
+                <w:sz w:val="28"/>
+                <w:szCs w:val="28"/>
+              </w:rPr>
+              <w:t>Время</w:t>
+            </w:r>
+            <w:r>
+              <w:rPr>
+                <w:rFonts w:hint="default" w:ascii="Times New Roman" w:hAnsi="Times New Roman" w:cs="Times New Roman"/>
+                <w:sz w:val="28"/>
+                <w:szCs w:val="28"/>
+                <w:lang w:val="ru-RU"/>
+              </w:rPr>
+              <w:t xml:space="preserve"> </w:t>
+            </w:r>
+            <w:r>
+              <w:rPr>
+                <w:rFonts w:hint="default" w:ascii="Times New Roman" w:hAnsi="Times New Roman" w:cs="Times New Roman"/>
+                <w:sz w:val="28"/>
+                <w:szCs w:val="28"/>
+              </w:rPr>
+              <w:t>(мс)</w:t>
+            </w:r>
+          </w:p>
+        </w:tc>
+        <w:tc>
+          <w:tcPr>
+            <w:tcW w:w="1916" w:type="dxa"/>
+          </w:tcPr>
+          <w:p>
+            <w:pPr>
+              <w:spacing w:after="0" w:line="240" w:lineRule="auto"/>
+              <w:rPr>
+                <w:rFonts w:hint="default" w:ascii="Times New Roman" w:hAnsi="Times New Roman" w:cs="Times New Roman"/>
+                <w:sz w:val="28"/>
+                <w:szCs w:val="28"/>
+              </w:rPr>
+            </w:pPr>
+            <w:r>
+              <w:rPr>
+                <w:rFonts w:hint="default" w:ascii="Times New Roman" w:hAnsi="Times New Roman" w:cs="Times New Roman"/>
+                <w:sz w:val="28"/>
+                <w:szCs w:val="28"/>
+              </w:rPr>
+              <w:t>Cn1</w:t>
+            </w:r>
+          </w:p>
+        </w:tc>
+        <w:tc>
+          <w:tcPr>
+            <w:tcW w:w="1384" w:type="dxa"/>
+          </w:tcPr>
+          <w:p>
+            <w:pPr>
+              <w:spacing w:after="0" w:line="240" w:lineRule="auto"/>
+              <w:rPr>
+                <w:rFonts w:hint="default" w:ascii="Times New Roman" w:hAnsi="Times New Roman" w:cs="Times New Roman"/>
+                <w:sz w:val="28"/>
+                <w:szCs w:val="28"/>
+              </w:rPr>
+            </w:pPr>
+            <w:r>
+              <w:rPr>
+                <w:rFonts w:hint="default" w:ascii="Times New Roman" w:hAnsi="Times New Roman" w:cs="Times New Roman"/>
+                <w:sz w:val="28"/>
+                <w:szCs w:val="28"/>
+              </w:rPr>
+              <w:t>Mn1</w:t>
+            </w:r>
+          </w:p>
+        </w:tc>
+        <w:tc>
+          <w:tcPr>
+            <w:tcW w:w="2181" w:type="dxa"/>
+          </w:tcPr>
+          <w:p>
+            <w:pPr>
+              <w:spacing w:after="0" w:line="240" w:lineRule="auto"/>
+              <w:rPr>
+                <w:rFonts w:hint="default" w:ascii="Times New Roman" w:hAnsi="Times New Roman" w:cs="Times New Roman"/>
+                <w:sz w:val="28"/>
+                <w:szCs w:val="28"/>
+              </w:rPr>
+            </w:pPr>
+            <w:r>
+              <w:rPr>
+                <w:rFonts w:hint="default" w:ascii="Times New Roman" w:hAnsi="Times New Roman" w:cs="Times New Roman"/>
+                <w:sz w:val="28"/>
+                <w:szCs w:val="28"/>
+              </w:rPr>
+              <w:t>Tn1</w:t>
+            </w:r>
+          </w:p>
+        </w:tc>
+      </w:tr>
+      <w:tr>
+        <w:tblPrEx>
+          <w:tblBorders>
+            <w:top w:val="single" w:color="auto" w:sz="4" w:space="0"/>
+            <w:left w:val="single" w:color="auto" w:sz="4" w:space="0"/>
+            <w:bottom w:val="single" w:color="auto" w:sz="4" w:space="0"/>
+            <w:right w:val="single" w:color="auto" w:sz="4" w:space="0"/>
+            <w:insideH w:val="single" w:color="auto" w:sz="4" w:space="0"/>
+            <w:insideV w:val="single" w:color="auto" w:sz="4" w:space="0"/>
+          </w:tblBorders>
+          <w:tblCellMar>
+            <w:top w:w="0" w:type="dxa"/>
+            <w:left w:w="108" w:type="dxa"/>
+            <w:bottom w:w="0" w:type="dxa"/>
+            <w:right w:w="108" w:type="dxa"/>
+          </w:tblCellMar>
+        </w:tblPrEx>
+        <w:tc>
+          <w:tcPr>
+            <w:tcW w:w="1389" w:type="dxa"/>
+          </w:tcPr>
+          <w:p>
+            <w:pPr>
+              <w:spacing w:after="0" w:line="240" w:lineRule="auto"/>
+              <w:rPr>
+                <w:rFonts w:hint="default" w:ascii="Times New Roman" w:hAnsi="Times New Roman" w:cs="Times New Roman"/>
+                <w:sz w:val="28"/>
+                <w:szCs w:val="28"/>
+              </w:rPr>
+            </w:pPr>
+            <w:r>
+              <w:rPr>
+                <w:rFonts w:hint="default" w:ascii="Times New Roman" w:hAnsi="Times New Roman" w:cs="Times New Roman"/>
+                <w:sz w:val="28"/>
+                <w:szCs w:val="28"/>
+              </w:rPr>
+              <w:t>100</w:t>
+            </w:r>
+          </w:p>
+        </w:tc>
+        <w:tc>
+          <w:tcPr>
+            <w:tcW w:w="1211" w:type="dxa"/>
+          </w:tcPr>
+          <w:p>
+            <w:pPr>
+              <w:spacing w:after="0" w:line="240" w:lineRule="auto"/>
+              <w:rPr>
+                <w:rFonts w:hint="default" w:ascii="Times New Roman" w:hAnsi="Times New Roman" w:cs="Times New Roman"/>
+                <w:sz w:val="28"/>
+                <w:szCs w:val="28"/>
+                <w:lang w:val="ru-RU"/>
+              </w:rPr>
+            </w:pPr>
+            <w:r>
+              <w:rPr>
+                <w:rFonts w:hint="default" w:ascii="Times New Roman" w:hAnsi="Times New Roman" w:cs="Times New Roman"/>
+                <w:sz w:val="28"/>
+                <w:szCs w:val="28"/>
+              </w:rPr>
+              <w:t>0.00</w:t>
+            </w:r>
+            <w:r>
+              <w:rPr>
+                <w:rFonts w:hint="default" w:ascii="Times New Roman" w:hAnsi="Times New Roman" w:cs="Times New Roman"/>
+                <w:sz w:val="28"/>
+                <w:szCs w:val="28"/>
+                <w:lang w:val="ru-RU"/>
+              </w:rPr>
+              <w:t>79</w:t>
+            </w:r>
+          </w:p>
+        </w:tc>
+        <w:tc>
+          <w:tcPr>
+            <w:tcW w:w="1916" w:type="dxa"/>
+          </w:tcPr>
+          <w:p>
+            <w:pPr>
+              <w:spacing w:after="0" w:line="240" w:lineRule="auto"/>
+              <w:rPr>
+                <w:rFonts w:hint="default" w:ascii="Times New Roman" w:hAnsi="Times New Roman" w:cs="Times New Roman"/>
+                <w:sz w:val="28"/>
+                <w:szCs w:val="28"/>
+                <w:lang w:val="ru-RU"/>
+              </w:rPr>
+            </w:pPr>
+            <w:r>
+              <w:rPr>
+                <w:rFonts w:hint="default" w:ascii="Times New Roman" w:hAnsi="Times New Roman" w:cs="Times New Roman"/>
+                <w:sz w:val="28"/>
+                <w:szCs w:val="28"/>
+                <w:lang w:val="ru-RU"/>
+              </w:rPr>
+              <w:t>4950</w:t>
+            </w:r>
+          </w:p>
+        </w:tc>
+        <w:tc>
+          <w:tcPr>
+            <w:tcW w:w="1384" w:type="dxa"/>
+          </w:tcPr>
+          <w:p>
+            <w:pPr>
+              <w:spacing w:after="0" w:line="240" w:lineRule="auto"/>
+              <w:rPr>
+                <w:rFonts w:hint="default" w:ascii="Times New Roman" w:hAnsi="Times New Roman" w:cs="Times New Roman"/>
+                <w:sz w:val="28"/>
+                <w:szCs w:val="28"/>
+                <w:lang w:val="ru-RU"/>
+              </w:rPr>
+            </w:pPr>
+            <w:r>
+              <w:rPr>
+                <w:rFonts w:hint="default" w:ascii="Times New Roman" w:hAnsi="Times New Roman" w:cs="Times New Roman"/>
+                <w:sz w:val="28"/>
+                <w:szCs w:val="28"/>
+                <w:lang w:val="ru-RU"/>
+              </w:rPr>
+              <w:t>279</w:t>
+            </w:r>
+          </w:p>
+        </w:tc>
+        <w:tc>
+          <w:tcPr>
+            <w:tcW w:w="2181" w:type="dxa"/>
+          </w:tcPr>
+          <w:p>
+            <w:pPr>
+              <w:keepNext w:val="0"/>
+              <w:keepLines w:val="0"/>
+              <w:widowControl/>
+              <w:suppressLineNumbers w:val="0"/>
+              <w:jc w:val="left"/>
+              <w:rPr>
+                <w:rFonts w:hint="default" w:ascii="Times New Roman" w:hAnsi="Times New Roman" w:cs="Times New Roman"/>
+                <w:sz w:val="28"/>
+                <w:szCs w:val="28"/>
+                <w:lang w:val="ru-RU"/>
+              </w:rPr>
+            </w:pPr>
+            <w:r>
+              <w:rPr>
+                <w:rFonts w:hint="default" w:ascii="Times New Roman" w:hAnsi="Times New Roman" w:eastAsia="SimSun" w:cs="Times New Roman"/>
+                <w:kern w:val="0"/>
+                <w:sz w:val="28"/>
+                <w:szCs w:val="28"/>
+                <w:lang w:val="en-US" w:eastAsia="zh-CN" w:bidi="ar"/>
+              </w:rPr>
+              <w:t>5239</w:t>
+            </w:r>
+          </w:p>
+        </w:tc>
+      </w:tr>
+      <w:tr>
+        <w:tblPrEx>
+          <w:tblBorders>
+            <w:top w:val="single" w:color="auto" w:sz="4" w:space="0"/>
+            <w:left w:val="single" w:color="auto" w:sz="4" w:space="0"/>
+            <w:bottom w:val="single" w:color="auto" w:sz="4" w:space="0"/>
+            <w:right w:val="single" w:color="auto" w:sz="4" w:space="0"/>
+            <w:insideH w:val="single" w:color="auto" w:sz="4" w:space="0"/>
+            <w:insideV w:val="single" w:color="auto" w:sz="4" w:space="0"/>
+          </w:tblBorders>
+          <w:tblCellMar>
+            <w:top w:w="0" w:type="dxa"/>
+            <w:left w:w="108" w:type="dxa"/>
+            <w:bottom w:w="0" w:type="dxa"/>
+            <w:right w:w="108" w:type="dxa"/>
+          </w:tblCellMar>
+        </w:tblPrEx>
+        <w:tc>
+          <w:tcPr>
+            <w:tcW w:w="1389" w:type="dxa"/>
+          </w:tcPr>
+          <w:p>
+            <w:pPr>
+              <w:spacing w:after="0" w:line="240" w:lineRule="auto"/>
+              <w:rPr>
+                <w:rFonts w:hint="default" w:ascii="Times New Roman" w:hAnsi="Times New Roman" w:cs="Times New Roman"/>
+                <w:sz w:val="28"/>
+                <w:szCs w:val="28"/>
+              </w:rPr>
+            </w:pPr>
+            <w:bookmarkStart w:id="0" w:name="_GoBack"/>
+            <w:r>
+              <w:rPr>
+                <w:rFonts w:hint="default" w:ascii="Times New Roman" w:hAnsi="Times New Roman" w:cs="Times New Roman"/>
+                <w:sz w:val="28"/>
+                <w:szCs w:val="28"/>
+              </w:rPr>
+              <w:t>200</w:t>
+            </w:r>
+          </w:p>
+        </w:tc>
+        <w:tc>
+          <w:tcPr>
+            <w:tcW w:w="1211" w:type="dxa"/>
+          </w:tcPr>
+          <w:p>
+            <w:pPr>
+              <w:spacing w:after="0" w:line="240" w:lineRule="auto"/>
+              <w:rPr>
+                <w:rFonts w:hint="default" w:ascii="Times New Roman" w:hAnsi="Times New Roman" w:cs="Times New Roman"/>
+                <w:sz w:val="28"/>
+                <w:szCs w:val="28"/>
+                <w:lang w:val="ru-RU"/>
+              </w:rPr>
+            </w:pPr>
+            <w:r>
+              <w:rPr>
+                <w:rFonts w:hint="default" w:ascii="Times New Roman" w:hAnsi="Times New Roman" w:cs="Times New Roman"/>
+                <w:sz w:val="28"/>
+                <w:szCs w:val="28"/>
+              </w:rPr>
+              <w:t>0.0</w:t>
+            </w:r>
+            <w:r>
+              <w:rPr>
+                <w:rFonts w:hint="default" w:ascii="Times New Roman" w:hAnsi="Times New Roman" w:cs="Times New Roman"/>
+                <w:sz w:val="28"/>
+                <w:szCs w:val="28"/>
+                <w:lang w:val="ru-RU"/>
+              </w:rPr>
+              <w:t>24</w:t>
+            </w:r>
+          </w:p>
+        </w:tc>
+        <w:tc>
+          <w:tcPr>
+            <w:tcW w:w="1916" w:type="dxa"/>
+          </w:tcPr>
+          <w:p>
+            <w:pPr>
+              <w:spacing w:after="0" w:line="240" w:lineRule="auto"/>
+              <w:rPr>
+                <w:rFonts w:hint="default" w:ascii="Times New Roman" w:hAnsi="Times New Roman" w:cs="Times New Roman"/>
+                <w:sz w:val="28"/>
+                <w:szCs w:val="28"/>
+                <w:lang w:val="ru-RU"/>
+              </w:rPr>
+            </w:pPr>
+            <w:r>
+              <w:rPr>
+                <w:rFonts w:hint="default" w:ascii="Times New Roman" w:hAnsi="Times New Roman" w:cs="Times New Roman"/>
+                <w:sz w:val="28"/>
+                <w:szCs w:val="28"/>
+                <w:lang w:val="ru-RU"/>
+              </w:rPr>
+              <w:t>19900</w:t>
+            </w:r>
+          </w:p>
+        </w:tc>
+        <w:tc>
+          <w:tcPr>
+            <w:tcW w:w="1384" w:type="dxa"/>
+          </w:tcPr>
+          <w:p>
+            <w:pPr>
+              <w:spacing w:after="0" w:line="240" w:lineRule="auto"/>
+              <w:rPr>
+                <w:rFonts w:hint="default" w:ascii="Times New Roman" w:hAnsi="Times New Roman" w:cs="Times New Roman"/>
+                <w:sz w:val="28"/>
+                <w:szCs w:val="28"/>
+                <w:lang w:val="ru-RU"/>
+              </w:rPr>
+            </w:pPr>
+            <w:r>
+              <w:rPr>
+                <w:rFonts w:hint="default" w:ascii="Times New Roman" w:hAnsi="Times New Roman" w:cs="Times New Roman"/>
+                <w:sz w:val="28"/>
+                <w:szCs w:val="28"/>
+                <w:lang w:val="ru-RU"/>
+              </w:rPr>
+              <w:t>561</w:t>
+            </w:r>
+          </w:p>
+        </w:tc>
+        <w:tc>
+          <w:tcPr>
+            <w:tcW w:w="2181" w:type="dxa"/>
+          </w:tcPr>
+          <w:p>
+            <w:pPr>
+              <w:spacing w:after="0" w:line="240" w:lineRule="auto"/>
+              <w:rPr>
+                <w:rFonts w:hint="default" w:ascii="Times New Roman" w:hAnsi="Times New Roman" w:cs="Times New Roman"/>
+                <w:sz w:val="28"/>
+                <w:szCs w:val="28"/>
+                <w:lang w:val="en-US"/>
+              </w:rPr>
+            </w:pPr>
+            <w:r>
+              <w:rPr>
+                <w:rFonts w:hint="default" w:ascii="Times New Roman" w:hAnsi="Times New Roman" w:cs="Times New Roman"/>
+                <w:sz w:val="28"/>
+                <w:szCs w:val="28"/>
+                <w:lang w:val="en-US"/>
+              </w:rPr>
+              <w:t>20461</w:t>
+            </w:r>
+          </w:p>
+        </w:tc>
+      </w:tr>
       <w:bookmarkEnd w:id="0"/>
+      <w:tr>
+        <w:tblPrEx>
+          <w:tblBorders>
+            <w:top w:val="single" w:color="auto" w:sz="4" w:space="0"/>
+            <w:left w:val="single" w:color="auto" w:sz="4" w:space="0"/>
+            <w:bottom w:val="single" w:color="auto" w:sz="4" w:space="0"/>
+            <w:right w:val="single" w:color="auto" w:sz="4" w:space="0"/>
+            <w:insideH w:val="single" w:color="auto" w:sz="4" w:space="0"/>
+            <w:insideV w:val="single" w:color="auto" w:sz="4" w:space="0"/>
+          </w:tblBorders>
+          <w:tblCellMar>
+            <w:top w:w="0" w:type="dxa"/>
+            <w:left w:w="108" w:type="dxa"/>
+            <w:bottom w:w="0" w:type="dxa"/>
+            <w:right w:w="108" w:type="dxa"/>
+          </w:tblCellMar>
+        </w:tblPrEx>
+        <w:tc>
+          <w:tcPr>
+            <w:tcW w:w="1389" w:type="dxa"/>
+          </w:tcPr>
+          <w:p>
+            <w:pPr>
+              <w:spacing w:after="0" w:line="240" w:lineRule="auto"/>
+              <w:rPr>
+                <w:rFonts w:hint="default" w:ascii="Times New Roman" w:hAnsi="Times New Roman" w:cs="Times New Roman"/>
+                <w:sz w:val="28"/>
+                <w:szCs w:val="28"/>
+              </w:rPr>
+            </w:pPr>
+            <w:r>
+              <w:rPr>
+                <w:rFonts w:hint="default" w:ascii="Times New Roman" w:hAnsi="Times New Roman" w:cs="Times New Roman"/>
+                <w:sz w:val="28"/>
+                <w:szCs w:val="28"/>
+              </w:rPr>
+              <w:t>500</w:t>
+            </w:r>
+          </w:p>
+        </w:tc>
+        <w:tc>
+          <w:tcPr>
+            <w:tcW w:w="1211" w:type="dxa"/>
+          </w:tcPr>
+          <w:p>
+            <w:pPr>
+              <w:spacing w:after="0" w:line="240" w:lineRule="auto"/>
+              <w:rPr>
+                <w:rFonts w:hint="default" w:ascii="Times New Roman" w:hAnsi="Times New Roman" w:cs="Times New Roman"/>
+                <w:sz w:val="28"/>
+                <w:szCs w:val="28"/>
+                <w:lang w:val="ru-RU"/>
+              </w:rPr>
+            </w:pPr>
+            <w:r>
+              <w:rPr>
+                <w:rFonts w:hint="default" w:ascii="Times New Roman" w:hAnsi="Times New Roman" w:cs="Times New Roman"/>
+                <w:sz w:val="28"/>
+                <w:szCs w:val="28"/>
+                <w:lang w:val="ru-RU"/>
+              </w:rPr>
+              <w:t>0.122</w:t>
+            </w:r>
+          </w:p>
+        </w:tc>
+        <w:tc>
+          <w:tcPr>
+            <w:tcW w:w="1916" w:type="dxa"/>
+          </w:tcPr>
+          <w:p>
+            <w:pPr>
+              <w:spacing w:after="0" w:line="240" w:lineRule="auto"/>
+              <w:rPr>
+                <w:rFonts w:hint="default" w:ascii="Times New Roman" w:hAnsi="Times New Roman" w:cs="Times New Roman"/>
+                <w:sz w:val="28"/>
+                <w:szCs w:val="28"/>
+              </w:rPr>
+            </w:pPr>
+            <w:r>
+              <w:rPr>
+                <w:rFonts w:hint="default" w:ascii="Times New Roman" w:hAnsi="Times New Roman" w:cs="Times New Roman"/>
+                <w:sz w:val="28"/>
+                <w:szCs w:val="28"/>
+              </w:rPr>
+              <w:t>124750</w:t>
+            </w:r>
+          </w:p>
+        </w:tc>
+        <w:tc>
+          <w:tcPr>
+            <w:tcW w:w="1384" w:type="dxa"/>
+          </w:tcPr>
+          <w:p>
+            <w:pPr>
+              <w:spacing w:after="0" w:line="240" w:lineRule="auto"/>
+              <w:rPr>
+                <w:rFonts w:hint="default" w:ascii="Times New Roman" w:hAnsi="Times New Roman" w:cs="Times New Roman"/>
+                <w:sz w:val="28"/>
+                <w:szCs w:val="28"/>
+                <w:lang w:val="ru-RU"/>
+              </w:rPr>
+            </w:pPr>
+            <w:r>
+              <w:rPr>
+                <w:rFonts w:hint="default" w:ascii="Times New Roman" w:hAnsi="Times New Roman" w:cs="Times New Roman"/>
+                <w:sz w:val="28"/>
+                <w:szCs w:val="28"/>
+                <w:lang w:val="ru-RU"/>
+              </w:rPr>
+              <w:t>1482</w:t>
+            </w:r>
+          </w:p>
+        </w:tc>
+        <w:tc>
+          <w:tcPr>
+            <w:tcW w:w="2181" w:type="dxa"/>
+          </w:tcPr>
+          <w:p>
+            <w:pPr>
+              <w:spacing w:after="0" w:line="240" w:lineRule="auto"/>
+              <w:rPr>
+                <w:rFonts w:hint="default" w:ascii="Times New Roman" w:hAnsi="Times New Roman" w:cs="Times New Roman"/>
+                <w:sz w:val="28"/>
+                <w:szCs w:val="28"/>
+                <w:lang w:val="ru-RU"/>
+              </w:rPr>
+            </w:pPr>
+            <w:r>
+              <w:rPr>
+                <w:rFonts w:hint="default" w:ascii="Times New Roman" w:hAnsi="Times New Roman" w:cs="Times New Roman"/>
+                <w:sz w:val="28"/>
+                <w:szCs w:val="28"/>
+              </w:rPr>
+              <w:t>126232</w:t>
+            </w:r>
+          </w:p>
+        </w:tc>
+      </w:tr>
+      <w:tr>
+        <w:tblPrEx>
+          <w:tblBorders>
+            <w:top w:val="single" w:color="auto" w:sz="4" w:space="0"/>
+            <w:left w:val="single" w:color="auto" w:sz="4" w:space="0"/>
+            <w:bottom w:val="single" w:color="auto" w:sz="4" w:space="0"/>
+            <w:right w:val="single" w:color="auto" w:sz="4" w:space="0"/>
+            <w:insideH w:val="single" w:color="auto" w:sz="4" w:space="0"/>
+            <w:insideV w:val="single" w:color="auto" w:sz="4" w:space="0"/>
+          </w:tblBorders>
+          <w:tblCellMar>
+            <w:top w:w="0" w:type="dxa"/>
+            <w:left w:w="108" w:type="dxa"/>
+            <w:bottom w:w="0" w:type="dxa"/>
+            <w:right w:w="108" w:type="dxa"/>
+          </w:tblCellMar>
+        </w:tblPrEx>
+        <w:tc>
+          <w:tcPr>
+            <w:tcW w:w="1389" w:type="dxa"/>
+          </w:tcPr>
+          <w:p>
+            <w:pPr>
+              <w:spacing w:after="0" w:line="240" w:lineRule="auto"/>
+              <w:rPr>
+                <w:rFonts w:hint="default" w:ascii="Times New Roman" w:hAnsi="Times New Roman" w:cs="Times New Roman"/>
+                <w:sz w:val="28"/>
+                <w:szCs w:val="28"/>
+              </w:rPr>
+            </w:pPr>
+            <w:r>
+              <w:rPr>
+                <w:rFonts w:hint="default" w:ascii="Times New Roman" w:hAnsi="Times New Roman" w:cs="Times New Roman"/>
+                <w:sz w:val="28"/>
+                <w:szCs w:val="28"/>
+              </w:rPr>
+              <w:t>1000</w:t>
+            </w:r>
+          </w:p>
+        </w:tc>
+        <w:tc>
+          <w:tcPr>
+            <w:tcW w:w="1211" w:type="dxa"/>
+          </w:tcPr>
+          <w:p>
+            <w:pPr>
+              <w:spacing w:after="0" w:line="240" w:lineRule="auto"/>
+              <w:rPr>
+                <w:rFonts w:hint="default" w:ascii="Times New Roman" w:hAnsi="Times New Roman" w:cs="Times New Roman"/>
+                <w:sz w:val="28"/>
+                <w:szCs w:val="28"/>
+                <w:lang w:val="en-US"/>
+              </w:rPr>
+            </w:pPr>
+            <w:r>
+              <w:rPr>
+                <w:rFonts w:hint="default" w:ascii="Times New Roman" w:hAnsi="Times New Roman" w:cs="Times New Roman"/>
+                <w:sz w:val="28"/>
+                <w:szCs w:val="28"/>
+              </w:rPr>
+              <w:t>0.</w:t>
+            </w:r>
+            <w:r>
+              <w:rPr>
+                <w:rFonts w:hint="default" w:ascii="Times New Roman" w:hAnsi="Times New Roman" w:cs="Times New Roman"/>
+                <w:sz w:val="28"/>
+                <w:szCs w:val="28"/>
+                <w:lang w:val="en-US"/>
+              </w:rPr>
+              <w:t>42</w:t>
+            </w:r>
+          </w:p>
+        </w:tc>
+        <w:tc>
+          <w:tcPr>
+            <w:tcW w:w="1916" w:type="dxa"/>
+          </w:tcPr>
+          <w:p>
+            <w:pPr>
+              <w:spacing w:after="0" w:line="240" w:lineRule="auto"/>
+              <w:rPr>
+                <w:rFonts w:hint="default" w:ascii="Times New Roman" w:hAnsi="Times New Roman" w:cs="Times New Roman"/>
+                <w:sz w:val="28"/>
+                <w:szCs w:val="28"/>
+              </w:rPr>
+            </w:pPr>
+            <w:r>
+              <w:rPr>
+                <w:rFonts w:hint="default" w:ascii="Times New Roman" w:hAnsi="Times New Roman" w:cs="Times New Roman"/>
+                <w:sz w:val="28"/>
+                <w:szCs w:val="28"/>
+              </w:rPr>
+              <w:t>499500</w:t>
+            </w:r>
+          </w:p>
+        </w:tc>
+        <w:tc>
+          <w:tcPr>
+            <w:tcW w:w="1384" w:type="dxa"/>
+          </w:tcPr>
+          <w:p>
+            <w:pPr>
+              <w:spacing w:after="0" w:line="240" w:lineRule="auto"/>
+              <w:rPr>
+                <w:rFonts w:hint="default" w:ascii="Times New Roman" w:hAnsi="Times New Roman" w:cs="Times New Roman"/>
+                <w:sz w:val="28"/>
+                <w:szCs w:val="28"/>
+                <w:lang w:val="en-US"/>
+              </w:rPr>
+            </w:pPr>
+            <w:r>
+              <w:rPr>
+                <w:rFonts w:hint="default" w:ascii="Times New Roman" w:hAnsi="Times New Roman" w:cs="Times New Roman"/>
+                <w:sz w:val="28"/>
+                <w:szCs w:val="28"/>
+                <w:lang w:val="en-US"/>
+              </w:rPr>
+              <w:t>2955</w:t>
+            </w:r>
+          </w:p>
+        </w:tc>
+        <w:tc>
+          <w:tcPr>
+            <w:tcW w:w="2181" w:type="dxa"/>
+          </w:tcPr>
+          <w:p>
+            <w:pPr>
+              <w:spacing w:after="0" w:line="240" w:lineRule="auto"/>
+              <w:rPr>
+                <w:rFonts w:hint="default" w:ascii="Times New Roman" w:hAnsi="Times New Roman" w:cs="Times New Roman"/>
+                <w:sz w:val="28"/>
+                <w:szCs w:val="28"/>
+                <w:lang w:val="ru-RU"/>
+              </w:rPr>
+            </w:pPr>
+            <w:r>
+              <w:rPr>
+                <w:rFonts w:hint="default" w:ascii="Times New Roman" w:hAnsi="Times New Roman" w:cs="Times New Roman"/>
+                <w:sz w:val="28"/>
+                <w:szCs w:val="28"/>
+              </w:rPr>
+              <w:t>502455</w:t>
+            </w:r>
+          </w:p>
+        </w:tc>
+      </w:tr>
+      <w:tr>
+        <w:tblPrEx>
+          <w:tblBorders>
+            <w:top w:val="single" w:color="auto" w:sz="4" w:space="0"/>
+            <w:left w:val="single" w:color="auto" w:sz="4" w:space="0"/>
+            <w:bottom w:val="single" w:color="auto" w:sz="4" w:space="0"/>
+            <w:right w:val="single" w:color="auto" w:sz="4" w:space="0"/>
+            <w:insideH w:val="single" w:color="auto" w:sz="4" w:space="0"/>
+            <w:insideV w:val="single" w:color="auto" w:sz="4" w:space="0"/>
+          </w:tblBorders>
+          <w:tblCellMar>
+            <w:top w:w="0" w:type="dxa"/>
+            <w:left w:w="108" w:type="dxa"/>
+            <w:bottom w:w="0" w:type="dxa"/>
+            <w:right w:w="108" w:type="dxa"/>
+          </w:tblCellMar>
+        </w:tblPrEx>
+        <w:tc>
+          <w:tcPr>
+            <w:tcW w:w="1389" w:type="dxa"/>
+          </w:tcPr>
+          <w:p>
+            <w:pPr>
+              <w:spacing w:after="0" w:line="240" w:lineRule="auto"/>
+              <w:rPr>
+                <w:rFonts w:hint="default" w:ascii="Times New Roman" w:hAnsi="Times New Roman" w:cs="Times New Roman"/>
+                <w:sz w:val="28"/>
+                <w:szCs w:val="28"/>
+              </w:rPr>
+            </w:pPr>
+            <w:r>
+              <w:rPr>
+                <w:rFonts w:hint="default" w:ascii="Times New Roman" w:hAnsi="Times New Roman" w:cs="Times New Roman"/>
+                <w:sz w:val="28"/>
+                <w:szCs w:val="28"/>
+              </w:rPr>
+              <w:t>2000</w:t>
+            </w:r>
+          </w:p>
+        </w:tc>
+        <w:tc>
+          <w:tcPr>
+            <w:tcW w:w="1211" w:type="dxa"/>
+          </w:tcPr>
+          <w:p>
+            <w:pPr>
+              <w:spacing w:after="0" w:line="240" w:lineRule="auto"/>
+              <w:rPr>
+                <w:rFonts w:hint="default" w:ascii="Times New Roman" w:hAnsi="Times New Roman" w:cs="Times New Roman"/>
+                <w:sz w:val="28"/>
+                <w:szCs w:val="28"/>
+                <w:lang w:val="ru-RU"/>
+              </w:rPr>
+            </w:pPr>
+            <w:r>
+              <w:rPr>
+                <w:rFonts w:hint="default" w:ascii="Times New Roman" w:hAnsi="Times New Roman" w:cs="Times New Roman"/>
+                <w:sz w:val="28"/>
+                <w:szCs w:val="28"/>
+                <w:lang w:val="ru-RU"/>
+              </w:rPr>
+              <w:t>1.35</w:t>
+            </w:r>
+          </w:p>
+        </w:tc>
+        <w:tc>
+          <w:tcPr>
+            <w:tcW w:w="1916" w:type="dxa"/>
+          </w:tcPr>
+          <w:p>
+            <w:pPr>
+              <w:spacing w:after="0" w:line="240" w:lineRule="auto"/>
+              <w:rPr>
+                <w:rFonts w:hint="default" w:ascii="Times New Roman" w:hAnsi="Times New Roman" w:cs="Times New Roman"/>
+                <w:sz w:val="28"/>
+                <w:szCs w:val="28"/>
+              </w:rPr>
+            </w:pPr>
+            <w:r>
+              <w:rPr>
+                <w:rFonts w:hint="default" w:ascii="Times New Roman" w:hAnsi="Times New Roman" w:cs="Times New Roman"/>
+                <w:sz w:val="28"/>
+                <w:szCs w:val="28"/>
+              </w:rPr>
+              <w:t>1999000</w:t>
+            </w:r>
+          </w:p>
+        </w:tc>
+        <w:tc>
+          <w:tcPr>
+            <w:tcW w:w="1384" w:type="dxa"/>
+          </w:tcPr>
+          <w:p>
+            <w:pPr>
+              <w:spacing w:after="0" w:line="240" w:lineRule="auto"/>
+              <w:rPr>
+                <w:rFonts w:hint="default" w:ascii="Times New Roman" w:hAnsi="Times New Roman" w:cs="Times New Roman"/>
+                <w:sz w:val="28"/>
+                <w:szCs w:val="28"/>
+                <w:lang w:val="ru-RU"/>
+              </w:rPr>
+            </w:pPr>
+            <w:r>
+              <w:rPr>
+                <w:rFonts w:hint="default" w:ascii="Times New Roman" w:hAnsi="Times New Roman" w:cs="Times New Roman"/>
+                <w:sz w:val="28"/>
+                <w:szCs w:val="28"/>
+                <w:lang w:val="ru-RU"/>
+              </w:rPr>
+              <w:t>5937</w:t>
+            </w:r>
+          </w:p>
+        </w:tc>
+        <w:tc>
+          <w:tcPr>
+            <w:tcW w:w="2181" w:type="dxa"/>
+          </w:tcPr>
+          <w:p>
+            <w:pPr>
+              <w:spacing w:after="0" w:line="240" w:lineRule="auto"/>
+              <w:rPr>
+                <w:rFonts w:hint="default" w:ascii="Times New Roman" w:hAnsi="Times New Roman" w:cs="Times New Roman"/>
+                <w:sz w:val="28"/>
+                <w:szCs w:val="28"/>
+                <w:lang w:val="ru-RU"/>
+              </w:rPr>
+            </w:pPr>
+            <w:r>
+              <w:rPr>
+                <w:rFonts w:hint="default" w:ascii="Times New Roman" w:hAnsi="Times New Roman" w:cs="Times New Roman"/>
+                <w:sz w:val="28"/>
+                <w:szCs w:val="28"/>
+              </w:rPr>
+              <w:t>2004937</w:t>
+            </w:r>
+          </w:p>
+        </w:tc>
+      </w:tr>
+      <w:tr>
+        <w:tblPrEx>
+          <w:tblBorders>
+            <w:top w:val="single" w:color="auto" w:sz="4" w:space="0"/>
+            <w:left w:val="single" w:color="auto" w:sz="4" w:space="0"/>
+            <w:bottom w:val="single" w:color="auto" w:sz="4" w:space="0"/>
+            <w:right w:val="single" w:color="auto" w:sz="4" w:space="0"/>
+            <w:insideH w:val="single" w:color="auto" w:sz="4" w:space="0"/>
+            <w:insideV w:val="single" w:color="auto" w:sz="4" w:space="0"/>
+          </w:tblBorders>
+          <w:tblCellMar>
+            <w:top w:w="0" w:type="dxa"/>
+            <w:left w:w="108" w:type="dxa"/>
+            <w:bottom w:w="0" w:type="dxa"/>
+            <w:right w:w="108" w:type="dxa"/>
+          </w:tblCellMar>
+        </w:tblPrEx>
+        <w:tc>
+          <w:tcPr>
+            <w:tcW w:w="1389" w:type="dxa"/>
+          </w:tcPr>
+          <w:p>
+            <w:pPr>
+              <w:spacing w:after="0" w:line="240" w:lineRule="auto"/>
+              <w:rPr>
+                <w:rFonts w:hint="default" w:ascii="Times New Roman" w:hAnsi="Times New Roman" w:cs="Times New Roman"/>
+                <w:sz w:val="28"/>
+                <w:szCs w:val="28"/>
+              </w:rPr>
+            </w:pPr>
+            <w:r>
+              <w:rPr>
+                <w:rFonts w:hint="default" w:ascii="Times New Roman" w:hAnsi="Times New Roman" w:cs="Times New Roman"/>
+                <w:sz w:val="28"/>
+                <w:szCs w:val="28"/>
+              </w:rPr>
+              <w:t>5000</w:t>
+            </w:r>
+          </w:p>
+        </w:tc>
+        <w:tc>
+          <w:tcPr>
+            <w:tcW w:w="1211" w:type="dxa"/>
+          </w:tcPr>
+          <w:p>
+            <w:pPr>
+              <w:spacing w:after="0" w:line="240" w:lineRule="auto"/>
+              <w:rPr>
+                <w:rFonts w:hint="default" w:ascii="Times New Roman" w:hAnsi="Times New Roman" w:cs="Times New Roman"/>
+                <w:sz w:val="28"/>
+                <w:szCs w:val="28"/>
+                <w:lang w:val="ru-RU"/>
+              </w:rPr>
+            </w:pPr>
+            <w:r>
+              <w:rPr>
+                <w:rFonts w:hint="default" w:ascii="Times New Roman" w:hAnsi="Times New Roman" w:cs="Times New Roman"/>
+                <w:sz w:val="28"/>
+                <w:szCs w:val="28"/>
+                <w:lang w:val="ru-RU"/>
+              </w:rPr>
+              <w:t>13.33</w:t>
+            </w:r>
+          </w:p>
+        </w:tc>
+        <w:tc>
+          <w:tcPr>
+            <w:tcW w:w="1916" w:type="dxa"/>
+          </w:tcPr>
+          <w:p>
+            <w:pPr>
+              <w:spacing w:after="0" w:line="240" w:lineRule="auto"/>
+              <w:rPr>
+                <w:rFonts w:hint="default" w:ascii="Times New Roman" w:hAnsi="Times New Roman" w:cs="Times New Roman"/>
+                <w:sz w:val="28"/>
+                <w:szCs w:val="28"/>
+              </w:rPr>
+            </w:pPr>
+            <w:r>
+              <w:rPr>
+                <w:rFonts w:hint="default" w:ascii="Times New Roman" w:hAnsi="Times New Roman" w:cs="Times New Roman"/>
+                <w:sz w:val="28"/>
+                <w:szCs w:val="28"/>
+              </w:rPr>
+              <w:t>12497500</w:t>
+            </w:r>
+          </w:p>
+        </w:tc>
+        <w:tc>
+          <w:tcPr>
+            <w:tcW w:w="1384" w:type="dxa"/>
+          </w:tcPr>
+          <w:p>
+            <w:pPr>
+              <w:spacing w:after="0" w:line="240" w:lineRule="auto"/>
+              <w:rPr>
+                <w:rFonts w:hint="default" w:ascii="Times New Roman" w:hAnsi="Times New Roman" w:cs="Times New Roman"/>
+                <w:sz w:val="28"/>
+                <w:szCs w:val="28"/>
+                <w:lang w:val="ru-RU"/>
+              </w:rPr>
+            </w:pPr>
+            <w:r>
+              <w:rPr>
+                <w:rFonts w:hint="default" w:ascii="Times New Roman" w:hAnsi="Times New Roman" w:cs="Times New Roman"/>
+                <w:sz w:val="28"/>
+                <w:szCs w:val="28"/>
+                <w:lang w:val="ru-RU"/>
+              </w:rPr>
+              <w:t>14835</w:t>
+            </w:r>
+          </w:p>
+        </w:tc>
+        <w:tc>
+          <w:tcPr>
+            <w:tcW w:w="2181" w:type="dxa"/>
+          </w:tcPr>
+          <w:p>
+            <w:pPr>
+              <w:spacing w:after="0" w:line="240" w:lineRule="auto"/>
+              <w:rPr>
+                <w:rFonts w:hint="default" w:ascii="Times New Roman" w:hAnsi="Times New Roman" w:cs="Times New Roman"/>
+                <w:sz w:val="28"/>
+                <w:szCs w:val="28"/>
+                <w:lang w:val="ru-RU"/>
+              </w:rPr>
+            </w:pPr>
+            <w:r>
+              <w:rPr>
+                <w:rFonts w:hint="default" w:ascii="Times New Roman" w:hAnsi="Times New Roman" w:cs="Times New Roman"/>
+                <w:sz w:val="28"/>
+                <w:szCs w:val="28"/>
+              </w:rPr>
+              <w:t>12512335</w:t>
+            </w:r>
+          </w:p>
+        </w:tc>
+      </w:tr>
+      <w:tr>
+        <w:tblPrEx>
+          <w:tblBorders>
+            <w:top w:val="single" w:color="auto" w:sz="4" w:space="0"/>
+            <w:left w:val="single" w:color="auto" w:sz="4" w:space="0"/>
+            <w:bottom w:val="single" w:color="auto" w:sz="4" w:space="0"/>
+            <w:right w:val="single" w:color="auto" w:sz="4" w:space="0"/>
+            <w:insideH w:val="single" w:color="auto" w:sz="4" w:space="0"/>
+            <w:insideV w:val="single" w:color="auto" w:sz="4" w:space="0"/>
+          </w:tblBorders>
+          <w:tblCellMar>
+            <w:top w:w="0" w:type="dxa"/>
+            <w:left w:w="108" w:type="dxa"/>
+            <w:bottom w:w="0" w:type="dxa"/>
+            <w:right w:w="108" w:type="dxa"/>
+          </w:tblCellMar>
+        </w:tblPrEx>
+        <w:tc>
+          <w:tcPr>
+            <w:tcW w:w="1389" w:type="dxa"/>
+          </w:tcPr>
+          <w:p>
+            <w:pPr>
+              <w:spacing w:after="0" w:line="240" w:lineRule="auto"/>
+              <w:rPr>
+                <w:rFonts w:hint="default" w:ascii="Times New Roman" w:hAnsi="Times New Roman" w:cs="Times New Roman"/>
+                <w:sz w:val="28"/>
+                <w:szCs w:val="28"/>
+              </w:rPr>
+            </w:pPr>
+            <w:r>
+              <w:rPr>
+                <w:rFonts w:hint="default" w:ascii="Times New Roman" w:hAnsi="Times New Roman" w:cs="Times New Roman"/>
+                <w:sz w:val="28"/>
+                <w:szCs w:val="28"/>
+              </w:rPr>
+              <w:t>10000</w:t>
+            </w:r>
+          </w:p>
+        </w:tc>
+        <w:tc>
+          <w:tcPr>
+            <w:tcW w:w="1211" w:type="dxa"/>
+          </w:tcPr>
+          <w:p>
+            <w:pPr>
+              <w:spacing w:after="0" w:line="240" w:lineRule="auto"/>
+              <w:rPr>
+                <w:rFonts w:hint="default" w:ascii="Times New Roman" w:hAnsi="Times New Roman" w:cs="Times New Roman"/>
+                <w:sz w:val="28"/>
+                <w:szCs w:val="28"/>
+                <w:lang w:val="ru-RU"/>
+              </w:rPr>
+            </w:pPr>
+            <w:r>
+              <w:rPr>
+                <w:rFonts w:hint="default" w:ascii="Times New Roman" w:hAnsi="Times New Roman" w:cs="Times New Roman"/>
+                <w:sz w:val="28"/>
+                <w:szCs w:val="28"/>
+                <w:lang w:val="ru-RU"/>
+              </w:rPr>
+              <w:t>47.26</w:t>
+            </w:r>
+          </w:p>
+        </w:tc>
+        <w:tc>
+          <w:tcPr>
+            <w:tcW w:w="1916" w:type="dxa"/>
+          </w:tcPr>
+          <w:p>
+            <w:pPr>
+              <w:spacing w:after="0" w:line="240" w:lineRule="auto"/>
+              <w:rPr>
+                <w:rFonts w:hint="default" w:ascii="Times New Roman" w:hAnsi="Times New Roman" w:cs="Times New Roman"/>
+                <w:sz w:val="28"/>
+                <w:szCs w:val="28"/>
+              </w:rPr>
+            </w:pPr>
+            <w:r>
+              <w:rPr>
+                <w:rFonts w:hint="default" w:ascii="Times New Roman" w:hAnsi="Times New Roman" w:cs="Times New Roman"/>
+                <w:sz w:val="28"/>
+                <w:szCs w:val="28"/>
+              </w:rPr>
+              <w:t>49995000</w:t>
+            </w:r>
+          </w:p>
+        </w:tc>
+        <w:tc>
+          <w:tcPr>
+            <w:tcW w:w="1384" w:type="dxa"/>
+          </w:tcPr>
+          <w:p>
+            <w:pPr>
+              <w:spacing w:after="0" w:line="240" w:lineRule="auto"/>
+              <w:rPr>
+                <w:rFonts w:hint="default" w:ascii="Times New Roman" w:hAnsi="Times New Roman" w:cs="Times New Roman"/>
+                <w:sz w:val="28"/>
+                <w:szCs w:val="28"/>
+                <w:lang w:val="ru-RU"/>
+              </w:rPr>
+            </w:pPr>
+            <w:r>
+              <w:rPr>
+                <w:rFonts w:hint="default" w:ascii="Times New Roman" w:hAnsi="Times New Roman" w:cs="Times New Roman"/>
+                <w:sz w:val="28"/>
+                <w:szCs w:val="28"/>
+                <w:lang w:val="ru-RU"/>
+              </w:rPr>
+              <w:t>29709</w:t>
+            </w:r>
+          </w:p>
+        </w:tc>
+        <w:tc>
+          <w:tcPr>
+            <w:tcW w:w="2181" w:type="dxa"/>
+          </w:tcPr>
+          <w:p>
+            <w:pPr>
+              <w:spacing w:after="0" w:line="240" w:lineRule="auto"/>
+              <w:rPr>
+                <w:rFonts w:hint="default" w:ascii="Times New Roman" w:hAnsi="Times New Roman" w:cs="Times New Roman"/>
+                <w:sz w:val="28"/>
+                <w:szCs w:val="28"/>
+                <w:lang w:val="ru-RU"/>
+              </w:rPr>
+            </w:pPr>
+            <w:r>
+              <w:rPr>
+                <w:rFonts w:hint="default" w:ascii="Times New Roman" w:hAnsi="Times New Roman" w:cs="Times New Roman"/>
+                <w:sz w:val="28"/>
+                <w:szCs w:val="28"/>
+              </w:rPr>
+              <w:t>50024709</w:t>
+            </w:r>
+          </w:p>
+        </w:tc>
+      </w:tr>
+      <w:tr>
+        <w:tblPrEx>
+          <w:tblBorders>
+            <w:top w:val="single" w:color="auto" w:sz="4" w:space="0"/>
+            <w:left w:val="single" w:color="auto" w:sz="4" w:space="0"/>
+            <w:bottom w:val="single" w:color="auto" w:sz="4" w:space="0"/>
+            <w:right w:val="single" w:color="auto" w:sz="4" w:space="0"/>
+            <w:insideH w:val="single" w:color="auto" w:sz="4" w:space="0"/>
+            <w:insideV w:val="single" w:color="auto" w:sz="4" w:space="0"/>
+          </w:tblBorders>
+          <w:tblCellMar>
+            <w:top w:w="0" w:type="dxa"/>
+            <w:left w:w="108" w:type="dxa"/>
+            <w:bottom w:w="0" w:type="dxa"/>
+            <w:right w:w="108" w:type="dxa"/>
+          </w:tblCellMar>
+        </w:tblPrEx>
+        <w:tc>
+          <w:tcPr>
+            <w:tcW w:w="1389" w:type="dxa"/>
+          </w:tcPr>
+          <w:p>
+            <w:pPr>
+              <w:spacing w:after="0" w:line="240" w:lineRule="auto"/>
+              <w:rPr>
+                <w:rFonts w:hint="default" w:ascii="Times New Roman" w:hAnsi="Times New Roman" w:cs="Times New Roman"/>
+                <w:sz w:val="28"/>
+                <w:szCs w:val="28"/>
+              </w:rPr>
+            </w:pPr>
+            <w:r>
+              <w:rPr>
+                <w:rFonts w:hint="default" w:ascii="Times New Roman" w:hAnsi="Times New Roman" w:cs="Times New Roman"/>
+                <w:sz w:val="28"/>
+                <w:szCs w:val="28"/>
+              </w:rPr>
+              <w:t>100000</w:t>
+            </w:r>
+          </w:p>
+        </w:tc>
+        <w:tc>
+          <w:tcPr>
+            <w:tcW w:w="1211" w:type="dxa"/>
+          </w:tcPr>
+          <w:p>
+            <w:pPr>
+              <w:spacing w:after="0" w:line="240" w:lineRule="auto"/>
+              <w:rPr>
+                <w:rFonts w:hint="default" w:ascii="Times New Roman" w:hAnsi="Times New Roman" w:cs="Times New Roman"/>
+                <w:sz w:val="28"/>
+                <w:szCs w:val="28"/>
+              </w:rPr>
+            </w:pPr>
+            <w:r>
+              <w:rPr>
+                <w:rFonts w:hint="default" w:ascii="Times New Roman" w:hAnsi="Times New Roman" w:cs="Times New Roman"/>
+                <w:sz w:val="28"/>
+                <w:szCs w:val="28"/>
+              </w:rPr>
+              <w:t>4070.69</w:t>
+            </w:r>
+          </w:p>
+        </w:tc>
+        <w:tc>
+          <w:tcPr>
+            <w:tcW w:w="1916" w:type="dxa"/>
+          </w:tcPr>
+          <w:p>
+            <w:pPr>
+              <w:spacing w:after="0" w:line="240" w:lineRule="auto"/>
+              <w:rPr>
+                <w:rFonts w:hint="default" w:ascii="Times New Roman" w:hAnsi="Times New Roman" w:cs="Times New Roman"/>
+                <w:sz w:val="28"/>
+                <w:szCs w:val="28"/>
+              </w:rPr>
+            </w:pPr>
+            <w:r>
+              <w:rPr>
+                <w:rFonts w:hint="default" w:ascii="Times New Roman" w:hAnsi="Times New Roman" w:cs="Times New Roman"/>
+                <w:sz w:val="28"/>
+                <w:szCs w:val="28"/>
+              </w:rPr>
+              <w:t>4999950000</w:t>
+            </w:r>
+          </w:p>
+        </w:tc>
+        <w:tc>
+          <w:tcPr>
+            <w:tcW w:w="1384" w:type="dxa"/>
+          </w:tcPr>
+          <w:p>
+            <w:pPr>
+              <w:spacing w:after="0" w:line="240" w:lineRule="auto"/>
+              <w:rPr>
+                <w:rFonts w:hint="default" w:ascii="Times New Roman" w:hAnsi="Times New Roman" w:cs="Times New Roman"/>
+                <w:sz w:val="28"/>
+                <w:szCs w:val="28"/>
+                <w:lang w:val="ru-RU"/>
+              </w:rPr>
+            </w:pPr>
+            <w:r>
+              <w:rPr>
+                <w:rFonts w:hint="default" w:ascii="Times New Roman" w:hAnsi="Times New Roman" w:cs="Times New Roman"/>
+                <w:sz w:val="28"/>
+                <w:szCs w:val="28"/>
+                <w:lang w:val="ru-RU"/>
+              </w:rPr>
+              <w:t>297096</w:t>
+            </w:r>
+          </w:p>
+        </w:tc>
+        <w:tc>
+          <w:tcPr>
+            <w:tcW w:w="2181" w:type="dxa"/>
+          </w:tcPr>
+          <w:p>
+            <w:pPr>
+              <w:spacing w:after="0" w:line="240" w:lineRule="auto"/>
+              <w:rPr>
+                <w:rFonts w:hint="default" w:ascii="Times New Roman" w:hAnsi="Times New Roman" w:cs="Times New Roman"/>
+                <w:sz w:val="28"/>
+                <w:szCs w:val="28"/>
+              </w:rPr>
+            </w:pPr>
+            <w:r>
+              <w:rPr>
+                <w:rFonts w:hint="default" w:ascii="Times New Roman" w:hAnsi="Times New Roman" w:cs="Times New Roman"/>
+                <w:sz w:val="28"/>
+                <w:szCs w:val="28"/>
+              </w:rPr>
+              <w:t>5000247096</w:t>
+            </w:r>
+          </w:p>
+        </w:tc>
+      </w:tr>
+      <w:tr>
+        <w:tblPrEx>
+          <w:tblBorders>
+            <w:top w:val="single" w:color="auto" w:sz="4" w:space="0"/>
+            <w:left w:val="single" w:color="auto" w:sz="4" w:space="0"/>
+            <w:bottom w:val="single" w:color="auto" w:sz="4" w:space="0"/>
+            <w:right w:val="single" w:color="auto" w:sz="4" w:space="0"/>
+            <w:insideH w:val="single" w:color="auto" w:sz="4" w:space="0"/>
+            <w:insideV w:val="single" w:color="auto" w:sz="4" w:space="0"/>
+          </w:tblBorders>
+          <w:tblCellMar>
+            <w:top w:w="0" w:type="dxa"/>
+            <w:left w:w="108" w:type="dxa"/>
+            <w:bottom w:w="0" w:type="dxa"/>
+            <w:right w:w="108" w:type="dxa"/>
+          </w:tblCellMar>
+        </w:tblPrEx>
+        <w:tc>
+          <w:tcPr>
+            <w:tcW w:w="1389" w:type="dxa"/>
+          </w:tcPr>
+          <w:p>
+            <w:pPr>
+              <w:spacing w:after="0" w:line="240" w:lineRule="auto"/>
+              <w:rPr>
+                <w:rFonts w:hint="default" w:ascii="Times New Roman" w:hAnsi="Times New Roman" w:cs="Times New Roman"/>
+                <w:sz w:val="28"/>
+                <w:szCs w:val="28"/>
+              </w:rPr>
+            </w:pPr>
+            <w:r>
+              <w:rPr>
+                <w:rFonts w:hint="default" w:ascii="Times New Roman" w:hAnsi="Times New Roman" w:cs="Times New Roman"/>
+                <w:sz w:val="28"/>
+                <w:szCs w:val="28"/>
+              </w:rPr>
+              <w:t>200000</w:t>
+            </w:r>
+          </w:p>
+        </w:tc>
+        <w:tc>
+          <w:tcPr>
+            <w:tcW w:w="1211" w:type="dxa"/>
+          </w:tcPr>
+          <w:p>
+            <w:pPr>
+              <w:spacing w:after="0" w:line="240" w:lineRule="auto"/>
+              <w:rPr>
+                <w:rFonts w:hint="default" w:ascii="Times New Roman" w:hAnsi="Times New Roman" w:cs="Times New Roman"/>
+                <w:sz w:val="28"/>
+                <w:szCs w:val="28"/>
+              </w:rPr>
+            </w:pPr>
+            <w:r>
+              <w:rPr>
+                <w:rFonts w:hint="default" w:ascii="Times New Roman" w:hAnsi="Times New Roman" w:cs="Times New Roman"/>
+                <w:sz w:val="28"/>
+                <w:szCs w:val="28"/>
+              </w:rPr>
+              <w:t>16656.4</w:t>
+            </w:r>
+          </w:p>
+        </w:tc>
+        <w:tc>
+          <w:tcPr>
+            <w:tcW w:w="1916" w:type="dxa"/>
+          </w:tcPr>
+          <w:p>
+            <w:pPr>
+              <w:spacing w:after="0" w:line="240" w:lineRule="auto"/>
+              <w:rPr>
+                <w:rFonts w:hint="default" w:ascii="Times New Roman" w:hAnsi="Times New Roman" w:cs="Times New Roman"/>
+                <w:sz w:val="28"/>
+                <w:szCs w:val="28"/>
+              </w:rPr>
+            </w:pPr>
+            <w:r>
+              <w:rPr>
+                <w:rFonts w:hint="default" w:ascii="Times New Roman" w:hAnsi="Times New Roman" w:cs="Times New Roman"/>
+                <w:sz w:val="28"/>
+                <w:szCs w:val="28"/>
+              </w:rPr>
+              <w:t>19999900000</w:t>
+            </w:r>
+          </w:p>
+        </w:tc>
+        <w:tc>
+          <w:tcPr>
+            <w:tcW w:w="1384" w:type="dxa"/>
+          </w:tcPr>
+          <w:p>
+            <w:pPr>
+              <w:spacing w:after="0" w:line="240" w:lineRule="auto"/>
+              <w:rPr>
+                <w:rFonts w:hint="default" w:ascii="Times New Roman" w:hAnsi="Times New Roman" w:cs="Times New Roman"/>
+                <w:sz w:val="28"/>
+                <w:szCs w:val="28"/>
+                <w:lang w:val="ru-RU"/>
+              </w:rPr>
+            </w:pPr>
+            <w:r>
+              <w:rPr>
+                <w:rFonts w:hint="default" w:ascii="Times New Roman" w:hAnsi="Times New Roman" w:cs="Times New Roman"/>
+                <w:sz w:val="28"/>
+                <w:szCs w:val="28"/>
+                <w:lang w:val="ru-RU"/>
+              </w:rPr>
+              <w:t>593814</w:t>
+            </w:r>
+          </w:p>
+        </w:tc>
+        <w:tc>
+          <w:tcPr>
+            <w:tcW w:w="2181" w:type="dxa"/>
+          </w:tcPr>
+          <w:p>
+            <w:pPr>
+              <w:spacing w:after="0" w:line="240" w:lineRule="auto"/>
+              <w:rPr>
+                <w:rFonts w:hint="default" w:ascii="Times New Roman" w:hAnsi="Times New Roman" w:cs="Times New Roman"/>
+                <w:sz w:val="28"/>
+                <w:szCs w:val="28"/>
+              </w:rPr>
+            </w:pPr>
+            <w:r>
+              <w:rPr>
+                <w:rFonts w:hint="default" w:ascii="Times New Roman" w:hAnsi="Times New Roman" w:cs="Times New Roman"/>
+                <w:sz w:val="28"/>
+                <w:szCs w:val="28"/>
+              </w:rPr>
+              <w:t>20000493814</w:t>
+            </w:r>
+          </w:p>
+        </w:tc>
+      </w:tr>
+      <w:tr>
+        <w:tblPrEx>
+          <w:tblBorders>
+            <w:top w:val="single" w:color="auto" w:sz="4" w:space="0"/>
+            <w:left w:val="single" w:color="auto" w:sz="4" w:space="0"/>
+            <w:bottom w:val="single" w:color="auto" w:sz="4" w:space="0"/>
+            <w:right w:val="single" w:color="auto" w:sz="4" w:space="0"/>
+            <w:insideH w:val="single" w:color="auto" w:sz="4" w:space="0"/>
+            <w:insideV w:val="single" w:color="auto" w:sz="4" w:space="0"/>
+          </w:tblBorders>
+          <w:tblCellMar>
+            <w:top w:w="0" w:type="dxa"/>
+            <w:left w:w="108" w:type="dxa"/>
+            <w:bottom w:w="0" w:type="dxa"/>
+            <w:right w:w="108" w:type="dxa"/>
+          </w:tblCellMar>
+        </w:tblPrEx>
+        <w:tc>
+          <w:tcPr>
+            <w:tcW w:w="1389" w:type="dxa"/>
+          </w:tcPr>
+          <w:p>
+            <w:pPr>
+              <w:spacing w:after="0" w:line="240" w:lineRule="auto"/>
+              <w:rPr>
+                <w:rFonts w:hint="default" w:ascii="Times New Roman" w:hAnsi="Times New Roman" w:cs="Times New Roman"/>
+                <w:sz w:val="28"/>
+                <w:szCs w:val="28"/>
+              </w:rPr>
+            </w:pPr>
+            <w:r>
+              <w:rPr>
+                <w:rFonts w:hint="default" w:ascii="Times New Roman" w:hAnsi="Times New Roman" w:cs="Times New Roman"/>
+                <w:sz w:val="28"/>
+                <w:szCs w:val="28"/>
+              </w:rPr>
+              <w:t>500000</w:t>
+            </w:r>
+          </w:p>
+        </w:tc>
+        <w:tc>
+          <w:tcPr>
+            <w:tcW w:w="1211" w:type="dxa"/>
+          </w:tcPr>
+          <w:p>
+            <w:pPr>
+              <w:spacing w:after="0" w:line="240" w:lineRule="auto"/>
+              <w:rPr>
+                <w:rFonts w:hint="default" w:ascii="Times New Roman" w:hAnsi="Times New Roman" w:cs="Times New Roman"/>
+                <w:sz w:val="28"/>
+                <w:szCs w:val="28"/>
+              </w:rPr>
+            </w:pPr>
+            <w:r>
+              <w:rPr>
+                <w:rFonts w:hint="default" w:ascii="Times New Roman" w:hAnsi="Times New Roman" w:cs="Times New Roman"/>
+                <w:sz w:val="28"/>
+                <w:szCs w:val="28"/>
+              </w:rPr>
+              <w:t>108767</w:t>
+            </w:r>
+          </w:p>
+        </w:tc>
+        <w:tc>
+          <w:tcPr>
+            <w:tcW w:w="1916" w:type="dxa"/>
+          </w:tcPr>
+          <w:p>
+            <w:pPr>
+              <w:spacing w:after="0" w:line="240" w:lineRule="auto"/>
+              <w:rPr>
+                <w:rFonts w:hint="default" w:ascii="Times New Roman" w:hAnsi="Times New Roman" w:cs="Times New Roman"/>
+                <w:sz w:val="28"/>
+                <w:szCs w:val="28"/>
+              </w:rPr>
+            </w:pPr>
+            <w:r>
+              <w:rPr>
+                <w:rFonts w:hint="default" w:ascii="Times New Roman" w:hAnsi="Times New Roman" w:cs="Times New Roman"/>
+                <w:sz w:val="28"/>
+                <w:szCs w:val="28"/>
+              </w:rPr>
+              <w:t>124999750000</w:t>
+            </w:r>
+          </w:p>
+        </w:tc>
+        <w:tc>
+          <w:tcPr>
+            <w:tcW w:w="1384" w:type="dxa"/>
+          </w:tcPr>
+          <w:p>
+            <w:pPr>
+              <w:spacing w:after="0" w:line="240" w:lineRule="auto"/>
+              <w:rPr>
+                <w:rFonts w:hint="default" w:ascii="Times New Roman" w:hAnsi="Times New Roman" w:cs="Times New Roman"/>
+                <w:sz w:val="28"/>
+                <w:szCs w:val="28"/>
+                <w:lang w:val="ru-RU"/>
+              </w:rPr>
+            </w:pPr>
+            <w:r>
+              <w:rPr>
+                <w:rFonts w:hint="default" w:ascii="Times New Roman" w:hAnsi="Times New Roman" w:cs="Times New Roman"/>
+                <w:sz w:val="28"/>
+                <w:szCs w:val="28"/>
+                <w:lang w:val="ru-RU"/>
+              </w:rPr>
+              <w:t>1485009</w:t>
+            </w:r>
+          </w:p>
+        </w:tc>
+        <w:tc>
+          <w:tcPr>
+            <w:tcW w:w="2181" w:type="dxa"/>
+          </w:tcPr>
+          <w:p>
+            <w:pPr>
+              <w:spacing w:after="0" w:line="240" w:lineRule="auto"/>
+              <w:rPr>
+                <w:rFonts w:hint="default" w:ascii="Times New Roman" w:hAnsi="Times New Roman" w:cs="Times New Roman"/>
+                <w:sz w:val="28"/>
+                <w:szCs w:val="28"/>
+              </w:rPr>
+            </w:pPr>
+            <w:r>
+              <w:rPr>
+                <w:rFonts w:hint="default" w:ascii="Times New Roman" w:hAnsi="Times New Roman" w:cs="Times New Roman"/>
+                <w:sz w:val="28"/>
+                <w:szCs w:val="28"/>
+              </w:rPr>
+              <w:t>125001235009</w:t>
+            </w:r>
+          </w:p>
+        </w:tc>
+      </w:tr>
+      <w:tr>
+        <w:tblPrEx>
+          <w:tblBorders>
+            <w:top w:val="single" w:color="auto" w:sz="4" w:space="0"/>
+            <w:left w:val="single" w:color="auto" w:sz="4" w:space="0"/>
+            <w:bottom w:val="single" w:color="auto" w:sz="4" w:space="0"/>
+            <w:right w:val="single" w:color="auto" w:sz="4" w:space="0"/>
+            <w:insideH w:val="single" w:color="auto" w:sz="4" w:space="0"/>
+            <w:insideV w:val="single" w:color="auto" w:sz="4" w:space="0"/>
+          </w:tblBorders>
+          <w:tblCellMar>
+            <w:top w:w="0" w:type="dxa"/>
+            <w:left w:w="108" w:type="dxa"/>
+            <w:bottom w:w="0" w:type="dxa"/>
+            <w:right w:w="108" w:type="dxa"/>
+          </w:tblCellMar>
+        </w:tblPrEx>
+        <w:tc>
+          <w:tcPr>
+            <w:tcW w:w="1389" w:type="dxa"/>
+          </w:tcPr>
+          <w:p>
+            <w:pPr>
+              <w:spacing w:after="0" w:line="240" w:lineRule="auto"/>
+              <w:rPr>
+                <w:rFonts w:hint="default" w:ascii="Times New Roman" w:hAnsi="Times New Roman" w:cs="Times New Roman"/>
+                <w:sz w:val="28"/>
+                <w:szCs w:val="28"/>
+              </w:rPr>
+            </w:pPr>
+            <w:r>
+              <w:rPr>
+                <w:rFonts w:hint="default" w:ascii="Times New Roman" w:hAnsi="Times New Roman" w:cs="Times New Roman"/>
+                <w:sz w:val="28"/>
+                <w:szCs w:val="28"/>
+              </w:rPr>
+              <w:t>1000000</w:t>
+            </w:r>
+          </w:p>
+        </w:tc>
+        <w:tc>
+          <w:tcPr>
+            <w:tcW w:w="1211" w:type="dxa"/>
+          </w:tcPr>
+          <w:p>
+            <w:pPr>
+              <w:spacing w:after="0" w:line="240" w:lineRule="auto"/>
+              <w:rPr>
+                <w:rFonts w:hint="default" w:ascii="Times New Roman" w:hAnsi="Times New Roman" w:cs="Times New Roman"/>
+                <w:sz w:val="28"/>
+                <w:szCs w:val="28"/>
+              </w:rPr>
+            </w:pPr>
+            <w:r>
+              <w:rPr>
+                <w:rFonts w:hint="default" w:ascii="Times New Roman" w:hAnsi="Times New Roman" w:cs="Times New Roman"/>
+                <w:sz w:val="28"/>
+                <w:szCs w:val="28"/>
+              </w:rPr>
+              <w:t>281653</w:t>
+            </w:r>
+          </w:p>
+        </w:tc>
+        <w:tc>
+          <w:tcPr>
+            <w:tcW w:w="1916" w:type="dxa"/>
+          </w:tcPr>
+          <w:p>
+            <w:pPr>
+              <w:spacing w:after="0" w:line="240" w:lineRule="auto"/>
+              <w:rPr>
+                <w:rFonts w:hint="default" w:ascii="Times New Roman" w:hAnsi="Times New Roman" w:cs="Times New Roman"/>
+                <w:sz w:val="28"/>
+                <w:szCs w:val="28"/>
+              </w:rPr>
+            </w:pPr>
+            <w:r>
+              <w:rPr>
+                <w:rFonts w:hint="default" w:ascii="Times New Roman" w:hAnsi="Times New Roman" w:cs="Times New Roman"/>
+                <w:sz w:val="28"/>
+                <w:szCs w:val="28"/>
+              </w:rPr>
+              <w:t>499999500000</w:t>
+            </w:r>
+          </w:p>
+        </w:tc>
+        <w:tc>
+          <w:tcPr>
+            <w:tcW w:w="1384" w:type="dxa"/>
+          </w:tcPr>
+          <w:p>
+            <w:pPr>
+              <w:spacing w:after="0" w:line="240" w:lineRule="auto"/>
+              <w:rPr>
+                <w:rFonts w:hint="default" w:ascii="Times New Roman" w:hAnsi="Times New Roman" w:cs="Times New Roman"/>
+                <w:sz w:val="28"/>
+                <w:szCs w:val="28"/>
+                <w:lang w:val="ru-RU"/>
+              </w:rPr>
+            </w:pPr>
+            <w:r>
+              <w:rPr>
+                <w:rFonts w:hint="default" w:ascii="Times New Roman" w:hAnsi="Times New Roman" w:cs="Times New Roman"/>
+                <w:sz w:val="28"/>
+                <w:szCs w:val="28"/>
+                <w:lang w:val="ru-RU"/>
+              </w:rPr>
+              <w:t>2969958</w:t>
+            </w:r>
+          </w:p>
+        </w:tc>
+        <w:tc>
+          <w:tcPr>
+            <w:tcW w:w="2181" w:type="dxa"/>
+          </w:tcPr>
+          <w:p>
+            <w:pPr>
+              <w:spacing w:after="0" w:line="240" w:lineRule="auto"/>
+              <w:rPr>
+                <w:rFonts w:hint="default" w:ascii="Times New Roman" w:hAnsi="Times New Roman" w:cs="Times New Roman"/>
+                <w:sz w:val="28"/>
+                <w:szCs w:val="28"/>
+              </w:rPr>
+            </w:pPr>
+            <w:r>
+              <w:rPr>
+                <w:rFonts w:hint="default" w:ascii="Times New Roman" w:hAnsi="Times New Roman" w:cs="Times New Roman"/>
+                <w:sz w:val="28"/>
+                <w:szCs w:val="28"/>
+              </w:rPr>
+              <w:t>500002469958</w:t>
+            </w:r>
+          </w:p>
+        </w:tc>
+      </w:tr>
+    </w:tbl>
+    <w:p>
+      <w:pPr>
+        <w:rPr>
+          <w:rFonts w:hint="default" w:ascii="Times New Roman" w:hAnsi="Times New Roman" w:cs="Times New Roman"/>
+          <w:b/>
+          <w:bCs/>
+          <w:sz w:val="36"/>
+          <w:szCs w:val="36"/>
+          <w:lang w:val="ru-RU" w:eastAsia="ja-JP"/>
+        </w:rPr>
+      </w:pPr>
+    </w:p>
+    <w:p>
+      <w:r>
+        <w:drawing>
+          <wp:inline distT="0" distB="0" distL="114300" distR="114300">
+            <wp:extent cx="5937250" cy="3437890"/>
+            <wp:effectExtent l="0" t="0" r="6350" b="10160"/>
+            <wp:docPr id="5" name="Picture 1"/>
+            <wp:cNvGraphicFramePr>
+              <a:graphicFrameLocks xmlns:a="http://schemas.openxmlformats.org/drawingml/2006/main" noChangeAspect="1"/>
+            </wp:cNvGraphicFramePr>
+            <a:graphic xmlns:a="http://schemas.openxmlformats.org/drawingml/2006/main">
+              <a:graphicData uri="http://schemas.openxmlformats.org/drawingml/2006/picture">
+                <pic:pic xmlns:pic="http://schemas.openxmlformats.org/drawingml/2006/picture">
+                  <pic:nvPicPr>
+                    <pic:cNvPr id="5" name="Picture 1"/>
+                    <pic:cNvPicPr>
+                      <a:picLocks noChangeAspect="1"/>
+                    </pic:cNvPicPr>
+                  </pic:nvPicPr>
+                  <pic:blipFill>
+                    <a:blip r:embed="rId15"/>
+                    <a:stretch>
+                      <a:fillRect/>
+                    </a:stretch>
+                  </pic:blipFill>
+                  <pic:spPr>
+                    <a:xfrm>
+                      <a:off x="0" y="0"/>
+                      <a:ext cx="5937250" cy="3437890"/>
+                    </a:xfrm>
+                    <a:prstGeom prst="rect">
+                      <a:avLst/>
+                    </a:prstGeom>
+                    <a:noFill/>
+                    <a:ln>
+                      <a:noFill/>
+                    </a:ln>
+                  </pic:spPr>
+                </pic:pic>
+              </a:graphicData>
+            </a:graphic>
+          </wp:inline>
+        </w:drawing>
+      </w:r>
+    </w:p>
+    <w:p/>
+    <w:p>
+      <w:pPr>
+        <w:keepNext w:val="0"/>
+        <w:keepLines w:val="0"/>
+        <w:widowControl/>
+        <w:suppressLineNumbers w:val="0"/>
+        <w:jc w:val="left"/>
+        <w:rPr>
+          <w:rFonts w:hint="default" w:ascii="Times New Roman" w:hAnsi="Times New Roman" w:cs="Times New Roman"/>
+          <w:color w:val="000000" w:themeColor="text1"/>
+          <w:sz w:val="28"/>
+          <w:szCs w:val="28"/>
+          <w14:textFill>
+            <w14:solidFill>
+              <w14:schemeClr w14:val="tx1"/>
+            </w14:solidFill>
+          </w14:textFill>
+        </w:rPr>
+      </w:pPr>
+      <w:r>
+        <w:rPr>
+          <w:rFonts w:hint="default" w:ascii="Times New Roman" w:hAnsi="Times New Roman" w:cs="Times New Roman"/>
+          <w:sz w:val="28"/>
+          <w:szCs w:val="28"/>
+          <w:lang w:val="ru-RU" w:eastAsia="ja-JP"/>
+        </w:rPr>
+        <w:t>Емкостная сложность - O(n)</w:t>
+      </w:r>
+      <w:r>
+        <w:rPr>
+          <w:rFonts w:hint="default" w:ascii="Times New Roman" w:hAnsi="Times New Roman" w:cs="Times New Roman"/>
+          <w:sz w:val="28"/>
+          <w:szCs w:val="28"/>
+          <w:lang w:val="en-US" w:eastAsia="ja-JP"/>
+        </w:rPr>
+        <w:t xml:space="preserve">. </w:t>
+      </w:r>
+      <w:r>
+        <w:rPr>
+          <w:rFonts w:hint="default" w:ascii="Times New Roman" w:hAnsi="Times New Roman" w:eastAsia="SimSun" w:cs="Times New Roman"/>
+          <w:color w:val="000000" w:themeColor="text1"/>
+          <w:kern w:val="0"/>
+          <w:sz w:val="28"/>
+          <w:szCs w:val="28"/>
+          <w:lang w:val="en-US" w:eastAsia="zh-CN" w:bidi="ar"/>
+          <w14:textFill>
+            <w14:solidFill>
+              <w14:schemeClr w14:val="tx1"/>
+            </w14:solidFill>
+          </w14:textFill>
+        </w:rPr>
+        <w:t>Эмпирическая вычислительная сложность Selection Sort в среднем случае:    O(n^2)</w:t>
+      </w:r>
+    </w:p>
+    <w:p>
+      <w:pPr>
+        <w:keepNext w:val="0"/>
+        <w:keepLines w:val="0"/>
+        <w:widowControl/>
+        <w:suppressLineNumbers w:val="0"/>
+        <w:jc w:val="left"/>
+        <w:rPr>
+          <w:rFonts w:hint="default" w:ascii="Times New Roman" w:hAnsi="Times New Roman" w:cs="Times New Roman"/>
+          <w:color w:val="000000" w:themeColor="text1"/>
+          <w:sz w:val="28"/>
+          <w:szCs w:val="28"/>
+          <w14:textFill>
+            <w14:solidFill>
+              <w14:schemeClr w14:val="tx1"/>
+            </w14:solidFill>
+          </w14:textFill>
+        </w:rPr>
+      </w:pPr>
+    </w:p>
+    <w:p>
+      <w:pPr>
+        <w:rPr>
+          <w:rFonts w:hint="default" w:ascii="Times New Roman" w:hAnsi="Times New Roman" w:cs="Times New Roman"/>
+          <w:b/>
+          <w:bCs/>
+          <w:sz w:val="36"/>
+          <w:szCs w:val="36"/>
+          <w:lang w:val="ru-RU" w:eastAsia="ja-JP"/>
+        </w:rPr>
+      </w:pPr>
+      <w:r>
+        <w:rPr>
+          <w:rFonts w:hint="default" w:ascii="Times New Roman" w:hAnsi="Times New Roman" w:cs="Times New Roman"/>
+          <w:b/>
+          <w:bCs/>
+          <w:sz w:val="36"/>
+          <w:szCs w:val="36"/>
+          <w:lang w:val="ru-RU" w:eastAsia="ja-JP"/>
+        </w:rPr>
+        <w:t xml:space="preserve">Задание </w:t>
+      </w:r>
+      <w:r>
+        <w:rPr>
+          <w:rFonts w:hint="default" w:ascii="Times New Roman" w:hAnsi="Times New Roman" w:cs="Times New Roman"/>
+          <w:b/>
+          <w:bCs/>
+          <w:sz w:val="36"/>
+          <w:szCs w:val="36"/>
+          <w:lang w:val="en-US" w:eastAsia="ja-JP"/>
+        </w:rPr>
+        <w:t>3</w:t>
+      </w:r>
+      <w:r>
+        <w:rPr>
+          <w:rFonts w:hint="default" w:ascii="Times New Roman" w:hAnsi="Times New Roman" w:cs="Times New Roman"/>
+          <w:b/>
+          <w:bCs/>
+          <w:sz w:val="36"/>
+          <w:szCs w:val="36"/>
+          <w:lang w:val="ru-RU" w:eastAsia="ja-JP"/>
+        </w:rPr>
+        <w:t>. Оценить вычислительную сложность алгоритма простой сортировки в наихудшем и наилучшем случаях.</w:t>
+      </w:r>
+    </w:p>
+    <w:p>
+      <w:pPr>
+        <w:rPr>
+          <w:rFonts w:hint="default" w:ascii="Times New Roman" w:hAnsi="Times New Roman" w:cs="Times New Roman"/>
+          <w:b/>
+          <w:bCs/>
+          <w:sz w:val="36"/>
+          <w:szCs w:val="36"/>
+          <w:lang w:val="ru-RU" w:eastAsia="ja-JP"/>
+        </w:rPr>
+      </w:pPr>
+    </w:p>
+    <w:p>
+      <w:pPr>
+        <w:rPr>
+          <w:rFonts w:hint="default" w:ascii="Times New Roman" w:hAnsi="Times New Roman" w:cs="Times New Roman"/>
+          <w:b/>
+          <w:bCs/>
+          <w:sz w:val="36"/>
+          <w:szCs w:val="36"/>
+          <w:lang w:val="ru-RU" w:eastAsia="ja-JP"/>
+        </w:rPr>
+      </w:pPr>
+    </w:p>
+    <w:p>
+      <w:pPr>
+        <w:rPr>
+          <w:rFonts w:hint="default" w:ascii="Times New Roman" w:hAnsi="Times New Roman" w:cs="Times New Roman"/>
+          <w:sz w:val="28"/>
+          <w:szCs w:val="28"/>
+          <w:lang w:val="en-US" w:eastAsia="ja-JP"/>
+        </w:rPr>
+      </w:pPr>
     </w:p>
     <w:sectPr>
       <w:pgSz w:w="11906" w:h="16838"/>
@@ -8511,8 +13196,8 @@
     <w:lsdException w:qFormat="1" w:unhideWhenUsed="0" w:uiPriority="10" w:semiHidden="0" w:name="Title"/>
     <w:lsdException w:uiPriority="99" w:name="Closing"/>
     <w:lsdException w:uiPriority="99" w:name="Signature"/>
-    <w:lsdException w:uiPriority="1" w:name="Default Paragraph Font"/>
-    <w:lsdException w:unhideWhenUsed="0" w:uiPriority="0" w:semiHidden="0" w:name="Body Text"/>
+    <w:lsdException w:qFormat="1" w:uiPriority="1" w:name="Default Paragraph Font"/>
+    <w:lsdException w:qFormat="1" w:unhideWhenUsed="0" w:uiPriority="0" w:semiHidden="0" w:name="Body Text"/>
     <w:lsdException w:uiPriority="99" w:name="Body Text Indent"/>
     <w:lsdException w:uiPriority="99" w:name="List Continue"/>
     <w:lsdException w:uiPriority="99" w:name="List Continue 2"/>
@@ -8549,7 +13234,7 @@
     <w:lsdException w:uiPriority="99" w:name="HTML Sample"/>
     <w:lsdException w:uiPriority="99" w:name="HTML Typewriter"/>
     <w:lsdException w:uiPriority="99" w:name="HTML Variable"/>
-    <w:lsdException w:uiPriority="99" w:name="Normal Table"/>
+    <w:lsdException w:qFormat="1" w:uiPriority="99" w:name="Normal Table"/>
     <w:lsdException w:uiPriority="99" w:name="annotation subject"/>
     <w:lsdException w:uiPriority="99" w:name="Table Simple 1"/>
     <w:lsdException w:uiPriority="99" w:name="Table Simple 2"/>
@@ -8594,8 +13279,106 @@
     <w:lsdException w:uiPriority="99" w:name="Table Web 2"/>
     <w:lsdException w:uiPriority="99" w:name="Table Web 3"/>
     <w:lsdException w:uiPriority="99" w:name="Balloon Text"/>
-    <w:lsdException w:unhideWhenUsed="0" w:uiPriority="39" w:semiHidden="0" w:name="Table Grid"/>
+    <w:lsdException w:qFormat="1" w:unhideWhenUsed="0" w:uiPriority="39" w:semiHidden="0" w:name="Table Grid"/>
     <w:lsdException w:uiPriority="99" w:name="Table Theme"/>
+    <w:lsdException w:unhideWhenUsed="0" w:uiPriority="60" w:semiHidden="0" w:name="Light Shading"/>
+    <w:lsdException w:unhideWhenUsed="0" w:uiPriority="61" w:semiHidden="0" w:name="Light List"/>
+    <w:lsdException w:unhideWhenUsed="0" w:uiPriority="62" w:semiHidden="0" w:name="Light Grid"/>
+    <w:lsdException w:unhideWhenUsed="0" w:uiPriority="63" w:semiHidden="0" w:name="Medium Shading 1"/>
+    <w:lsdException w:unhideWhenUsed="0" w:uiPriority="64" w:semiHidden="0" w:name="Medium Shading 2"/>
+    <w:lsdException w:unhideWhenUsed="0" w:uiPriority="65" w:semiHidden="0" w:name="Medium List 1"/>
+    <w:lsdException w:unhideWhenUsed="0" w:uiPriority="66" w:semiHidden="0" w:name="Medium List 2"/>
+    <w:lsdException w:unhideWhenUsed="0" w:uiPriority="67" w:semiHidden="0" w:name="Medium Grid 1"/>
+    <w:lsdException w:unhideWhenUsed="0" w:uiPriority="68" w:semiHidden="0" w:name="Medium Grid 2"/>
+    <w:lsdException w:unhideWhenUsed="0" w:uiPriority="69" w:semiHidden="0" w:name="Medium Grid 3"/>
+    <w:lsdException w:unhideWhenUsed="0" w:uiPriority="70" w:semiHidden="0" w:name="Dark List"/>
+    <w:lsdException w:unhideWhenUsed="0" w:uiPriority="71" w:semiHidden="0" w:name="Colorful Shading"/>
+    <w:lsdException w:unhideWhenUsed="0" w:uiPriority="72" w:semiHidden="0" w:name="Colorful List"/>
+    <w:lsdException w:unhideWhenUsed="0" w:uiPriority="73" w:semiHidden="0" w:name="Colorful Grid"/>
+    <w:lsdException w:unhideWhenUsed="0" w:uiPriority="60" w:semiHidden="0" w:name="Light Shading Accent 1"/>
+    <w:lsdException w:unhideWhenUsed="0" w:uiPriority="61" w:semiHidden="0" w:name="Light List Accent 1"/>
+    <w:lsdException w:unhideWhenUsed="0" w:uiPriority="62" w:semiHidden="0" w:name="Light Grid Accent 1"/>
+    <w:lsdException w:unhideWhenUsed="0" w:uiPriority="63" w:semiHidden="0" w:name="Medium Shading 1 Accent 1"/>
+    <w:lsdException w:unhideWhenUsed="0" w:uiPriority="64" w:semiHidden="0" w:name="Medium Shading 2 Accent 1"/>
+    <w:lsdException w:unhideWhenUsed="0" w:uiPriority="65" w:semiHidden="0" w:name="Medium List 1 Accent 1"/>
+    <w:lsdException w:unhideWhenUsed="0" w:uiPriority="66" w:semiHidden="0" w:name="Medium List 2 Accent 1"/>
+    <w:lsdException w:unhideWhenUsed="0" w:uiPriority="67" w:semiHidden="0" w:name="Medium Grid 1 Accent 1"/>
+    <w:lsdException w:unhideWhenUsed="0" w:uiPriority="68" w:semiHidden="0" w:name="Medium Grid 2 Accent 1"/>
+    <w:lsdException w:unhideWhenUsed="0" w:uiPriority="69" w:semiHidden="0" w:name="Medium Grid 3 Accent 1"/>
+    <w:lsdException w:unhideWhenUsed="0" w:uiPriority="70" w:semiHidden="0" w:name="Dark List Accent 1"/>
+    <w:lsdException w:unhideWhenUsed="0" w:uiPriority="71" w:semiHidden="0" w:name="Colorful Shading Accent 1"/>
+    <w:lsdException w:unhideWhenUsed="0" w:uiPriority="72" w:semiHidden="0" w:name="Colorful List Accent 1"/>
+    <w:lsdException w:unhideWhenUsed="0" w:uiPriority="73" w:semiHidden="0" w:name="Colorful Grid Accent 1"/>
+    <w:lsdException w:unhideWhenUsed="0" w:uiPriority="60" w:semiHidden="0" w:name="Light Shading Accent 2"/>
+    <w:lsdException w:unhideWhenUsed="0" w:uiPriority="61" w:semiHidden="0" w:name="Light List Accent 2"/>
+    <w:lsdException w:unhideWhenUsed="0" w:uiPriority="62" w:semiHidden="0" w:name="Light Grid Accent 2"/>
+    <w:lsdException w:unhideWhenUsed="0" w:uiPriority="63" w:semiHidden="0" w:name="Medium Shading 1 Accent 2"/>
+    <w:lsdException w:unhideWhenUsed="0" w:uiPriority="64" w:semiHidden="0" w:name="Medium Shading 2 Accent 2"/>
+    <w:lsdException w:unhideWhenUsed="0" w:uiPriority="65" w:semiHidden="0" w:name="Medium List 1 Accent 2"/>
+    <w:lsdException w:unhideWhenUsed="0" w:uiPriority="66" w:semiHidden="0" w:name="Medium List 2 Accent 2"/>
+    <w:lsdException w:unhideWhenUsed="0" w:uiPriority="67" w:semiHidden="0" w:name="Medium Grid 1 Accent 2"/>
+    <w:lsdException w:unhideWhenUsed="0" w:uiPriority="68" w:semiHidden="0" w:name="Medium Grid 2 Accent 2"/>
+    <w:lsdException w:unhideWhenUsed="0" w:uiPriority="69" w:semiHidden="0" w:name="Medium Grid 3 Accent 2"/>
+    <w:lsdException w:unhideWhenUsed="0" w:uiPriority="70" w:semiHidden="0" w:name="Dark List Accent 2"/>
+    <w:lsdException w:unhideWhenUsed="0" w:uiPriority="71" w:semiHidden="0" w:name="Colorful Shading Accent 2"/>
+    <w:lsdException w:unhideWhenUsed="0" w:uiPriority="72" w:semiHidden="0" w:name="Colorful List Accent 2"/>
+    <w:lsdException w:unhideWhenUsed="0" w:uiPriority="73" w:semiHidden="0" w:name="Colorful Grid Accent 2"/>
+    <w:lsdException w:unhideWhenUsed="0" w:uiPriority="60" w:semiHidden="0" w:name="Light Shading Accent 3"/>
+    <w:lsdException w:unhideWhenUsed="0" w:uiPriority="61" w:semiHidden="0" w:name="Light List Accent 3"/>
+    <w:lsdException w:unhideWhenUsed="0" w:uiPriority="62" w:semiHidden="0" w:name="Light Grid Accent 3"/>
+    <w:lsdException w:unhideWhenUsed="0" w:uiPriority="63" w:semiHidden="0" w:name="Medium Shading 1 Accent 3"/>
+    <w:lsdException w:unhideWhenUsed="0" w:uiPriority="64" w:semiHidden="0" w:name="Medium Shading 2 Accent 3"/>
+    <w:lsdException w:unhideWhenUsed="0" w:uiPriority="65" w:semiHidden="0" w:name="Medium List 1 Accent 3"/>
+    <w:lsdException w:unhideWhenUsed="0" w:uiPriority="66" w:semiHidden="0" w:name="Medium List 2 Accent 3"/>
+    <w:lsdException w:unhideWhenUsed="0" w:uiPriority="67" w:semiHidden="0" w:name="Medium Grid 1 Accent 3"/>
+    <w:lsdException w:unhideWhenUsed="0" w:uiPriority="68" w:semiHidden="0" w:name="Medium Grid 2 Accent 3"/>
+    <w:lsdException w:unhideWhenUsed="0" w:uiPriority="69" w:semiHidden="0" w:name="Medium Grid 3 Accent 3"/>
+    <w:lsdException w:unhideWhenUsed="0" w:uiPriority="70" w:semiHidden="0" w:name="Dark List Accent 3"/>
+    <w:lsdException w:unhideWhenUsed="0" w:uiPriority="71" w:semiHidden="0" w:name="Colorful Shading Accent 3"/>
+    <w:lsdException w:unhideWhenUsed="0" w:uiPriority="72" w:semiHidden="0" w:name="Colorful List Accent 3"/>
+    <w:lsdException w:unhideWhenUsed="0" w:uiPriority="73" w:semiHidden="0" w:name="Colorful Grid Accent 3"/>
+    <w:lsdException w:unhideWhenUsed="0" w:uiPriority="60" w:semiHidden="0" w:name="Light Shading Accent 4"/>
+    <w:lsdException w:unhideWhenUsed="0" w:uiPriority="61" w:semiHidden="0" w:name="Light List Accent 4"/>
+    <w:lsdException w:unhideWhenUsed="0" w:uiPriority="62" w:semiHidden="0" w:name="Light Grid Accent 4"/>
+    <w:lsdException w:unhideWhenUsed="0" w:uiPriority="63" w:semiHidden="0" w:name="Medium Shading 1 Accent 4"/>
+    <w:lsdException w:unhideWhenUsed="0" w:uiPriority="64" w:semiHidden="0" w:name="Medium Shading 2 Accent 4"/>
+    <w:lsdException w:unhideWhenUsed="0" w:uiPriority="65" w:semiHidden="0" w:name="Medium List 1 Accent 4"/>
+    <w:lsdException w:unhideWhenUsed="0" w:uiPriority="66" w:semiHidden="0" w:name="Medium List 2 Accent 4"/>
+    <w:lsdException w:unhideWhenUsed="0" w:uiPriority="67" w:semiHidden="0" w:name="Medium Grid 1 Accent 4"/>
+    <w:lsdException w:unhideWhenUsed="0" w:uiPriority="68" w:semiHidden="0" w:name="Medium Grid 2 Accent 4"/>
+    <w:lsdException w:unhideWhenUsed="0" w:uiPriority="69" w:semiHidden="0" w:name="Medium Grid 3 Accent 4"/>
+    <w:lsdException w:unhideWhenUsed="0" w:uiPriority="70" w:semiHidden="0" w:name="Dark List Accent 4"/>
+    <w:lsdException w:unhideWhenUsed="0" w:uiPriority="71" w:semiHidden="0" w:name="Colorful Shading Accent 4"/>
+    <w:lsdException w:unhideWhenUsed="0" w:uiPriority="72" w:semiHidden="0" w:name="Colorful List Accent 4"/>
+    <w:lsdException w:unhideWhenUsed="0" w:uiPriority="73" w:semiHidden="0" w:name="Colorful Grid Accent 4"/>
+    <w:lsdException w:unhideWhenUsed="0" w:uiPriority="60" w:semiHidden="0" w:name="Light Shading Accent 5"/>
+    <w:lsdException w:unhideWhenUsed="0" w:uiPriority="61" w:semiHidden="0" w:name="Light List Accent 5"/>
+    <w:lsdException w:unhideWhenUsed="0" w:uiPriority="62" w:semiHidden="0" w:name="Light Grid Accent 5"/>
+    <w:lsdException w:unhideWhenUsed="0" w:uiPriority="63" w:semiHidden="0" w:name="Medium Shading 1 Accent 5"/>
+    <w:lsdException w:unhideWhenUsed="0" w:uiPriority="64" w:semiHidden="0" w:name="Medium Shading 2 Accent 5"/>
+    <w:lsdException w:unhideWhenUsed="0" w:uiPriority="65" w:semiHidden="0" w:name="Medium List 1 Accent 5"/>
+    <w:lsdException w:unhideWhenUsed="0" w:uiPriority="66" w:semiHidden="0" w:name="Medium List 2 Accent 5"/>
+    <w:lsdException w:unhideWhenUsed="0" w:uiPriority="67" w:semiHidden="0" w:name="Medium Grid 1 Accent 5"/>
+    <w:lsdException w:unhideWhenUsed="0" w:uiPriority="68" w:semiHidden="0" w:name="Medium Grid 2 Accent 5"/>
+    <w:lsdException w:unhideWhenUsed="0" w:uiPriority="69" w:semiHidden="0" w:name="Medium Grid 3 Accent 5"/>
+    <w:lsdException w:unhideWhenUsed="0" w:uiPriority="70" w:semiHidden="0" w:name="Dark List Accent 5"/>
+    <w:lsdException w:unhideWhenUsed="0" w:uiPriority="71" w:semiHidden="0" w:name="Colorful Shading Accent 5"/>
+    <w:lsdException w:unhideWhenUsed="0" w:uiPriority="72" w:semiHidden="0" w:name="Colorful List Accent 5"/>
+    <w:lsdException w:unhideWhenUsed="0" w:uiPriority="73" w:semiHidden="0" w:name="Colorful Grid Accent 5"/>
+    <w:lsdException w:unhideWhenUsed="0" w:uiPriority="60" w:semiHidden="0" w:name="Light Shading Accent 6"/>
+    <w:lsdException w:unhideWhenUsed="0" w:uiPriority="61" w:semiHidden="0" w:name="Light List Accent 6"/>
+    <w:lsdException w:unhideWhenUsed="0" w:uiPriority="62" w:semiHidden="0" w:name="Light Grid Accent 6"/>
+    <w:lsdException w:unhideWhenUsed="0" w:uiPriority="63" w:semiHidden="0" w:name="Medium Shading 1 Accent 6"/>
+    <w:lsdException w:unhideWhenUsed="0" w:uiPriority="64" w:semiHidden="0" w:name="Medium Shading 2 Accent 6"/>
+    <w:lsdException w:unhideWhenUsed="0" w:uiPriority="65" w:semiHidden="0" w:name="Medium List 1 Accent 6"/>
+    <w:lsdException w:unhideWhenUsed="0" w:uiPriority="66" w:semiHidden="0" w:name="Medium List 2 Accent 6"/>
+    <w:lsdException w:unhideWhenUsed="0" w:uiPriority="67" w:semiHidden="0" w:name="Medium Grid 1 Accent 6"/>
+    <w:lsdException w:unhideWhenUsed="0" w:uiPriority="68" w:semiHidden="0" w:name="Medium Grid 2 Accent 6"/>
+    <w:lsdException w:unhideWhenUsed="0" w:uiPriority="69" w:semiHidden="0" w:name="Medium Grid 3 Accent 6"/>
+    <w:lsdException w:unhideWhenUsed="0" w:uiPriority="70" w:semiHidden="0" w:name="Dark List Accent 6"/>
+    <w:lsdException w:unhideWhenUsed="0" w:uiPriority="71" w:semiHidden="0" w:name="Colorful Shading Accent 6"/>
+    <w:lsdException w:unhideWhenUsed="0" w:uiPriority="72" w:semiHidden="0" w:name="Colorful List Accent 6"/>
+    <w:lsdException w:unhideWhenUsed="0" w:uiPriority="73" w:semiHidden="0" w:name="Colorful Grid Accent 6"/>
   </w:latentStyles>
   <w:style w:type="paragraph" w:default="1" w:styleId="1">
     <w:name w:val="Normal"/>
@@ -8637,12 +13420,14 @@
     <w:name w:val="Default Paragraph Font"/>
     <w:semiHidden/>
     <w:unhideWhenUsed/>
+    <w:qFormat/>
     <w:uiPriority w:val="1"/>
   </w:style>
   <w:style w:type="table" w:default="1" w:styleId="4">
     <w:name w:val="Normal Table"/>
     <w:semiHidden/>
     <w:unhideWhenUsed/>
+    <w:qFormat/>
     <w:uiPriority w:val="99"/>
     <w:tblPr>
       <w:tblCellMar>
@@ -8654,6 +13439,15 @@
     </w:tblPr>
   </w:style>
   <w:style w:type="paragraph" w:styleId="5">
+    <w:name w:val="Body Text"/>
+    <w:basedOn w:val="1"/>
+    <w:qFormat/>
+    <w:uiPriority w:val="0"/>
+    <w:pPr>
+      <w:spacing w:after="140" w:line="276" w:lineRule="auto"/>
+    </w:pPr>
+  </w:style>
+  <w:style w:type="paragraph" w:styleId="6">
     <w:name w:val="caption"/>
     <w:basedOn w:val="1"/>
     <w:next w:val="1"/>
@@ -8671,46 +13465,7 @@
       <w:szCs w:val="24"/>
     </w:rPr>
   </w:style>
-  <w:style w:type="paragraph" w:styleId="6">
-    <w:name w:val="index 1"/>
-    <w:basedOn w:val="1"/>
-    <w:next w:val="1"/>
-    <w:semiHidden/>
-    <w:unhideWhenUsed/>
-    <w:qFormat/>
-    <w:uiPriority w:val="99"/>
-  </w:style>
   <w:style w:type="paragraph" w:styleId="7">
-    <w:name w:val="Body Text"/>
-    <w:basedOn w:val="1"/>
-    <w:uiPriority w:val="0"/>
-    <w:pPr>
-      <w:spacing w:after="140" w:line="276" w:lineRule="auto"/>
-    </w:pPr>
-  </w:style>
-  <w:style w:type="paragraph" w:styleId="8">
-    <w:name w:val="index heading"/>
-    <w:basedOn w:val="1"/>
-    <w:next w:val="6"/>
-    <w:qFormat/>
-    <w:uiPriority w:val="0"/>
-    <w:pPr>
-      <w:suppressLineNumbers/>
-    </w:pPr>
-    <w:rPr>
-      <w:rFonts w:cs="Lohit Devanagari"/>
-    </w:rPr>
-  </w:style>
-  <w:style w:type="paragraph" w:styleId="9">
-    <w:name w:val="List"/>
-    <w:basedOn w:val="7"/>
-    <w:qFormat/>
-    <w:uiPriority w:val="0"/>
-    <w:rPr>
-      <w:rFonts w:cs="Lohit Devanagari"/>
-    </w:rPr>
-  </w:style>
-  <w:style w:type="paragraph" w:styleId="10">
     <w:name w:val="HTML Preformatted"/>
     <w:basedOn w:val="1"/>
     <w:semiHidden/>
@@ -8744,9 +13499,41 @@
       <w:szCs w:val="20"/>
     </w:rPr>
   </w:style>
+  <w:style w:type="paragraph" w:styleId="8">
+    <w:name w:val="index 1"/>
+    <w:basedOn w:val="1"/>
+    <w:next w:val="1"/>
+    <w:semiHidden/>
+    <w:unhideWhenUsed/>
+    <w:qFormat/>
+    <w:uiPriority w:val="99"/>
+  </w:style>
+  <w:style w:type="paragraph" w:styleId="9">
+    <w:name w:val="index heading"/>
+    <w:basedOn w:val="1"/>
+    <w:next w:val="8"/>
+    <w:qFormat/>
+    <w:uiPriority w:val="0"/>
+    <w:pPr>
+      <w:suppressLineNumbers/>
+    </w:pPr>
+    <w:rPr>
+      <w:rFonts w:cs="Lohit Devanagari"/>
+    </w:rPr>
+  </w:style>
+  <w:style w:type="paragraph" w:styleId="10">
+    <w:name w:val="List"/>
+    <w:basedOn w:val="5"/>
+    <w:qFormat/>
+    <w:uiPriority w:val="0"/>
+    <w:rPr>
+      <w:rFonts w:cs="Lohit Devanagari"/>
+    </w:rPr>
+  </w:style>
   <w:style w:type="table" w:styleId="11">
     <w:name w:val="Table Grid"/>
     <w:basedOn w:val="4"/>
+    <w:qFormat/>
     <w:uiPriority w:val="39"/>
     <w:pPr>
       <w:spacing w:after="0" w:line="240" w:lineRule="auto"/>
@@ -8798,7 +13585,7 @@
   <w:style w:type="paragraph" w:customStyle="1" w:styleId="15">
     <w:name w:val="Заголовок"/>
     <w:basedOn w:val="1"/>
-    <w:next w:val="7"/>
+    <w:next w:val="5"/>
     <w:qFormat/>
     <w:uiPriority w:val="0"/>
     <w:pPr>
@@ -9071,7 +13858,9 @@
 
 <file path=customXml/item1.xml><?xml version="1.0" encoding="utf-8"?>
 <s:customData xmlns="http://www.wps.cn/officeDocument/2013/wpsCustomData" xmlns:s="http://www.wps.cn/officeDocument/2013/wpsCustomData">
-  <customSectProps/>
+  <customSectProps>
+    <customSectPr/>
+  </customSectProps>
   <customShpExts>
     <customShpInfo spid="_x0000_s1026" textRotate="1"/>
   </customShpExts>
